--- a/DesignPattern/Design pattern interview questions and answers.docx
+++ b/DesignPattern/Design pattern interview questions and answers.docx
@@ -329,7 +329,27 @@
           <w:rtl/>
           <w:lang w:bidi="fa-IR"/>
         </w:rPr>
-        <w:t xml:space="preserve"> صرفا یه کلاس هست که پیاده سازی ها مختلف یه متد رو داخل خودش نگه میداره و بسته به خواسته </w:t>
+        <w:t xml:space="preserve"> صرفا یه کلاس هست که </w:t>
+      </w:r>
+      <w:r>
+        <w:rPr>
+          <w:rFonts w:cs="B Nazanin" w:hint="cs"/>
+          <w:sz w:val="28"/>
+          <w:szCs w:val="28"/>
+          <w:rtl/>
+          <w:lang w:bidi="fa-IR"/>
+        </w:rPr>
+        <w:t>شکل های مختلف یه کلاس رو</w:t>
+      </w:r>
+      <w:r>
+        <w:rPr>
+          <w:rFonts w:cs="B Nazanin" w:hint="cs"/>
+          <w:sz w:val="28"/>
+          <w:szCs w:val="28"/>
+          <w:rtl/>
+          <w:lang w:bidi="fa-IR"/>
+        </w:rPr>
+        <w:t xml:space="preserve"> بسته به خواسته </w:t>
       </w:r>
       <w:r>
         <w:rPr>
@@ -348,7 +368,27 @@
           <w:rtl/>
           <w:lang w:bidi="fa-IR"/>
         </w:rPr>
-        <w:t>،‌ پیاده سازی مورد نیاز رو بهش برمیگردونه.</w:t>
+        <w:t>،</w:t>
+      </w:r>
+      <w:r>
+        <w:rPr>
+          <w:rFonts w:cs="B Nazanin" w:hint="cs"/>
+          <w:sz w:val="28"/>
+          <w:szCs w:val="28"/>
+          <w:rtl/>
+          <w:lang w:bidi="fa-IR"/>
+        </w:rPr>
+        <w:t xml:space="preserve"> (مثلا از طریق یه ورودی یا وضعیت موجود)</w:t>
+      </w:r>
+      <w:r>
+        <w:rPr>
+          <w:rFonts w:cs="B Nazanin" w:hint="cs"/>
+          <w:sz w:val="28"/>
+          <w:szCs w:val="28"/>
+          <w:rtl/>
+          <w:lang w:bidi="fa-IR"/>
+        </w:rPr>
+        <w:t>‌ بهش برمیگردونه.</w:t>
       </w:r>
     </w:p>
     <w:p>
@@ -1233,7 +1273,7 @@
           <w:lang w:bidi="fa-IR"/>
         </w:rPr>
         <w:lastRenderedPageBreak/>
-        <w:t>Singleton</w:t>
+        <w:t>Abstract factory</w:t>
       </w:r>
       <w:r>
         <w:rPr>
@@ -1269,7 +1309,7 @@
           <w:rtl/>
           <w:lang w:bidi="fa-IR"/>
         </w:rPr>
-        <w:t xml:space="preserve">یه </w:t>
+        <w:t xml:space="preserve">از نوع </w:t>
       </w:r>
       <w:r>
         <w:rPr>
@@ -1288,236 +1328,7 @@
           <w:rtl/>
           <w:lang w:bidi="fa-IR"/>
         </w:rPr>
-        <w:t xml:space="preserve"> هست که </w:t>
-      </w:r>
-      <w:r>
-        <w:rPr>
-          <w:rFonts w:cs="B Nazanin" w:hint="cs"/>
-          <w:sz w:val="28"/>
-          <w:szCs w:val="28"/>
-          <w:rtl/>
-          <w:lang w:bidi="fa-IR"/>
-        </w:rPr>
-        <w:t xml:space="preserve">برای ساخت </w:t>
-      </w:r>
-      <w:r>
-        <w:rPr>
-          <w:rFonts w:cs="B Nazanin"/>
-          <w:sz w:val="28"/>
-          <w:szCs w:val="28"/>
-          <w:lang w:bidi="fa-IR"/>
-        </w:rPr>
-        <w:t>instance</w:t>
-      </w:r>
-      <w:r>
-        <w:rPr>
-          <w:rFonts w:cs="B Nazanin" w:hint="cs"/>
-          <w:sz w:val="28"/>
-          <w:szCs w:val="28"/>
-          <w:rtl/>
-          <w:lang w:bidi="fa-IR"/>
-        </w:rPr>
-        <w:t xml:space="preserve"> از کلاس هایی استفاده میشه که میخوایم در طول اجرای برنامه فقط یه </w:t>
-      </w:r>
-      <w:r>
-        <w:rPr>
-          <w:rFonts w:cs="B Nazanin"/>
-          <w:sz w:val="28"/>
-          <w:szCs w:val="28"/>
-          <w:lang w:bidi="fa-IR"/>
-        </w:rPr>
-        <w:t>instance</w:t>
-      </w:r>
-      <w:r>
-        <w:rPr>
-          <w:rFonts w:cs="B Nazanin" w:hint="cs"/>
-          <w:sz w:val="28"/>
-          <w:szCs w:val="28"/>
-          <w:rtl/>
-          <w:lang w:bidi="fa-IR"/>
-        </w:rPr>
-        <w:t xml:space="preserve"> از اون کلاس رو داشته باشیم. برای نمونه، هر برنامه ای نیاز به یه </w:t>
-      </w:r>
-      <w:r>
-        <w:rPr>
-          <w:rFonts w:cs="B Nazanin"/>
-          <w:sz w:val="28"/>
-          <w:szCs w:val="28"/>
-          <w:lang w:bidi="fa-IR"/>
-        </w:rPr>
-        <w:t>logger</w:t>
-      </w:r>
-      <w:r>
-        <w:rPr>
-          <w:rFonts w:cs="B Nazanin" w:hint="cs"/>
-          <w:sz w:val="28"/>
-          <w:szCs w:val="28"/>
-          <w:rtl/>
-          <w:lang w:bidi="fa-IR"/>
-        </w:rPr>
-        <w:t xml:space="preserve"> داره که برای قسمت های مختلف برنامه </w:t>
-      </w:r>
-      <w:r>
-        <w:rPr>
-          <w:rFonts w:cs="B Nazanin"/>
-          <w:sz w:val="28"/>
-          <w:szCs w:val="28"/>
-          <w:lang w:bidi="fa-IR"/>
-        </w:rPr>
-        <w:t>log</w:t>
-      </w:r>
-      <w:r>
-        <w:rPr>
-          <w:rFonts w:cs="B Nazanin" w:hint="cs"/>
-          <w:sz w:val="28"/>
-          <w:szCs w:val="28"/>
-          <w:rtl/>
-          <w:lang w:bidi="fa-IR"/>
-        </w:rPr>
-        <w:t xml:space="preserve"> بندازه. زمانیکه میخوایم </w:t>
-      </w:r>
-      <w:r>
-        <w:rPr>
-          <w:rFonts w:cs="B Nazanin"/>
-          <w:sz w:val="28"/>
-          <w:szCs w:val="28"/>
-          <w:lang w:bidi="fa-IR"/>
-        </w:rPr>
-        <w:t>logger</w:t>
-      </w:r>
-      <w:r>
-        <w:rPr>
-          <w:rFonts w:cs="B Nazanin" w:hint="cs"/>
-          <w:sz w:val="28"/>
-          <w:szCs w:val="28"/>
-          <w:rtl/>
-          <w:lang w:bidi="fa-IR"/>
-        </w:rPr>
-        <w:t xml:space="preserve"> رو </w:t>
-      </w:r>
-      <w:r>
-        <w:rPr>
-          <w:rFonts w:cs="B Nazanin"/>
-          <w:sz w:val="28"/>
-          <w:szCs w:val="28"/>
-          <w:lang w:bidi="fa-IR"/>
-        </w:rPr>
-        <w:t>new</w:t>
-      </w:r>
-      <w:r>
-        <w:rPr>
-          <w:rFonts w:cs="B Nazanin" w:hint="cs"/>
-          <w:sz w:val="28"/>
-          <w:szCs w:val="28"/>
-          <w:rtl/>
-          <w:lang w:bidi="fa-IR"/>
-        </w:rPr>
-        <w:t xml:space="preserve"> کنیم، چیزایی مثل زمان شروع اجرای برنامه (که خب معمولا بعد از اجرای برنامه با یه </w:t>
-      </w:r>
-      <w:r>
-        <w:rPr>
-          <w:rFonts w:cs="B Nazanin"/>
-          <w:sz w:val="28"/>
-          <w:szCs w:val="28"/>
-          <w:lang w:bidi="fa-IR"/>
-        </w:rPr>
-        <w:t>Datetime.Now</w:t>
-      </w:r>
-      <w:r>
-        <w:rPr>
-          <w:rFonts w:cs="B Nazanin" w:hint="cs"/>
-          <w:sz w:val="28"/>
-          <w:szCs w:val="28"/>
-          <w:rtl/>
-          <w:lang w:bidi="fa-IR"/>
-        </w:rPr>
-        <w:t xml:space="preserve"> مقداردهی میشه) رو داریم براش تعیین می کنیم؛ اگه این کلاس قرار باشه با هر بار </w:t>
-      </w:r>
-      <w:r>
-        <w:rPr>
-          <w:rFonts w:cs="B Nazanin"/>
-          <w:sz w:val="28"/>
-          <w:szCs w:val="28"/>
-          <w:lang w:bidi="fa-IR"/>
-        </w:rPr>
-        <w:t>new</w:t>
-      </w:r>
-      <w:r>
-        <w:rPr>
-          <w:rFonts w:cs="B Nazanin" w:hint="cs"/>
-          <w:sz w:val="28"/>
-          <w:szCs w:val="28"/>
-          <w:rtl/>
-          <w:lang w:bidi="fa-IR"/>
-        </w:rPr>
-        <w:t xml:space="preserve"> کردن اش زمان شروع اجرای برنامه </w:t>
-      </w:r>
-      <w:r>
-        <w:rPr>
-          <w:rFonts w:cs="B Nazanin" w:hint="cs"/>
-          <w:sz w:val="28"/>
-          <w:szCs w:val="28"/>
-          <w:rtl/>
-          <w:lang w:bidi="fa-IR"/>
-        </w:rPr>
-        <w:t xml:space="preserve">رو برای هر </w:t>
-      </w:r>
-      <w:r>
-        <w:rPr>
-          <w:rFonts w:cs="B Nazanin"/>
-          <w:sz w:val="28"/>
-          <w:szCs w:val="28"/>
-          <w:lang w:bidi="fa-IR"/>
-        </w:rPr>
-        <w:t>instance</w:t>
-      </w:r>
-      <w:r>
-        <w:rPr>
-          <w:rFonts w:cs="B Nazanin" w:hint="cs"/>
-          <w:sz w:val="28"/>
-          <w:szCs w:val="28"/>
-          <w:rtl/>
-          <w:lang w:bidi="fa-IR"/>
-        </w:rPr>
-        <w:t xml:space="preserve"> اش تغییر بده، دیگه اون زمان </w:t>
-      </w:r>
-      <w:r>
-        <w:rPr>
-          <w:rFonts w:cs="B Nazanin"/>
-          <w:sz w:val="28"/>
-          <w:szCs w:val="28"/>
-          <w:lang w:bidi="fa-IR"/>
-        </w:rPr>
-        <w:t>valid</w:t>
-      </w:r>
-      <w:r>
-        <w:rPr>
-          <w:rFonts w:cs="B Nazanin" w:hint="cs"/>
-          <w:sz w:val="28"/>
-          <w:szCs w:val="28"/>
-          <w:rtl/>
-          <w:lang w:bidi="fa-IR"/>
-        </w:rPr>
-        <w:t xml:space="preserve"> نیست. پس لازمه که از این کلاس، همیشه یه </w:t>
-      </w:r>
-      <w:r>
-        <w:rPr>
-          <w:rFonts w:cs="B Nazanin"/>
-          <w:sz w:val="28"/>
-          <w:szCs w:val="28"/>
-          <w:lang w:bidi="fa-IR"/>
-        </w:rPr>
-        <w:t>instance</w:t>
-      </w:r>
-      <w:r>
-        <w:rPr>
-          <w:rFonts w:cs="B Nazanin" w:hint="cs"/>
-          <w:sz w:val="28"/>
-          <w:szCs w:val="28"/>
-          <w:rtl/>
-          <w:lang w:bidi="fa-IR"/>
-        </w:rPr>
-        <w:t xml:space="preserve"> در کل برنامه در زمان اجراش داشته باشیم.</w:t>
+        <w:t xml:space="preserve"> هاس. </w:t>
       </w:r>
     </w:p>
     <w:p>
@@ -1543,6 +1354,1488 @@
           <w:rtl/>
           <w:lang w:bidi="fa-IR"/>
         </w:rPr>
+        <w:t xml:space="preserve">در ظاهر خیلی مشابه </w:t>
+      </w:r>
+      <w:r>
+        <w:rPr>
+          <w:rFonts w:cs="B Nazanin"/>
+          <w:sz w:val="28"/>
+          <w:szCs w:val="28"/>
+          <w:lang w:bidi="fa-IR"/>
+        </w:rPr>
+        <w:t>Factory method</w:t>
+      </w:r>
+      <w:r>
+        <w:rPr>
+          <w:rFonts w:cs="B Nazanin" w:hint="cs"/>
+          <w:sz w:val="28"/>
+          <w:szCs w:val="28"/>
+          <w:rtl/>
+          <w:lang w:bidi="fa-IR"/>
+        </w:rPr>
+        <w:t xml:space="preserve"> ئه و تا حد زیادی هم مثل همون عمل میکنه اما یه تفاوت مهم داره. </w:t>
+      </w:r>
+      <w:r>
+        <w:rPr>
+          <w:rFonts w:cs="B Nazanin" w:hint="cs"/>
+          <w:sz w:val="28"/>
+          <w:szCs w:val="28"/>
+          <w:rtl/>
+          <w:lang w:bidi="fa-IR"/>
+        </w:rPr>
+        <w:t>اینکه توی این پترن ما فقط به دنبال ایجاد یه شئ (</w:t>
+      </w:r>
+      <w:r>
+        <w:rPr>
+          <w:rFonts w:cs="B Nazanin"/>
+          <w:sz w:val="28"/>
+          <w:szCs w:val="28"/>
+          <w:lang w:bidi="fa-IR"/>
+        </w:rPr>
+        <w:t>Product</w:t>
+      </w:r>
+      <w:r>
+        <w:rPr>
+          <w:rFonts w:cs="B Nazanin" w:hint="cs"/>
+          <w:sz w:val="28"/>
+          <w:szCs w:val="28"/>
+          <w:rtl/>
+          <w:lang w:bidi="fa-IR"/>
+        </w:rPr>
+        <w:t>) نیستیم بلکه مجموعه ای از اشیای مرتبط یا وابسته به همدیگه رو میخوایم بسازیم. هر پکیج یا مجموعه،‌ اشیای مرتبط به خودشو میسازه و قرار نیست در خروجی این پترن، اشیای نامرتبط به یه مجموعه رو براش تولید کنیم.</w:t>
+      </w:r>
+      <w:r>
+        <w:rPr>
+          <w:rFonts w:cs="B Nazanin" w:hint="cs"/>
+          <w:sz w:val="28"/>
+          <w:szCs w:val="28"/>
+          <w:rtl/>
+          <w:lang w:bidi="fa-IR"/>
+        </w:rPr>
+        <w:t xml:space="preserve"> پس انگار که همون </w:t>
+      </w:r>
+      <w:r>
+        <w:rPr>
+          <w:rFonts w:cs="B Nazanin"/>
+          <w:sz w:val="28"/>
+          <w:szCs w:val="28"/>
+          <w:lang w:bidi="fa-IR"/>
+        </w:rPr>
+        <w:t>Factory method</w:t>
+      </w:r>
+      <w:r>
+        <w:rPr>
+          <w:rFonts w:cs="B Nazanin" w:hint="cs"/>
+          <w:sz w:val="28"/>
+          <w:szCs w:val="28"/>
+          <w:rtl/>
+          <w:lang w:bidi="fa-IR"/>
+        </w:rPr>
+        <w:t xml:space="preserve"> رو داریم استفاده میکنیم اما برای چندتا </w:t>
+      </w:r>
+      <w:r>
+        <w:rPr>
+          <w:rFonts w:cs="B Nazanin"/>
+          <w:sz w:val="28"/>
+          <w:szCs w:val="28"/>
+          <w:lang w:bidi="fa-IR"/>
+        </w:rPr>
+        <w:t>Product</w:t>
+      </w:r>
+      <w:r>
+        <w:rPr>
+          <w:rFonts w:cs="B Nazanin" w:hint="cs"/>
+          <w:sz w:val="28"/>
+          <w:szCs w:val="28"/>
+          <w:rtl/>
+          <w:lang w:bidi="fa-IR"/>
+        </w:rPr>
+        <w:t xml:space="preserve"> که به هم مرتبط یا وابسته ان.</w:t>
+      </w:r>
+    </w:p>
+    <w:p>
+      <w:pPr>
+        <w:pStyle w:val="ListParagraph"/>
+        <w:numPr>
+          <w:ilvl w:val="1"/>
+          <w:numId w:val="1"/>
+        </w:numPr>
+        <w:bidi/>
+        <w:rPr>
+          <w:rFonts w:cs="B Nazanin"/>
+          <w:sz w:val="28"/>
+          <w:szCs w:val="28"/>
+          <w:lang w:bidi="fa-IR"/>
+        </w:rPr>
+      </w:pPr>
+      <w:r>
+        <w:rPr>
+          <w:rFonts w:cs="B Nazanin" w:hint="cs"/>
+          <w:sz w:val="28"/>
+          <w:szCs w:val="28"/>
+          <w:rtl/>
+          <w:lang w:bidi="fa-IR"/>
+        </w:rPr>
+        <w:t xml:space="preserve">اگه بخوایم از روی </w:t>
+      </w:r>
+      <w:r>
+        <w:rPr>
+          <w:rFonts w:cs="B Nazanin"/>
+          <w:sz w:val="28"/>
+          <w:szCs w:val="28"/>
+          <w:lang w:bidi="fa-IR"/>
+        </w:rPr>
+        <w:t>factory method</w:t>
+      </w:r>
+      <w:r>
+        <w:rPr>
+          <w:rFonts w:cs="B Nazanin" w:hint="cs"/>
+          <w:sz w:val="28"/>
+          <w:szCs w:val="28"/>
+          <w:rtl/>
+          <w:lang w:bidi="fa-IR"/>
+        </w:rPr>
+        <w:t xml:space="preserve"> بگیم، به جای یه اینترفیس </w:t>
+      </w:r>
+      <w:r>
+        <w:rPr>
+          <w:rFonts w:cs="B Nazanin"/>
+          <w:sz w:val="28"/>
+          <w:szCs w:val="28"/>
+          <w:lang w:bidi="fa-IR"/>
+        </w:rPr>
+        <w:t>Product</w:t>
+      </w:r>
+      <w:r>
+        <w:rPr>
+          <w:rFonts w:cs="B Nazanin" w:hint="cs"/>
+          <w:sz w:val="28"/>
+          <w:szCs w:val="28"/>
+          <w:rtl/>
+          <w:lang w:bidi="fa-IR"/>
+        </w:rPr>
+        <w:t xml:space="preserve">، چندتا اینترفیس مختلف داریم که </w:t>
+      </w:r>
+      <w:r>
+        <w:rPr>
+          <w:rFonts w:cs="B Nazanin"/>
+          <w:sz w:val="28"/>
+          <w:szCs w:val="28"/>
+          <w:lang w:bidi="fa-IR"/>
+        </w:rPr>
+        <w:t>Product</w:t>
+      </w:r>
+      <w:r>
+        <w:rPr>
+          <w:rFonts w:cs="B Nazanin" w:hint="cs"/>
+          <w:sz w:val="28"/>
+          <w:szCs w:val="28"/>
+          <w:rtl/>
+          <w:lang w:bidi="fa-IR"/>
+        </w:rPr>
+        <w:t xml:space="preserve"> های مختلفی رو نمایندگی میکنن. </w:t>
+      </w:r>
+      <w:r>
+        <w:rPr>
+          <w:rFonts w:cs="B Nazanin"/>
+          <w:sz w:val="28"/>
+          <w:szCs w:val="28"/>
+          <w:rtl/>
+          <w:lang w:bidi="fa-IR"/>
+        </w:rPr>
+        <w:br/>
+      </w:r>
+      <w:r>
+        <w:rPr>
+          <w:rFonts w:cs="B Nazanin" w:hint="cs"/>
+          <w:sz w:val="28"/>
+          <w:szCs w:val="28"/>
+          <w:rtl/>
+          <w:lang w:bidi="fa-IR"/>
+        </w:rPr>
+        <w:t xml:space="preserve">کلاس </w:t>
+      </w:r>
+      <w:r>
+        <w:rPr>
+          <w:rFonts w:cs="B Nazanin"/>
+          <w:sz w:val="28"/>
+          <w:szCs w:val="28"/>
+          <w:lang w:bidi="fa-IR"/>
+        </w:rPr>
+        <w:t>Creator</w:t>
+      </w:r>
+      <w:r>
+        <w:rPr>
+          <w:rFonts w:cs="B Nazanin" w:hint="cs"/>
+          <w:sz w:val="28"/>
+          <w:szCs w:val="28"/>
+          <w:rtl/>
+          <w:lang w:bidi="fa-IR"/>
+        </w:rPr>
+        <w:t xml:space="preserve"> ما حالا بیشتر از یه متد </w:t>
+      </w:r>
+      <w:r>
+        <w:rPr>
+          <w:rFonts w:cs="B Nazanin"/>
+          <w:sz w:val="28"/>
+          <w:szCs w:val="28"/>
+          <w:lang w:bidi="fa-IR"/>
+        </w:rPr>
+        <w:t>CreateProduct</w:t>
+      </w:r>
+      <w:r>
+        <w:rPr>
+          <w:rFonts w:cs="B Nazanin" w:hint="cs"/>
+          <w:sz w:val="28"/>
+          <w:szCs w:val="28"/>
+          <w:rtl/>
+          <w:lang w:bidi="fa-IR"/>
+        </w:rPr>
+        <w:t xml:space="preserve"> داره و در واقع به تعداد </w:t>
+      </w:r>
+      <w:r>
+        <w:rPr>
+          <w:rFonts w:cs="B Nazanin"/>
+          <w:sz w:val="28"/>
+          <w:szCs w:val="28"/>
+          <w:lang w:bidi="fa-IR"/>
+        </w:rPr>
+        <w:t>Product</w:t>
+      </w:r>
+      <w:r>
+        <w:rPr>
+          <w:rFonts w:cs="B Nazanin" w:hint="cs"/>
+          <w:sz w:val="28"/>
+          <w:szCs w:val="28"/>
+          <w:rtl/>
+          <w:lang w:bidi="fa-IR"/>
+        </w:rPr>
+        <w:t xml:space="preserve"> ها هست.</w:t>
+      </w:r>
+      <w:r>
+        <w:rPr>
+          <w:rFonts w:cs="B Nazanin" w:hint="cs"/>
+          <w:sz w:val="28"/>
+          <w:szCs w:val="28"/>
+          <w:rtl/>
+          <w:lang w:bidi="fa-IR"/>
+        </w:rPr>
+        <w:t xml:space="preserve"> </w:t>
+      </w:r>
+      <w:r>
+        <w:rPr>
+          <w:rFonts w:cs="B Nazanin"/>
+          <w:sz w:val="28"/>
+          <w:szCs w:val="28"/>
+          <w:rtl/>
+          <w:lang w:bidi="fa-IR"/>
+        </w:rPr>
+        <w:br/>
+      </w:r>
+      <w:r>
+        <w:rPr>
+          <w:rFonts w:cs="B Nazanin"/>
+          <w:sz w:val="28"/>
+          <w:szCs w:val="28"/>
+          <w:lang w:bidi="fa-IR"/>
+        </w:rPr>
+        <w:t>ConcreteCreator</w:t>
+      </w:r>
+      <w:r>
+        <w:rPr>
+          <w:rFonts w:cs="B Nazanin" w:hint="cs"/>
+          <w:sz w:val="28"/>
+          <w:szCs w:val="28"/>
+          <w:rtl/>
+          <w:lang w:bidi="fa-IR"/>
+        </w:rPr>
+        <w:t xml:space="preserve"> ها که از </w:t>
+      </w:r>
+      <w:r>
+        <w:rPr>
+          <w:rFonts w:cs="B Nazanin"/>
+          <w:sz w:val="28"/>
+          <w:szCs w:val="28"/>
+          <w:lang w:bidi="fa-IR"/>
+        </w:rPr>
+        <w:t>Creator</w:t>
+      </w:r>
+      <w:r>
+        <w:rPr>
+          <w:rFonts w:cs="B Nazanin" w:hint="cs"/>
+          <w:sz w:val="28"/>
+          <w:szCs w:val="28"/>
+          <w:rtl/>
+          <w:lang w:bidi="fa-IR"/>
+        </w:rPr>
+        <w:t xml:space="preserve"> ارث بری میکنن چندین مدل مختلف میتونن باشن و بستگی به نیازمندی ما داره. در نهایت </w:t>
+      </w:r>
+      <w:r>
+        <w:rPr>
+          <w:rFonts w:cs="B Nazanin"/>
+          <w:sz w:val="28"/>
+          <w:szCs w:val="28"/>
+          <w:lang w:bidi="fa-IR"/>
+        </w:rPr>
+        <w:t>ConcreteProduct</w:t>
+      </w:r>
+      <w:r>
+        <w:rPr>
+          <w:rFonts w:cs="B Nazanin" w:hint="cs"/>
+          <w:sz w:val="28"/>
+          <w:szCs w:val="28"/>
+          <w:rtl/>
+          <w:lang w:bidi="fa-IR"/>
+        </w:rPr>
+        <w:t xml:space="preserve"> ها هستن که اینا هم بسته به انواع مختلفی که هر </w:t>
+      </w:r>
+      <w:r>
+        <w:rPr>
+          <w:rFonts w:cs="B Nazanin"/>
+          <w:sz w:val="28"/>
+          <w:szCs w:val="28"/>
+          <w:lang w:bidi="fa-IR"/>
+        </w:rPr>
+        <w:t>Product</w:t>
+      </w:r>
+      <w:r>
+        <w:rPr>
+          <w:rFonts w:cs="B Nazanin" w:hint="cs"/>
+          <w:sz w:val="28"/>
+          <w:szCs w:val="28"/>
+          <w:rtl/>
+          <w:lang w:bidi="fa-IR"/>
+        </w:rPr>
+        <w:t xml:space="preserve"> میتونه ساخته بشه، تعدادشون متغیره</w:t>
+      </w:r>
+      <w:r>
+        <w:rPr>
+          <w:rFonts w:cs="B Nazanin" w:hint="cs"/>
+          <w:sz w:val="28"/>
+          <w:szCs w:val="28"/>
+          <w:rtl/>
+          <w:lang w:bidi="fa-IR"/>
+        </w:rPr>
+        <w:t>.</w:t>
+      </w:r>
+    </w:p>
+    <w:p>
+      <w:pPr>
+        <w:pStyle w:val="ListParagraph"/>
+        <w:numPr>
+          <w:ilvl w:val="1"/>
+          <w:numId w:val="1"/>
+        </w:numPr>
+        <w:bidi/>
+        <w:rPr>
+          <w:rFonts w:cs="B Nazanin"/>
+          <w:sz w:val="28"/>
+          <w:szCs w:val="28"/>
+          <w:lang w:bidi="fa-IR"/>
+        </w:rPr>
+      </w:pPr>
+      <w:r>
+        <w:rPr>
+          <w:rFonts w:cs="B Nazanin" w:hint="cs"/>
+          <w:sz w:val="28"/>
+          <w:szCs w:val="28"/>
+          <w:rtl/>
+          <w:lang w:bidi="fa-IR"/>
+        </w:rPr>
+        <w:t>یه نکته مهم که داره اینه که برای هر مجموعه از اشیا (</w:t>
+      </w:r>
+      <w:r>
+        <w:rPr>
+          <w:rFonts w:cs="B Nazanin"/>
+          <w:sz w:val="28"/>
+          <w:szCs w:val="28"/>
+          <w:lang w:bidi="fa-IR"/>
+        </w:rPr>
+        <w:t>Product</w:t>
+      </w:r>
+      <w:r>
+        <w:rPr>
+          <w:rFonts w:cs="B Nazanin" w:hint="cs"/>
+          <w:sz w:val="28"/>
+          <w:szCs w:val="28"/>
+          <w:rtl/>
+          <w:lang w:bidi="fa-IR"/>
+        </w:rPr>
+        <w:t xml:space="preserve"> ها)،‌ فقط اشیای مرتبط ساخته میشن و اگر توی یه مجموعه قرار باشه از مثلا </w:t>
+      </w:r>
+      <w:r>
+        <w:rPr>
+          <w:rFonts w:cs="B Nazanin"/>
+          <w:sz w:val="28"/>
+          <w:szCs w:val="28"/>
+          <w:lang w:bidi="fa-IR"/>
+        </w:rPr>
+        <w:t>ConcreteProductA</w:t>
+      </w:r>
+      <w:r>
+        <w:rPr>
+          <w:rFonts w:cs="B Nazanin" w:hint="cs"/>
+          <w:sz w:val="28"/>
+          <w:szCs w:val="28"/>
+          <w:rtl/>
+          <w:lang w:bidi="fa-IR"/>
+        </w:rPr>
+        <w:t xml:space="preserve"> بسازیم،‌ دیگه امکان اینکه توی همون مجموعه از </w:t>
+      </w:r>
+      <w:r>
+        <w:rPr>
+          <w:rFonts w:cs="B Nazanin"/>
+          <w:sz w:val="28"/>
+          <w:szCs w:val="28"/>
+          <w:lang w:bidi="fa-IR"/>
+        </w:rPr>
+        <w:t>ConcreteProductB</w:t>
+      </w:r>
+      <w:r>
+        <w:rPr>
+          <w:rFonts w:cs="B Nazanin" w:hint="cs"/>
+          <w:sz w:val="28"/>
+          <w:szCs w:val="28"/>
+          <w:rtl/>
+          <w:lang w:bidi="fa-IR"/>
+        </w:rPr>
+        <w:t xml:space="preserve"> بسازیم وجود نداره.</w:t>
+      </w:r>
+    </w:p>
+    <w:p>
+      <w:pPr>
+        <w:pStyle w:val="ListParagraph"/>
+        <w:numPr>
+          <w:ilvl w:val="1"/>
+          <w:numId w:val="1"/>
+        </w:numPr>
+        <w:bidi/>
+        <w:rPr>
+          <w:rFonts w:cs="B Nazanin"/>
+          <w:sz w:val="28"/>
+          <w:szCs w:val="28"/>
+          <w:lang w:bidi="fa-IR"/>
+        </w:rPr>
+      </w:pPr>
+      <w:r>
+        <w:rPr>
+          <w:rFonts w:cs="B Nazanin" w:hint="cs"/>
+          <w:sz w:val="28"/>
+          <w:szCs w:val="28"/>
+          <w:rtl/>
+          <w:lang w:bidi="fa-IR"/>
+        </w:rPr>
+        <w:t xml:space="preserve">یه نمونه از </w:t>
+      </w:r>
+      <w:r>
+        <w:rPr>
+          <w:rFonts w:cs="B Nazanin"/>
+          <w:sz w:val="28"/>
+          <w:szCs w:val="28"/>
+          <w:lang w:bidi="fa-IR"/>
+        </w:rPr>
+        <w:t>class diagram</w:t>
+      </w:r>
+      <w:r>
+        <w:rPr>
+          <w:rFonts w:cs="B Nazanin" w:hint="cs"/>
+          <w:sz w:val="28"/>
+          <w:szCs w:val="28"/>
+          <w:rtl/>
+          <w:lang w:bidi="fa-IR"/>
+        </w:rPr>
+        <w:t xml:space="preserve"> این پترن رو ببینیم</w:t>
+      </w:r>
+      <w:r>
+        <w:rPr>
+          <w:rFonts w:cs="B Nazanin" w:hint="cs"/>
+          <w:sz w:val="28"/>
+          <w:szCs w:val="28"/>
+          <w:rtl/>
+          <w:lang w:bidi="fa-IR"/>
+        </w:rPr>
+        <w:t>:</w:t>
+      </w:r>
+      <w:r>
+        <w:rPr>
+          <w:rFonts w:cs="B Nazanin"/>
+          <w:sz w:val="28"/>
+          <w:szCs w:val="28"/>
+          <w:rtl/>
+          <w:lang w:bidi="fa-IR"/>
+        </w:rPr>
+        <w:br/>
+      </w:r>
+      <w:r>
+        <w:rPr>
+          <w:rFonts w:cs="B Nazanin"/>
+          <w:noProof/>
+          <w:sz w:val="28"/>
+          <w:szCs w:val="28"/>
+          <w:lang w:bidi="fa-IR"/>
+        </w:rPr>
+        <w:drawing>
+          <wp:inline distT="0" distB="0" distL="0" distR="0" wp14:anchorId="40DE3D30" wp14:editId="77141E3D">
+            <wp:extent cx="5943600" cy="3305175"/>
+            <wp:effectExtent l="0" t="0" r="0" b="0"/>
+            <wp:docPr id="1165846503" name="Picture 4"/>
+            <wp:cNvGraphicFramePr>
+              <a:graphicFrameLocks xmlns:a="http://schemas.openxmlformats.org/drawingml/2006/main" noChangeAspect="1"/>
+            </wp:cNvGraphicFramePr>
+            <a:graphic xmlns:a="http://schemas.openxmlformats.org/drawingml/2006/main">
+              <a:graphicData uri="http://schemas.openxmlformats.org/drawingml/2006/picture">
+                <pic:pic xmlns:pic="http://schemas.openxmlformats.org/drawingml/2006/picture">
+                  <pic:nvPicPr>
+                    <pic:cNvPr id="1165846503" name="Picture 1165846503"/>
+                    <pic:cNvPicPr/>
+                  </pic:nvPicPr>
+                  <pic:blipFill>
+                    <a:blip r:embed="rId6" cstate="print">
+                      <a:extLst>
+                        <a:ext uri="{28A0092B-C50C-407E-A947-70E740481C1C}">
+                          <a14:useLocalDpi xmlns:a14="http://schemas.microsoft.com/office/drawing/2010/main" val="0"/>
+                        </a:ext>
+                      </a:extLst>
+                    </a:blip>
+                    <a:stretch>
+                      <a:fillRect/>
+                    </a:stretch>
+                  </pic:blipFill>
+                  <pic:spPr>
+                    <a:xfrm>
+                      <a:off x="0" y="0"/>
+                      <a:ext cx="5943600" cy="3305175"/>
+                    </a:xfrm>
+                    <a:prstGeom prst="rect">
+                      <a:avLst/>
+                    </a:prstGeom>
+                  </pic:spPr>
+                </pic:pic>
+              </a:graphicData>
+            </a:graphic>
+          </wp:inline>
+        </w:drawing>
+      </w:r>
+    </w:p>
+    <w:p>
+      <w:pPr>
+        <w:rPr>
+          <w:rFonts w:cs="B Nazanin"/>
+          <w:sz w:val="28"/>
+          <w:szCs w:val="28"/>
+          <w:rtl/>
+          <w:lang w:bidi="fa-IR"/>
+        </w:rPr>
+      </w:pPr>
+      <w:r>
+        <w:rPr>
+          <w:rFonts w:cs="Times New Roman"/>
+          <w:sz w:val="28"/>
+          <w:szCs w:val="28"/>
+          <w:rtl/>
+          <w:lang w:bidi="fa-IR"/>
+        </w:rPr>
+        <w:br w:type="page"/>
+      </w:r>
+    </w:p>
+    <w:p>
+      <w:pPr>
+        <w:pStyle w:val="ListParagraph"/>
+        <w:numPr>
+          <w:ilvl w:val="1"/>
+          <w:numId w:val="1"/>
+        </w:numPr>
+        <w:bidi/>
+        <w:rPr>
+          <w:rFonts w:cs="B Nazanin"/>
+          <w:sz w:val="28"/>
+          <w:szCs w:val="28"/>
+          <w:lang w:bidi="fa-IR"/>
+        </w:rPr>
+      </w:pPr>
+      <w:r>
+        <w:rPr>
+          <w:rFonts w:cs="B Nazanin" w:hint="cs"/>
+          <w:sz w:val="28"/>
+          <w:szCs w:val="28"/>
+          <w:rtl/>
+          <w:lang w:bidi="fa-IR"/>
+        </w:rPr>
+        <w:lastRenderedPageBreak/>
+        <w:t>مزایا:</w:t>
+      </w:r>
+      <w:r>
+        <w:rPr>
+          <w:rFonts w:cs="B Nazanin" w:hint="cs"/>
+          <w:sz w:val="28"/>
+          <w:szCs w:val="28"/>
+          <w:rtl/>
+          <w:lang w:bidi="fa-IR"/>
+        </w:rPr>
+        <w:t xml:space="preserve"> مشابه با </w:t>
+      </w:r>
+      <w:r>
+        <w:rPr>
+          <w:rFonts w:cs="B Nazanin"/>
+          <w:sz w:val="28"/>
+          <w:szCs w:val="28"/>
+          <w:lang w:bidi="fa-IR"/>
+        </w:rPr>
+        <w:t>FactoryMethod</w:t>
+      </w:r>
+      <w:r>
+        <w:rPr>
+          <w:rFonts w:cs="B Nazanin" w:hint="cs"/>
+          <w:sz w:val="28"/>
+          <w:szCs w:val="28"/>
+          <w:rtl/>
+          <w:lang w:bidi="fa-IR"/>
+        </w:rPr>
+        <w:t xml:space="preserve"> ئه. یکی بحث </w:t>
+      </w:r>
+      <w:r>
+        <w:rPr>
+          <w:rFonts w:cs="B Nazanin"/>
+          <w:sz w:val="28"/>
+          <w:szCs w:val="28"/>
+          <w:lang w:bidi="fa-IR"/>
+        </w:rPr>
+        <w:t>separation of concern</w:t>
+      </w:r>
+      <w:r>
+        <w:rPr>
+          <w:rFonts w:cs="B Nazanin" w:hint="cs"/>
+          <w:sz w:val="28"/>
+          <w:szCs w:val="28"/>
+          <w:rtl/>
+          <w:lang w:bidi="fa-IR"/>
+        </w:rPr>
+        <w:t xml:space="preserve"> هست که </w:t>
+      </w:r>
+      <w:r>
+        <w:rPr>
+          <w:rFonts w:cs="B Nazanin" w:hint="cs"/>
+          <w:sz w:val="28"/>
+          <w:szCs w:val="28"/>
+          <w:rtl/>
+          <w:lang w:bidi="fa-IR"/>
+        </w:rPr>
+        <w:t xml:space="preserve">نحوه و وظیفه ایجاد </w:t>
+      </w:r>
+      <w:r>
+        <w:rPr>
+          <w:rFonts w:cs="B Nazanin"/>
+          <w:sz w:val="28"/>
+          <w:szCs w:val="28"/>
+          <w:lang w:bidi="fa-IR"/>
+        </w:rPr>
+        <w:t>Product</w:t>
+      </w:r>
+      <w:r>
+        <w:rPr>
+          <w:rFonts w:cs="B Nazanin" w:hint="cs"/>
+          <w:sz w:val="28"/>
+          <w:szCs w:val="28"/>
+          <w:rtl/>
+          <w:lang w:bidi="fa-IR"/>
+        </w:rPr>
+        <w:t xml:space="preserve"> ها دیگه با </w:t>
+      </w:r>
+      <w:r>
+        <w:rPr>
+          <w:rFonts w:cs="B Nazanin"/>
+          <w:sz w:val="28"/>
+          <w:szCs w:val="28"/>
+          <w:lang w:bidi="fa-IR"/>
+        </w:rPr>
+        <w:t>client</w:t>
+      </w:r>
+      <w:r>
+        <w:rPr>
+          <w:rFonts w:cs="B Nazanin" w:hint="cs"/>
+          <w:sz w:val="28"/>
+          <w:szCs w:val="28"/>
+          <w:rtl/>
+          <w:lang w:bidi="fa-IR"/>
+        </w:rPr>
+        <w:t xml:space="preserve"> نیست.</w:t>
+      </w:r>
+      <w:r>
+        <w:rPr>
+          <w:rFonts w:cs="B Nazanin" w:hint="cs"/>
+          <w:sz w:val="28"/>
+          <w:szCs w:val="28"/>
+          <w:rtl/>
+          <w:lang w:bidi="fa-IR"/>
+        </w:rPr>
+        <w:t xml:space="preserve"> مزیت بعدی انعطاف پذیری کد هست که هر زمان بخوایم،‌ میتونیم یه </w:t>
+      </w:r>
+      <w:r>
+        <w:rPr>
+          <w:rFonts w:cs="B Nazanin"/>
+          <w:sz w:val="28"/>
+          <w:szCs w:val="28"/>
+          <w:lang w:bidi="fa-IR"/>
+        </w:rPr>
+        <w:t>concreteFactory</w:t>
+      </w:r>
+      <w:r>
+        <w:rPr>
+          <w:rFonts w:cs="B Nazanin" w:hint="cs"/>
+          <w:sz w:val="28"/>
+          <w:szCs w:val="28"/>
+          <w:rtl/>
+          <w:lang w:bidi="fa-IR"/>
+        </w:rPr>
+        <w:t xml:space="preserve"> دیگه یا حتی </w:t>
+      </w:r>
+      <w:r>
+        <w:rPr>
+          <w:rFonts w:cs="B Nazanin"/>
+          <w:sz w:val="28"/>
+          <w:szCs w:val="28"/>
+          <w:lang w:bidi="fa-IR"/>
+        </w:rPr>
+        <w:t>Product</w:t>
+      </w:r>
+      <w:r>
+        <w:rPr>
+          <w:rFonts w:cs="B Nazanin" w:hint="cs"/>
+          <w:sz w:val="28"/>
+          <w:szCs w:val="28"/>
+          <w:rtl/>
+          <w:lang w:bidi="fa-IR"/>
+        </w:rPr>
+        <w:t xml:space="preserve"> های دیگه اضافه کنیم و این اضافه کردن هم به راحتی انجام میشه هم کد های قبلی رو درگیر نمیکنه</w:t>
+      </w:r>
+      <w:r>
+        <w:rPr>
+          <w:rFonts w:cs="B Nazanin" w:hint="cs"/>
+          <w:sz w:val="28"/>
+          <w:szCs w:val="28"/>
+          <w:rtl/>
+          <w:lang w:bidi="fa-IR"/>
+        </w:rPr>
+        <w:t>.</w:t>
+      </w:r>
+      <w:r>
+        <w:rPr>
+          <w:rFonts w:cs="B Nazanin" w:hint="cs"/>
+          <w:sz w:val="28"/>
+          <w:szCs w:val="28"/>
+          <w:rtl/>
+          <w:lang w:bidi="fa-IR"/>
+        </w:rPr>
+        <w:t xml:space="preserve"> در نهایت این رو هم داره که </w:t>
+      </w:r>
+      <w:r>
+        <w:rPr>
+          <w:rFonts w:cs="B Nazanin"/>
+          <w:sz w:val="28"/>
+          <w:szCs w:val="28"/>
+          <w:lang w:bidi="fa-IR"/>
+        </w:rPr>
+        <w:t>client</w:t>
+      </w:r>
+      <w:r>
+        <w:rPr>
+          <w:rFonts w:cs="B Nazanin" w:hint="cs"/>
+          <w:sz w:val="28"/>
+          <w:szCs w:val="28"/>
+          <w:rtl/>
+          <w:lang w:bidi="fa-IR"/>
+        </w:rPr>
+        <w:t xml:space="preserve"> خیالش راحته که هیچ مجموعه ای از </w:t>
+      </w:r>
+      <w:r>
+        <w:rPr>
+          <w:rFonts w:cs="B Nazanin"/>
+          <w:sz w:val="28"/>
+          <w:szCs w:val="28"/>
+          <w:lang w:bidi="fa-IR"/>
+        </w:rPr>
+        <w:t>Product</w:t>
+      </w:r>
+      <w:r>
+        <w:rPr>
+          <w:rFonts w:cs="B Nazanin" w:hint="cs"/>
+          <w:sz w:val="28"/>
+          <w:szCs w:val="28"/>
+          <w:rtl/>
+          <w:lang w:bidi="fa-IR"/>
+        </w:rPr>
+        <w:t xml:space="preserve"> های مختلف که به هم ربط ندارن با هم ترکیب نمیشن.</w:t>
+      </w:r>
+      <w:r>
+        <w:rPr>
+          <w:rFonts w:cs="B Nazanin" w:hint="cs"/>
+          <w:sz w:val="28"/>
+          <w:szCs w:val="28"/>
+          <w:rtl/>
+          <w:lang w:bidi="fa-IR"/>
+        </w:rPr>
+        <w:t xml:space="preserve"> اصول </w:t>
+      </w:r>
+      <w:r>
+        <w:rPr>
+          <w:rFonts w:cs="B Nazanin"/>
+          <w:sz w:val="28"/>
+          <w:szCs w:val="28"/>
+          <w:lang w:bidi="fa-IR"/>
+        </w:rPr>
+        <w:t>Single responsibility</w:t>
+      </w:r>
+      <w:r>
+        <w:rPr>
+          <w:rFonts w:cs="B Nazanin" w:hint="cs"/>
+          <w:sz w:val="28"/>
+          <w:szCs w:val="28"/>
+          <w:rtl/>
+          <w:lang w:bidi="fa-IR"/>
+        </w:rPr>
+        <w:t xml:space="preserve"> و </w:t>
+      </w:r>
+      <w:r>
+        <w:rPr>
+          <w:rFonts w:cs="B Nazanin"/>
+          <w:sz w:val="28"/>
+          <w:szCs w:val="28"/>
+          <w:lang w:bidi="fa-IR"/>
+        </w:rPr>
+        <w:t>open/closed</w:t>
+      </w:r>
+      <w:r>
+        <w:rPr>
+          <w:rFonts w:cs="B Nazanin" w:hint="cs"/>
+          <w:sz w:val="28"/>
+          <w:szCs w:val="28"/>
+          <w:rtl/>
+          <w:lang w:bidi="fa-IR"/>
+        </w:rPr>
+        <w:t xml:space="preserve"> هم رعایت میشن.</w:t>
+      </w:r>
+    </w:p>
+    <w:p>
+      <w:pPr>
+        <w:pStyle w:val="ListParagraph"/>
+        <w:rPr>
+          <w:rFonts w:cs="B Nazanin" w:hint="cs"/>
+          <w:sz w:val="28"/>
+          <w:szCs w:val="28"/>
+          <w:rtl/>
+          <w:lang w:bidi="fa-IR"/>
+        </w:rPr>
+      </w:pPr>
+    </w:p>
+    <w:p>
+      <w:pPr>
+        <w:pStyle w:val="ListParagraph"/>
+        <w:numPr>
+          <w:ilvl w:val="1"/>
+          <w:numId w:val="1"/>
+        </w:numPr>
+        <w:bidi/>
+        <w:rPr>
+          <w:rFonts w:cs="B Nazanin"/>
+          <w:sz w:val="28"/>
+          <w:szCs w:val="28"/>
+          <w:lang w:bidi="fa-IR"/>
+        </w:rPr>
+      </w:pPr>
+      <w:r>
+        <w:rPr>
+          <w:rFonts w:cs="B Nazanin" w:hint="cs"/>
+          <w:sz w:val="28"/>
+          <w:szCs w:val="28"/>
+          <w:rtl/>
+          <w:lang w:bidi="fa-IR"/>
+        </w:rPr>
+        <w:t>معایب:</w:t>
+      </w:r>
+      <w:r>
+        <w:rPr>
+          <w:rFonts w:cs="B Nazanin" w:hint="cs"/>
+          <w:sz w:val="28"/>
+          <w:szCs w:val="28"/>
+          <w:rtl/>
+          <w:lang w:bidi="fa-IR"/>
+        </w:rPr>
+        <w:t xml:space="preserve"> پیچیدگی و حجم کد بالا میره و به مرور زمان اگه این بخش زیادی بزرگ بشه، </w:t>
+      </w:r>
+      <w:r>
+        <w:rPr>
+          <w:rFonts w:cs="B Nazanin"/>
+          <w:sz w:val="28"/>
+          <w:szCs w:val="28"/>
+          <w:lang w:bidi="fa-IR"/>
+        </w:rPr>
+        <w:t>trace</w:t>
+      </w:r>
+      <w:r>
+        <w:rPr>
+          <w:rFonts w:cs="B Nazanin" w:hint="cs"/>
+          <w:sz w:val="28"/>
+          <w:szCs w:val="28"/>
+          <w:rtl/>
+          <w:lang w:bidi="fa-IR"/>
+        </w:rPr>
+        <w:t xml:space="preserve"> کردن کد میتونه اذیت کننده باشه چون ما داریم سمت </w:t>
+      </w:r>
+      <w:r>
+        <w:rPr>
+          <w:rFonts w:cs="B Nazanin"/>
+          <w:sz w:val="28"/>
+          <w:szCs w:val="28"/>
+          <w:lang w:bidi="fa-IR"/>
+        </w:rPr>
+        <w:t>client</w:t>
+      </w:r>
+      <w:r>
+        <w:rPr>
+          <w:rFonts w:cs="B Nazanin" w:hint="cs"/>
+          <w:sz w:val="28"/>
+          <w:szCs w:val="28"/>
+          <w:rtl/>
+          <w:lang w:bidi="fa-IR"/>
+        </w:rPr>
+        <w:t xml:space="preserve"> به صورت غیر مستقیم از هر لایه میسازیم و خیلی در نگاه اول واضح نیست که کدوم لایه خاص استفاده شده. درنتیجه دائما باید بین کد های متخلف جابجا بشیم و این، کار </w:t>
+      </w:r>
+      <w:r>
+        <w:rPr>
+          <w:rFonts w:cs="B Nazanin"/>
+          <w:sz w:val="28"/>
+          <w:szCs w:val="28"/>
+          <w:lang w:bidi="fa-IR"/>
+        </w:rPr>
+        <w:t>trace</w:t>
+      </w:r>
+      <w:r>
+        <w:rPr>
+          <w:rFonts w:cs="B Nazanin" w:hint="cs"/>
+          <w:sz w:val="28"/>
+          <w:szCs w:val="28"/>
+          <w:rtl/>
+          <w:lang w:bidi="fa-IR"/>
+        </w:rPr>
+        <w:t xml:space="preserve"> رو سخت میکنه.</w:t>
+      </w:r>
+      <w:r>
+        <w:rPr>
+          <w:rFonts w:cs="B Nazanin" w:hint="cs"/>
+          <w:sz w:val="28"/>
+          <w:szCs w:val="28"/>
+          <w:rtl/>
+          <w:lang w:bidi="fa-IR"/>
+        </w:rPr>
+        <w:t xml:space="preserve"> پس باید حواسمون باشه که این پیچیدگی بیشتر در مقایسه با </w:t>
+      </w:r>
+      <w:r>
+        <w:rPr>
+          <w:rFonts w:cs="B Nazanin"/>
+          <w:sz w:val="28"/>
+          <w:szCs w:val="28"/>
+          <w:lang w:bidi="fa-IR"/>
+        </w:rPr>
+        <w:t>decoupling</w:t>
+      </w:r>
+      <w:r>
+        <w:rPr>
+          <w:rFonts w:cs="B Nazanin" w:hint="cs"/>
+          <w:sz w:val="28"/>
+          <w:szCs w:val="28"/>
+          <w:rtl/>
+          <w:lang w:bidi="fa-IR"/>
+        </w:rPr>
+        <w:t xml:space="preserve"> و مزایای دیگه ای که ایجاد میشه می ارزه یا نه</w:t>
+      </w:r>
+      <w:r>
+        <w:rPr>
+          <w:rFonts w:cs="B Nazanin" w:hint="cs"/>
+          <w:sz w:val="28"/>
+          <w:szCs w:val="28"/>
+          <w:rtl/>
+          <w:lang w:bidi="fa-IR"/>
+        </w:rPr>
+        <w:t>.</w:t>
+      </w:r>
+      <w:r>
+        <w:rPr>
+          <w:rFonts w:cs="B Nazanin"/>
+          <w:sz w:val="28"/>
+          <w:szCs w:val="28"/>
+          <w:rtl/>
+          <w:lang w:bidi="fa-IR"/>
+        </w:rPr>
+        <w:br/>
+      </w:r>
+      <w:r>
+        <w:rPr>
+          <w:rFonts w:cs="B Nazanin" w:hint="cs"/>
+          <w:sz w:val="28"/>
+          <w:szCs w:val="28"/>
+          <w:rtl/>
+          <w:lang w:bidi="fa-IR"/>
+        </w:rPr>
+        <w:t xml:space="preserve">عیب بعدی که در عین حال مزیت هم هست،‌ اینه که ما تعداد زیادی کلاس و اینترفیس داریم که </w:t>
+      </w:r>
+      <w:r>
+        <w:rPr>
+          <w:rFonts w:cs="B Nazanin"/>
+          <w:sz w:val="28"/>
+          <w:szCs w:val="28"/>
+          <w:lang w:bidi="fa-IR"/>
+        </w:rPr>
+        <w:t>maintain</w:t>
+      </w:r>
+      <w:r>
+        <w:rPr>
+          <w:rFonts w:cs="B Nazanin" w:hint="cs"/>
+          <w:sz w:val="28"/>
+          <w:szCs w:val="28"/>
+          <w:rtl/>
+          <w:lang w:bidi="fa-IR"/>
+        </w:rPr>
+        <w:t xml:space="preserve"> کردن کد و </w:t>
+      </w:r>
+      <w:r>
+        <w:rPr>
+          <w:rFonts w:cs="B Nazanin"/>
+          <w:sz w:val="28"/>
+          <w:szCs w:val="28"/>
+          <w:lang w:bidi="fa-IR"/>
+        </w:rPr>
+        <w:t>test</w:t>
+      </w:r>
+      <w:r>
+        <w:rPr>
+          <w:rFonts w:cs="B Nazanin" w:hint="cs"/>
+          <w:sz w:val="28"/>
+          <w:szCs w:val="28"/>
+          <w:rtl/>
+          <w:lang w:bidi="fa-IR"/>
+        </w:rPr>
+        <w:t xml:space="preserve"> اون رو سخت تر میکنه. اما در عین حال به خاطر </w:t>
+      </w:r>
+      <w:r>
+        <w:rPr>
+          <w:rFonts w:cs="B Nazanin"/>
+          <w:sz w:val="28"/>
+          <w:szCs w:val="28"/>
+          <w:lang w:bidi="fa-IR"/>
+        </w:rPr>
+        <w:t>modularity</w:t>
+      </w:r>
+      <w:r>
+        <w:rPr>
+          <w:rFonts w:cs="B Nazanin" w:hint="cs"/>
+          <w:sz w:val="28"/>
+          <w:szCs w:val="28"/>
+          <w:rtl/>
+          <w:lang w:bidi="fa-IR"/>
+        </w:rPr>
+        <w:t xml:space="preserve"> ای که بهش اضافه کردیم، </w:t>
+      </w:r>
+      <w:r>
+        <w:rPr>
+          <w:rFonts w:cs="B Nazanin"/>
+          <w:sz w:val="28"/>
+          <w:szCs w:val="28"/>
+          <w:lang w:bidi="fa-IR"/>
+        </w:rPr>
+        <w:t>maintain</w:t>
+      </w:r>
+      <w:r>
+        <w:rPr>
+          <w:rFonts w:cs="B Nazanin" w:hint="cs"/>
+          <w:sz w:val="28"/>
+          <w:szCs w:val="28"/>
+          <w:rtl/>
+          <w:lang w:bidi="fa-IR"/>
+        </w:rPr>
+        <w:t xml:space="preserve"> و </w:t>
+      </w:r>
+      <w:r>
+        <w:rPr>
+          <w:rFonts w:cs="B Nazanin"/>
+          <w:sz w:val="28"/>
+          <w:szCs w:val="28"/>
+          <w:lang w:bidi="fa-IR"/>
+        </w:rPr>
+        <w:t>test</w:t>
+      </w:r>
+      <w:r>
+        <w:rPr>
+          <w:rFonts w:cs="B Nazanin" w:hint="cs"/>
+          <w:sz w:val="28"/>
+          <w:szCs w:val="28"/>
+          <w:rtl/>
+          <w:lang w:bidi="fa-IR"/>
+        </w:rPr>
+        <w:t xml:space="preserve"> بخش هایی که از این پترن توشون استفاده شده به مراتب راحتتره.</w:t>
+      </w:r>
+      <w:r>
+        <w:rPr>
+          <w:rFonts w:cs="B Nazanin"/>
+          <w:sz w:val="28"/>
+          <w:szCs w:val="28"/>
+          <w:rtl/>
+          <w:lang w:bidi="fa-IR"/>
+        </w:rPr>
+        <w:br/>
+      </w:r>
+    </w:p>
+    <w:p>
+      <w:pPr>
+        <w:rPr>
+          <w:rFonts w:cs="B Nazanin"/>
+          <w:sz w:val="28"/>
+          <w:szCs w:val="28"/>
+          <w:lang w:bidi="fa-IR"/>
+        </w:rPr>
+      </w:pPr>
+      <w:r>
+        <w:rPr>
+          <w:rFonts w:cs="B Nazanin"/>
+          <w:sz w:val="28"/>
+          <w:szCs w:val="28"/>
+          <w:lang w:bidi="fa-IR"/>
+        </w:rPr>
+        <w:br w:type="page"/>
+      </w:r>
+    </w:p>
+    <w:p>
+      <w:pPr>
+        <w:pStyle w:val="ListParagraph"/>
+        <w:numPr>
+          <w:ilvl w:val="0"/>
+          <w:numId w:val="1"/>
+        </w:numPr>
+        <w:bidi/>
+        <w:rPr>
+          <w:rFonts w:cs="B Nazanin"/>
+          <w:sz w:val="28"/>
+          <w:szCs w:val="28"/>
+          <w:lang w:bidi="fa-IR"/>
+        </w:rPr>
+      </w:pPr>
+      <w:r>
+        <w:rPr>
+          <w:rFonts w:cs="B Nazanin"/>
+          <w:sz w:val="28"/>
+          <w:szCs w:val="28"/>
+          <w:lang w:bidi="fa-IR"/>
+        </w:rPr>
+        <w:lastRenderedPageBreak/>
+        <w:t>Singleton</w:t>
+      </w:r>
+      <w:r>
+        <w:rPr>
+          <w:rFonts w:cs="B Nazanin" w:hint="cs"/>
+          <w:sz w:val="28"/>
+          <w:szCs w:val="28"/>
+          <w:rtl/>
+          <w:lang w:bidi="fa-IR"/>
+        </w:rPr>
+        <w:t>؟</w:t>
+      </w:r>
+    </w:p>
+    <w:p>
+      <w:pPr>
+        <w:pStyle w:val="ListParagraph"/>
+        <w:numPr>
+          <w:ilvl w:val="1"/>
+          <w:numId w:val="1"/>
+        </w:numPr>
+        <w:bidi/>
+        <w:rPr>
+          <w:rFonts w:cs="B Nazanin"/>
+          <w:sz w:val="28"/>
+          <w:szCs w:val="28"/>
+          <w:lang w:bidi="fa-IR"/>
+        </w:rPr>
+      </w:pPr>
+      <w:r>
+        <w:rPr>
+          <w:rFonts w:cs="B Nazanin" w:hint="cs"/>
+          <w:sz w:val="28"/>
+          <w:szCs w:val="28"/>
+          <w:rtl/>
+          <w:lang w:bidi="fa-IR"/>
+        </w:rPr>
+        <w:t xml:space="preserve">یه </w:t>
+      </w:r>
+      <w:r>
+        <w:rPr>
+          <w:rFonts w:cs="B Nazanin"/>
+          <w:sz w:val="28"/>
+          <w:szCs w:val="28"/>
+          <w:lang w:bidi="fa-IR"/>
+        </w:rPr>
+        <w:t>creational pattern</w:t>
+      </w:r>
+      <w:r>
+        <w:rPr>
+          <w:rFonts w:cs="B Nazanin" w:hint="cs"/>
+          <w:sz w:val="28"/>
+          <w:szCs w:val="28"/>
+          <w:rtl/>
+          <w:lang w:bidi="fa-IR"/>
+        </w:rPr>
+        <w:t xml:space="preserve"> هست که </w:t>
+      </w:r>
+      <w:r>
+        <w:rPr>
+          <w:rFonts w:cs="B Nazanin" w:hint="cs"/>
+          <w:sz w:val="28"/>
+          <w:szCs w:val="28"/>
+          <w:rtl/>
+          <w:lang w:bidi="fa-IR"/>
+        </w:rPr>
+        <w:t xml:space="preserve">برای ساخت </w:t>
+      </w:r>
+      <w:r>
+        <w:rPr>
+          <w:rFonts w:cs="B Nazanin"/>
+          <w:sz w:val="28"/>
+          <w:szCs w:val="28"/>
+          <w:lang w:bidi="fa-IR"/>
+        </w:rPr>
+        <w:t>instance</w:t>
+      </w:r>
+      <w:r>
+        <w:rPr>
+          <w:rFonts w:cs="B Nazanin" w:hint="cs"/>
+          <w:sz w:val="28"/>
+          <w:szCs w:val="28"/>
+          <w:rtl/>
+          <w:lang w:bidi="fa-IR"/>
+        </w:rPr>
+        <w:t xml:space="preserve"> از کلاس هایی استفاده میشه که میخوایم در طول اجرای برنامه فقط یه </w:t>
+      </w:r>
+      <w:r>
+        <w:rPr>
+          <w:rFonts w:cs="B Nazanin"/>
+          <w:sz w:val="28"/>
+          <w:szCs w:val="28"/>
+          <w:lang w:bidi="fa-IR"/>
+        </w:rPr>
+        <w:t>instance</w:t>
+      </w:r>
+      <w:r>
+        <w:rPr>
+          <w:rFonts w:cs="B Nazanin" w:hint="cs"/>
+          <w:sz w:val="28"/>
+          <w:szCs w:val="28"/>
+          <w:rtl/>
+          <w:lang w:bidi="fa-IR"/>
+        </w:rPr>
+        <w:t xml:space="preserve"> از اون کلاس رو داشته باشیم. برای نمونه، هر برنامه ای نیاز به یه </w:t>
+      </w:r>
+      <w:r>
+        <w:rPr>
+          <w:rFonts w:cs="B Nazanin"/>
+          <w:sz w:val="28"/>
+          <w:szCs w:val="28"/>
+          <w:lang w:bidi="fa-IR"/>
+        </w:rPr>
+        <w:t>logger</w:t>
+      </w:r>
+      <w:r>
+        <w:rPr>
+          <w:rFonts w:cs="B Nazanin" w:hint="cs"/>
+          <w:sz w:val="28"/>
+          <w:szCs w:val="28"/>
+          <w:rtl/>
+          <w:lang w:bidi="fa-IR"/>
+        </w:rPr>
+        <w:t xml:space="preserve"> داره که برای قسمت های مختلف برنامه </w:t>
+      </w:r>
+      <w:r>
+        <w:rPr>
+          <w:rFonts w:cs="B Nazanin"/>
+          <w:sz w:val="28"/>
+          <w:szCs w:val="28"/>
+          <w:lang w:bidi="fa-IR"/>
+        </w:rPr>
+        <w:t>log</w:t>
+      </w:r>
+      <w:r>
+        <w:rPr>
+          <w:rFonts w:cs="B Nazanin" w:hint="cs"/>
+          <w:sz w:val="28"/>
+          <w:szCs w:val="28"/>
+          <w:rtl/>
+          <w:lang w:bidi="fa-IR"/>
+        </w:rPr>
+        <w:t xml:space="preserve"> بندازه. زمانیکه میخوایم </w:t>
+      </w:r>
+      <w:r>
+        <w:rPr>
+          <w:rFonts w:cs="B Nazanin"/>
+          <w:sz w:val="28"/>
+          <w:szCs w:val="28"/>
+          <w:lang w:bidi="fa-IR"/>
+        </w:rPr>
+        <w:t>logger</w:t>
+      </w:r>
+      <w:r>
+        <w:rPr>
+          <w:rFonts w:cs="B Nazanin" w:hint="cs"/>
+          <w:sz w:val="28"/>
+          <w:szCs w:val="28"/>
+          <w:rtl/>
+          <w:lang w:bidi="fa-IR"/>
+        </w:rPr>
+        <w:t xml:space="preserve"> رو </w:t>
+      </w:r>
+      <w:r>
+        <w:rPr>
+          <w:rFonts w:cs="B Nazanin"/>
+          <w:sz w:val="28"/>
+          <w:szCs w:val="28"/>
+          <w:lang w:bidi="fa-IR"/>
+        </w:rPr>
+        <w:t>new</w:t>
+      </w:r>
+      <w:r>
+        <w:rPr>
+          <w:rFonts w:cs="B Nazanin" w:hint="cs"/>
+          <w:sz w:val="28"/>
+          <w:szCs w:val="28"/>
+          <w:rtl/>
+          <w:lang w:bidi="fa-IR"/>
+        </w:rPr>
+        <w:t xml:space="preserve"> کنیم، چیزایی مثل زمان شروع اجرای برنامه (که خب معمولا بعد از اجرای برنامه با یه </w:t>
+      </w:r>
+      <w:r>
+        <w:rPr>
+          <w:rFonts w:cs="B Nazanin"/>
+          <w:sz w:val="28"/>
+          <w:szCs w:val="28"/>
+          <w:lang w:bidi="fa-IR"/>
+        </w:rPr>
+        <w:t>Datetime.Now</w:t>
+      </w:r>
+      <w:r>
+        <w:rPr>
+          <w:rFonts w:cs="B Nazanin" w:hint="cs"/>
+          <w:sz w:val="28"/>
+          <w:szCs w:val="28"/>
+          <w:rtl/>
+          <w:lang w:bidi="fa-IR"/>
+        </w:rPr>
+        <w:t xml:space="preserve"> مقداردهی میشه) رو داریم براش تعیین می کنیم؛ اگه این کلاس قرار باشه با هر بار </w:t>
+      </w:r>
+      <w:r>
+        <w:rPr>
+          <w:rFonts w:cs="B Nazanin"/>
+          <w:sz w:val="28"/>
+          <w:szCs w:val="28"/>
+          <w:lang w:bidi="fa-IR"/>
+        </w:rPr>
+        <w:t>new</w:t>
+      </w:r>
+      <w:r>
+        <w:rPr>
+          <w:rFonts w:cs="B Nazanin" w:hint="cs"/>
+          <w:sz w:val="28"/>
+          <w:szCs w:val="28"/>
+          <w:rtl/>
+          <w:lang w:bidi="fa-IR"/>
+        </w:rPr>
+        <w:t xml:space="preserve"> کردن اش زمان شروع اجرای برنامه </w:t>
+      </w:r>
+      <w:r>
+        <w:rPr>
+          <w:rFonts w:cs="B Nazanin" w:hint="cs"/>
+          <w:sz w:val="28"/>
+          <w:szCs w:val="28"/>
+          <w:rtl/>
+          <w:lang w:bidi="fa-IR"/>
+        </w:rPr>
+        <w:t xml:space="preserve">رو برای هر </w:t>
+      </w:r>
+      <w:r>
+        <w:rPr>
+          <w:rFonts w:cs="B Nazanin"/>
+          <w:sz w:val="28"/>
+          <w:szCs w:val="28"/>
+          <w:lang w:bidi="fa-IR"/>
+        </w:rPr>
+        <w:t>instance</w:t>
+      </w:r>
+      <w:r>
+        <w:rPr>
+          <w:rFonts w:cs="B Nazanin" w:hint="cs"/>
+          <w:sz w:val="28"/>
+          <w:szCs w:val="28"/>
+          <w:rtl/>
+          <w:lang w:bidi="fa-IR"/>
+        </w:rPr>
+        <w:t xml:space="preserve"> اش تغییر بده، دیگه اون زمان </w:t>
+      </w:r>
+      <w:r>
+        <w:rPr>
+          <w:rFonts w:cs="B Nazanin"/>
+          <w:sz w:val="28"/>
+          <w:szCs w:val="28"/>
+          <w:lang w:bidi="fa-IR"/>
+        </w:rPr>
+        <w:t>valid</w:t>
+      </w:r>
+      <w:r>
+        <w:rPr>
+          <w:rFonts w:cs="B Nazanin" w:hint="cs"/>
+          <w:sz w:val="28"/>
+          <w:szCs w:val="28"/>
+          <w:rtl/>
+          <w:lang w:bidi="fa-IR"/>
+        </w:rPr>
+        <w:t xml:space="preserve"> نیست. پس لازمه که از این کلاس، همیشه یه </w:t>
+      </w:r>
+      <w:r>
+        <w:rPr>
+          <w:rFonts w:cs="B Nazanin"/>
+          <w:sz w:val="28"/>
+          <w:szCs w:val="28"/>
+          <w:lang w:bidi="fa-IR"/>
+        </w:rPr>
+        <w:t>instance</w:t>
+      </w:r>
+      <w:r>
+        <w:rPr>
+          <w:rFonts w:cs="B Nazanin" w:hint="cs"/>
+          <w:sz w:val="28"/>
+          <w:szCs w:val="28"/>
+          <w:rtl/>
+          <w:lang w:bidi="fa-IR"/>
+        </w:rPr>
+        <w:t xml:space="preserve"> در کل برنامه در زمان اجراش داشته باشیم.</w:t>
+      </w:r>
+    </w:p>
+    <w:p>
+      <w:pPr>
+        <w:pStyle w:val="ListParagraph"/>
+        <w:numPr>
+          <w:ilvl w:val="1"/>
+          <w:numId w:val="1"/>
+        </w:numPr>
+        <w:bidi/>
+        <w:rPr>
+          <w:rFonts w:cs="B Nazanin"/>
+          <w:sz w:val="28"/>
+          <w:szCs w:val="28"/>
+          <w:lang w:bidi="fa-IR"/>
+        </w:rPr>
+      </w:pPr>
+      <w:r>
+        <w:rPr>
+          <w:rFonts w:cs="B Nazanin" w:hint="cs"/>
+          <w:sz w:val="28"/>
+          <w:szCs w:val="28"/>
+          <w:rtl/>
+          <w:lang w:bidi="fa-IR"/>
+        </w:rPr>
         <w:t>یه سری مشخصه ها این پترن داره که باید در زمان پیاده سازیش رعایتشون کنیم:</w:t>
       </w:r>
     </w:p>
@@ -2241,7 +3534,265 @@
           <w:rtl/>
           <w:lang w:bidi="fa-IR"/>
         </w:rPr>
-        <w:t xml:space="preserve"> اش کنیم، یهو </w:t>
+        <w:t xml:space="preserve"> اش کنیم، یهو تعداد زیادی </w:t>
+      </w:r>
+      <w:r>
+        <w:rPr>
+          <w:rFonts w:cs="B Nazanin"/>
+          <w:sz w:val="28"/>
+          <w:szCs w:val="28"/>
+          <w:lang w:bidi="fa-IR"/>
+        </w:rPr>
+        <w:t>thread</w:t>
+      </w:r>
+      <w:r>
+        <w:rPr>
+          <w:rFonts w:cs="B Nazanin" w:hint="cs"/>
+          <w:sz w:val="28"/>
+          <w:szCs w:val="28"/>
+          <w:rtl/>
+          <w:lang w:bidi="fa-IR"/>
+        </w:rPr>
+        <w:t xml:space="preserve"> میان و یکیشون وارد </w:t>
+      </w:r>
+      <w:r>
+        <w:rPr>
+          <w:rFonts w:cs="B Nazanin"/>
+          <w:sz w:val="28"/>
+          <w:szCs w:val="28"/>
+          <w:lang w:bidi="fa-IR"/>
+        </w:rPr>
+        <w:t>lock</w:t>
+      </w:r>
+      <w:r>
+        <w:rPr>
+          <w:rFonts w:cs="B Nazanin" w:hint="cs"/>
+          <w:sz w:val="28"/>
+          <w:szCs w:val="28"/>
+          <w:rtl/>
+          <w:lang w:bidi="fa-IR"/>
+        </w:rPr>
+        <w:t xml:space="preserve"> میشه. باقی </w:t>
+      </w:r>
+      <w:r>
+        <w:rPr>
+          <w:rFonts w:cs="B Nazanin"/>
+          <w:sz w:val="28"/>
+          <w:szCs w:val="28"/>
+          <w:lang w:bidi="fa-IR"/>
+        </w:rPr>
+        <w:t>thread</w:t>
+      </w:r>
+      <w:r>
+        <w:rPr>
+          <w:rFonts w:cs="B Nazanin" w:hint="cs"/>
+          <w:sz w:val="28"/>
+          <w:szCs w:val="28"/>
+          <w:rtl/>
+          <w:lang w:bidi="fa-IR"/>
+        </w:rPr>
+        <w:t xml:space="preserve"> ها پشت سرش می مونن تا این </w:t>
+      </w:r>
+      <w:r>
+        <w:rPr>
+          <w:rFonts w:cs="B Nazanin"/>
+          <w:sz w:val="28"/>
+          <w:szCs w:val="28"/>
+          <w:lang w:bidi="fa-IR"/>
+        </w:rPr>
+        <w:t>lock</w:t>
+      </w:r>
+      <w:r>
+        <w:rPr>
+          <w:rFonts w:cs="B Nazanin" w:hint="cs"/>
+          <w:sz w:val="28"/>
+          <w:szCs w:val="28"/>
+          <w:rtl/>
+          <w:lang w:bidi="fa-IR"/>
+        </w:rPr>
+        <w:t xml:space="preserve"> رو </w:t>
+      </w:r>
+      <w:r>
+        <w:rPr>
+          <w:rFonts w:cs="B Nazanin"/>
+          <w:sz w:val="28"/>
+          <w:szCs w:val="28"/>
+          <w:lang w:bidi="fa-IR"/>
+        </w:rPr>
+        <w:t>release</w:t>
+      </w:r>
+      <w:r>
+        <w:rPr>
+          <w:rFonts w:cs="B Nazanin" w:hint="cs"/>
+          <w:sz w:val="28"/>
+          <w:szCs w:val="28"/>
+          <w:rtl/>
+          <w:lang w:bidi="fa-IR"/>
+        </w:rPr>
+        <w:t xml:space="preserve"> کنه. در نتیجه به </w:t>
+      </w:r>
+      <w:r>
+        <w:rPr>
+          <w:rFonts w:cs="B Nazanin"/>
+          <w:sz w:val="28"/>
+          <w:szCs w:val="28"/>
+          <w:lang w:bidi="fa-IR"/>
+        </w:rPr>
+        <w:t>race condition</w:t>
+      </w:r>
+      <w:r>
+        <w:rPr>
+          <w:rFonts w:cs="B Nazanin" w:hint="cs"/>
+          <w:sz w:val="28"/>
+          <w:szCs w:val="28"/>
+          <w:rtl/>
+          <w:lang w:bidi="fa-IR"/>
+        </w:rPr>
+        <w:t xml:space="preserve"> </w:t>
+      </w:r>
+      <w:r>
+        <w:rPr>
+          <w:rFonts w:cs="B Nazanin"/>
+          <w:sz w:val="28"/>
+          <w:szCs w:val="28"/>
+          <w:rtl/>
+          <w:lang w:bidi="fa-IR"/>
+        </w:rPr>
+        <w:br/>
+      </w:r>
+      <w:r>
+        <w:rPr>
+          <w:rFonts w:cs="B Nazanin" w:hint="cs"/>
+          <w:sz w:val="28"/>
+          <w:szCs w:val="28"/>
+          <w:rtl/>
+          <w:lang w:bidi="fa-IR"/>
+        </w:rPr>
+        <w:t>می خوریم.</w:t>
+      </w:r>
+      <w:r>
+        <w:rPr>
+          <w:rFonts w:cs="B Nazanin" w:hint="cs"/>
+          <w:sz w:val="28"/>
+          <w:szCs w:val="28"/>
+          <w:rtl/>
+          <w:lang w:bidi="fa-IR"/>
+        </w:rPr>
+        <w:t xml:space="preserve"> پس قبل از </w:t>
+      </w:r>
+      <w:r>
+        <w:rPr>
+          <w:rFonts w:cs="B Nazanin"/>
+          <w:sz w:val="28"/>
+          <w:szCs w:val="28"/>
+          <w:lang w:bidi="fa-IR"/>
+        </w:rPr>
+        <w:t>lock</w:t>
+      </w:r>
+      <w:r>
+        <w:rPr>
+          <w:rFonts w:cs="B Nazanin" w:hint="cs"/>
+          <w:sz w:val="28"/>
+          <w:szCs w:val="28"/>
+          <w:rtl/>
+          <w:lang w:bidi="fa-IR"/>
+        </w:rPr>
+        <w:t xml:space="preserve"> هم یه بار دیگه شرط </w:t>
+      </w:r>
+      <w:r>
+        <w:rPr>
+          <w:rFonts w:cs="B Nazanin"/>
+          <w:sz w:val="28"/>
+          <w:szCs w:val="28"/>
+          <w:lang w:bidi="fa-IR"/>
+        </w:rPr>
+        <w:t>null</w:t>
+      </w:r>
+      <w:r>
+        <w:rPr>
+          <w:rFonts w:cs="B Nazanin" w:hint="cs"/>
+          <w:sz w:val="28"/>
+          <w:szCs w:val="28"/>
+          <w:rtl/>
+          <w:lang w:bidi="fa-IR"/>
+        </w:rPr>
+        <w:t xml:space="preserve"> بودن رو میذاریم. این باعث میشه که نهایتا به تعداد </w:t>
+      </w:r>
+      <w:r>
+        <w:rPr>
+          <w:rFonts w:cs="B Nazanin"/>
+          <w:sz w:val="28"/>
+          <w:szCs w:val="28"/>
+          <w:lang w:bidi="fa-IR"/>
+        </w:rPr>
+        <w:t>core</w:t>
+      </w:r>
+      <w:r>
+        <w:rPr>
+          <w:rFonts w:cs="B Nazanin" w:hint="cs"/>
+          <w:sz w:val="28"/>
+          <w:szCs w:val="28"/>
+          <w:rtl/>
+          <w:lang w:bidi="fa-IR"/>
+        </w:rPr>
+        <w:t xml:space="preserve"> های </w:t>
+      </w:r>
+      <w:r>
+        <w:rPr>
+          <w:rFonts w:cs="B Nazanin"/>
+          <w:sz w:val="28"/>
+          <w:szCs w:val="28"/>
+          <w:lang w:bidi="fa-IR"/>
+        </w:rPr>
+        <w:t>cpu</w:t>
+      </w:r>
+      <w:r>
+        <w:rPr>
+          <w:rFonts w:cs="B Nazanin" w:hint="cs"/>
+          <w:sz w:val="28"/>
+          <w:szCs w:val="28"/>
+          <w:rtl/>
+          <w:lang w:bidi="fa-IR"/>
+        </w:rPr>
+        <w:t xml:space="preserve"> مون </w:t>
+      </w:r>
+      <w:r>
+        <w:rPr>
+          <w:rFonts w:cs="B Nazanin"/>
+          <w:sz w:val="28"/>
+          <w:szCs w:val="28"/>
+          <w:lang w:bidi="fa-IR"/>
+        </w:rPr>
+        <w:t>thread</w:t>
+      </w:r>
+      <w:r>
+        <w:rPr>
+          <w:rFonts w:cs="B Nazanin" w:hint="cs"/>
+          <w:sz w:val="28"/>
+          <w:szCs w:val="28"/>
+          <w:rtl/>
+          <w:lang w:bidi="fa-IR"/>
+        </w:rPr>
+        <w:t xml:space="preserve"> بیاد پشت </w:t>
+      </w:r>
+      <w:r>
+        <w:rPr>
+          <w:rFonts w:cs="B Nazanin"/>
+          <w:sz w:val="28"/>
+          <w:szCs w:val="28"/>
+          <w:lang w:bidi="fa-IR"/>
+        </w:rPr>
+        <w:t>lock</w:t>
+      </w:r>
+      <w:r>
+        <w:rPr>
+          <w:rFonts w:cs="B Nazanin" w:hint="cs"/>
+          <w:sz w:val="28"/>
+          <w:szCs w:val="28"/>
+          <w:rtl/>
+          <w:lang w:bidi="fa-IR"/>
+        </w:rPr>
+        <w:t xml:space="preserve"> منتظر بشه. </w:t>
       </w:r>
       <w:r>
         <w:rPr>
@@ -2252,265 +3803,7 @@
           <w:lang w:bidi="fa-IR"/>
         </w:rPr>
         <w:lastRenderedPageBreak/>
-        <w:t xml:space="preserve">تعداد زیادی </w:t>
-      </w:r>
-      <w:r>
-        <w:rPr>
-          <w:rFonts w:cs="B Nazanin"/>
-          <w:sz w:val="28"/>
-          <w:szCs w:val="28"/>
-          <w:lang w:bidi="fa-IR"/>
-        </w:rPr>
-        <w:t>thread</w:t>
-      </w:r>
-      <w:r>
-        <w:rPr>
-          <w:rFonts w:cs="B Nazanin" w:hint="cs"/>
-          <w:sz w:val="28"/>
-          <w:szCs w:val="28"/>
-          <w:rtl/>
-          <w:lang w:bidi="fa-IR"/>
-        </w:rPr>
-        <w:t xml:space="preserve"> میان و یکیشون وارد </w:t>
-      </w:r>
-      <w:r>
-        <w:rPr>
-          <w:rFonts w:cs="B Nazanin"/>
-          <w:sz w:val="28"/>
-          <w:szCs w:val="28"/>
-          <w:lang w:bidi="fa-IR"/>
-        </w:rPr>
-        <w:t>lock</w:t>
-      </w:r>
-      <w:r>
-        <w:rPr>
-          <w:rFonts w:cs="B Nazanin" w:hint="cs"/>
-          <w:sz w:val="28"/>
-          <w:szCs w:val="28"/>
-          <w:rtl/>
-          <w:lang w:bidi="fa-IR"/>
-        </w:rPr>
-        <w:t xml:space="preserve"> میشه. باقی </w:t>
-      </w:r>
-      <w:r>
-        <w:rPr>
-          <w:rFonts w:cs="B Nazanin"/>
-          <w:sz w:val="28"/>
-          <w:szCs w:val="28"/>
-          <w:lang w:bidi="fa-IR"/>
-        </w:rPr>
-        <w:t>thread</w:t>
-      </w:r>
-      <w:r>
-        <w:rPr>
-          <w:rFonts w:cs="B Nazanin" w:hint="cs"/>
-          <w:sz w:val="28"/>
-          <w:szCs w:val="28"/>
-          <w:rtl/>
-          <w:lang w:bidi="fa-IR"/>
-        </w:rPr>
-        <w:t xml:space="preserve"> ها پشت سرش می مونن تا این </w:t>
-      </w:r>
-      <w:r>
-        <w:rPr>
-          <w:rFonts w:cs="B Nazanin"/>
-          <w:sz w:val="28"/>
-          <w:szCs w:val="28"/>
-          <w:lang w:bidi="fa-IR"/>
-        </w:rPr>
-        <w:t>lock</w:t>
-      </w:r>
-      <w:r>
-        <w:rPr>
-          <w:rFonts w:cs="B Nazanin" w:hint="cs"/>
-          <w:sz w:val="28"/>
-          <w:szCs w:val="28"/>
-          <w:rtl/>
-          <w:lang w:bidi="fa-IR"/>
-        </w:rPr>
-        <w:t xml:space="preserve"> رو </w:t>
-      </w:r>
-      <w:r>
-        <w:rPr>
-          <w:rFonts w:cs="B Nazanin"/>
-          <w:sz w:val="28"/>
-          <w:szCs w:val="28"/>
-          <w:lang w:bidi="fa-IR"/>
-        </w:rPr>
-        <w:t>release</w:t>
-      </w:r>
-      <w:r>
-        <w:rPr>
-          <w:rFonts w:cs="B Nazanin" w:hint="cs"/>
-          <w:sz w:val="28"/>
-          <w:szCs w:val="28"/>
-          <w:rtl/>
-          <w:lang w:bidi="fa-IR"/>
-        </w:rPr>
-        <w:t xml:space="preserve"> کنه. در نتیجه به </w:t>
-      </w:r>
-      <w:r>
-        <w:rPr>
-          <w:rFonts w:cs="B Nazanin"/>
-          <w:sz w:val="28"/>
-          <w:szCs w:val="28"/>
-          <w:lang w:bidi="fa-IR"/>
-        </w:rPr>
-        <w:t>race condition</w:t>
-      </w:r>
-      <w:r>
-        <w:rPr>
-          <w:rFonts w:cs="B Nazanin" w:hint="cs"/>
-          <w:sz w:val="28"/>
-          <w:szCs w:val="28"/>
-          <w:rtl/>
-          <w:lang w:bidi="fa-IR"/>
-        </w:rPr>
-        <w:t xml:space="preserve"> </w:t>
-      </w:r>
-      <w:r>
-        <w:rPr>
-          <w:rFonts w:cs="B Nazanin"/>
-          <w:sz w:val="28"/>
-          <w:szCs w:val="28"/>
-          <w:rtl/>
-          <w:lang w:bidi="fa-IR"/>
-        </w:rPr>
-        <w:br/>
-      </w:r>
-      <w:r>
-        <w:rPr>
-          <w:rFonts w:cs="B Nazanin" w:hint="cs"/>
-          <w:sz w:val="28"/>
-          <w:szCs w:val="28"/>
-          <w:rtl/>
-          <w:lang w:bidi="fa-IR"/>
-        </w:rPr>
-        <w:t>می خوریم.</w:t>
-      </w:r>
-      <w:r>
-        <w:rPr>
-          <w:rFonts w:cs="B Nazanin" w:hint="cs"/>
-          <w:sz w:val="28"/>
-          <w:szCs w:val="28"/>
-          <w:rtl/>
-          <w:lang w:bidi="fa-IR"/>
-        </w:rPr>
-        <w:t xml:space="preserve"> پس قبل از </w:t>
-      </w:r>
-      <w:r>
-        <w:rPr>
-          <w:rFonts w:cs="B Nazanin"/>
-          <w:sz w:val="28"/>
-          <w:szCs w:val="28"/>
-          <w:lang w:bidi="fa-IR"/>
-        </w:rPr>
-        <w:t>lock</w:t>
-      </w:r>
-      <w:r>
-        <w:rPr>
-          <w:rFonts w:cs="B Nazanin" w:hint="cs"/>
-          <w:sz w:val="28"/>
-          <w:szCs w:val="28"/>
-          <w:rtl/>
-          <w:lang w:bidi="fa-IR"/>
-        </w:rPr>
-        <w:t xml:space="preserve"> هم یه بار دیگه شرط </w:t>
-      </w:r>
-      <w:r>
-        <w:rPr>
-          <w:rFonts w:cs="B Nazanin"/>
-          <w:sz w:val="28"/>
-          <w:szCs w:val="28"/>
-          <w:lang w:bidi="fa-IR"/>
-        </w:rPr>
-        <w:t>null</w:t>
-      </w:r>
-      <w:r>
-        <w:rPr>
-          <w:rFonts w:cs="B Nazanin" w:hint="cs"/>
-          <w:sz w:val="28"/>
-          <w:szCs w:val="28"/>
-          <w:rtl/>
-          <w:lang w:bidi="fa-IR"/>
-        </w:rPr>
-        <w:t xml:space="preserve"> بودن رو میذاریم. این باعث میشه که نهایتا به تعداد </w:t>
-      </w:r>
-      <w:r>
-        <w:rPr>
-          <w:rFonts w:cs="B Nazanin"/>
-          <w:sz w:val="28"/>
-          <w:szCs w:val="28"/>
-          <w:lang w:bidi="fa-IR"/>
-        </w:rPr>
-        <w:t>core</w:t>
-      </w:r>
-      <w:r>
-        <w:rPr>
-          <w:rFonts w:cs="B Nazanin" w:hint="cs"/>
-          <w:sz w:val="28"/>
-          <w:szCs w:val="28"/>
-          <w:rtl/>
-          <w:lang w:bidi="fa-IR"/>
-        </w:rPr>
-        <w:t xml:space="preserve"> های </w:t>
-      </w:r>
-      <w:r>
-        <w:rPr>
-          <w:rFonts w:cs="B Nazanin"/>
-          <w:sz w:val="28"/>
-          <w:szCs w:val="28"/>
-          <w:lang w:bidi="fa-IR"/>
-        </w:rPr>
-        <w:t>cpu</w:t>
-      </w:r>
-      <w:r>
-        <w:rPr>
-          <w:rFonts w:cs="B Nazanin" w:hint="cs"/>
-          <w:sz w:val="28"/>
-          <w:szCs w:val="28"/>
-          <w:rtl/>
-          <w:lang w:bidi="fa-IR"/>
-        </w:rPr>
-        <w:t xml:space="preserve"> مون </w:t>
-      </w:r>
-      <w:r>
-        <w:rPr>
-          <w:rFonts w:cs="B Nazanin"/>
-          <w:sz w:val="28"/>
-          <w:szCs w:val="28"/>
-          <w:lang w:bidi="fa-IR"/>
-        </w:rPr>
-        <w:t>thread</w:t>
-      </w:r>
-      <w:r>
-        <w:rPr>
-          <w:rFonts w:cs="B Nazanin" w:hint="cs"/>
-          <w:sz w:val="28"/>
-          <w:szCs w:val="28"/>
-          <w:rtl/>
-          <w:lang w:bidi="fa-IR"/>
-        </w:rPr>
-        <w:t xml:space="preserve"> بیاد پشت </w:t>
-      </w:r>
-      <w:r>
-        <w:rPr>
-          <w:rFonts w:cs="B Nazanin"/>
-          <w:sz w:val="28"/>
-          <w:szCs w:val="28"/>
-          <w:lang w:bidi="fa-IR"/>
-        </w:rPr>
-        <w:t>lock</w:t>
-      </w:r>
-      <w:r>
-        <w:rPr>
-          <w:rFonts w:cs="B Nazanin" w:hint="cs"/>
-          <w:sz w:val="28"/>
-          <w:szCs w:val="28"/>
-          <w:rtl/>
-          <w:lang w:bidi="fa-IR"/>
-        </w:rPr>
-        <w:t xml:space="preserve"> منتظر بشه. بعدش یکی وارد </w:t>
+        <w:t xml:space="preserve">بعدش یکی وارد </w:t>
       </w:r>
       <w:r>
         <w:rPr>
@@ -3654,18 +4947,7 @@
           <w:rtl/>
           <w:lang w:bidi="fa-IR"/>
         </w:rPr>
-        <w:t xml:space="preserve"> استفاده می کنیم </w:t>
-      </w:r>
-      <w:r>
-        <w:rPr>
-          <w:rFonts w:cs="B Nazanin" w:hint="cs"/>
-          <w:sz w:val="28"/>
-          <w:szCs w:val="28"/>
-          <w:rtl/>
-          <w:lang w:bidi="fa-IR"/>
-        </w:rPr>
-        <w:lastRenderedPageBreak/>
-        <w:t xml:space="preserve">که برای یه کلاس، فقط یه بار </w:t>
+        <w:t xml:space="preserve"> استفاده می کنیم که برای یه کلاس، فقط یه بار </w:t>
       </w:r>
       <w:r>
         <w:rPr>
@@ -4613,7 +5895,7 @@
                     <pic:cNvPicPr/>
                   </pic:nvPicPr>
                   <pic:blipFill>
-                    <a:blip r:embed="rId6" cstate="print">
+                    <a:blip r:embed="rId7" cstate="print">
                       <a:extLst>
                         <a:ext uri="{28A0092B-C50C-407E-A947-70E740481C1C}">
                           <a14:useLocalDpi xmlns:a14="http://schemas.microsoft.com/office/drawing/2010/main" val="0"/>
@@ -5151,7 +6433,6 @@
           <w:rtl/>
           <w:lang w:bidi="fa-IR"/>
         </w:rPr>
-        <w:lastRenderedPageBreak/>
         <w:t>مدت زمان توسعه اولیه برای زدن این پترن بیشتره. چیزی که معمولا خودم به کار میبرم اینه که اول کد رو بدون این پترن میزنم و بعد شرایط استفاده از این پترن رو ارزیابی می کنم که اگه به صرفه بود اونوقت جایگزین کد فعلی کنم.</w:t>
       </w:r>
     </w:p>
@@ -5286,6 +6567,7 @@
           <w:szCs w:val="28"/>
           <w:lang w:bidi="fa-IR"/>
         </w:rPr>
+        <w:lastRenderedPageBreak/>
         <w:br w:type="page"/>
       </w:r>
     </w:p>
@@ -5499,7 +6781,7 @@
                     <pic:cNvPicPr/>
                   </pic:nvPicPr>
                   <pic:blipFill>
-                    <a:blip r:embed="rId7"/>
+                    <a:blip r:embed="rId8"/>
                     <a:stretch>
                       <a:fillRect/>
                     </a:stretch>
@@ -5991,7 +7273,6 @@
           <w:rtl/>
           <w:lang w:bidi="fa-IR"/>
         </w:rPr>
-        <w:lastRenderedPageBreak/>
         <w:t>مزایا:</w:t>
       </w:r>
     </w:p>
@@ -6127,6 +7408,7 @@
           <w:rtl/>
           <w:lang w:bidi="fa-IR"/>
         </w:rPr>
+        <w:lastRenderedPageBreak/>
         <w:t xml:space="preserve">جلوگیری از </w:t>
       </w:r>
       <w:r>

--- a/DesignPattern/Design pattern interview questions and answers.docx
+++ b/DesignPattern/Design pattern interview questions and answers.docx
@@ -79,7 +79,29 @@
           <w:rtl/>
           <w:lang w:bidi="fa-IR"/>
         </w:rPr>
-        <w:t xml:space="preserve"> هاس.</w:t>
+        <w:t xml:space="preserve"> </w:t>
+      </w:r>
+      <w:proofErr w:type="spellStart"/>
+      <w:r>
+        <w:rPr>
+          <w:rFonts w:cs="B Nazanin" w:hint="cs"/>
+          <w:sz w:val="28"/>
+          <w:szCs w:val="28"/>
+          <w:rtl/>
+          <w:lang w:bidi="fa-IR"/>
+        </w:rPr>
+        <w:t>هاس</w:t>
+      </w:r>
+      <w:proofErr w:type="spellEnd"/>
+      <w:r>
+        <w:rPr>
+          <w:rFonts w:cs="B Nazanin" w:hint="cs"/>
+          <w:sz w:val="28"/>
+          <w:szCs w:val="28"/>
+          <w:rtl/>
+          <w:lang w:bidi="fa-IR"/>
+        </w:rPr>
+        <w:t>.</w:t>
       </w:r>
     </w:p>
     <w:p>
@@ -105,8 +127,42 @@
           <w:rtl/>
           <w:lang w:bidi="fa-IR"/>
         </w:rPr>
-        <w:t>در این پترن،‌ به دنبال برگردوندن شئ ای از یه اینترفیس خاص هستیم. به بیان دیگه،</w:t>
-      </w:r>
+        <w:t xml:space="preserve">در این </w:t>
+      </w:r>
+      <w:proofErr w:type="spellStart"/>
+      <w:r>
+        <w:rPr>
+          <w:rFonts w:cs="B Nazanin" w:hint="cs"/>
+          <w:sz w:val="28"/>
+          <w:szCs w:val="28"/>
+          <w:rtl/>
+          <w:lang w:bidi="fa-IR"/>
+        </w:rPr>
+        <w:t>پترن</w:t>
+      </w:r>
+      <w:proofErr w:type="spellEnd"/>
+      <w:r>
+        <w:rPr>
+          <w:rFonts w:cs="B Nazanin" w:hint="cs"/>
+          <w:sz w:val="28"/>
+          <w:szCs w:val="28"/>
+          <w:rtl/>
+          <w:lang w:bidi="fa-IR"/>
+        </w:rPr>
+        <w:t xml:space="preserve">،‌ به دنبال </w:t>
+      </w:r>
+      <w:proofErr w:type="spellStart"/>
+      <w:r>
+        <w:rPr>
+          <w:rFonts w:cs="B Nazanin" w:hint="cs"/>
+          <w:sz w:val="28"/>
+          <w:szCs w:val="28"/>
+          <w:rtl/>
+          <w:lang w:bidi="fa-IR"/>
+        </w:rPr>
+        <w:t>برگردوندن</w:t>
+      </w:r>
+      <w:proofErr w:type="spellEnd"/>
       <w:r>
         <w:rPr>
           <w:rFonts w:cs="B Nazanin" w:hint="cs"/>
@@ -117,15 +173,157 @@
         </w:rPr>
         <w:t xml:space="preserve"> </w:t>
       </w:r>
-      <w:r>
-        <w:rPr>
-          <w:rFonts w:cs="B Nazanin" w:hint="cs"/>
-          <w:sz w:val="28"/>
-          <w:szCs w:val="28"/>
-          <w:rtl/>
-          <w:lang w:bidi="fa-IR"/>
-        </w:rPr>
-        <w:t xml:space="preserve">‌یه تعدادی کلاس داریم که یه اینترفیس رو </w:t>
+      <w:proofErr w:type="spellStart"/>
+      <w:r>
+        <w:rPr>
+          <w:rFonts w:cs="B Nazanin" w:hint="cs"/>
+          <w:sz w:val="28"/>
+          <w:szCs w:val="28"/>
+          <w:rtl/>
+          <w:lang w:bidi="fa-IR"/>
+        </w:rPr>
+        <w:t>شئ</w:t>
+      </w:r>
+      <w:proofErr w:type="spellEnd"/>
+      <w:r>
+        <w:rPr>
+          <w:rFonts w:cs="B Nazanin" w:hint="cs"/>
+          <w:sz w:val="28"/>
+          <w:szCs w:val="28"/>
+          <w:rtl/>
+          <w:lang w:bidi="fa-IR"/>
+        </w:rPr>
+        <w:t xml:space="preserve"> ای از </w:t>
+      </w:r>
+      <w:proofErr w:type="spellStart"/>
+      <w:r>
+        <w:rPr>
+          <w:rFonts w:cs="B Nazanin" w:hint="cs"/>
+          <w:sz w:val="28"/>
+          <w:szCs w:val="28"/>
+          <w:rtl/>
+          <w:lang w:bidi="fa-IR"/>
+        </w:rPr>
+        <w:t>یه</w:t>
+      </w:r>
+      <w:proofErr w:type="spellEnd"/>
+      <w:r>
+        <w:rPr>
+          <w:rFonts w:cs="B Nazanin" w:hint="cs"/>
+          <w:sz w:val="28"/>
+          <w:szCs w:val="28"/>
+          <w:rtl/>
+          <w:lang w:bidi="fa-IR"/>
+        </w:rPr>
+        <w:t xml:space="preserve"> </w:t>
+      </w:r>
+      <w:proofErr w:type="spellStart"/>
+      <w:r>
+        <w:rPr>
+          <w:rFonts w:cs="B Nazanin" w:hint="cs"/>
+          <w:sz w:val="28"/>
+          <w:szCs w:val="28"/>
+          <w:rtl/>
+          <w:lang w:bidi="fa-IR"/>
+        </w:rPr>
+        <w:t>اینترفیس</w:t>
+      </w:r>
+      <w:proofErr w:type="spellEnd"/>
+      <w:r>
+        <w:rPr>
+          <w:rFonts w:cs="B Nazanin" w:hint="cs"/>
+          <w:sz w:val="28"/>
+          <w:szCs w:val="28"/>
+          <w:rtl/>
+          <w:lang w:bidi="fa-IR"/>
+        </w:rPr>
+        <w:t xml:space="preserve"> خاص هستیم. به بیان دیگه،</w:t>
+      </w:r>
+      <w:r>
+        <w:rPr>
+          <w:rFonts w:cs="B Nazanin" w:hint="cs"/>
+          <w:sz w:val="28"/>
+          <w:szCs w:val="28"/>
+          <w:rtl/>
+          <w:lang w:bidi="fa-IR"/>
+        </w:rPr>
+        <w:t xml:space="preserve"> </w:t>
+      </w:r>
+      <w:r>
+        <w:rPr>
+          <w:rFonts w:cs="B Nazanin" w:hint="cs"/>
+          <w:sz w:val="28"/>
+          <w:szCs w:val="28"/>
+          <w:rtl/>
+          <w:lang w:bidi="fa-IR"/>
+        </w:rPr>
+        <w:t>‌</w:t>
+      </w:r>
+      <w:proofErr w:type="spellStart"/>
+      <w:r>
+        <w:rPr>
+          <w:rFonts w:cs="B Nazanin" w:hint="cs"/>
+          <w:sz w:val="28"/>
+          <w:szCs w:val="28"/>
+          <w:rtl/>
+          <w:lang w:bidi="fa-IR"/>
+        </w:rPr>
+        <w:t>یه</w:t>
+      </w:r>
+      <w:proofErr w:type="spellEnd"/>
+      <w:r>
+        <w:rPr>
+          <w:rFonts w:cs="B Nazanin" w:hint="cs"/>
+          <w:sz w:val="28"/>
+          <w:szCs w:val="28"/>
+          <w:rtl/>
+          <w:lang w:bidi="fa-IR"/>
+        </w:rPr>
+        <w:t xml:space="preserve"> تعدادی کلاس داریم که </w:t>
+      </w:r>
+      <w:proofErr w:type="spellStart"/>
+      <w:r>
+        <w:rPr>
+          <w:rFonts w:cs="B Nazanin" w:hint="cs"/>
+          <w:sz w:val="28"/>
+          <w:szCs w:val="28"/>
+          <w:rtl/>
+          <w:lang w:bidi="fa-IR"/>
+        </w:rPr>
+        <w:t>یه</w:t>
+      </w:r>
+      <w:proofErr w:type="spellEnd"/>
+      <w:r>
+        <w:rPr>
+          <w:rFonts w:cs="B Nazanin" w:hint="cs"/>
+          <w:sz w:val="28"/>
+          <w:szCs w:val="28"/>
+          <w:rtl/>
+          <w:lang w:bidi="fa-IR"/>
+        </w:rPr>
+        <w:t xml:space="preserve"> </w:t>
+      </w:r>
+      <w:proofErr w:type="spellStart"/>
+      <w:r>
+        <w:rPr>
+          <w:rFonts w:cs="B Nazanin" w:hint="cs"/>
+          <w:sz w:val="28"/>
+          <w:szCs w:val="28"/>
+          <w:rtl/>
+          <w:lang w:bidi="fa-IR"/>
+        </w:rPr>
+        <w:t>اینترفیس</w:t>
+      </w:r>
+      <w:proofErr w:type="spellEnd"/>
+      <w:r>
+        <w:rPr>
+          <w:rFonts w:cs="B Nazanin" w:hint="cs"/>
+          <w:sz w:val="28"/>
+          <w:szCs w:val="28"/>
+          <w:rtl/>
+          <w:lang w:bidi="fa-IR"/>
+        </w:rPr>
+        <w:t xml:space="preserve"> رو </w:t>
       </w:r>
       <w:r>
         <w:rPr>
@@ -144,7 +342,95 @@
           <w:rtl/>
           <w:lang w:bidi="fa-IR"/>
         </w:rPr>
-        <w:t xml:space="preserve"> میکنن؛ در این پترن،‌ میخوایم مشخص کنیم که کدوم یکی از کلاس ها باید داخل یه متغیر از نوع اینترفیس ما ریخته بشه.</w:t>
+        <w:t xml:space="preserve"> میکنن؛ در این </w:t>
+      </w:r>
+      <w:proofErr w:type="spellStart"/>
+      <w:r>
+        <w:rPr>
+          <w:rFonts w:cs="B Nazanin" w:hint="cs"/>
+          <w:sz w:val="28"/>
+          <w:szCs w:val="28"/>
+          <w:rtl/>
+          <w:lang w:bidi="fa-IR"/>
+        </w:rPr>
+        <w:t>پترن</w:t>
+      </w:r>
+      <w:proofErr w:type="spellEnd"/>
+      <w:r>
+        <w:rPr>
+          <w:rFonts w:cs="B Nazanin" w:hint="cs"/>
+          <w:sz w:val="28"/>
+          <w:szCs w:val="28"/>
+          <w:rtl/>
+          <w:lang w:bidi="fa-IR"/>
+        </w:rPr>
+        <w:t xml:space="preserve">،‌ </w:t>
+      </w:r>
+      <w:proofErr w:type="spellStart"/>
+      <w:r>
+        <w:rPr>
+          <w:rFonts w:cs="B Nazanin" w:hint="cs"/>
+          <w:sz w:val="28"/>
+          <w:szCs w:val="28"/>
+          <w:rtl/>
+          <w:lang w:bidi="fa-IR"/>
+        </w:rPr>
+        <w:t>میخوایم</w:t>
+      </w:r>
+      <w:proofErr w:type="spellEnd"/>
+      <w:r>
+        <w:rPr>
+          <w:rFonts w:cs="B Nazanin" w:hint="cs"/>
+          <w:sz w:val="28"/>
+          <w:szCs w:val="28"/>
+          <w:rtl/>
+          <w:lang w:bidi="fa-IR"/>
+        </w:rPr>
+        <w:t xml:space="preserve"> مشخص کنیم که کدوم یکی از کلاس ها باید داخل </w:t>
+      </w:r>
+      <w:proofErr w:type="spellStart"/>
+      <w:r>
+        <w:rPr>
+          <w:rFonts w:cs="B Nazanin" w:hint="cs"/>
+          <w:sz w:val="28"/>
+          <w:szCs w:val="28"/>
+          <w:rtl/>
+          <w:lang w:bidi="fa-IR"/>
+        </w:rPr>
+        <w:t>یه</w:t>
+      </w:r>
+      <w:proofErr w:type="spellEnd"/>
+      <w:r>
+        <w:rPr>
+          <w:rFonts w:cs="B Nazanin" w:hint="cs"/>
+          <w:sz w:val="28"/>
+          <w:szCs w:val="28"/>
+          <w:rtl/>
+          <w:lang w:bidi="fa-IR"/>
+        </w:rPr>
+        <w:t xml:space="preserve"> متغیر از نوع </w:t>
+      </w:r>
+      <w:proofErr w:type="spellStart"/>
+      <w:r>
+        <w:rPr>
+          <w:rFonts w:cs="B Nazanin" w:hint="cs"/>
+          <w:sz w:val="28"/>
+          <w:szCs w:val="28"/>
+          <w:rtl/>
+          <w:lang w:bidi="fa-IR"/>
+        </w:rPr>
+        <w:t>اینترفیس</w:t>
+      </w:r>
+      <w:proofErr w:type="spellEnd"/>
+      <w:r>
+        <w:rPr>
+          <w:rFonts w:cs="B Nazanin" w:hint="cs"/>
+          <w:sz w:val="28"/>
+          <w:szCs w:val="28"/>
+          <w:rtl/>
+          <w:lang w:bidi="fa-IR"/>
+        </w:rPr>
+        <w:t xml:space="preserve"> ما ریخته بشه.</w:t>
       </w:r>
     </w:p>
     <w:p>
@@ -170,7 +456,51 @@
           <w:rtl/>
           <w:lang w:bidi="fa-IR"/>
         </w:rPr>
-        <w:t xml:space="preserve">نکته اول درباره این پترن اینه که ۳ مدل پیاده سازی داره: </w:t>
+        <w:t xml:space="preserve">نکته اول درباره این </w:t>
+      </w:r>
+      <w:proofErr w:type="spellStart"/>
+      <w:r>
+        <w:rPr>
+          <w:rFonts w:cs="B Nazanin" w:hint="cs"/>
+          <w:sz w:val="28"/>
+          <w:szCs w:val="28"/>
+          <w:rtl/>
+          <w:lang w:bidi="fa-IR"/>
+        </w:rPr>
+        <w:t>پترن</w:t>
+      </w:r>
+      <w:proofErr w:type="spellEnd"/>
+      <w:r>
+        <w:rPr>
+          <w:rFonts w:cs="B Nazanin" w:hint="cs"/>
+          <w:sz w:val="28"/>
+          <w:szCs w:val="28"/>
+          <w:rtl/>
+          <w:lang w:bidi="fa-IR"/>
+        </w:rPr>
+        <w:t xml:space="preserve"> اینه که ۳ مدل پیاده سازی </w:t>
+      </w:r>
+      <w:proofErr w:type="spellStart"/>
+      <w:r>
+        <w:rPr>
+          <w:rFonts w:cs="B Nazanin" w:hint="cs"/>
+          <w:sz w:val="28"/>
+          <w:szCs w:val="28"/>
+          <w:rtl/>
+          <w:lang w:bidi="fa-IR"/>
+        </w:rPr>
+        <w:t>داره</w:t>
+      </w:r>
+      <w:proofErr w:type="spellEnd"/>
+      <w:r>
+        <w:rPr>
+          <w:rFonts w:cs="B Nazanin" w:hint="cs"/>
+          <w:sz w:val="28"/>
+          <w:szCs w:val="28"/>
+          <w:rtl/>
+          <w:lang w:bidi="fa-IR"/>
+        </w:rPr>
+        <w:t xml:space="preserve">: </w:t>
       </w:r>
       <w:r>
         <w:rPr>
@@ -276,15 +606,27 @@
         </w:rPr>
         <w:t>factory method</w:t>
       </w:r>
-      <w:r>
-        <w:rPr>
-          <w:rFonts w:cs="B Nazanin" w:hint="cs"/>
-          <w:sz w:val="28"/>
-          <w:szCs w:val="28"/>
-          <w:rtl/>
-          <w:lang w:bidi="fa-IR"/>
-        </w:rPr>
-        <w:t>ئه.</w:t>
+      <w:proofErr w:type="spellStart"/>
+      <w:r>
+        <w:rPr>
+          <w:rFonts w:cs="B Nazanin" w:hint="cs"/>
+          <w:sz w:val="28"/>
+          <w:szCs w:val="28"/>
+          <w:rtl/>
+          <w:lang w:bidi="fa-IR"/>
+        </w:rPr>
+        <w:t>ئه</w:t>
+      </w:r>
+      <w:proofErr w:type="spellEnd"/>
+      <w:r>
+        <w:rPr>
+          <w:rFonts w:cs="B Nazanin" w:hint="cs"/>
+          <w:sz w:val="28"/>
+          <w:szCs w:val="28"/>
+          <w:rtl/>
+          <w:lang w:bidi="fa-IR"/>
+        </w:rPr>
+        <w:t>.</w:t>
       </w:r>
     </w:p>
     <w:p>
@@ -329,17 +671,61 @@
           <w:rtl/>
           <w:lang w:bidi="fa-IR"/>
         </w:rPr>
-        <w:t xml:space="preserve"> صرفا یه کلاس هست که </w:t>
-      </w:r>
-      <w:r>
-        <w:rPr>
-          <w:rFonts w:cs="B Nazanin" w:hint="cs"/>
-          <w:sz w:val="28"/>
-          <w:szCs w:val="28"/>
-          <w:rtl/>
-          <w:lang w:bidi="fa-IR"/>
-        </w:rPr>
-        <w:t>شکل های مختلف یه کلاس رو</w:t>
+        <w:t xml:space="preserve"> صرفا </w:t>
+      </w:r>
+      <w:proofErr w:type="spellStart"/>
+      <w:r>
+        <w:rPr>
+          <w:rFonts w:cs="B Nazanin" w:hint="cs"/>
+          <w:sz w:val="28"/>
+          <w:szCs w:val="28"/>
+          <w:rtl/>
+          <w:lang w:bidi="fa-IR"/>
+        </w:rPr>
+        <w:t>یه</w:t>
+      </w:r>
+      <w:proofErr w:type="spellEnd"/>
+      <w:r>
+        <w:rPr>
+          <w:rFonts w:cs="B Nazanin" w:hint="cs"/>
+          <w:sz w:val="28"/>
+          <w:szCs w:val="28"/>
+          <w:rtl/>
+          <w:lang w:bidi="fa-IR"/>
+        </w:rPr>
+        <w:t xml:space="preserve"> کلاس هست که </w:t>
+      </w:r>
+      <w:r>
+        <w:rPr>
+          <w:rFonts w:cs="B Nazanin" w:hint="cs"/>
+          <w:sz w:val="28"/>
+          <w:szCs w:val="28"/>
+          <w:rtl/>
+          <w:lang w:bidi="fa-IR"/>
+        </w:rPr>
+        <w:t xml:space="preserve">شکل های مختلف </w:t>
+      </w:r>
+      <w:proofErr w:type="spellStart"/>
+      <w:r>
+        <w:rPr>
+          <w:rFonts w:cs="B Nazanin" w:hint="cs"/>
+          <w:sz w:val="28"/>
+          <w:szCs w:val="28"/>
+          <w:rtl/>
+          <w:lang w:bidi="fa-IR"/>
+        </w:rPr>
+        <w:t>یه</w:t>
+      </w:r>
+      <w:proofErr w:type="spellEnd"/>
+      <w:r>
+        <w:rPr>
+          <w:rFonts w:cs="B Nazanin" w:hint="cs"/>
+          <w:sz w:val="28"/>
+          <w:szCs w:val="28"/>
+          <w:rtl/>
+          <w:lang w:bidi="fa-IR"/>
+        </w:rPr>
+        <w:t xml:space="preserve"> کلاس رو</w:t>
       </w:r>
       <w:r>
         <w:rPr>
@@ -378,17 +764,61 @@
           <w:rtl/>
           <w:lang w:bidi="fa-IR"/>
         </w:rPr>
-        <w:t xml:space="preserve"> (مثلا از طریق یه ورودی یا وضعیت موجود)</w:t>
-      </w:r>
-      <w:r>
-        <w:rPr>
-          <w:rFonts w:cs="B Nazanin" w:hint="cs"/>
-          <w:sz w:val="28"/>
-          <w:szCs w:val="28"/>
-          <w:rtl/>
-          <w:lang w:bidi="fa-IR"/>
-        </w:rPr>
-        <w:t>‌ بهش برمیگردونه.</w:t>
+        <w:t xml:space="preserve"> (مثلا از طریق </w:t>
+      </w:r>
+      <w:proofErr w:type="spellStart"/>
+      <w:r>
+        <w:rPr>
+          <w:rFonts w:cs="B Nazanin" w:hint="cs"/>
+          <w:sz w:val="28"/>
+          <w:szCs w:val="28"/>
+          <w:rtl/>
+          <w:lang w:bidi="fa-IR"/>
+        </w:rPr>
+        <w:t>یه</w:t>
+      </w:r>
+      <w:proofErr w:type="spellEnd"/>
+      <w:r>
+        <w:rPr>
+          <w:rFonts w:cs="B Nazanin" w:hint="cs"/>
+          <w:sz w:val="28"/>
+          <w:szCs w:val="28"/>
+          <w:rtl/>
+          <w:lang w:bidi="fa-IR"/>
+        </w:rPr>
+        <w:t xml:space="preserve"> ورودی یا وضعیت موجود)</w:t>
+      </w:r>
+      <w:r>
+        <w:rPr>
+          <w:rFonts w:cs="B Nazanin" w:hint="cs"/>
+          <w:sz w:val="28"/>
+          <w:szCs w:val="28"/>
+          <w:rtl/>
+          <w:lang w:bidi="fa-IR"/>
+        </w:rPr>
+        <w:t xml:space="preserve">‌ بهش </w:t>
+      </w:r>
+      <w:proofErr w:type="spellStart"/>
+      <w:r>
+        <w:rPr>
+          <w:rFonts w:cs="B Nazanin" w:hint="cs"/>
+          <w:sz w:val="28"/>
+          <w:szCs w:val="28"/>
+          <w:rtl/>
+          <w:lang w:bidi="fa-IR"/>
+        </w:rPr>
+        <w:t>برمیگردونه</w:t>
+      </w:r>
+      <w:proofErr w:type="spellEnd"/>
+      <w:r>
+        <w:rPr>
+          <w:rFonts w:cs="B Nazanin" w:hint="cs"/>
+          <w:sz w:val="28"/>
+          <w:szCs w:val="28"/>
+          <w:rtl/>
+          <w:lang w:bidi="fa-IR"/>
+        </w:rPr>
+        <w:t>.</w:t>
       </w:r>
     </w:p>
     <w:p>
@@ -453,7 +883,29 @@
           <w:rtl/>
           <w:lang w:bidi="fa-IR"/>
         </w:rPr>
-        <w:t xml:space="preserve">اینجا یه کلاس </w:t>
+        <w:t xml:space="preserve">اینجا </w:t>
+      </w:r>
+      <w:proofErr w:type="spellStart"/>
+      <w:r>
+        <w:rPr>
+          <w:rFonts w:cs="B Nazanin" w:hint="cs"/>
+          <w:sz w:val="28"/>
+          <w:szCs w:val="28"/>
+          <w:rtl/>
+          <w:lang w:bidi="fa-IR"/>
+        </w:rPr>
+        <w:t>یه</w:t>
+      </w:r>
+      <w:proofErr w:type="spellEnd"/>
+      <w:r>
+        <w:rPr>
+          <w:rFonts w:cs="B Nazanin" w:hint="cs"/>
+          <w:sz w:val="28"/>
+          <w:szCs w:val="28"/>
+          <w:rtl/>
+          <w:lang w:bidi="fa-IR"/>
+        </w:rPr>
+        <w:t xml:space="preserve"> کلاس </w:t>
       </w:r>
       <w:r>
         <w:rPr>
@@ -491,26 +943,189 @@
           <w:rtl/>
           <w:lang w:bidi="fa-IR"/>
         </w:rPr>
-        <w:t xml:space="preserve"> هست. داخل این کلاس متدی داریم که شئ مورد نظر از اون اینترفیس رو میسازه (</w:t>
-      </w:r>
-      <w:r>
-        <w:rPr>
-          <w:rFonts w:cs="B Nazanin"/>
-          <w:sz w:val="28"/>
-          <w:szCs w:val="28"/>
-          <w:lang w:bidi="fa-IR"/>
-        </w:rPr>
-        <w:t>IProduct CreateProduct()</w:t>
-      </w:r>
-      <w:r>
-        <w:rPr>
-          <w:rFonts w:cs="B Nazanin" w:hint="cs"/>
-          <w:sz w:val="28"/>
-          <w:szCs w:val="28"/>
-          <w:rtl/>
-          <w:lang w:bidi="fa-IR"/>
-        </w:rPr>
-        <w:t xml:space="preserve">). نکته اینجاس که داریم حتی سازنده ها رو هم به نوعی جدا میکنیم و دیگه داخل یه کلاس نمیذاریمشون (مثل </w:t>
+        <w:t xml:space="preserve"> هست. داخل این کلاس </w:t>
+      </w:r>
+      <w:proofErr w:type="spellStart"/>
+      <w:r>
+        <w:rPr>
+          <w:rFonts w:cs="B Nazanin" w:hint="cs"/>
+          <w:sz w:val="28"/>
+          <w:szCs w:val="28"/>
+          <w:rtl/>
+          <w:lang w:bidi="fa-IR"/>
+        </w:rPr>
+        <w:t>متدی</w:t>
+      </w:r>
+      <w:proofErr w:type="spellEnd"/>
+      <w:r>
+        <w:rPr>
+          <w:rFonts w:cs="B Nazanin" w:hint="cs"/>
+          <w:sz w:val="28"/>
+          <w:szCs w:val="28"/>
+          <w:rtl/>
+          <w:lang w:bidi="fa-IR"/>
+        </w:rPr>
+        <w:t xml:space="preserve"> داریم که </w:t>
+      </w:r>
+      <w:proofErr w:type="spellStart"/>
+      <w:r>
+        <w:rPr>
+          <w:rFonts w:cs="B Nazanin" w:hint="cs"/>
+          <w:sz w:val="28"/>
+          <w:szCs w:val="28"/>
+          <w:rtl/>
+          <w:lang w:bidi="fa-IR"/>
+        </w:rPr>
+        <w:t>شئ</w:t>
+      </w:r>
+      <w:proofErr w:type="spellEnd"/>
+      <w:r>
+        <w:rPr>
+          <w:rFonts w:cs="B Nazanin" w:hint="cs"/>
+          <w:sz w:val="28"/>
+          <w:szCs w:val="28"/>
+          <w:rtl/>
+          <w:lang w:bidi="fa-IR"/>
+        </w:rPr>
+        <w:t xml:space="preserve"> مورد نظر از اون </w:t>
+      </w:r>
+      <w:proofErr w:type="spellStart"/>
+      <w:r>
+        <w:rPr>
+          <w:rFonts w:cs="B Nazanin" w:hint="cs"/>
+          <w:sz w:val="28"/>
+          <w:szCs w:val="28"/>
+          <w:rtl/>
+          <w:lang w:bidi="fa-IR"/>
+        </w:rPr>
+        <w:t>اینترفیس</w:t>
+      </w:r>
+      <w:proofErr w:type="spellEnd"/>
+      <w:r>
+        <w:rPr>
+          <w:rFonts w:cs="B Nazanin" w:hint="cs"/>
+          <w:sz w:val="28"/>
+          <w:szCs w:val="28"/>
+          <w:rtl/>
+          <w:lang w:bidi="fa-IR"/>
+        </w:rPr>
+        <w:t xml:space="preserve"> رو </w:t>
+      </w:r>
+      <w:proofErr w:type="spellStart"/>
+      <w:r>
+        <w:rPr>
+          <w:rFonts w:cs="B Nazanin" w:hint="cs"/>
+          <w:sz w:val="28"/>
+          <w:szCs w:val="28"/>
+          <w:rtl/>
+          <w:lang w:bidi="fa-IR"/>
+        </w:rPr>
+        <w:t>میسازه</w:t>
+      </w:r>
+      <w:proofErr w:type="spellEnd"/>
+      <w:r>
+        <w:rPr>
+          <w:rFonts w:cs="B Nazanin" w:hint="cs"/>
+          <w:sz w:val="28"/>
+          <w:szCs w:val="28"/>
+          <w:rtl/>
+          <w:lang w:bidi="fa-IR"/>
+        </w:rPr>
+        <w:t xml:space="preserve"> (</w:t>
+      </w:r>
+      <w:proofErr w:type="spellStart"/>
+      <w:r>
+        <w:rPr>
+          <w:rFonts w:cs="B Nazanin"/>
+          <w:sz w:val="28"/>
+          <w:szCs w:val="28"/>
+          <w:lang w:bidi="fa-IR"/>
+        </w:rPr>
+        <w:t>IProduct</w:t>
+      </w:r>
+      <w:proofErr w:type="spellEnd"/>
+      <w:r>
+        <w:rPr>
+          <w:rFonts w:cs="B Nazanin"/>
+          <w:sz w:val="28"/>
+          <w:szCs w:val="28"/>
+          <w:lang w:bidi="fa-IR"/>
+        </w:rPr>
+        <w:t xml:space="preserve"> </w:t>
+      </w:r>
+      <w:proofErr w:type="spellStart"/>
+      <w:r>
+        <w:rPr>
+          <w:rFonts w:cs="B Nazanin"/>
+          <w:sz w:val="28"/>
+          <w:szCs w:val="28"/>
+          <w:lang w:bidi="fa-IR"/>
+        </w:rPr>
+        <w:t>CreateProduct</w:t>
+      </w:r>
+      <w:proofErr w:type="spellEnd"/>
+      <w:r>
+        <w:rPr>
+          <w:rFonts w:cs="B Nazanin"/>
+          <w:sz w:val="28"/>
+          <w:szCs w:val="28"/>
+          <w:lang w:bidi="fa-IR"/>
+        </w:rPr>
+        <w:t>()</w:t>
+      </w:r>
+      <w:r>
+        <w:rPr>
+          <w:rFonts w:cs="B Nazanin" w:hint="cs"/>
+          <w:sz w:val="28"/>
+          <w:szCs w:val="28"/>
+          <w:rtl/>
+          <w:lang w:bidi="fa-IR"/>
+        </w:rPr>
+        <w:t xml:space="preserve">). نکته اینجاس که داریم حتی سازنده ها رو هم به نوعی جدا میکنیم و دیگه داخل </w:t>
+      </w:r>
+      <w:proofErr w:type="spellStart"/>
+      <w:r>
+        <w:rPr>
+          <w:rFonts w:cs="B Nazanin" w:hint="cs"/>
+          <w:sz w:val="28"/>
+          <w:szCs w:val="28"/>
+          <w:rtl/>
+          <w:lang w:bidi="fa-IR"/>
+        </w:rPr>
+        <w:t>یه</w:t>
+      </w:r>
+      <w:proofErr w:type="spellEnd"/>
+      <w:r>
+        <w:rPr>
+          <w:rFonts w:cs="B Nazanin" w:hint="cs"/>
+          <w:sz w:val="28"/>
+          <w:szCs w:val="28"/>
+          <w:rtl/>
+          <w:lang w:bidi="fa-IR"/>
+        </w:rPr>
+        <w:t xml:space="preserve"> کلاس </w:t>
+      </w:r>
+      <w:proofErr w:type="spellStart"/>
+      <w:r>
+        <w:rPr>
+          <w:rFonts w:cs="B Nazanin" w:hint="cs"/>
+          <w:sz w:val="28"/>
+          <w:szCs w:val="28"/>
+          <w:rtl/>
+          <w:lang w:bidi="fa-IR"/>
+        </w:rPr>
+        <w:t>نمیذاریمشون</w:t>
+      </w:r>
+      <w:proofErr w:type="spellEnd"/>
+      <w:r>
+        <w:rPr>
+          <w:rFonts w:cs="B Nazanin" w:hint="cs"/>
+          <w:sz w:val="28"/>
+          <w:szCs w:val="28"/>
+          <w:rtl/>
+          <w:lang w:bidi="fa-IR"/>
+        </w:rPr>
+        <w:t xml:space="preserve"> (مثل </w:t>
       </w:r>
       <w:r>
         <w:rPr>
@@ -529,7 +1144,29 @@
           <w:rtl/>
           <w:lang w:bidi="fa-IR"/>
         </w:rPr>
-        <w:t xml:space="preserve">). حالا چندتا کلاس داریم که از این کلاس </w:t>
+        <w:t xml:space="preserve">). حالا </w:t>
+      </w:r>
+      <w:proofErr w:type="spellStart"/>
+      <w:r>
+        <w:rPr>
+          <w:rFonts w:cs="B Nazanin" w:hint="cs"/>
+          <w:sz w:val="28"/>
+          <w:szCs w:val="28"/>
+          <w:rtl/>
+          <w:lang w:bidi="fa-IR"/>
+        </w:rPr>
+        <w:t>چندتا</w:t>
+      </w:r>
+      <w:proofErr w:type="spellEnd"/>
+      <w:r>
+        <w:rPr>
+          <w:rFonts w:cs="B Nazanin" w:hint="cs"/>
+          <w:sz w:val="28"/>
+          <w:szCs w:val="28"/>
+          <w:rtl/>
+          <w:lang w:bidi="fa-IR"/>
+        </w:rPr>
+        <w:t xml:space="preserve"> کلاس داریم که از این کلاس </w:t>
       </w:r>
       <w:r>
         <w:rPr>
@@ -550,6 +1187,7 @@
         </w:rPr>
         <w:t xml:space="preserve"> ارث بری می کنن و در نتیجه،‌ متد </w:t>
       </w:r>
+      <w:proofErr w:type="spellStart"/>
       <w:r>
         <w:rPr>
           <w:rFonts w:cs="B Nazanin"/>
@@ -559,6 +1197,7 @@
         </w:rPr>
         <w:t>CreateProduct</w:t>
       </w:r>
+      <w:proofErr w:type="spellEnd"/>
       <w:r>
         <w:rPr>
           <w:rFonts w:cs="B Nazanin" w:hint="cs"/>
@@ -586,7 +1225,95 @@
           <w:rtl/>
           <w:lang w:bidi="fa-IR"/>
         </w:rPr>
-        <w:t xml:space="preserve"> تعریف شده بود باید داخل این کلاس ها پیاده سازی بشه. از اون طرف کلاس هایی که قرار بوده ازشون شئ بسازیم،‌ اینترفیس ما رو </w:t>
+        <w:t xml:space="preserve"> تعریف شده بود باید داخل این کلاس ها پیاده سازی بشه. از اون طرف کلاس </w:t>
+      </w:r>
+      <w:proofErr w:type="spellStart"/>
+      <w:r>
+        <w:rPr>
+          <w:rFonts w:cs="B Nazanin" w:hint="cs"/>
+          <w:sz w:val="28"/>
+          <w:szCs w:val="28"/>
+          <w:rtl/>
+          <w:lang w:bidi="fa-IR"/>
+        </w:rPr>
+        <w:t>هایی</w:t>
+      </w:r>
+      <w:proofErr w:type="spellEnd"/>
+      <w:r>
+        <w:rPr>
+          <w:rFonts w:cs="B Nazanin" w:hint="cs"/>
+          <w:sz w:val="28"/>
+          <w:szCs w:val="28"/>
+          <w:rtl/>
+          <w:lang w:bidi="fa-IR"/>
+        </w:rPr>
+        <w:t xml:space="preserve"> که قرار بوده </w:t>
+      </w:r>
+      <w:proofErr w:type="spellStart"/>
+      <w:r>
+        <w:rPr>
+          <w:rFonts w:cs="B Nazanin" w:hint="cs"/>
+          <w:sz w:val="28"/>
+          <w:szCs w:val="28"/>
+          <w:rtl/>
+          <w:lang w:bidi="fa-IR"/>
+        </w:rPr>
+        <w:t>ازشون</w:t>
+      </w:r>
+      <w:proofErr w:type="spellEnd"/>
+      <w:r>
+        <w:rPr>
+          <w:rFonts w:cs="B Nazanin" w:hint="cs"/>
+          <w:sz w:val="28"/>
+          <w:szCs w:val="28"/>
+          <w:rtl/>
+          <w:lang w:bidi="fa-IR"/>
+        </w:rPr>
+        <w:t xml:space="preserve"> </w:t>
+      </w:r>
+      <w:proofErr w:type="spellStart"/>
+      <w:r>
+        <w:rPr>
+          <w:rFonts w:cs="B Nazanin" w:hint="cs"/>
+          <w:sz w:val="28"/>
+          <w:szCs w:val="28"/>
+          <w:rtl/>
+          <w:lang w:bidi="fa-IR"/>
+        </w:rPr>
+        <w:t>شئ</w:t>
+      </w:r>
+      <w:proofErr w:type="spellEnd"/>
+      <w:r>
+        <w:rPr>
+          <w:rFonts w:cs="B Nazanin" w:hint="cs"/>
+          <w:sz w:val="28"/>
+          <w:szCs w:val="28"/>
+          <w:rtl/>
+          <w:lang w:bidi="fa-IR"/>
+        </w:rPr>
+        <w:t xml:space="preserve"> بسازیم،‌ </w:t>
+      </w:r>
+      <w:proofErr w:type="spellStart"/>
+      <w:r>
+        <w:rPr>
+          <w:rFonts w:cs="B Nazanin" w:hint="cs"/>
+          <w:sz w:val="28"/>
+          <w:szCs w:val="28"/>
+          <w:rtl/>
+          <w:lang w:bidi="fa-IR"/>
+        </w:rPr>
+        <w:t>اینترفیس</w:t>
+      </w:r>
+      <w:proofErr w:type="spellEnd"/>
+      <w:r>
+        <w:rPr>
+          <w:rFonts w:cs="B Nazanin" w:hint="cs"/>
+          <w:sz w:val="28"/>
+          <w:szCs w:val="28"/>
+          <w:rtl/>
+          <w:lang w:bidi="fa-IR"/>
+        </w:rPr>
+        <w:t xml:space="preserve"> ما رو </w:t>
       </w:r>
       <w:r>
         <w:rPr>
@@ -607,6 +1334,7 @@
         </w:rPr>
         <w:t xml:space="preserve"> می کنن (</w:t>
       </w:r>
+      <w:proofErr w:type="spellStart"/>
       <w:r>
         <w:rPr>
           <w:rFonts w:cs="B Nazanin"/>
@@ -616,6 +1344,7 @@
         </w:rPr>
         <w:t>IProduct</w:t>
       </w:r>
+      <w:proofErr w:type="spellEnd"/>
       <w:r>
         <w:rPr>
           <w:rFonts w:cs="B Nazanin" w:hint="cs"/>
@@ -644,7 +1373,29 @@
           <w:rtl/>
           <w:lang w:bidi="fa-IR"/>
         </w:rPr>
-        <w:t xml:space="preserve">در نهایت، ما یه متغیر از نوع </w:t>
+        <w:t xml:space="preserve">در نهایت، ما </w:t>
+      </w:r>
+      <w:proofErr w:type="spellStart"/>
+      <w:r>
+        <w:rPr>
+          <w:rFonts w:cs="B Nazanin" w:hint="cs"/>
+          <w:sz w:val="28"/>
+          <w:szCs w:val="28"/>
+          <w:rtl/>
+          <w:lang w:bidi="fa-IR"/>
+        </w:rPr>
+        <w:t>یه</w:t>
+      </w:r>
+      <w:proofErr w:type="spellEnd"/>
+      <w:r>
+        <w:rPr>
+          <w:rFonts w:cs="B Nazanin" w:hint="cs"/>
+          <w:sz w:val="28"/>
+          <w:szCs w:val="28"/>
+          <w:rtl/>
+          <w:lang w:bidi="fa-IR"/>
+        </w:rPr>
+        <w:t xml:space="preserve"> متغیر از نوع </w:t>
       </w:r>
       <w:r>
         <w:rPr>
@@ -663,7 +1414,51 @@
           <w:rtl/>
           <w:lang w:bidi="fa-IR"/>
         </w:rPr>
-        <w:t xml:space="preserve"> داریم که داخلش میتونه از هر کدوم کلاس هایی که ارث بری ازش کردن، </w:t>
+        <w:t xml:space="preserve"> داریم که داخلش میتونه از هر کدوم کلاس </w:t>
+      </w:r>
+      <w:proofErr w:type="spellStart"/>
+      <w:r>
+        <w:rPr>
+          <w:rFonts w:cs="B Nazanin" w:hint="cs"/>
+          <w:sz w:val="28"/>
+          <w:szCs w:val="28"/>
+          <w:rtl/>
+          <w:lang w:bidi="fa-IR"/>
+        </w:rPr>
+        <w:t>هایی</w:t>
+      </w:r>
+      <w:proofErr w:type="spellEnd"/>
+      <w:r>
+        <w:rPr>
+          <w:rFonts w:cs="B Nazanin" w:hint="cs"/>
+          <w:sz w:val="28"/>
+          <w:szCs w:val="28"/>
+          <w:rtl/>
+          <w:lang w:bidi="fa-IR"/>
+        </w:rPr>
+        <w:t xml:space="preserve"> که ارث بری </w:t>
+      </w:r>
+      <w:proofErr w:type="spellStart"/>
+      <w:r>
+        <w:rPr>
+          <w:rFonts w:cs="B Nazanin" w:hint="cs"/>
+          <w:sz w:val="28"/>
+          <w:szCs w:val="28"/>
+          <w:rtl/>
+          <w:lang w:bidi="fa-IR"/>
+        </w:rPr>
+        <w:t>ازش</w:t>
+      </w:r>
+      <w:proofErr w:type="spellEnd"/>
+      <w:r>
+        <w:rPr>
+          <w:rFonts w:cs="B Nazanin" w:hint="cs"/>
+          <w:sz w:val="28"/>
+          <w:szCs w:val="28"/>
+          <w:rtl/>
+          <w:lang w:bidi="fa-IR"/>
+        </w:rPr>
+        <w:t xml:space="preserve"> کردن، </w:t>
       </w:r>
       <w:r>
         <w:rPr>
@@ -682,7 +1477,29 @@
           <w:rtl/>
           <w:lang w:bidi="fa-IR"/>
         </w:rPr>
-        <w:t xml:space="preserve"> بشه و بعد از روی اون شئ،‌ </w:t>
+        <w:t xml:space="preserve"> بشه و بعد از روی اون </w:t>
+      </w:r>
+      <w:proofErr w:type="spellStart"/>
+      <w:r>
+        <w:rPr>
+          <w:rFonts w:cs="B Nazanin" w:hint="cs"/>
+          <w:sz w:val="28"/>
+          <w:szCs w:val="28"/>
+          <w:rtl/>
+          <w:lang w:bidi="fa-IR"/>
+        </w:rPr>
+        <w:t>شئ</w:t>
+      </w:r>
+      <w:proofErr w:type="spellEnd"/>
+      <w:r>
+        <w:rPr>
+          <w:rFonts w:cs="B Nazanin" w:hint="cs"/>
+          <w:sz w:val="28"/>
+          <w:szCs w:val="28"/>
+          <w:rtl/>
+          <w:lang w:bidi="fa-IR"/>
+        </w:rPr>
+        <w:t xml:space="preserve">،‌ </w:t>
       </w:r>
       <w:r>
         <w:rPr>
@@ -701,7 +1518,51 @@
           <w:rtl/>
           <w:lang w:bidi="fa-IR"/>
         </w:rPr>
-        <w:t xml:space="preserve"> مورد نظر مون رو بدست بیاریم. </w:t>
+        <w:t xml:space="preserve"> مورد نظر </w:t>
+      </w:r>
+      <w:proofErr w:type="spellStart"/>
+      <w:r>
+        <w:rPr>
+          <w:rFonts w:cs="B Nazanin" w:hint="cs"/>
+          <w:sz w:val="28"/>
+          <w:szCs w:val="28"/>
+          <w:rtl/>
+          <w:lang w:bidi="fa-IR"/>
+        </w:rPr>
+        <w:t>مون</w:t>
+      </w:r>
+      <w:proofErr w:type="spellEnd"/>
+      <w:r>
+        <w:rPr>
+          <w:rFonts w:cs="B Nazanin" w:hint="cs"/>
+          <w:sz w:val="28"/>
+          <w:szCs w:val="28"/>
+          <w:rtl/>
+          <w:lang w:bidi="fa-IR"/>
+        </w:rPr>
+        <w:t xml:space="preserve"> رو بدست </w:t>
+      </w:r>
+      <w:proofErr w:type="spellStart"/>
+      <w:r>
+        <w:rPr>
+          <w:rFonts w:cs="B Nazanin" w:hint="cs"/>
+          <w:sz w:val="28"/>
+          <w:szCs w:val="28"/>
+          <w:rtl/>
+          <w:lang w:bidi="fa-IR"/>
+        </w:rPr>
+        <w:t>بیاریم</w:t>
+      </w:r>
+      <w:proofErr w:type="spellEnd"/>
+      <w:r>
+        <w:rPr>
+          <w:rFonts w:cs="B Nazanin" w:hint="cs"/>
+          <w:sz w:val="28"/>
+          <w:szCs w:val="28"/>
+          <w:rtl/>
+          <w:lang w:bidi="fa-IR"/>
+        </w:rPr>
+        <w:t xml:space="preserve">. </w:t>
       </w:r>
     </w:p>
     <w:p>
@@ -727,7 +1588,29 @@
           <w:rtl/>
           <w:lang w:bidi="fa-IR"/>
         </w:rPr>
-        <w:t xml:space="preserve">یکی از قشنگی های این پترن اینه که میشه این دو مدل </w:t>
+        <w:t xml:space="preserve">یکی از قشنگی های این </w:t>
+      </w:r>
+      <w:proofErr w:type="spellStart"/>
+      <w:r>
+        <w:rPr>
+          <w:rFonts w:cs="B Nazanin" w:hint="cs"/>
+          <w:sz w:val="28"/>
+          <w:szCs w:val="28"/>
+          <w:rtl/>
+          <w:lang w:bidi="fa-IR"/>
+        </w:rPr>
+        <w:t>پترن</w:t>
+      </w:r>
+      <w:proofErr w:type="spellEnd"/>
+      <w:r>
+        <w:rPr>
+          <w:rFonts w:cs="B Nazanin" w:hint="cs"/>
+          <w:sz w:val="28"/>
+          <w:szCs w:val="28"/>
+          <w:rtl/>
+          <w:lang w:bidi="fa-IR"/>
+        </w:rPr>
+        <w:t xml:space="preserve"> اینه که میشه این دو مدل </w:t>
       </w:r>
       <w:r>
         <w:rPr>
@@ -765,8 +1648,53 @@
           <w:rtl/>
           <w:lang w:bidi="fa-IR"/>
         </w:rPr>
-        <w:t xml:space="preserve"> رو با هم ترکیب کرد؛ به این صورت که میتونیم یه کلاس بسازیم که مشخص کنه کدوم یکی از </w:t>
-      </w:r>
+        <w:t xml:space="preserve"> رو با هم ترکیب کرد؛ به این صورت که </w:t>
+      </w:r>
+      <w:proofErr w:type="spellStart"/>
+      <w:r>
+        <w:rPr>
+          <w:rFonts w:cs="B Nazanin" w:hint="cs"/>
+          <w:sz w:val="28"/>
+          <w:szCs w:val="28"/>
+          <w:rtl/>
+          <w:lang w:bidi="fa-IR"/>
+        </w:rPr>
+        <w:t>میتونیم</w:t>
+      </w:r>
+      <w:proofErr w:type="spellEnd"/>
+      <w:r>
+        <w:rPr>
+          <w:rFonts w:cs="B Nazanin" w:hint="cs"/>
+          <w:sz w:val="28"/>
+          <w:szCs w:val="28"/>
+          <w:rtl/>
+          <w:lang w:bidi="fa-IR"/>
+        </w:rPr>
+        <w:t xml:space="preserve"> </w:t>
+      </w:r>
+      <w:proofErr w:type="spellStart"/>
+      <w:r>
+        <w:rPr>
+          <w:rFonts w:cs="B Nazanin" w:hint="cs"/>
+          <w:sz w:val="28"/>
+          <w:szCs w:val="28"/>
+          <w:rtl/>
+          <w:lang w:bidi="fa-IR"/>
+        </w:rPr>
+        <w:t>یه</w:t>
+      </w:r>
+      <w:proofErr w:type="spellEnd"/>
+      <w:r>
+        <w:rPr>
+          <w:rFonts w:cs="B Nazanin" w:hint="cs"/>
+          <w:sz w:val="28"/>
+          <w:szCs w:val="28"/>
+          <w:rtl/>
+          <w:lang w:bidi="fa-IR"/>
+        </w:rPr>
+        <w:t xml:space="preserve"> کلاس بسازیم که مشخص کنه کدوم یکی از </w:t>
+      </w:r>
+      <w:proofErr w:type="spellStart"/>
       <w:r>
         <w:rPr>
           <w:rFonts w:cs="B Nazanin"/>
@@ -776,6 +1704,7 @@
         </w:rPr>
         <w:t>ConcreteCreator</w:t>
       </w:r>
+      <w:proofErr w:type="spellEnd"/>
       <w:r>
         <w:rPr>
           <w:rFonts w:cs="B Nazanin" w:hint="cs"/>
@@ -821,6 +1750,7 @@
           <w:lang w:bidi="fa-IR"/>
         </w:rPr>
       </w:pPr>
+      <w:proofErr w:type="spellStart"/>
       <w:r>
         <w:rPr>
           <w:rFonts w:cs="B Nazanin" w:hint="cs"/>
@@ -830,7 +1760,18 @@
           <w:lang w:bidi="fa-IR"/>
         </w:rPr>
         <w:lastRenderedPageBreak/>
-        <w:t xml:space="preserve">یه نمونه از </w:t>
+        <w:t>یه</w:t>
+      </w:r>
+      <w:proofErr w:type="spellEnd"/>
+      <w:r>
+        <w:rPr>
+          <w:rFonts w:cs="B Nazanin" w:hint="cs"/>
+          <w:sz w:val="28"/>
+          <w:szCs w:val="28"/>
+          <w:rtl/>
+          <w:lang w:bidi="fa-IR"/>
+        </w:rPr>
+        <w:t xml:space="preserve"> نمونه از </w:t>
       </w:r>
       <w:r>
         <w:rPr>
@@ -849,7 +1790,29 @@
           <w:rtl/>
           <w:lang w:bidi="fa-IR"/>
         </w:rPr>
-        <w:t xml:space="preserve"> این پترن رو داشته باشیم:</w:t>
+        <w:t xml:space="preserve"> این </w:t>
+      </w:r>
+      <w:proofErr w:type="spellStart"/>
+      <w:r>
+        <w:rPr>
+          <w:rFonts w:cs="B Nazanin" w:hint="cs"/>
+          <w:sz w:val="28"/>
+          <w:szCs w:val="28"/>
+          <w:rtl/>
+          <w:lang w:bidi="fa-IR"/>
+        </w:rPr>
+        <w:t>پترن</w:t>
+      </w:r>
+      <w:proofErr w:type="spellEnd"/>
+      <w:r>
+        <w:rPr>
+          <w:rFonts w:cs="B Nazanin" w:hint="cs"/>
+          <w:sz w:val="28"/>
+          <w:szCs w:val="28"/>
+          <w:rtl/>
+          <w:lang w:bidi="fa-IR"/>
+        </w:rPr>
+        <w:t xml:space="preserve"> رو داشته باشیم:</w:t>
       </w:r>
       <w:r>
         <w:rPr>
@@ -972,6 +1935,7 @@
         </w:rPr>
         <w:t xml:space="preserve"> دیگه براش مهم نیست که کدوم </w:t>
       </w:r>
+      <w:proofErr w:type="spellStart"/>
       <w:r>
         <w:rPr>
           <w:rFonts w:cs="B Nazanin"/>
@@ -981,15 +1945,38 @@
         </w:rPr>
         <w:t>ConcreteProduct</w:t>
       </w:r>
-      <w:r>
-        <w:rPr>
-          <w:rFonts w:cs="B Nazanin" w:hint="cs"/>
-          <w:sz w:val="28"/>
-          <w:szCs w:val="28"/>
-          <w:rtl/>
-          <w:lang w:bidi="fa-IR"/>
-        </w:rPr>
-        <w:t xml:space="preserve"> رو داره میگیره و وابستگی بین این دوتا از بین میره</w:t>
+      <w:proofErr w:type="spellEnd"/>
+      <w:r>
+        <w:rPr>
+          <w:rFonts w:cs="B Nazanin" w:hint="cs"/>
+          <w:sz w:val="28"/>
+          <w:szCs w:val="28"/>
+          <w:rtl/>
+          <w:lang w:bidi="fa-IR"/>
+        </w:rPr>
+        <w:t xml:space="preserve"> رو </w:t>
+      </w:r>
+      <w:proofErr w:type="spellStart"/>
+      <w:r>
+        <w:rPr>
+          <w:rFonts w:cs="B Nazanin" w:hint="cs"/>
+          <w:sz w:val="28"/>
+          <w:szCs w:val="28"/>
+          <w:rtl/>
+          <w:lang w:bidi="fa-IR"/>
+        </w:rPr>
+        <w:t>داره</w:t>
+      </w:r>
+      <w:proofErr w:type="spellEnd"/>
+      <w:r>
+        <w:rPr>
+          <w:rFonts w:cs="B Nazanin" w:hint="cs"/>
+          <w:sz w:val="28"/>
+          <w:szCs w:val="28"/>
+          <w:rtl/>
+          <w:lang w:bidi="fa-IR"/>
+        </w:rPr>
+        <w:t xml:space="preserve"> میگیره و وابستگی بین این دوتا از بین میره</w:t>
       </w:r>
     </w:p>
     <w:p>
@@ -1034,7 +2021,73 @@
           <w:rtl/>
           <w:lang w:bidi="fa-IR"/>
         </w:rPr>
-        <w:t xml:space="preserve"> که واضحا داره به هر کلاس یه وظیفه مشخص میده.</w:t>
+        <w:t xml:space="preserve"> که </w:t>
+      </w:r>
+      <w:proofErr w:type="spellStart"/>
+      <w:r>
+        <w:rPr>
+          <w:rFonts w:cs="B Nazanin" w:hint="cs"/>
+          <w:sz w:val="28"/>
+          <w:szCs w:val="28"/>
+          <w:rtl/>
+          <w:lang w:bidi="fa-IR"/>
+        </w:rPr>
+        <w:t>واضحا</w:t>
+      </w:r>
+      <w:proofErr w:type="spellEnd"/>
+      <w:r>
+        <w:rPr>
+          <w:rFonts w:cs="B Nazanin" w:hint="cs"/>
+          <w:sz w:val="28"/>
+          <w:szCs w:val="28"/>
+          <w:rtl/>
+          <w:lang w:bidi="fa-IR"/>
+        </w:rPr>
+        <w:t xml:space="preserve"> </w:t>
+      </w:r>
+      <w:proofErr w:type="spellStart"/>
+      <w:r>
+        <w:rPr>
+          <w:rFonts w:cs="B Nazanin" w:hint="cs"/>
+          <w:sz w:val="28"/>
+          <w:szCs w:val="28"/>
+          <w:rtl/>
+          <w:lang w:bidi="fa-IR"/>
+        </w:rPr>
+        <w:t>داره</w:t>
+      </w:r>
+      <w:proofErr w:type="spellEnd"/>
+      <w:r>
+        <w:rPr>
+          <w:rFonts w:cs="B Nazanin" w:hint="cs"/>
+          <w:sz w:val="28"/>
+          <w:szCs w:val="28"/>
+          <w:rtl/>
+          <w:lang w:bidi="fa-IR"/>
+        </w:rPr>
+        <w:t xml:space="preserve"> به هر کلاس </w:t>
+      </w:r>
+      <w:proofErr w:type="spellStart"/>
+      <w:r>
+        <w:rPr>
+          <w:rFonts w:cs="B Nazanin" w:hint="cs"/>
+          <w:sz w:val="28"/>
+          <w:szCs w:val="28"/>
+          <w:rtl/>
+          <w:lang w:bidi="fa-IR"/>
+        </w:rPr>
+        <w:t>یه</w:t>
+      </w:r>
+      <w:proofErr w:type="spellEnd"/>
+      <w:r>
+        <w:rPr>
+          <w:rFonts w:cs="B Nazanin" w:hint="cs"/>
+          <w:sz w:val="28"/>
+          <w:szCs w:val="28"/>
+          <w:rtl/>
+          <w:lang w:bidi="fa-IR"/>
+        </w:rPr>
+        <w:t xml:space="preserve"> وظیفه مشخص میده.</w:t>
       </w:r>
     </w:p>
     <w:p>
@@ -1079,7 +2132,29 @@
           <w:rtl/>
           <w:lang w:bidi="fa-IR"/>
         </w:rPr>
-        <w:t xml:space="preserve"> هم داره رعایت میشه.</w:t>
+        <w:t xml:space="preserve"> هم </w:t>
+      </w:r>
+      <w:proofErr w:type="spellStart"/>
+      <w:r>
+        <w:rPr>
+          <w:rFonts w:cs="B Nazanin" w:hint="cs"/>
+          <w:sz w:val="28"/>
+          <w:szCs w:val="28"/>
+          <w:rtl/>
+          <w:lang w:bidi="fa-IR"/>
+        </w:rPr>
+        <w:t>داره</w:t>
+      </w:r>
+      <w:proofErr w:type="spellEnd"/>
+      <w:r>
+        <w:rPr>
+          <w:rFonts w:cs="B Nazanin" w:hint="cs"/>
+          <w:sz w:val="28"/>
+          <w:szCs w:val="28"/>
+          <w:rtl/>
+          <w:lang w:bidi="fa-IR"/>
+        </w:rPr>
+        <w:t xml:space="preserve"> رعایت میشه.</w:t>
       </w:r>
     </w:p>
     <w:p>
@@ -1105,7 +2180,73 @@
           <w:rtl/>
           <w:lang w:bidi="fa-IR"/>
         </w:rPr>
-        <w:t>انعطاف پذیری بالایی توی کد ایجاد میکنه؛ هر چیزی که نیاز باشه اضافه کنیم یا تغییر بدیم،‌ یه لایه (کلاس) براش داریم و میتونیم بدون درگیر کردن باقی بخش ها، ‌بخش مورد نظرمونو تغییر بدیم.</w:t>
+        <w:t xml:space="preserve">انعطاف پذیری بالایی توی کد ایجاد میکنه؛ هر چیزی که نیاز باشه اضافه کنیم یا تغییر بدیم،‌ </w:t>
+      </w:r>
+      <w:proofErr w:type="spellStart"/>
+      <w:r>
+        <w:rPr>
+          <w:rFonts w:cs="B Nazanin" w:hint="cs"/>
+          <w:sz w:val="28"/>
+          <w:szCs w:val="28"/>
+          <w:rtl/>
+          <w:lang w:bidi="fa-IR"/>
+        </w:rPr>
+        <w:t>یه</w:t>
+      </w:r>
+      <w:proofErr w:type="spellEnd"/>
+      <w:r>
+        <w:rPr>
+          <w:rFonts w:cs="B Nazanin" w:hint="cs"/>
+          <w:sz w:val="28"/>
+          <w:szCs w:val="28"/>
+          <w:rtl/>
+          <w:lang w:bidi="fa-IR"/>
+        </w:rPr>
+        <w:t xml:space="preserve"> لایه (کلاس) براش داریم و </w:t>
+      </w:r>
+      <w:proofErr w:type="spellStart"/>
+      <w:r>
+        <w:rPr>
+          <w:rFonts w:cs="B Nazanin" w:hint="cs"/>
+          <w:sz w:val="28"/>
+          <w:szCs w:val="28"/>
+          <w:rtl/>
+          <w:lang w:bidi="fa-IR"/>
+        </w:rPr>
+        <w:t>میتونیم</w:t>
+      </w:r>
+      <w:proofErr w:type="spellEnd"/>
+      <w:r>
+        <w:rPr>
+          <w:rFonts w:cs="B Nazanin" w:hint="cs"/>
+          <w:sz w:val="28"/>
+          <w:szCs w:val="28"/>
+          <w:rtl/>
+          <w:lang w:bidi="fa-IR"/>
+        </w:rPr>
+        <w:t xml:space="preserve"> بدون درگیر کردن باقی بخش ها، ‌بخش مورد </w:t>
+      </w:r>
+      <w:proofErr w:type="spellStart"/>
+      <w:r>
+        <w:rPr>
+          <w:rFonts w:cs="B Nazanin" w:hint="cs"/>
+          <w:sz w:val="28"/>
+          <w:szCs w:val="28"/>
+          <w:rtl/>
+          <w:lang w:bidi="fa-IR"/>
+        </w:rPr>
+        <w:t>نظرمونو</w:t>
+      </w:r>
+      <w:proofErr w:type="spellEnd"/>
+      <w:r>
+        <w:rPr>
+          <w:rFonts w:cs="B Nazanin" w:hint="cs"/>
+          <w:sz w:val="28"/>
+          <w:szCs w:val="28"/>
+          <w:rtl/>
+          <w:lang w:bidi="fa-IR"/>
+        </w:rPr>
+        <w:t xml:space="preserve"> تغییر بدیم.</w:t>
       </w:r>
     </w:p>
     <w:p>
@@ -1149,15 +2290,27 @@
           <w:lang w:bidi="fa-IR"/>
         </w:rPr>
       </w:pPr>
-      <w:r>
-        <w:rPr>
-          <w:rFonts w:cs="B Nazanin" w:hint="cs"/>
-          <w:sz w:val="28"/>
-          <w:szCs w:val="28"/>
-          <w:rtl/>
-          <w:lang w:bidi="fa-IR"/>
-        </w:rPr>
-        <w:t>همونقدر که انعطاف پذیری بالاتر میره،‌ پیچیدگی کد هم بیشتر میشه.</w:t>
+      <w:proofErr w:type="spellStart"/>
+      <w:r>
+        <w:rPr>
+          <w:rFonts w:cs="B Nazanin" w:hint="cs"/>
+          <w:sz w:val="28"/>
+          <w:szCs w:val="28"/>
+          <w:rtl/>
+          <w:lang w:bidi="fa-IR"/>
+        </w:rPr>
+        <w:t>همونقدر</w:t>
+      </w:r>
+      <w:proofErr w:type="spellEnd"/>
+      <w:r>
+        <w:rPr>
+          <w:rFonts w:cs="B Nazanin" w:hint="cs"/>
+          <w:sz w:val="28"/>
+          <w:szCs w:val="28"/>
+          <w:rtl/>
+          <w:lang w:bidi="fa-IR"/>
+        </w:rPr>
+        <w:t xml:space="preserve"> که انعطاف پذیری بالاتر میره،‌ پیچیدگی کد هم بیشتر میشه.</w:t>
       </w:r>
     </w:p>
     <w:p>
@@ -1202,7 +2355,29 @@
           <w:rtl/>
           <w:lang w:bidi="fa-IR"/>
         </w:rPr>
-        <w:t xml:space="preserve"> ها بالاتر بره،‌ تعداد کلاس های مورد نظر و تست ها هم بیشتر میشن.</w:t>
+        <w:t xml:space="preserve"> ها بالاتر بره،‌ تعداد کلاس های مورد نظر و تست ها هم بیشتر </w:t>
+      </w:r>
+      <w:proofErr w:type="spellStart"/>
+      <w:r>
+        <w:rPr>
+          <w:rFonts w:cs="B Nazanin" w:hint="cs"/>
+          <w:sz w:val="28"/>
+          <w:szCs w:val="28"/>
+          <w:rtl/>
+          <w:lang w:bidi="fa-IR"/>
+        </w:rPr>
+        <w:t>میشن</w:t>
+      </w:r>
+      <w:proofErr w:type="spellEnd"/>
+      <w:r>
+        <w:rPr>
+          <w:rFonts w:cs="B Nazanin" w:hint="cs"/>
+          <w:sz w:val="28"/>
+          <w:szCs w:val="28"/>
+          <w:rtl/>
+          <w:lang w:bidi="fa-IR"/>
+        </w:rPr>
+        <w:t>.</w:t>
       </w:r>
     </w:p>
     <w:p>
@@ -1228,7 +2403,117 @@
           <w:rtl/>
           <w:lang w:bidi="fa-IR"/>
         </w:rPr>
-        <w:t>قرار نیست هر جایی استفاده بشه. گرچه پترن پرکاربردی هست اما باید همیشه در نظر بگیریم که آیا مزایاش در اون موقعیت خاص به معایب اش میچربه یا نه.</w:t>
+        <w:t xml:space="preserve">قرار نیست هر جایی استفاده بشه. گرچه </w:t>
+      </w:r>
+      <w:proofErr w:type="spellStart"/>
+      <w:r>
+        <w:rPr>
+          <w:rFonts w:cs="B Nazanin" w:hint="cs"/>
+          <w:sz w:val="28"/>
+          <w:szCs w:val="28"/>
+          <w:rtl/>
+          <w:lang w:bidi="fa-IR"/>
+        </w:rPr>
+        <w:t>پترن</w:t>
+      </w:r>
+      <w:proofErr w:type="spellEnd"/>
+      <w:r>
+        <w:rPr>
+          <w:rFonts w:cs="B Nazanin" w:hint="cs"/>
+          <w:sz w:val="28"/>
+          <w:szCs w:val="28"/>
+          <w:rtl/>
+          <w:lang w:bidi="fa-IR"/>
+        </w:rPr>
+        <w:t xml:space="preserve"> </w:t>
+      </w:r>
+      <w:proofErr w:type="spellStart"/>
+      <w:r>
+        <w:rPr>
+          <w:rFonts w:cs="B Nazanin" w:hint="cs"/>
+          <w:sz w:val="28"/>
+          <w:szCs w:val="28"/>
+          <w:rtl/>
+          <w:lang w:bidi="fa-IR"/>
+        </w:rPr>
+        <w:t>پرکاربردی</w:t>
+      </w:r>
+      <w:proofErr w:type="spellEnd"/>
+      <w:r>
+        <w:rPr>
+          <w:rFonts w:cs="B Nazanin" w:hint="cs"/>
+          <w:sz w:val="28"/>
+          <w:szCs w:val="28"/>
+          <w:rtl/>
+          <w:lang w:bidi="fa-IR"/>
+        </w:rPr>
+        <w:t xml:space="preserve"> هست اما باید همیشه در نظر بگیریم که آیا </w:t>
+      </w:r>
+      <w:proofErr w:type="spellStart"/>
+      <w:r>
+        <w:rPr>
+          <w:rFonts w:cs="B Nazanin" w:hint="cs"/>
+          <w:sz w:val="28"/>
+          <w:szCs w:val="28"/>
+          <w:rtl/>
+          <w:lang w:bidi="fa-IR"/>
+        </w:rPr>
+        <w:t>مزایاش</w:t>
+      </w:r>
+      <w:proofErr w:type="spellEnd"/>
+      <w:r>
+        <w:rPr>
+          <w:rFonts w:cs="B Nazanin" w:hint="cs"/>
+          <w:sz w:val="28"/>
+          <w:szCs w:val="28"/>
+          <w:rtl/>
+          <w:lang w:bidi="fa-IR"/>
+        </w:rPr>
+        <w:t xml:space="preserve"> در اون موقعیت خاص به معایب </w:t>
+      </w:r>
+      <w:proofErr w:type="spellStart"/>
+      <w:r>
+        <w:rPr>
+          <w:rFonts w:cs="B Nazanin" w:hint="cs"/>
+          <w:sz w:val="28"/>
+          <w:szCs w:val="28"/>
+          <w:rtl/>
+          <w:lang w:bidi="fa-IR"/>
+        </w:rPr>
+        <w:t>اش</w:t>
+      </w:r>
+      <w:proofErr w:type="spellEnd"/>
+      <w:r>
+        <w:rPr>
+          <w:rFonts w:cs="B Nazanin" w:hint="cs"/>
+          <w:sz w:val="28"/>
+          <w:szCs w:val="28"/>
+          <w:rtl/>
+          <w:lang w:bidi="fa-IR"/>
+        </w:rPr>
+        <w:t xml:space="preserve"> </w:t>
+      </w:r>
+      <w:proofErr w:type="spellStart"/>
+      <w:r>
+        <w:rPr>
+          <w:rFonts w:cs="B Nazanin" w:hint="cs"/>
+          <w:sz w:val="28"/>
+          <w:szCs w:val="28"/>
+          <w:rtl/>
+          <w:lang w:bidi="fa-IR"/>
+        </w:rPr>
+        <w:t>میچربه</w:t>
+      </w:r>
+      <w:proofErr w:type="spellEnd"/>
+      <w:r>
+        <w:rPr>
+          <w:rFonts w:cs="B Nazanin" w:hint="cs"/>
+          <w:sz w:val="28"/>
+          <w:szCs w:val="28"/>
+          <w:rtl/>
+          <w:lang w:bidi="fa-IR"/>
+        </w:rPr>
+        <w:t xml:space="preserve"> یا نه.</w:t>
       </w:r>
     </w:p>
     <w:p>
@@ -1328,7 +2613,29 @@
           <w:rtl/>
           <w:lang w:bidi="fa-IR"/>
         </w:rPr>
-        <w:t xml:space="preserve"> هاس. </w:t>
+        <w:t xml:space="preserve"> </w:t>
+      </w:r>
+      <w:proofErr w:type="spellStart"/>
+      <w:r>
+        <w:rPr>
+          <w:rFonts w:cs="B Nazanin" w:hint="cs"/>
+          <w:sz w:val="28"/>
+          <w:szCs w:val="28"/>
+          <w:rtl/>
+          <w:lang w:bidi="fa-IR"/>
+        </w:rPr>
+        <w:t>هاس</w:t>
+      </w:r>
+      <w:proofErr w:type="spellEnd"/>
+      <w:r>
+        <w:rPr>
+          <w:rFonts w:cs="B Nazanin" w:hint="cs"/>
+          <w:sz w:val="28"/>
+          <w:szCs w:val="28"/>
+          <w:rtl/>
+          <w:lang w:bidi="fa-IR"/>
+        </w:rPr>
+        <w:t xml:space="preserve">. </w:t>
       </w:r>
     </w:p>
     <w:p>
@@ -1373,17 +2680,149 @@
           <w:rtl/>
           <w:lang w:bidi="fa-IR"/>
         </w:rPr>
-        <w:t xml:space="preserve"> ئه و تا حد زیادی هم مثل همون عمل میکنه اما یه تفاوت مهم داره. </w:t>
-      </w:r>
-      <w:r>
-        <w:rPr>
-          <w:rFonts w:cs="B Nazanin" w:hint="cs"/>
-          <w:sz w:val="28"/>
-          <w:szCs w:val="28"/>
-          <w:rtl/>
-          <w:lang w:bidi="fa-IR"/>
-        </w:rPr>
-        <w:t>اینکه توی این پترن ما فقط به دنبال ایجاد یه شئ (</w:t>
+        <w:t xml:space="preserve"> </w:t>
+      </w:r>
+      <w:proofErr w:type="spellStart"/>
+      <w:r>
+        <w:rPr>
+          <w:rFonts w:cs="B Nazanin" w:hint="cs"/>
+          <w:sz w:val="28"/>
+          <w:szCs w:val="28"/>
+          <w:rtl/>
+          <w:lang w:bidi="fa-IR"/>
+        </w:rPr>
+        <w:t>ئه</w:t>
+      </w:r>
+      <w:proofErr w:type="spellEnd"/>
+      <w:r>
+        <w:rPr>
+          <w:rFonts w:cs="B Nazanin" w:hint="cs"/>
+          <w:sz w:val="28"/>
+          <w:szCs w:val="28"/>
+          <w:rtl/>
+          <w:lang w:bidi="fa-IR"/>
+        </w:rPr>
+        <w:t xml:space="preserve"> و تا حد زیادی هم مثل همون عمل میکنه اما </w:t>
+      </w:r>
+      <w:proofErr w:type="spellStart"/>
+      <w:r>
+        <w:rPr>
+          <w:rFonts w:cs="B Nazanin" w:hint="cs"/>
+          <w:sz w:val="28"/>
+          <w:szCs w:val="28"/>
+          <w:rtl/>
+          <w:lang w:bidi="fa-IR"/>
+        </w:rPr>
+        <w:t>یه</w:t>
+      </w:r>
+      <w:proofErr w:type="spellEnd"/>
+      <w:r>
+        <w:rPr>
+          <w:rFonts w:cs="B Nazanin" w:hint="cs"/>
+          <w:sz w:val="28"/>
+          <w:szCs w:val="28"/>
+          <w:rtl/>
+          <w:lang w:bidi="fa-IR"/>
+        </w:rPr>
+        <w:t xml:space="preserve"> تفاوت مهم </w:t>
+      </w:r>
+      <w:proofErr w:type="spellStart"/>
+      <w:r>
+        <w:rPr>
+          <w:rFonts w:cs="B Nazanin" w:hint="cs"/>
+          <w:sz w:val="28"/>
+          <w:szCs w:val="28"/>
+          <w:rtl/>
+          <w:lang w:bidi="fa-IR"/>
+        </w:rPr>
+        <w:t>داره</w:t>
+      </w:r>
+      <w:proofErr w:type="spellEnd"/>
+      <w:r>
+        <w:rPr>
+          <w:rFonts w:cs="B Nazanin" w:hint="cs"/>
+          <w:sz w:val="28"/>
+          <w:szCs w:val="28"/>
+          <w:rtl/>
+          <w:lang w:bidi="fa-IR"/>
+        </w:rPr>
+        <w:t xml:space="preserve">. </w:t>
+      </w:r>
+      <w:r>
+        <w:rPr>
+          <w:rFonts w:cs="B Nazanin" w:hint="cs"/>
+          <w:sz w:val="28"/>
+          <w:szCs w:val="28"/>
+          <w:rtl/>
+          <w:lang w:bidi="fa-IR"/>
+        </w:rPr>
+        <w:t xml:space="preserve">اینکه توی این </w:t>
+      </w:r>
+      <w:proofErr w:type="spellStart"/>
+      <w:r>
+        <w:rPr>
+          <w:rFonts w:cs="B Nazanin" w:hint="cs"/>
+          <w:sz w:val="28"/>
+          <w:szCs w:val="28"/>
+          <w:rtl/>
+          <w:lang w:bidi="fa-IR"/>
+        </w:rPr>
+        <w:t>پترن</w:t>
+      </w:r>
+      <w:proofErr w:type="spellEnd"/>
+      <w:r>
+        <w:rPr>
+          <w:rFonts w:cs="B Nazanin" w:hint="cs"/>
+          <w:sz w:val="28"/>
+          <w:szCs w:val="28"/>
+          <w:rtl/>
+          <w:lang w:bidi="fa-IR"/>
+        </w:rPr>
+        <w:t xml:space="preserve"> ما فقط به دنبال ایجاد </w:t>
+      </w:r>
+      <w:proofErr w:type="spellStart"/>
+      <w:r>
+        <w:rPr>
+          <w:rFonts w:cs="B Nazanin" w:hint="cs"/>
+          <w:sz w:val="28"/>
+          <w:szCs w:val="28"/>
+          <w:rtl/>
+          <w:lang w:bidi="fa-IR"/>
+        </w:rPr>
+        <w:t>یه</w:t>
+      </w:r>
+      <w:proofErr w:type="spellEnd"/>
+      <w:r>
+        <w:rPr>
+          <w:rFonts w:cs="B Nazanin" w:hint="cs"/>
+          <w:sz w:val="28"/>
+          <w:szCs w:val="28"/>
+          <w:rtl/>
+          <w:lang w:bidi="fa-IR"/>
+        </w:rPr>
+        <w:t xml:space="preserve"> </w:t>
+      </w:r>
+      <w:proofErr w:type="spellStart"/>
+      <w:r>
+        <w:rPr>
+          <w:rFonts w:cs="B Nazanin" w:hint="cs"/>
+          <w:sz w:val="28"/>
+          <w:szCs w:val="28"/>
+          <w:rtl/>
+          <w:lang w:bidi="fa-IR"/>
+        </w:rPr>
+        <w:t>شئ</w:t>
+      </w:r>
+      <w:proofErr w:type="spellEnd"/>
+      <w:r>
+        <w:rPr>
+          <w:rFonts w:cs="B Nazanin" w:hint="cs"/>
+          <w:sz w:val="28"/>
+          <w:szCs w:val="28"/>
+          <w:rtl/>
+          <w:lang w:bidi="fa-IR"/>
+        </w:rPr>
+        <w:t xml:space="preserve"> (</w:t>
       </w:r>
       <w:r>
         <w:rPr>
@@ -1402,7 +2841,161 @@
           <w:rtl/>
           <w:lang w:bidi="fa-IR"/>
         </w:rPr>
-        <w:t>) نیستیم بلکه مجموعه ای از اشیای مرتبط یا وابسته به همدیگه رو میخوایم بسازیم. هر پکیج یا مجموعه،‌ اشیای مرتبط به خودشو میسازه و قرار نیست در خروجی این پترن، اشیای نامرتبط به یه مجموعه رو براش تولید کنیم.</w:t>
+        <w:t xml:space="preserve">) نیستیم بلکه مجموعه ای از اشیای مرتبط یا وابسته به همدیگه رو </w:t>
+      </w:r>
+      <w:proofErr w:type="spellStart"/>
+      <w:r>
+        <w:rPr>
+          <w:rFonts w:cs="B Nazanin" w:hint="cs"/>
+          <w:sz w:val="28"/>
+          <w:szCs w:val="28"/>
+          <w:rtl/>
+          <w:lang w:bidi="fa-IR"/>
+        </w:rPr>
+        <w:t>میخوایم</w:t>
+      </w:r>
+      <w:proofErr w:type="spellEnd"/>
+      <w:r>
+        <w:rPr>
+          <w:rFonts w:cs="B Nazanin" w:hint="cs"/>
+          <w:sz w:val="28"/>
+          <w:szCs w:val="28"/>
+          <w:rtl/>
+          <w:lang w:bidi="fa-IR"/>
+        </w:rPr>
+        <w:t xml:space="preserve"> بسازیم. هر </w:t>
+      </w:r>
+      <w:proofErr w:type="spellStart"/>
+      <w:r>
+        <w:rPr>
+          <w:rFonts w:cs="B Nazanin" w:hint="cs"/>
+          <w:sz w:val="28"/>
+          <w:szCs w:val="28"/>
+          <w:rtl/>
+          <w:lang w:bidi="fa-IR"/>
+        </w:rPr>
+        <w:t>پکیج</w:t>
+      </w:r>
+      <w:proofErr w:type="spellEnd"/>
+      <w:r>
+        <w:rPr>
+          <w:rFonts w:cs="B Nazanin" w:hint="cs"/>
+          <w:sz w:val="28"/>
+          <w:szCs w:val="28"/>
+          <w:rtl/>
+          <w:lang w:bidi="fa-IR"/>
+        </w:rPr>
+        <w:t xml:space="preserve"> یا مجموعه،‌ اشیای مرتبط به </w:t>
+      </w:r>
+      <w:proofErr w:type="spellStart"/>
+      <w:r>
+        <w:rPr>
+          <w:rFonts w:cs="B Nazanin" w:hint="cs"/>
+          <w:sz w:val="28"/>
+          <w:szCs w:val="28"/>
+          <w:rtl/>
+          <w:lang w:bidi="fa-IR"/>
+        </w:rPr>
+        <w:t>خودشو</w:t>
+      </w:r>
+      <w:proofErr w:type="spellEnd"/>
+      <w:r>
+        <w:rPr>
+          <w:rFonts w:cs="B Nazanin" w:hint="cs"/>
+          <w:sz w:val="28"/>
+          <w:szCs w:val="28"/>
+          <w:rtl/>
+          <w:lang w:bidi="fa-IR"/>
+        </w:rPr>
+        <w:t xml:space="preserve"> </w:t>
+      </w:r>
+      <w:proofErr w:type="spellStart"/>
+      <w:r>
+        <w:rPr>
+          <w:rFonts w:cs="B Nazanin" w:hint="cs"/>
+          <w:sz w:val="28"/>
+          <w:szCs w:val="28"/>
+          <w:rtl/>
+          <w:lang w:bidi="fa-IR"/>
+        </w:rPr>
+        <w:t>میسازه</w:t>
+      </w:r>
+      <w:proofErr w:type="spellEnd"/>
+      <w:r>
+        <w:rPr>
+          <w:rFonts w:cs="B Nazanin" w:hint="cs"/>
+          <w:sz w:val="28"/>
+          <w:szCs w:val="28"/>
+          <w:rtl/>
+          <w:lang w:bidi="fa-IR"/>
+        </w:rPr>
+        <w:t xml:space="preserve"> و قرار نیست در خروجی این </w:t>
+      </w:r>
+      <w:proofErr w:type="spellStart"/>
+      <w:r>
+        <w:rPr>
+          <w:rFonts w:cs="B Nazanin" w:hint="cs"/>
+          <w:sz w:val="28"/>
+          <w:szCs w:val="28"/>
+          <w:rtl/>
+          <w:lang w:bidi="fa-IR"/>
+        </w:rPr>
+        <w:t>پترن</w:t>
+      </w:r>
+      <w:proofErr w:type="spellEnd"/>
+      <w:r>
+        <w:rPr>
+          <w:rFonts w:cs="B Nazanin" w:hint="cs"/>
+          <w:sz w:val="28"/>
+          <w:szCs w:val="28"/>
+          <w:rtl/>
+          <w:lang w:bidi="fa-IR"/>
+        </w:rPr>
+        <w:t xml:space="preserve">، اشیای </w:t>
+      </w:r>
+      <w:proofErr w:type="spellStart"/>
+      <w:r>
+        <w:rPr>
+          <w:rFonts w:cs="B Nazanin" w:hint="cs"/>
+          <w:sz w:val="28"/>
+          <w:szCs w:val="28"/>
+          <w:rtl/>
+          <w:lang w:bidi="fa-IR"/>
+        </w:rPr>
+        <w:t>نامرتبط</w:t>
+      </w:r>
+      <w:proofErr w:type="spellEnd"/>
+      <w:r>
+        <w:rPr>
+          <w:rFonts w:cs="B Nazanin" w:hint="cs"/>
+          <w:sz w:val="28"/>
+          <w:szCs w:val="28"/>
+          <w:rtl/>
+          <w:lang w:bidi="fa-IR"/>
+        </w:rPr>
+        <w:t xml:space="preserve"> به </w:t>
+      </w:r>
+      <w:proofErr w:type="spellStart"/>
+      <w:r>
+        <w:rPr>
+          <w:rFonts w:cs="B Nazanin" w:hint="cs"/>
+          <w:sz w:val="28"/>
+          <w:szCs w:val="28"/>
+          <w:rtl/>
+          <w:lang w:bidi="fa-IR"/>
+        </w:rPr>
+        <w:t>یه</w:t>
+      </w:r>
+      <w:proofErr w:type="spellEnd"/>
+      <w:r>
+        <w:rPr>
+          <w:rFonts w:cs="B Nazanin" w:hint="cs"/>
+          <w:sz w:val="28"/>
+          <w:szCs w:val="28"/>
+          <w:rtl/>
+          <w:lang w:bidi="fa-IR"/>
+        </w:rPr>
+        <w:t xml:space="preserve"> مجموعه رو براش تولید کنیم.</w:t>
       </w:r>
       <w:r>
         <w:rPr>
@@ -1431,7 +3024,29 @@
           <w:rtl/>
           <w:lang w:bidi="fa-IR"/>
         </w:rPr>
-        <w:t xml:space="preserve"> رو داریم استفاده میکنیم اما برای چندتا </w:t>
+        <w:t xml:space="preserve"> رو داریم استفاده میکنیم اما برای </w:t>
+      </w:r>
+      <w:proofErr w:type="spellStart"/>
+      <w:r>
+        <w:rPr>
+          <w:rFonts w:cs="B Nazanin" w:hint="cs"/>
+          <w:sz w:val="28"/>
+          <w:szCs w:val="28"/>
+          <w:rtl/>
+          <w:lang w:bidi="fa-IR"/>
+        </w:rPr>
+        <w:t>چندتا</w:t>
+      </w:r>
+      <w:proofErr w:type="spellEnd"/>
+      <w:r>
+        <w:rPr>
+          <w:rFonts w:cs="B Nazanin" w:hint="cs"/>
+          <w:sz w:val="28"/>
+          <w:szCs w:val="28"/>
+          <w:rtl/>
+          <w:lang w:bidi="fa-IR"/>
+        </w:rPr>
+        <w:t xml:space="preserve"> </w:t>
       </w:r>
       <w:r>
         <w:rPr>
@@ -1476,7 +3091,29 @@
           <w:rtl/>
           <w:lang w:bidi="fa-IR"/>
         </w:rPr>
-        <w:t xml:space="preserve">اگه بخوایم از روی </w:t>
+        <w:t xml:space="preserve">اگه </w:t>
+      </w:r>
+      <w:proofErr w:type="spellStart"/>
+      <w:r>
+        <w:rPr>
+          <w:rFonts w:cs="B Nazanin" w:hint="cs"/>
+          <w:sz w:val="28"/>
+          <w:szCs w:val="28"/>
+          <w:rtl/>
+          <w:lang w:bidi="fa-IR"/>
+        </w:rPr>
+        <w:t>بخوایم</w:t>
+      </w:r>
+      <w:proofErr w:type="spellEnd"/>
+      <w:r>
+        <w:rPr>
+          <w:rFonts w:cs="B Nazanin" w:hint="cs"/>
+          <w:sz w:val="28"/>
+          <w:szCs w:val="28"/>
+          <w:rtl/>
+          <w:lang w:bidi="fa-IR"/>
+        </w:rPr>
+        <w:t xml:space="preserve"> از روی </w:t>
       </w:r>
       <w:r>
         <w:rPr>
@@ -1495,7 +3132,51 @@
           <w:rtl/>
           <w:lang w:bidi="fa-IR"/>
         </w:rPr>
-        <w:t xml:space="preserve"> بگیم، به جای یه اینترفیس </w:t>
+        <w:t xml:space="preserve"> بگیم، به جای </w:t>
+      </w:r>
+      <w:proofErr w:type="spellStart"/>
+      <w:r>
+        <w:rPr>
+          <w:rFonts w:cs="B Nazanin" w:hint="cs"/>
+          <w:sz w:val="28"/>
+          <w:szCs w:val="28"/>
+          <w:rtl/>
+          <w:lang w:bidi="fa-IR"/>
+        </w:rPr>
+        <w:t>یه</w:t>
+      </w:r>
+      <w:proofErr w:type="spellEnd"/>
+      <w:r>
+        <w:rPr>
+          <w:rFonts w:cs="B Nazanin" w:hint="cs"/>
+          <w:sz w:val="28"/>
+          <w:szCs w:val="28"/>
+          <w:rtl/>
+          <w:lang w:bidi="fa-IR"/>
+        </w:rPr>
+        <w:t xml:space="preserve"> </w:t>
+      </w:r>
+      <w:proofErr w:type="spellStart"/>
+      <w:r>
+        <w:rPr>
+          <w:rFonts w:cs="B Nazanin" w:hint="cs"/>
+          <w:sz w:val="28"/>
+          <w:szCs w:val="28"/>
+          <w:rtl/>
+          <w:lang w:bidi="fa-IR"/>
+        </w:rPr>
+        <w:t>اینترفیس</w:t>
+      </w:r>
+      <w:proofErr w:type="spellEnd"/>
+      <w:r>
+        <w:rPr>
+          <w:rFonts w:cs="B Nazanin" w:hint="cs"/>
+          <w:sz w:val="28"/>
+          <w:szCs w:val="28"/>
+          <w:rtl/>
+          <w:lang w:bidi="fa-IR"/>
+        </w:rPr>
+        <w:t xml:space="preserve"> </w:t>
       </w:r>
       <w:r>
         <w:rPr>
@@ -1514,7 +3195,51 @@
           <w:rtl/>
           <w:lang w:bidi="fa-IR"/>
         </w:rPr>
-        <w:t xml:space="preserve">، چندتا اینترفیس مختلف داریم که </w:t>
+        <w:t xml:space="preserve">، </w:t>
+      </w:r>
+      <w:proofErr w:type="spellStart"/>
+      <w:r>
+        <w:rPr>
+          <w:rFonts w:cs="B Nazanin" w:hint="cs"/>
+          <w:sz w:val="28"/>
+          <w:szCs w:val="28"/>
+          <w:rtl/>
+          <w:lang w:bidi="fa-IR"/>
+        </w:rPr>
+        <w:t>چندتا</w:t>
+      </w:r>
+      <w:proofErr w:type="spellEnd"/>
+      <w:r>
+        <w:rPr>
+          <w:rFonts w:cs="B Nazanin" w:hint="cs"/>
+          <w:sz w:val="28"/>
+          <w:szCs w:val="28"/>
+          <w:rtl/>
+          <w:lang w:bidi="fa-IR"/>
+        </w:rPr>
+        <w:t xml:space="preserve"> </w:t>
+      </w:r>
+      <w:proofErr w:type="spellStart"/>
+      <w:r>
+        <w:rPr>
+          <w:rFonts w:cs="B Nazanin" w:hint="cs"/>
+          <w:sz w:val="28"/>
+          <w:szCs w:val="28"/>
+          <w:rtl/>
+          <w:lang w:bidi="fa-IR"/>
+        </w:rPr>
+        <w:t>اینترفیس</w:t>
+      </w:r>
+      <w:proofErr w:type="spellEnd"/>
+      <w:r>
+        <w:rPr>
+          <w:rFonts w:cs="B Nazanin" w:hint="cs"/>
+          <w:sz w:val="28"/>
+          <w:szCs w:val="28"/>
+          <w:rtl/>
+          <w:lang w:bidi="fa-IR"/>
+        </w:rPr>
+        <w:t xml:space="preserve"> مختلف داریم که </w:t>
       </w:r>
       <w:r>
         <w:rPr>
@@ -1572,8 +3297,31 @@
           <w:rtl/>
           <w:lang w:bidi="fa-IR"/>
         </w:rPr>
-        <w:t xml:space="preserve"> ما حالا بیشتر از یه متد </w:t>
-      </w:r>
+        <w:t xml:space="preserve"> ما حالا بیشتر از </w:t>
+      </w:r>
+      <w:proofErr w:type="spellStart"/>
+      <w:r>
+        <w:rPr>
+          <w:rFonts w:cs="B Nazanin" w:hint="cs"/>
+          <w:sz w:val="28"/>
+          <w:szCs w:val="28"/>
+          <w:rtl/>
+          <w:lang w:bidi="fa-IR"/>
+        </w:rPr>
+        <w:t>یه</w:t>
+      </w:r>
+      <w:proofErr w:type="spellEnd"/>
+      <w:r>
+        <w:rPr>
+          <w:rFonts w:cs="B Nazanin" w:hint="cs"/>
+          <w:sz w:val="28"/>
+          <w:szCs w:val="28"/>
+          <w:rtl/>
+          <w:lang w:bidi="fa-IR"/>
+        </w:rPr>
+        <w:t xml:space="preserve"> متد </w:t>
+      </w:r>
+      <w:proofErr w:type="spellStart"/>
       <w:r>
         <w:rPr>
           <w:rFonts w:cs="B Nazanin"/>
@@ -1583,15 +3331,38 @@
         </w:rPr>
         <w:t>CreateProduct</w:t>
       </w:r>
-      <w:r>
-        <w:rPr>
-          <w:rFonts w:cs="B Nazanin" w:hint="cs"/>
-          <w:sz w:val="28"/>
-          <w:szCs w:val="28"/>
-          <w:rtl/>
-          <w:lang w:bidi="fa-IR"/>
-        </w:rPr>
-        <w:t xml:space="preserve"> داره و در واقع به تعداد </w:t>
+      <w:proofErr w:type="spellEnd"/>
+      <w:r>
+        <w:rPr>
+          <w:rFonts w:cs="B Nazanin" w:hint="cs"/>
+          <w:sz w:val="28"/>
+          <w:szCs w:val="28"/>
+          <w:rtl/>
+          <w:lang w:bidi="fa-IR"/>
+        </w:rPr>
+        <w:t xml:space="preserve"> </w:t>
+      </w:r>
+      <w:proofErr w:type="spellStart"/>
+      <w:r>
+        <w:rPr>
+          <w:rFonts w:cs="B Nazanin" w:hint="cs"/>
+          <w:sz w:val="28"/>
+          <w:szCs w:val="28"/>
+          <w:rtl/>
+          <w:lang w:bidi="fa-IR"/>
+        </w:rPr>
+        <w:t>داره</w:t>
+      </w:r>
+      <w:proofErr w:type="spellEnd"/>
+      <w:r>
+        <w:rPr>
+          <w:rFonts w:cs="B Nazanin" w:hint="cs"/>
+          <w:sz w:val="28"/>
+          <w:szCs w:val="28"/>
+          <w:rtl/>
+          <w:lang w:bidi="fa-IR"/>
+        </w:rPr>
+        <w:t xml:space="preserve"> و در واقع به تعداد </w:t>
       </w:r>
       <w:r>
         <w:rPr>
@@ -1632,6 +3403,7 @@
         </w:rPr>
         <w:br/>
       </w:r>
+      <w:proofErr w:type="spellStart"/>
       <w:r>
         <w:rPr>
           <w:rFonts w:cs="B Nazanin"/>
@@ -1641,6 +3413,7 @@
         </w:rPr>
         <w:t>ConcreteCreator</w:t>
       </w:r>
+      <w:proofErr w:type="spellEnd"/>
       <w:r>
         <w:rPr>
           <w:rFonts w:cs="B Nazanin" w:hint="cs"/>
@@ -1668,8 +3441,53 @@
           <w:rtl/>
           <w:lang w:bidi="fa-IR"/>
         </w:rPr>
-        <w:t xml:space="preserve"> ارث بری میکنن چندین مدل مختلف میتونن باشن و بستگی به نیازمندی ما داره. در نهایت </w:t>
-      </w:r>
+        <w:t xml:space="preserve"> ارث بری میکنن چندین مدل مختلف </w:t>
+      </w:r>
+      <w:proofErr w:type="spellStart"/>
+      <w:r>
+        <w:rPr>
+          <w:rFonts w:cs="B Nazanin" w:hint="cs"/>
+          <w:sz w:val="28"/>
+          <w:szCs w:val="28"/>
+          <w:rtl/>
+          <w:lang w:bidi="fa-IR"/>
+        </w:rPr>
+        <w:t>میتونن</w:t>
+      </w:r>
+      <w:proofErr w:type="spellEnd"/>
+      <w:r>
+        <w:rPr>
+          <w:rFonts w:cs="B Nazanin" w:hint="cs"/>
+          <w:sz w:val="28"/>
+          <w:szCs w:val="28"/>
+          <w:rtl/>
+          <w:lang w:bidi="fa-IR"/>
+        </w:rPr>
+        <w:t xml:space="preserve"> باشن و بستگی به نیازمندی ما </w:t>
+      </w:r>
+      <w:proofErr w:type="spellStart"/>
+      <w:r>
+        <w:rPr>
+          <w:rFonts w:cs="B Nazanin" w:hint="cs"/>
+          <w:sz w:val="28"/>
+          <w:szCs w:val="28"/>
+          <w:rtl/>
+          <w:lang w:bidi="fa-IR"/>
+        </w:rPr>
+        <w:t>داره</w:t>
+      </w:r>
+      <w:proofErr w:type="spellEnd"/>
+      <w:r>
+        <w:rPr>
+          <w:rFonts w:cs="B Nazanin" w:hint="cs"/>
+          <w:sz w:val="28"/>
+          <w:szCs w:val="28"/>
+          <w:rtl/>
+          <w:lang w:bidi="fa-IR"/>
+        </w:rPr>
+        <w:t xml:space="preserve">. در نهایت </w:t>
+      </w:r>
+      <w:proofErr w:type="spellStart"/>
       <w:r>
         <w:rPr>
           <w:rFonts w:cs="B Nazanin"/>
@@ -1679,6 +3497,7 @@
         </w:rPr>
         <w:t>ConcreteProduct</w:t>
       </w:r>
+      <w:proofErr w:type="spellEnd"/>
       <w:r>
         <w:rPr>
           <w:rFonts w:cs="B Nazanin" w:hint="cs"/>
@@ -1706,8 +3525,42 @@
           <w:rtl/>
           <w:lang w:bidi="fa-IR"/>
         </w:rPr>
-        <w:t xml:space="preserve"> میتونه ساخته بشه، تعدادشون متغیره</w:t>
-      </w:r>
+        <w:t xml:space="preserve"> میتونه ساخته بشه، </w:t>
+      </w:r>
+      <w:proofErr w:type="spellStart"/>
+      <w:r>
+        <w:rPr>
+          <w:rFonts w:cs="B Nazanin" w:hint="cs"/>
+          <w:sz w:val="28"/>
+          <w:szCs w:val="28"/>
+          <w:rtl/>
+          <w:lang w:bidi="fa-IR"/>
+        </w:rPr>
+        <w:t>تعدادشون</w:t>
+      </w:r>
+      <w:proofErr w:type="spellEnd"/>
+      <w:r>
+        <w:rPr>
+          <w:rFonts w:cs="B Nazanin" w:hint="cs"/>
+          <w:sz w:val="28"/>
+          <w:szCs w:val="28"/>
+          <w:rtl/>
+          <w:lang w:bidi="fa-IR"/>
+        </w:rPr>
+        <w:t xml:space="preserve"> </w:t>
+      </w:r>
+      <w:proofErr w:type="spellStart"/>
+      <w:r>
+        <w:rPr>
+          <w:rFonts w:cs="B Nazanin" w:hint="cs"/>
+          <w:sz w:val="28"/>
+          <w:szCs w:val="28"/>
+          <w:rtl/>
+          <w:lang w:bidi="fa-IR"/>
+        </w:rPr>
+        <w:t>متغیره</w:t>
+      </w:r>
+      <w:proofErr w:type="spellEnd"/>
       <w:r>
         <w:rPr>
           <w:rFonts w:cs="B Nazanin" w:hint="cs"/>
@@ -1734,15 +3587,49 @@
           <w:lang w:bidi="fa-IR"/>
         </w:rPr>
       </w:pPr>
-      <w:r>
-        <w:rPr>
-          <w:rFonts w:cs="B Nazanin" w:hint="cs"/>
-          <w:sz w:val="28"/>
-          <w:szCs w:val="28"/>
-          <w:rtl/>
-          <w:lang w:bidi="fa-IR"/>
-        </w:rPr>
-        <w:t>یه نکته مهم که داره اینه که برای هر مجموعه از اشیا (</w:t>
+      <w:proofErr w:type="spellStart"/>
+      <w:r>
+        <w:rPr>
+          <w:rFonts w:cs="B Nazanin" w:hint="cs"/>
+          <w:sz w:val="28"/>
+          <w:szCs w:val="28"/>
+          <w:rtl/>
+          <w:lang w:bidi="fa-IR"/>
+        </w:rPr>
+        <w:t>یه</w:t>
+      </w:r>
+      <w:proofErr w:type="spellEnd"/>
+      <w:r>
+        <w:rPr>
+          <w:rFonts w:cs="B Nazanin" w:hint="cs"/>
+          <w:sz w:val="28"/>
+          <w:szCs w:val="28"/>
+          <w:rtl/>
+          <w:lang w:bidi="fa-IR"/>
+        </w:rPr>
+        <w:t xml:space="preserve"> نکته مهم که </w:t>
+      </w:r>
+      <w:proofErr w:type="spellStart"/>
+      <w:r>
+        <w:rPr>
+          <w:rFonts w:cs="B Nazanin" w:hint="cs"/>
+          <w:sz w:val="28"/>
+          <w:szCs w:val="28"/>
+          <w:rtl/>
+          <w:lang w:bidi="fa-IR"/>
+        </w:rPr>
+        <w:t>داره</w:t>
+      </w:r>
+      <w:proofErr w:type="spellEnd"/>
+      <w:r>
+        <w:rPr>
+          <w:rFonts w:cs="B Nazanin" w:hint="cs"/>
+          <w:sz w:val="28"/>
+          <w:szCs w:val="28"/>
+          <w:rtl/>
+          <w:lang w:bidi="fa-IR"/>
+        </w:rPr>
+        <w:t xml:space="preserve"> اینه که برای هر مجموعه از اشیا (</w:t>
       </w:r>
       <w:r>
         <w:rPr>
@@ -1761,8 +3648,53 @@
           <w:rtl/>
           <w:lang w:bidi="fa-IR"/>
         </w:rPr>
-        <w:t xml:space="preserve"> ها)،‌ فقط اشیای مرتبط ساخته میشن و اگر توی یه مجموعه قرار باشه از مثلا </w:t>
-      </w:r>
+        <w:t xml:space="preserve"> ها)،‌ فقط اشیای مرتبط ساخته </w:t>
+      </w:r>
+      <w:proofErr w:type="spellStart"/>
+      <w:r>
+        <w:rPr>
+          <w:rFonts w:cs="B Nazanin" w:hint="cs"/>
+          <w:sz w:val="28"/>
+          <w:szCs w:val="28"/>
+          <w:rtl/>
+          <w:lang w:bidi="fa-IR"/>
+        </w:rPr>
+        <w:t>میشن</w:t>
+      </w:r>
+      <w:proofErr w:type="spellEnd"/>
+      <w:r>
+        <w:rPr>
+          <w:rFonts w:cs="B Nazanin" w:hint="cs"/>
+          <w:sz w:val="28"/>
+          <w:szCs w:val="28"/>
+          <w:rtl/>
+          <w:lang w:bidi="fa-IR"/>
+        </w:rPr>
+        <w:t xml:space="preserve"> و اگر توی </w:t>
+      </w:r>
+      <w:proofErr w:type="spellStart"/>
+      <w:r>
+        <w:rPr>
+          <w:rFonts w:cs="B Nazanin" w:hint="cs"/>
+          <w:sz w:val="28"/>
+          <w:szCs w:val="28"/>
+          <w:rtl/>
+          <w:lang w:bidi="fa-IR"/>
+        </w:rPr>
+        <w:t>یه</w:t>
+      </w:r>
+      <w:proofErr w:type="spellEnd"/>
+      <w:r>
+        <w:rPr>
+          <w:rFonts w:cs="B Nazanin" w:hint="cs"/>
+          <w:sz w:val="28"/>
+          <w:szCs w:val="28"/>
+          <w:rtl/>
+          <w:lang w:bidi="fa-IR"/>
+        </w:rPr>
+        <w:t xml:space="preserve"> مجموعه قرار باشه از مثلا </w:t>
+      </w:r>
+      <w:proofErr w:type="spellStart"/>
       <w:r>
         <w:rPr>
           <w:rFonts w:cs="B Nazanin"/>
@@ -1772,6 +3704,7 @@
         </w:rPr>
         <w:t>ConcreteProductA</w:t>
       </w:r>
+      <w:proofErr w:type="spellEnd"/>
       <w:r>
         <w:rPr>
           <w:rFonts w:cs="B Nazanin" w:hint="cs"/>
@@ -1782,6 +3715,7 @@
         </w:rPr>
         <w:t xml:space="preserve"> بسازیم،‌ دیگه امکان اینکه توی همون مجموعه از </w:t>
       </w:r>
+      <w:proofErr w:type="spellStart"/>
       <w:r>
         <w:rPr>
           <w:rFonts w:cs="B Nazanin"/>
@@ -1791,6 +3725,7 @@
         </w:rPr>
         <w:t>ConcreteProductB</w:t>
       </w:r>
+      <w:proofErr w:type="spellEnd"/>
       <w:r>
         <w:rPr>
           <w:rFonts w:cs="B Nazanin" w:hint="cs"/>
@@ -1817,15 +3752,27 @@
           <w:lang w:bidi="fa-IR"/>
         </w:rPr>
       </w:pPr>
-      <w:r>
-        <w:rPr>
-          <w:rFonts w:cs="B Nazanin" w:hint="cs"/>
-          <w:sz w:val="28"/>
-          <w:szCs w:val="28"/>
-          <w:rtl/>
-          <w:lang w:bidi="fa-IR"/>
-        </w:rPr>
-        <w:t xml:space="preserve">یه نمونه از </w:t>
+      <w:proofErr w:type="spellStart"/>
+      <w:r>
+        <w:rPr>
+          <w:rFonts w:cs="B Nazanin" w:hint="cs"/>
+          <w:sz w:val="28"/>
+          <w:szCs w:val="28"/>
+          <w:rtl/>
+          <w:lang w:bidi="fa-IR"/>
+        </w:rPr>
+        <w:t>یه</w:t>
+      </w:r>
+      <w:proofErr w:type="spellEnd"/>
+      <w:r>
+        <w:rPr>
+          <w:rFonts w:cs="B Nazanin" w:hint="cs"/>
+          <w:sz w:val="28"/>
+          <w:szCs w:val="28"/>
+          <w:rtl/>
+          <w:lang w:bidi="fa-IR"/>
+        </w:rPr>
+        <w:t xml:space="preserve"> نمونه از </w:t>
       </w:r>
       <w:r>
         <w:rPr>
@@ -1844,7 +3791,29 @@
           <w:rtl/>
           <w:lang w:bidi="fa-IR"/>
         </w:rPr>
-        <w:t xml:space="preserve"> این پترن رو ببینیم</w:t>
+        <w:t xml:space="preserve"> این </w:t>
+      </w:r>
+      <w:proofErr w:type="spellStart"/>
+      <w:r>
+        <w:rPr>
+          <w:rFonts w:cs="B Nazanin" w:hint="cs"/>
+          <w:sz w:val="28"/>
+          <w:szCs w:val="28"/>
+          <w:rtl/>
+          <w:lang w:bidi="fa-IR"/>
+        </w:rPr>
+        <w:t>پترن</w:t>
+      </w:r>
+      <w:proofErr w:type="spellEnd"/>
+      <w:r>
+        <w:rPr>
+          <w:rFonts w:cs="B Nazanin" w:hint="cs"/>
+          <w:sz w:val="28"/>
+          <w:szCs w:val="28"/>
+          <w:rtl/>
+          <w:lang w:bidi="fa-IR"/>
+        </w:rPr>
+        <w:t xml:space="preserve"> رو ببینیم</w:t>
       </w:r>
       <w:r>
         <w:rPr>
@@ -1974,6 +3943,7 @@
         </w:rPr>
         <w:t xml:space="preserve"> مشابه با </w:t>
       </w:r>
+      <w:proofErr w:type="spellStart"/>
       <w:r>
         <w:rPr>
           <w:rFonts w:cs="B Nazanin"/>
@@ -1983,15 +3953,38 @@
         </w:rPr>
         <w:t>FactoryMethod</w:t>
       </w:r>
-      <w:r>
-        <w:rPr>
-          <w:rFonts w:cs="B Nazanin" w:hint="cs"/>
-          <w:sz w:val="28"/>
-          <w:szCs w:val="28"/>
-          <w:rtl/>
-          <w:lang w:bidi="fa-IR"/>
-        </w:rPr>
-        <w:t xml:space="preserve"> ئه. یکی بحث </w:t>
+      <w:proofErr w:type="spellEnd"/>
+      <w:r>
+        <w:rPr>
+          <w:rFonts w:cs="B Nazanin" w:hint="cs"/>
+          <w:sz w:val="28"/>
+          <w:szCs w:val="28"/>
+          <w:rtl/>
+          <w:lang w:bidi="fa-IR"/>
+        </w:rPr>
+        <w:t xml:space="preserve"> </w:t>
+      </w:r>
+      <w:proofErr w:type="spellStart"/>
+      <w:r>
+        <w:rPr>
+          <w:rFonts w:cs="B Nazanin" w:hint="cs"/>
+          <w:sz w:val="28"/>
+          <w:szCs w:val="28"/>
+          <w:rtl/>
+          <w:lang w:bidi="fa-IR"/>
+        </w:rPr>
+        <w:t>ئه</w:t>
+      </w:r>
+      <w:proofErr w:type="spellEnd"/>
+      <w:r>
+        <w:rPr>
+          <w:rFonts w:cs="B Nazanin" w:hint="cs"/>
+          <w:sz w:val="28"/>
+          <w:szCs w:val="28"/>
+          <w:rtl/>
+          <w:lang w:bidi="fa-IR"/>
+        </w:rPr>
+        <w:t xml:space="preserve">. یکی بحث </w:t>
       </w:r>
       <w:r>
         <w:rPr>
@@ -2068,8 +4061,75 @@
           <w:rtl/>
           <w:lang w:bidi="fa-IR"/>
         </w:rPr>
-        <w:t xml:space="preserve"> مزیت بعدی انعطاف پذیری کد هست که هر زمان بخوایم،‌ میتونیم یه </w:t>
-      </w:r>
+        <w:t xml:space="preserve"> مزیت بعدی انعطاف پذیری کد هست که هر زمان </w:t>
+      </w:r>
+      <w:proofErr w:type="spellStart"/>
+      <w:r>
+        <w:rPr>
+          <w:rFonts w:cs="B Nazanin" w:hint="cs"/>
+          <w:sz w:val="28"/>
+          <w:szCs w:val="28"/>
+          <w:rtl/>
+          <w:lang w:bidi="fa-IR"/>
+        </w:rPr>
+        <w:t>بخوایم</w:t>
+      </w:r>
+      <w:proofErr w:type="spellEnd"/>
+      <w:r>
+        <w:rPr>
+          <w:rFonts w:cs="B Nazanin" w:hint="cs"/>
+          <w:sz w:val="28"/>
+          <w:szCs w:val="28"/>
+          <w:rtl/>
+          <w:lang w:bidi="fa-IR"/>
+        </w:rPr>
+        <w:t xml:space="preserve">،‌ </w:t>
+      </w:r>
+      <w:proofErr w:type="spellStart"/>
+      <w:r>
+        <w:rPr>
+          <w:rFonts w:cs="B Nazanin" w:hint="cs"/>
+          <w:sz w:val="28"/>
+          <w:szCs w:val="28"/>
+          <w:rtl/>
+          <w:lang w:bidi="fa-IR"/>
+        </w:rPr>
+        <w:t>میتونیم</w:t>
+      </w:r>
+      <w:proofErr w:type="spellEnd"/>
+      <w:r>
+        <w:rPr>
+          <w:rFonts w:cs="B Nazanin" w:hint="cs"/>
+          <w:sz w:val="28"/>
+          <w:szCs w:val="28"/>
+          <w:rtl/>
+          <w:lang w:bidi="fa-IR"/>
+        </w:rPr>
+        <w:t xml:space="preserve"> </w:t>
+      </w:r>
+      <w:proofErr w:type="spellStart"/>
+      <w:r>
+        <w:rPr>
+          <w:rFonts w:cs="B Nazanin" w:hint="cs"/>
+          <w:sz w:val="28"/>
+          <w:szCs w:val="28"/>
+          <w:rtl/>
+          <w:lang w:bidi="fa-IR"/>
+        </w:rPr>
+        <w:t>یه</w:t>
+      </w:r>
+      <w:proofErr w:type="spellEnd"/>
+      <w:r>
+        <w:rPr>
+          <w:rFonts w:cs="B Nazanin" w:hint="cs"/>
+          <w:sz w:val="28"/>
+          <w:szCs w:val="28"/>
+          <w:rtl/>
+          <w:lang w:bidi="fa-IR"/>
+        </w:rPr>
+        <w:t xml:space="preserve"> </w:t>
+      </w:r>
+      <w:proofErr w:type="spellStart"/>
       <w:r>
         <w:rPr>
           <w:rFonts w:cs="B Nazanin"/>
@@ -2079,6 +4139,7 @@
         </w:rPr>
         <w:t>concreteFactory</w:t>
       </w:r>
+      <w:proofErr w:type="spellEnd"/>
       <w:r>
         <w:rPr>
           <w:rFonts w:cs="B Nazanin" w:hint="cs"/>
@@ -2126,7 +4187,29 @@
           <w:rtl/>
           <w:lang w:bidi="fa-IR"/>
         </w:rPr>
-        <w:t xml:space="preserve"> در نهایت این رو هم داره که </w:t>
+        <w:t xml:space="preserve"> در نهایت این رو هم </w:t>
+      </w:r>
+      <w:proofErr w:type="spellStart"/>
+      <w:r>
+        <w:rPr>
+          <w:rFonts w:cs="B Nazanin" w:hint="cs"/>
+          <w:sz w:val="28"/>
+          <w:szCs w:val="28"/>
+          <w:rtl/>
+          <w:lang w:bidi="fa-IR"/>
+        </w:rPr>
+        <w:t>داره</w:t>
+      </w:r>
+      <w:proofErr w:type="spellEnd"/>
+      <w:r>
+        <w:rPr>
+          <w:rFonts w:cs="B Nazanin" w:hint="cs"/>
+          <w:sz w:val="28"/>
+          <w:szCs w:val="28"/>
+          <w:rtl/>
+          <w:lang w:bidi="fa-IR"/>
+        </w:rPr>
+        <w:t xml:space="preserve"> که </w:t>
       </w:r>
       <w:r>
         <w:rPr>
@@ -2145,7 +4228,29 @@
           <w:rtl/>
           <w:lang w:bidi="fa-IR"/>
         </w:rPr>
-        <w:t xml:space="preserve"> خیالش راحته که هیچ مجموعه ای از </w:t>
+        <w:t xml:space="preserve"> خیالش </w:t>
+      </w:r>
+      <w:proofErr w:type="spellStart"/>
+      <w:r>
+        <w:rPr>
+          <w:rFonts w:cs="B Nazanin" w:hint="cs"/>
+          <w:sz w:val="28"/>
+          <w:szCs w:val="28"/>
+          <w:rtl/>
+          <w:lang w:bidi="fa-IR"/>
+        </w:rPr>
+        <w:t>راحته</w:t>
+      </w:r>
+      <w:proofErr w:type="spellEnd"/>
+      <w:r>
+        <w:rPr>
+          <w:rFonts w:cs="B Nazanin" w:hint="cs"/>
+          <w:sz w:val="28"/>
+          <w:szCs w:val="28"/>
+          <w:rtl/>
+          <w:lang w:bidi="fa-IR"/>
+        </w:rPr>
+        <w:t xml:space="preserve"> که هیچ مجموعه ای از </w:t>
       </w:r>
       <w:r>
         <w:rPr>
@@ -2164,7 +4269,29 @@
           <w:rtl/>
           <w:lang w:bidi="fa-IR"/>
         </w:rPr>
-        <w:t xml:space="preserve"> های مختلف که به هم ربط ندارن با هم ترکیب نمیشن.</w:t>
+        <w:t xml:space="preserve"> های مختلف که به هم ربط ندارن با هم ترکیب </w:t>
+      </w:r>
+      <w:proofErr w:type="spellStart"/>
+      <w:r>
+        <w:rPr>
+          <w:rFonts w:cs="B Nazanin" w:hint="cs"/>
+          <w:sz w:val="28"/>
+          <w:szCs w:val="28"/>
+          <w:rtl/>
+          <w:lang w:bidi="fa-IR"/>
+        </w:rPr>
+        <w:t>نمیشن</w:t>
+      </w:r>
+      <w:proofErr w:type="spellEnd"/>
+      <w:r>
+        <w:rPr>
+          <w:rFonts w:cs="B Nazanin" w:hint="cs"/>
+          <w:sz w:val="28"/>
+          <w:szCs w:val="28"/>
+          <w:rtl/>
+          <w:lang w:bidi="fa-IR"/>
+        </w:rPr>
+        <w:t>.</w:t>
       </w:r>
       <w:r>
         <w:rPr>
@@ -2212,14 +4339,36 @@
           <w:rtl/>
           <w:lang w:bidi="fa-IR"/>
         </w:rPr>
-        <w:t xml:space="preserve"> هم رعایت میشن.</w:t>
+        <w:t xml:space="preserve"> هم رعایت </w:t>
+      </w:r>
+      <w:proofErr w:type="spellStart"/>
+      <w:r>
+        <w:rPr>
+          <w:rFonts w:cs="B Nazanin" w:hint="cs"/>
+          <w:sz w:val="28"/>
+          <w:szCs w:val="28"/>
+          <w:rtl/>
+          <w:lang w:bidi="fa-IR"/>
+        </w:rPr>
+        <w:t>میشن</w:t>
+      </w:r>
+      <w:proofErr w:type="spellEnd"/>
+      <w:r>
+        <w:rPr>
+          <w:rFonts w:cs="B Nazanin" w:hint="cs"/>
+          <w:sz w:val="28"/>
+          <w:szCs w:val="28"/>
+          <w:rtl/>
+          <w:lang w:bidi="fa-IR"/>
+        </w:rPr>
+        <w:t>.</w:t>
       </w:r>
     </w:p>
     <w:p>
       <w:pPr>
         <w:pStyle w:val="ListParagraph"/>
         <w:rPr>
-          <w:rFonts w:cs="B Nazanin" w:hint="cs"/>
+          <w:rFonts w:cs="B Nazanin"/>
           <w:sz w:val="28"/>
           <w:szCs w:val="28"/>
           <w:rtl/>
@@ -2298,7 +4447,51 @@
           <w:rtl/>
           <w:lang w:bidi="fa-IR"/>
         </w:rPr>
-        <w:t xml:space="preserve"> به صورت غیر مستقیم از هر لایه میسازیم و خیلی در نگاه اول واضح نیست که کدوم لایه خاص استفاده شده. درنتیجه دائما باید بین کد های متخلف جابجا بشیم و این، کار </w:t>
+        <w:t xml:space="preserve"> به صورت غیر مستقیم از هر لایه میسازیم و خیلی در نگاه اول واضح نیست که کدوم لایه خاص استفاده شده. </w:t>
+      </w:r>
+      <w:proofErr w:type="spellStart"/>
+      <w:r>
+        <w:rPr>
+          <w:rFonts w:cs="B Nazanin" w:hint="cs"/>
+          <w:sz w:val="28"/>
+          <w:szCs w:val="28"/>
+          <w:rtl/>
+          <w:lang w:bidi="fa-IR"/>
+        </w:rPr>
+        <w:t>درنتیجه</w:t>
+      </w:r>
+      <w:proofErr w:type="spellEnd"/>
+      <w:r>
+        <w:rPr>
+          <w:rFonts w:cs="B Nazanin" w:hint="cs"/>
+          <w:sz w:val="28"/>
+          <w:szCs w:val="28"/>
+          <w:rtl/>
+          <w:lang w:bidi="fa-IR"/>
+        </w:rPr>
+        <w:t xml:space="preserve"> دائما باید بین کد های </w:t>
+      </w:r>
+      <w:proofErr w:type="spellStart"/>
+      <w:r>
+        <w:rPr>
+          <w:rFonts w:cs="B Nazanin" w:hint="cs"/>
+          <w:sz w:val="28"/>
+          <w:szCs w:val="28"/>
+          <w:rtl/>
+          <w:lang w:bidi="fa-IR"/>
+        </w:rPr>
+        <w:t>متخلف</w:t>
+      </w:r>
+      <w:proofErr w:type="spellEnd"/>
+      <w:r>
+        <w:rPr>
+          <w:rFonts w:cs="B Nazanin" w:hint="cs"/>
+          <w:sz w:val="28"/>
+          <w:szCs w:val="28"/>
+          <w:rtl/>
+          <w:lang w:bidi="fa-IR"/>
+        </w:rPr>
+        <w:t xml:space="preserve"> جابجا بشیم و این، کار </w:t>
       </w:r>
       <w:r>
         <w:rPr>
@@ -2327,7 +4520,29 @@
           <w:rtl/>
           <w:lang w:bidi="fa-IR"/>
         </w:rPr>
-        <w:t xml:space="preserve"> پس باید حواسمون باشه که این پیچیدگی بیشتر در مقایسه با </w:t>
+        <w:t xml:space="preserve"> پس باید </w:t>
+      </w:r>
+      <w:proofErr w:type="spellStart"/>
+      <w:r>
+        <w:rPr>
+          <w:rFonts w:cs="B Nazanin" w:hint="cs"/>
+          <w:sz w:val="28"/>
+          <w:szCs w:val="28"/>
+          <w:rtl/>
+          <w:lang w:bidi="fa-IR"/>
+        </w:rPr>
+        <w:t>حواسمون</w:t>
+      </w:r>
+      <w:proofErr w:type="spellEnd"/>
+      <w:r>
+        <w:rPr>
+          <w:rFonts w:cs="B Nazanin" w:hint="cs"/>
+          <w:sz w:val="28"/>
+          <w:szCs w:val="28"/>
+          <w:rtl/>
+          <w:lang w:bidi="fa-IR"/>
+        </w:rPr>
+        <w:t xml:space="preserve"> باشه که این پیچیدگی بیشتر در مقایسه با </w:t>
       </w:r>
       <w:r>
         <w:rPr>
@@ -2346,7 +4561,29 @@
           <w:rtl/>
           <w:lang w:bidi="fa-IR"/>
         </w:rPr>
-        <w:t xml:space="preserve"> و مزایای دیگه ای که ایجاد میشه می ارزه یا نه</w:t>
+        <w:t xml:space="preserve"> و مزایای دیگه ای که ایجاد میشه می </w:t>
+      </w:r>
+      <w:proofErr w:type="spellStart"/>
+      <w:r>
+        <w:rPr>
+          <w:rFonts w:cs="B Nazanin" w:hint="cs"/>
+          <w:sz w:val="28"/>
+          <w:szCs w:val="28"/>
+          <w:rtl/>
+          <w:lang w:bidi="fa-IR"/>
+        </w:rPr>
+        <w:t>ارزه</w:t>
+      </w:r>
+      <w:proofErr w:type="spellEnd"/>
+      <w:r>
+        <w:rPr>
+          <w:rFonts w:cs="B Nazanin" w:hint="cs"/>
+          <w:sz w:val="28"/>
+          <w:szCs w:val="28"/>
+          <w:rtl/>
+          <w:lang w:bidi="fa-IR"/>
+        </w:rPr>
+        <w:t xml:space="preserve"> یا نه</w:t>
       </w:r>
       <w:r>
         <w:rPr>
@@ -2376,7 +4613,29 @@
           <w:rtl/>
           <w:lang w:bidi="fa-IR"/>
         </w:rPr>
-        <w:t xml:space="preserve">عیب بعدی که در عین حال مزیت هم هست،‌ اینه که ما تعداد زیادی کلاس و اینترفیس داریم که </w:t>
+        <w:t xml:space="preserve">عیب بعدی که در عین حال مزیت هم هست،‌ اینه که ما تعداد زیادی کلاس و </w:t>
+      </w:r>
+      <w:proofErr w:type="spellStart"/>
+      <w:r>
+        <w:rPr>
+          <w:rFonts w:cs="B Nazanin" w:hint="cs"/>
+          <w:sz w:val="28"/>
+          <w:szCs w:val="28"/>
+          <w:rtl/>
+          <w:lang w:bidi="fa-IR"/>
+        </w:rPr>
+        <w:t>اینترفیس</w:t>
+      </w:r>
+      <w:proofErr w:type="spellEnd"/>
+      <w:r>
+        <w:rPr>
+          <w:rFonts w:cs="B Nazanin" w:hint="cs"/>
+          <w:sz w:val="28"/>
+          <w:szCs w:val="28"/>
+          <w:rtl/>
+          <w:lang w:bidi="fa-IR"/>
+        </w:rPr>
+        <w:t xml:space="preserve"> داریم که </w:t>
       </w:r>
       <w:r>
         <w:rPr>
@@ -2471,7 +4730,95 @@
           <w:rtl/>
           <w:lang w:bidi="fa-IR"/>
         </w:rPr>
-        <w:t xml:space="preserve"> بخش هایی که از این پترن توشون استفاده شده به مراتب راحتتره.</w:t>
+        <w:t xml:space="preserve"> بخش </w:t>
+      </w:r>
+      <w:proofErr w:type="spellStart"/>
+      <w:r>
+        <w:rPr>
+          <w:rFonts w:cs="B Nazanin" w:hint="cs"/>
+          <w:sz w:val="28"/>
+          <w:szCs w:val="28"/>
+          <w:rtl/>
+          <w:lang w:bidi="fa-IR"/>
+        </w:rPr>
+        <w:t>هایی</w:t>
+      </w:r>
+      <w:proofErr w:type="spellEnd"/>
+      <w:r>
+        <w:rPr>
+          <w:rFonts w:cs="B Nazanin" w:hint="cs"/>
+          <w:sz w:val="28"/>
+          <w:szCs w:val="28"/>
+          <w:rtl/>
+          <w:lang w:bidi="fa-IR"/>
+        </w:rPr>
+        <w:t xml:space="preserve"> که از این </w:t>
+      </w:r>
+      <w:proofErr w:type="spellStart"/>
+      <w:r>
+        <w:rPr>
+          <w:rFonts w:cs="B Nazanin" w:hint="cs"/>
+          <w:sz w:val="28"/>
+          <w:szCs w:val="28"/>
+          <w:rtl/>
+          <w:lang w:bidi="fa-IR"/>
+        </w:rPr>
+        <w:t>پترن</w:t>
+      </w:r>
+      <w:proofErr w:type="spellEnd"/>
+      <w:r>
+        <w:rPr>
+          <w:rFonts w:cs="B Nazanin" w:hint="cs"/>
+          <w:sz w:val="28"/>
+          <w:szCs w:val="28"/>
+          <w:rtl/>
+          <w:lang w:bidi="fa-IR"/>
+        </w:rPr>
+        <w:t xml:space="preserve"> </w:t>
+      </w:r>
+      <w:proofErr w:type="spellStart"/>
+      <w:r>
+        <w:rPr>
+          <w:rFonts w:cs="B Nazanin" w:hint="cs"/>
+          <w:sz w:val="28"/>
+          <w:szCs w:val="28"/>
+          <w:rtl/>
+          <w:lang w:bidi="fa-IR"/>
+        </w:rPr>
+        <w:t>توشون</w:t>
+      </w:r>
+      <w:proofErr w:type="spellEnd"/>
+      <w:r>
+        <w:rPr>
+          <w:rFonts w:cs="B Nazanin" w:hint="cs"/>
+          <w:sz w:val="28"/>
+          <w:szCs w:val="28"/>
+          <w:rtl/>
+          <w:lang w:bidi="fa-IR"/>
+        </w:rPr>
+        <w:t xml:space="preserve"> استفاده شده به مراتب </w:t>
+      </w:r>
+      <w:proofErr w:type="spellStart"/>
+      <w:r>
+        <w:rPr>
+          <w:rFonts w:cs="B Nazanin" w:hint="cs"/>
+          <w:sz w:val="28"/>
+          <w:szCs w:val="28"/>
+          <w:rtl/>
+          <w:lang w:bidi="fa-IR"/>
+        </w:rPr>
+        <w:t>راحتتره</w:t>
+      </w:r>
+      <w:proofErr w:type="spellEnd"/>
+      <w:r>
+        <w:rPr>
+          <w:rFonts w:cs="B Nazanin" w:hint="cs"/>
+          <w:sz w:val="28"/>
+          <w:szCs w:val="28"/>
+          <w:rtl/>
+          <w:lang w:bidi="fa-IR"/>
+        </w:rPr>
+        <w:t>.</w:t>
       </w:r>
       <w:r>
         <w:rPr>
@@ -2554,15 +4901,27 @@
           <w:lang w:bidi="fa-IR"/>
         </w:rPr>
       </w:pPr>
-      <w:r>
-        <w:rPr>
-          <w:rFonts w:cs="B Nazanin" w:hint="cs"/>
-          <w:sz w:val="28"/>
-          <w:szCs w:val="28"/>
-          <w:rtl/>
-          <w:lang w:bidi="fa-IR"/>
-        </w:rPr>
-        <w:t xml:space="preserve">یه </w:t>
+      <w:proofErr w:type="spellStart"/>
+      <w:r>
+        <w:rPr>
+          <w:rFonts w:cs="B Nazanin" w:hint="cs"/>
+          <w:sz w:val="28"/>
+          <w:szCs w:val="28"/>
+          <w:rtl/>
+          <w:lang w:bidi="fa-IR"/>
+        </w:rPr>
+        <w:t>یه</w:t>
+      </w:r>
+      <w:proofErr w:type="spellEnd"/>
+      <w:r>
+        <w:rPr>
+          <w:rFonts w:cs="B Nazanin" w:hint="cs"/>
+          <w:sz w:val="28"/>
+          <w:szCs w:val="28"/>
+          <w:rtl/>
+          <w:lang w:bidi="fa-IR"/>
+        </w:rPr>
+        <w:t xml:space="preserve"> </w:t>
       </w:r>
       <w:r>
         <w:rPr>
@@ -2610,7 +4969,73 @@
           <w:rtl/>
           <w:lang w:bidi="fa-IR"/>
         </w:rPr>
-        <w:t xml:space="preserve"> از کلاس هایی استفاده میشه که میخوایم در طول اجرای برنامه فقط یه </w:t>
+        <w:t xml:space="preserve"> از کلاس </w:t>
+      </w:r>
+      <w:proofErr w:type="spellStart"/>
+      <w:r>
+        <w:rPr>
+          <w:rFonts w:cs="B Nazanin" w:hint="cs"/>
+          <w:sz w:val="28"/>
+          <w:szCs w:val="28"/>
+          <w:rtl/>
+          <w:lang w:bidi="fa-IR"/>
+        </w:rPr>
+        <w:t>هایی</w:t>
+      </w:r>
+      <w:proofErr w:type="spellEnd"/>
+      <w:r>
+        <w:rPr>
+          <w:rFonts w:cs="B Nazanin" w:hint="cs"/>
+          <w:sz w:val="28"/>
+          <w:szCs w:val="28"/>
+          <w:rtl/>
+          <w:lang w:bidi="fa-IR"/>
+        </w:rPr>
+        <w:t xml:space="preserve"> استفاده میشه که </w:t>
+      </w:r>
+      <w:proofErr w:type="spellStart"/>
+      <w:r>
+        <w:rPr>
+          <w:rFonts w:cs="B Nazanin" w:hint="cs"/>
+          <w:sz w:val="28"/>
+          <w:szCs w:val="28"/>
+          <w:rtl/>
+          <w:lang w:bidi="fa-IR"/>
+        </w:rPr>
+        <w:t>میخوایم</w:t>
+      </w:r>
+      <w:proofErr w:type="spellEnd"/>
+      <w:r>
+        <w:rPr>
+          <w:rFonts w:cs="B Nazanin" w:hint="cs"/>
+          <w:sz w:val="28"/>
+          <w:szCs w:val="28"/>
+          <w:rtl/>
+          <w:lang w:bidi="fa-IR"/>
+        </w:rPr>
+        <w:t xml:space="preserve"> در طول اجرای برنامه فقط </w:t>
+      </w:r>
+      <w:proofErr w:type="spellStart"/>
+      <w:r>
+        <w:rPr>
+          <w:rFonts w:cs="B Nazanin" w:hint="cs"/>
+          <w:sz w:val="28"/>
+          <w:szCs w:val="28"/>
+          <w:rtl/>
+          <w:lang w:bidi="fa-IR"/>
+        </w:rPr>
+        <w:t>یه</w:t>
+      </w:r>
+      <w:proofErr w:type="spellEnd"/>
+      <w:r>
+        <w:rPr>
+          <w:rFonts w:cs="B Nazanin" w:hint="cs"/>
+          <w:sz w:val="28"/>
+          <w:szCs w:val="28"/>
+          <w:rtl/>
+          <w:lang w:bidi="fa-IR"/>
+        </w:rPr>
+        <w:t xml:space="preserve"> </w:t>
       </w:r>
       <w:r>
         <w:rPr>
@@ -2629,7 +5054,29 @@
           <w:rtl/>
           <w:lang w:bidi="fa-IR"/>
         </w:rPr>
-        <w:t xml:space="preserve"> از اون کلاس رو داشته باشیم. برای نمونه، هر برنامه ای نیاز به یه </w:t>
+        <w:t xml:space="preserve"> از اون کلاس رو داشته باشیم. برای نمونه، هر برنامه ای نیاز به </w:t>
+      </w:r>
+      <w:proofErr w:type="spellStart"/>
+      <w:r>
+        <w:rPr>
+          <w:rFonts w:cs="B Nazanin" w:hint="cs"/>
+          <w:sz w:val="28"/>
+          <w:szCs w:val="28"/>
+          <w:rtl/>
+          <w:lang w:bidi="fa-IR"/>
+        </w:rPr>
+        <w:t>یه</w:t>
+      </w:r>
+      <w:proofErr w:type="spellEnd"/>
+      <w:r>
+        <w:rPr>
+          <w:rFonts w:cs="B Nazanin" w:hint="cs"/>
+          <w:sz w:val="28"/>
+          <w:szCs w:val="28"/>
+          <w:rtl/>
+          <w:lang w:bidi="fa-IR"/>
+        </w:rPr>
+        <w:t xml:space="preserve"> </w:t>
       </w:r>
       <w:r>
         <w:rPr>
@@ -2648,7 +5095,29 @@
           <w:rtl/>
           <w:lang w:bidi="fa-IR"/>
         </w:rPr>
-        <w:t xml:space="preserve"> داره که برای قسمت های مختلف برنامه </w:t>
+        <w:t xml:space="preserve"> </w:t>
+      </w:r>
+      <w:proofErr w:type="spellStart"/>
+      <w:r>
+        <w:rPr>
+          <w:rFonts w:cs="B Nazanin" w:hint="cs"/>
+          <w:sz w:val="28"/>
+          <w:szCs w:val="28"/>
+          <w:rtl/>
+          <w:lang w:bidi="fa-IR"/>
+        </w:rPr>
+        <w:t>داره</w:t>
+      </w:r>
+      <w:proofErr w:type="spellEnd"/>
+      <w:r>
+        <w:rPr>
+          <w:rFonts w:cs="B Nazanin" w:hint="cs"/>
+          <w:sz w:val="28"/>
+          <w:szCs w:val="28"/>
+          <w:rtl/>
+          <w:lang w:bidi="fa-IR"/>
+        </w:rPr>
+        <w:t xml:space="preserve"> که برای قسمت های مختلف برنامه </w:t>
       </w:r>
       <w:r>
         <w:rPr>
@@ -2667,7 +5136,29 @@
           <w:rtl/>
           <w:lang w:bidi="fa-IR"/>
         </w:rPr>
-        <w:t xml:space="preserve"> بندازه. زمانیکه میخوایم </w:t>
+        <w:t xml:space="preserve"> بندازه. زمانیکه </w:t>
+      </w:r>
+      <w:proofErr w:type="spellStart"/>
+      <w:r>
+        <w:rPr>
+          <w:rFonts w:cs="B Nazanin" w:hint="cs"/>
+          <w:sz w:val="28"/>
+          <w:szCs w:val="28"/>
+          <w:rtl/>
+          <w:lang w:bidi="fa-IR"/>
+        </w:rPr>
+        <w:t>میخوایم</w:t>
+      </w:r>
+      <w:proofErr w:type="spellEnd"/>
+      <w:r>
+        <w:rPr>
+          <w:rFonts w:cs="B Nazanin" w:hint="cs"/>
+          <w:sz w:val="28"/>
+          <w:szCs w:val="28"/>
+          <w:rtl/>
+          <w:lang w:bidi="fa-IR"/>
+        </w:rPr>
+        <w:t xml:space="preserve"> </w:t>
       </w:r>
       <w:r>
         <w:rPr>
@@ -2705,8 +5196,53 @@
           <w:rtl/>
           <w:lang w:bidi="fa-IR"/>
         </w:rPr>
-        <w:t xml:space="preserve"> کنیم، چیزایی مثل زمان شروع اجرای برنامه (که خب معمولا بعد از اجرای برنامه با یه </w:t>
-      </w:r>
+        <w:t xml:space="preserve"> کنیم، </w:t>
+      </w:r>
+      <w:proofErr w:type="spellStart"/>
+      <w:r>
+        <w:rPr>
+          <w:rFonts w:cs="B Nazanin" w:hint="cs"/>
+          <w:sz w:val="28"/>
+          <w:szCs w:val="28"/>
+          <w:rtl/>
+          <w:lang w:bidi="fa-IR"/>
+        </w:rPr>
+        <w:t>چیزایی</w:t>
+      </w:r>
+      <w:proofErr w:type="spellEnd"/>
+      <w:r>
+        <w:rPr>
+          <w:rFonts w:cs="B Nazanin" w:hint="cs"/>
+          <w:sz w:val="28"/>
+          <w:szCs w:val="28"/>
+          <w:rtl/>
+          <w:lang w:bidi="fa-IR"/>
+        </w:rPr>
+        <w:t xml:space="preserve"> مثل زمان شروع اجرای برنامه (که خب معمولا بعد از اجرای برنامه با </w:t>
+      </w:r>
+      <w:proofErr w:type="spellStart"/>
+      <w:r>
+        <w:rPr>
+          <w:rFonts w:cs="B Nazanin" w:hint="cs"/>
+          <w:sz w:val="28"/>
+          <w:szCs w:val="28"/>
+          <w:rtl/>
+          <w:lang w:bidi="fa-IR"/>
+        </w:rPr>
+        <w:t>یه</w:t>
+      </w:r>
+      <w:proofErr w:type="spellEnd"/>
+      <w:r>
+        <w:rPr>
+          <w:rFonts w:cs="B Nazanin" w:hint="cs"/>
+          <w:sz w:val="28"/>
+          <w:szCs w:val="28"/>
+          <w:rtl/>
+          <w:lang w:bidi="fa-IR"/>
+        </w:rPr>
+        <w:t xml:space="preserve"> </w:t>
+      </w:r>
+      <w:proofErr w:type="spellStart"/>
       <w:r>
         <w:rPr>
           <w:rFonts w:cs="B Nazanin"/>
@@ -2716,15 +5252,38 @@
         </w:rPr>
         <w:t>Datetime.Now</w:t>
       </w:r>
-      <w:r>
-        <w:rPr>
-          <w:rFonts w:cs="B Nazanin" w:hint="cs"/>
-          <w:sz w:val="28"/>
-          <w:szCs w:val="28"/>
-          <w:rtl/>
-          <w:lang w:bidi="fa-IR"/>
-        </w:rPr>
-        <w:t xml:space="preserve"> مقداردهی میشه) رو داریم براش تعیین می کنیم؛ اگه این کلاس قرار باشه با هر بار </w:t>
+      <w:proofErr w:type="spellEnd"/>
+      <w:r>
+        <w:rPr>
+          <w:rFonts w:cs="B Nazanin" w:hint="cs"/>
+          <w:sz w:val="28"/>
+          <w:szCs w:val="28"/>
+          <w:rtl/>
+          <w:lang w:bidi="fa-IR"/>
+        </w:rPr>
+        <w:t xml:space="preserve"> </w:t>
+      </w:r>
+      <w:proofErr w:type="spellStart"/>
+      <w:r>
+        <w:rPr>
+          <w:rFonts w:cs="B Nazanin" w:hint="cs"/>
+          <w:sz w:val="28"/>
+          <w:szCs w:val="28"/>
+          <w:rtl/>
+          <w:lang w:bidi="fa-IR"/>
+        </w:rPr>
+        <w:t>مقداردهی</w:t>
+      </w:r>
+      <w:proofErr w:type="spellEnd"/>
+      <w:r>
+        <w:rPr>
+          <w:rFonts w:cs="B Nazanin" w:hint="cs"/>
+          <w:sz w:val="28"/>
+          <w:szCs w:val="28"/>
+          <w:rtl/>
+          <w:lang w:bidi="fa-IR"/>
+        </w:rPr>
+        <w:t xml:space="preserve"> میشه) رو داریم براش تعیین می کنیم؛ اگه این کلاس قرار باشه با هر بار </w:t>
       </w:r>
       <w:r>
         <w:rPr>
@@ -2743,7 +5302,29 @@
           <w:rtl/>
           <w:lang w:bidi="fa-IR"/>
         </w:rPr>
-        <w:t xml:space="preserve"> کردن اش زمان شروع اجرای برنامه </w:t>
+        <w:t xml:space="preserve"> کردن </w:t>
+      </w:r>
+      <w:proofErr w:type="spellStart"/>
+      <w:r>
+        <w:rPr>
+          <w:rFonts w:cs="B Nazanin" w:hint="cs"/>
+          <w:sz w:val="28"/>
+          <w:szCs w:val="28"/>
+          <w:rtl/>
+          <w:lang w:bidi="fa-IR"/>
+        </w:rPr>
+        <w:t>اش</w:t>
+      </w:r>
+      <w:proofErr w:type="spellEnd"/>
+      <w:r>
+        <w:rPr>
+          <w:rFonts w:cs="B Nazanin" w:hint="cs"/>
+          <w:sz w:val="28"/>
+          <w:szCs w:val="28"/>
+          <w:rtl/>
+          <w:lang w:bidi="fa-IR"/>
+        </w:rPr>
+        <w:t xml:space="preserve"> زمان شروع اجرای برنامه </w:t>
       </w:r>
       <w:r>
         <w:rPr>
@@ -2772,7 +5353,29 @@
           <w:rtl/>
           <w:lang w:bidi="fa-IR"/>
         </w:rPr>
-        <w:t xml:space="preserve"> اش تغییر بده، دیگه اون زمان </w:t>
+        <w:t xml:space="preserve"> </w:t>
+      </w:r>
+      <w:proofErr w:type="spellStart"/>
+      <w:r>
+        <w:rPr>
+          <w:rFonts w:cs="B Nazanin" w:hint="cs"/>
+          <w:sz w:val="28"/>
+          <w:szCs w:val="28"/>
+          <w:rtl/>
+          <w:lang w:bidi="fa-IR"/>
+        </w:rPr>
+        <w:t>اش</w:t>
+      </w:r>
+      <w:proofErr w:type="spellEnd"/>
+      <w:r>
+        <w:rPr>
+          <w:rFonts w:cs="B Nazanin" w:hint="cs"/>
+          <w:sz w:val="28"/>
+          <w:szCs w:val="28"/>
+          <w:rtl/>
+          <w:lang w:bidi="fa-IR"/>
+        </w:rPr>
+        <w:t xml:space="preserve"> تغییر بده، دیگه اون زمان </w:t>
       </w:r>
       <w:r>
         <w:rPr>
@@ -2791,7 +5394,29 @@
           <w:rtl/>
           <w:lang w:bidi="fa-IR"/>
         </w:rPr>
-        <w:t xml:space="preserve"> نیست. پس لازمه که از این کلاس، همیشه یه </w:t>
+        <w:t xml:space="preserve"> نیست. پس لازمه که از این کلاس، همیشه </w:t>
+      </w:r>
+      <w:proofErr w:type="spellStart"/>
+      <w:r>
+        <w:rPr>
+          <w:rFonts w:cs="B Nazanin" w:hint="cs"/>
+          <w:sz w:val="28"/>
+          <w:szCs w:val="28"/>
+          <w:rtl/>
+          <w:lang w:bidi="fa-IR"/>
+        </w:rPr>
+        <w:t>یه</w:t>
+      </w:r>
+      <w:proofErr w:type="spellEnd"/>
+      <w:r>
+        <w:rPr>
+          <w:rFonts w:cs="B Nazanin" w:hint="cs"/>
+          <w:sz w:val="28"/>
+          <w:szCs w:val="28"/>
+          <w:rtl/>
+          <w:lang w:bidi="fa-IR"/>
+        </w:rPr>
+        <w:t xml:space="preserve"> </w:t>
       </w:r>
       <w:r>
         <w:rPr>
@@ -2810,7 +5435,29 @@
           <w:rtl/>
           <w:lang w:bidi="fa-IR"/>
         </w:rPr>
-        <w:t xml:space="preserve"> در کل برنامه در زمان اجراش داشته باشیم.</w:t>
+        <w:t xml:space="preserve"> در کل برنامه در زمان </w:t>
+      </w:r>
+      <w:proofErr w:type="spellStart"/>
+      <w:r>
+        <w:rPr>
+          <w:rFonts w:cs="B Nazanin" w:hint="cs"/>
+          <w:sz w:val="28"/>
+          <w:szCs w:val="28"/>
+          <w:rtl/>
+          <w:lang w:bidi="fa-IR"/>
+        </w:rPr>
+        <w:t>اجراش</w:t>
+      </w:r>
+      <w:proofErr w:type="spellEnd"/>
+      <w:r>
+        <w:rPr>
+          <w:rFonts w:cs="B Nazanin" w:hint="cs"/>
+          <w:sz w:val="28"/>
+          <w:szCs w:val="28"/>
+          <w:rtl/>
+          <w:lang w:bidi="fa-IR"/>
+        </w:rPr>
+        <w:t xml:space="preserve"> داشته باشیم.</w:t>
       </w:r>
     </w:p>
     <w:p>
@@ -2828,15 +5475,115 @@
           <w:lang w:bidi="fa-IR"/>
         </w:rPr>
       </w:pPr>
-      <w:r>
-        <w:rPr>
-          <w:rFonts w:cs="B Nazanin" w:hint="cs"/>
-          <w:sz w:val="28"/>
-          <w:szCs w:val="28"/>
-          <w:rtl/>
-          <w:lang w:bidi="fa-IR"/>
-        </w:rPr>
-        <w:t>یه سری مشخصه ها این پترن داره که باید در زمان پیاده سازیش رعایتشون کنیم:</w:t>
+      <w:proofErr w:type="spellStart"/>
+      <w:r>
+        <w:rPr>
+          <w:rFonts w:cs="B Nazanin" w:hint="cs"/>
+          <w:sz w:val="28"/>
+          <w:szCs w:val="28"/>
+          <w:rtl/>
+          <w:lang w:bidi="fa-IR"/>
+        </w:rPr>
+        <w:t>یه</w:t>
+      </w:r>
+      <w:proofErr w:type="spellEnd"/>
+      <w:r>
+        <w:rPr>
+          <w:rFonts w:cs="B Nazanin" w:hint="cs"/>
+          <w:sz w:val="28"/>
+          <w:szCs w:val="28"/>
+          <w:rtl/>
+          <w:lang w:bidi="fa-IR"/>
+        </w:rPr>
+        <w:t xml:space="preserve"> سری مشخصه ها این </w:t>
+      </w:r>
+      <w:proofErr w:type="spellStart"/>
+      <w:r>
+        <w:rPr>
+          <w:rFonts w:cs="B Nazanin" w:hint="cs"/>
+          <w:sz w:val="28"/>
+          <w:szCs w:val="28"/>
+          <w:rtl/>
+          <w:lang w:bidi="fa-IR"/>
+        </w:rPr>
+        <w:t>پترن</w:t>
+      </w:r>
+      <w:proofErr w:type="spellEnd"/>
+      <w:r>
+        <w:rPr>
+          <w:rFonts w:cs="B Nazanin" w:hint="cs"/>
+          <w:sz w:val="28"/>
+          <w:szCs w:val="28"/>
+          <w:rtl/>
+          <w:lang w:bidi="fa-IR"/>
+        </w:rPr>
+        <w:t xml:space="preserve"> </w:t>
+      </w:r>
+      <w:proofErr w:type="spellStart"/>
+      <w:r>
+        <w:rPr>
+          <w:rFonts w:cs="B Nazanin" w:hint="cs"/>
+          <w:sz w:val="28"/>
+          <w:szCs w:val="28"/>
+          <w:rtl/>
+          <w:lang w:bidi="fa-IR"/>
+        </w:rPr>
+        <w:t>داره</w:t>
+      </w:r>
+      <w:proofErr w:type="spellEnd"/>
+      <w:r>
+        <w:rPr>
+          <w:rFonts w:cs="B Nazanin" w:hint="cs"/>
+          <w:sz w:val="28"/>
+          <w:szCs w:val="28"/>
+          <w:rtl/>
+          <w:lang w:bidi="fa-IR"/>
+        </w:rPr>
+        <w:t xml:space="preserve"> که باید در زمان پیاده </w:t>
+      </w:r>
+      <w:proofErr w:type="spellStart"/>
+      <w:r>
+        <w:rPr>
+          <w:rFonts w:cs="B Nazanin" w:hint="cs"/>
+          <w:sz w:val="28"/>
+          <w:szCs w:val="28"/>
+          <w:rtl/>
+          <w:lang w:bidi="fa-IR"/>
+        </w:rPr>
+        <w:t>سازیش</w:t>
+      </w:r>
+      <w:proofErr w:type="spellEnd"/>
+      <w:r>
+        <w:rPr>
+          <w:rFonts w:cs="B Nazanin" w:hint="cs"/>
+          <w:sz w:val="28"/>
+          <w:szCs w:val="28"/>
+          <w:rtl/>
+          <w:lang w:bidi="fa-IR"/>
+        </w:rPr>
+        <w:t xml:space="preserve"> </w:t>
+      </w:r>
+      <w:proofErr w:type="spellStart"/>
+      <w:r>
+        <w:rPr>
+          <w:rFonts w:cs="B Nazanin" w:hint="cs"/>
+          <w:sz w:val="28"/>
+          <w:szCs w:val="28"/>
+          <w:rtl/>
+          <w:lang w:bidi="fa-IR"/>
+        </w:rPr>
+        <w:t>رعایتشون</w:t>
+      </w:r>
+      <w:proofErr w:type="spellEnd"/>
+      <w:r>
+        <w:rPr>
+          <w:rFonts w:cs="B Nazanin" w:hint="cs"/>
+          <w:sz w:val="28"/>
+          <w:szCs w:val="28"/>
+          <w:rtl/>
+          <w:lang w:bidi="fa-IR"/>
+        </w:rPr>
+        <w:t xml:space="preserve"> کنیم:</w:t>
       </w:r>
     </w:p>
     <w:p>
@@ -2881,7 +5628,29 @@
           <w:rtl/>
           <w:lang w:bidi="fa-IR"/>
         </w:rPr>
-        <w:t xml:space="preserve"> داشته باشه که کسی نتونه خارج از کلاس، ازش </w:t>
+        <w:t xml:space="preserve"> داشته باشه که کسی نتونه خارج از کلاس، </w:t>
+      </w:r>
+      <w:proofErr w:type="spellStart"/>
+      <w:r>
+        <w:rPr>
+          <w:rFonts w:cs="B Nazanin" w:hint="cs"/>
+          <w:sz w:val="28"/>
+          <w:szCs w:val="28"/>
+          <w:rtl/>
+          <w:lang w:bidi="fa-IR"/>
+        </w:rPr>
+        <w:t>ازش</w:t>
+      </w:r>
+      <w:proofErr w:type="spellEnd"/>
+      <w:r>
+        <w:rPr>
+          <w:rFonts w:cs="B Nazanin" w:hint="cs"/>
+          <w:sz w:val="28"/>
+          <w:szCs w:val="28"/>
+          <w:rtl/>
+          <w:lang w:bidi="fa-IR"/>
+        </w:rPr>
+        <w:t xml:space="preserve"> </w:t>
       </w:r>
       <w:r>
         <w:rPr>
@@ -2926,7 +5695,29 @@
           <w:rtl/>
           <w:lang w:bidi="fa-IR"/>
         </w:rPr>
-        <w:t xml:space="preserve">کلاس مورد نظر باید یه فیلد </w:t>
+        <w:t xml:space="preserve">کلاس مورد نظر باید </w:t>
+      </w:r>
+      <w:proofErr w:type="spellStart"/>
+      <w:r>
+        <w:rPr>
+          <w:rFonts w:cs="B Nazanin" w:hint="cs"/>
+          <w:sz w:val="28"/>
+          <w:szCs w:val="28"/>
+          <w:rtl/>
+          <w:lang w:bidi="fa-IR"/>
+        </w:rPr>
+        <w:t>یه</w:t>
+      </w:r>
+      <w:proofErr w:type="spellEnd"/>
+      <w:r>
+        <w:rPr>
+          <w:rFonts w:cs="B Nazanin" w:hint="cs"/>
+          <w:sz w:val="28"/>
+          <w:szCs w:val="28"/>
+          <w:rtl/>
+          <w:lang w:bidi="fa-IR"/>
+        </w:rPr>
+        <w:t xml:space="preserve"> فیلد </w:t>
       </w:r>
       <w:r>
         <w:rPr>
@@ -3002,7 +5793,29 @@
           <w:rtl/>
           <w:lang w:bidi="fa-IR"/>
         </w:rPr>
-        <w:t xml:space="preserve"> کلاس رو به خود کلاس میسپرن.</w:t>
+        <w:t xml:space="preserve"> کلاس رو به خود کلاس </w:t>
+      </w:r>
+      <w:proofErr w:type="spellStart"/>
+      <w:r>
+        <w:rPr>
+          <w:rFonts w:cs="B Nazanin" w:hint="cs"/>
+          <w:sz w:val="28"/>
+          <w:szCs w:val="28"/>
+          <w:rtl/>
+          <w:lang w:bidi="fa-IR"/>
+        </w:rPr>
+        <w:t>میسپرن</w:t>
+      </w:r>
+      <w:proofErr w:type="spellEnd"/>
+      <w:r>
+        <w:rPr>
+          <w:rFonts w:cs="B Nazanin" w:hint="cs"/>
+          <w:sz w:val="28"/>
+          <w:szCs w:val="28"/>
+          <w:rtl/>
+          <w:lang w:bidi="fa-IR"/>
+        </w:rPr>
+        <w:t>.</w:t>
       </w:r>
     </w:p>
     <w:p>
@@ -3037,7 +5850,29 @@
           <w:rtl/>
           <w:lang w:bidi="fa-IR"/>
         </w:rPr>
-        <w:t xml:space="preserve"> مورد نظر از طریق یه متد قابل دسترسی هست که اول چک می کنه که اون فیلد از نوع کلاس خالی هست یا نه. اگه خالی باشه، </w:t>
+        <w:t xml:space="preserve"> مورد نظر از طریق </w:t>
+      </w:r>
+      <w:proofErr w:type="spellStart"/>
+      <w:r>
+        <w:rPr>
+          <w:rFonts w:cs="B Nazanin" w:hint="cs"/>
+          <w:sz w:val="28"/>
+          <w:szCs w:val="28"/>
+          <w:rtl/>
+          <w:lang w:bidi="fa-IR"/>
+        </w:rPr>
+        <w:t>یه</w:t>
+      </w:r>
+      <w:proofErr w:type="spellEnd"/>
+      <w:r>
+        <w:rPr>
+          <w:rFonts w:cs="B Nazanin" w:hint="cs"/>
+          <w:sz w:val="28"/>
+          <w:szCs w:val="28"/>
+          <w:rtl/>
+          <w:lang w:bidi="fa-IR"/>
+        </w:rPr>
+        <w:t xml:space="preserve"> متد قابل دسترسی هست که اول چک می کنه که اون فیلد از نوع کلاس خالی هست یا نه. اگه خالی باشه، </w:t>
       </w:r>
       <w:r>
         <w:rPr>
@@ -3056,7 +5891,29 @@
           <w:rtl/>
           <w:lang w:bidi="fa-IR"/>
         </w:rPr>
-        <w:t xml:space="preserve"> رو انجام میده و تو فیلد میریزه. بعدش فیلد رو </w:t>
+        <w:t xml:space="preserve"> رو انجام میده و تو فیلد </w:t>
+      </w:r>
+      <w:proofErr w:type="spellStart"/>
+      <w:r>
+        <w:rPr>
+          <w:rFonts w:cs="B Nazanin" w:hint="cs"/>
+          <w:sz w:val="28"/>
+          <w:szCs w:val="28"/>
+          <w:rtl/>
+          <w:lang w:bidi="fa-IR"/>
+        </w:rPr>
+        <w:t>میریزه</w:t>
+      </w:r>
+      <w:proofErr w:type="spellEnd"/>
+      <w:r>
+        <w:rPr>
+          <w:rFonts w:cs="B Nazanin" w:hint="cs"/>
+          <w:sz w:val="28"/>
+          <w:szCs w:val="28"/>
+          <w:rtl/>
+          <w:lang w:bidi="fa-IR"/>
+        </w:rPr>
+        <w:t xml:space="preserve">. بعدش فیلد رو </w:t>
       </w:r>
       <w:r>
         <w:rPr>
@@ -3101,7 +5958,29 @@
           <w:rtl/>
           <w:lang w:bidi="fa-IR"/>
         </w:rPr>
-        <w:t xml:space="preserve">این پترن </w:t>
+        <w:t xml:space="preserve">این </w:t>
+      </w:r>
+      <w:proofErr w:type="spellStart"/>
+      <w:r>
+        <w:rPr>
+          <w:rFonts w:cs="B Nazanin" w:hint="cs"/>
+          <w:sz w:val="28"/>
+          <w:szCs w:val="28"/>
+          <w:rtl/>
+          <w:lang w:bidi="fa-IR"/>
+        </w:rPr>
+        <w:t>پترن</w:t>
+      </w:r>
+      <w:proofErr w:type="spellEnd"/>
+      <w:r>
+        <w:rPr>
+          <w:rFonts w:cs="B Nazanin" w:hint="cs"/>
+          <w:sz w:val="28"/>
+          <w:szCs w:val="28"/>
+          <w:rtl/>
+          <w:lang w:bidi="fa-IR"/>
+        </w:rPr>
+        <w:t xml:space="preserve"> </w:t>
       </w:r>
       <w:r>
         <w:rPr>
@@ -3155,7 +6034,29 @@
           <w:rtl/>
           <w:lang w:bidi="fa-IR"/>
         </w:rPr>
-        <w:t xml:space="preserve">: ممکنه چندتا </w:t>
+        <w:t xml:space="preserve">: ممکنه </w:t>
+      </w:r>
+      <w:proofErr w:type="spellStart"/>
+      <w:r>
+        <w:rPr>
+          <w:rFonts w:cs="B Nazanin" w:hint="cs"/>
+          <w:sz w:val="28"/>
+          <w:szCs w:val="28"/>
+          <w:rtl/>
+          <w:lang w:bidi="fa-IR"/>
+        </w:rPr>
+        <w:t>چندتا</w:t>
+      </w:r>
+      <w:proofErr w:type="spellEnd"/>
+      <w:r>
+        <w:rPr>
+          <w:rFonts w:cs="B Nazanin" w:hint="cs"/>
+          <w:sz w:val="28"/>
+          <w:szCs w:val="28"/>
+          <w:rtl/>
+          <w:lang w:bidi="fa-IR"/>
+        </w:rPr>
+        <w:t xml:space="preserve"> </w:t>
       </w:r>
       <w:r>
         <w:rPr>
@@ -3174,7 +6075,29 @@
           <w:rtl/>
           <w:lang w:bidi="fa-IR"/>
         </w:rPr>
-        <w:t xml:space="preserve"> به صورت همزمان درخواست ایجاد شئ بدن که هنوز برای اولین بار ایجاد نشده.</w:t>
+        <w:t xml:space="preserve"> به صورت همزمان درخواست ایجاد </w:t>
+      </w:r>
+      <w:proofErr w:type="spellStart"/>
+      <w:r>
+        <w:rPr>
+          <w:rFonts w:cs="B Nazanin" w:hint="cs"/>
+          <w:sz w:val="28"/>
+          <w:szCs w:val="28"/>
+          <w:rtl/>
+          <w:lang w:bidi="fa-IR"/>
+        </w:rPr>
+        <w:t>شئ</w:t>
+      </w:r>
+      <w:proofErr w:type="spellEnd"/>
+      <w:r>
+        <w:rPr>
+          <w:rFonts w:cs="B Nazanin" w:hint="cs"/>
+          <w:sz w:val="28"/>
+          <w:szCs w:val="28"/>
+          <w:rtl/>
+          <w:lang w:bidi="fa-IR"/>
+        </w:rPr>
+        <w:t xml:space="preserve"> بدن که هنوز برای اولین بار ایجاد نشده.</w:t>
       </w:r>
     </w:p>
     <w:p>
@@ -3228,7 +6151,29 @@
           <w:rtl/>
           <w:lang w:bidi="fa-IR"/>
         </w:rPr>
-        <w:t xml:space="preserve"> برای یه </w:t>
+        <w:t xml:space="preserve"> برای </w:t>
+      </w:r>
+      <w:proofErr w:type="spellStart"/>
+      <w:r>
+        <w:rPr>
+          <w:rFonts w:cs="B Nazanin" w:hint="cs"/>
+          <w:sz w:val="28"/>
+          <w:szCs w:val="28"/>
+          <w:rtl/>
+          <w:lang w:bidi="fa-IR"/>
+        </w:rPr>
+        <w:t>یه</w:t>
+      </w:r>
+      <w:proofErr w:type="spellEnd"/>
+      <w:r>
+        <w:rPr>
+          <w:rFonts w:cs="B Nazanin" w:hint="cs"/>
+          <w:sz w:val="28"/>
+          <w:szCs w:val="28"/>
+          <w:rtl/>
+          <w:lang w:bidi="fa-IR"/>
+        </w:rPr>
+        <w:t xml:space="preserve"> </w:t>
       </w:r>
       <w:r>
         <w:rPr>
@@ -3247,7 +6192,29 @@
           <w:rtl/>
           <w:lang w:bidi="fa-IR"/>
         </w:rPr>
-        <w:t xml:space="preserve">، یه </w:t>
+        <w:t xml:space="preserve">، </w:t>
+      </w:r>
+      <w:proofErr w:type="spellStart"/>
+      <w:r>
+        <w:rPr>
+          <w:rFonts w:cs="B Nazanin" w:hint="cs"/>
+          <w:sz w:val="28"/>
+          <w:szCs w:val="28"/>
+          <w:rtl/>
+          <w:lang w:bidi="fa-IR"/>
+        </w:rPr>
+        <w:t>یه</w:t>
+      </w:r>
+      <w:proofErr w:type="spellEnd"/>
+      <w:r>
+        <w:rPr>
+          <w:rFonts w:cs="B Nazanin" w:hint="cs"/>
+          <w:sz w:val="28"/>
+          <w:szCs w:val="28"/>
+          <w:rtl/>
+          <w:lang w:bidi="fa-IR"/>
+        </w:rPr>
+        <w:t xml:space="preserve"> </w:t>
       </w:r>
       <w:r>
         <w:rPr>
@@ -3266,7 +6233,29 @@
           <w:rtl/>
           <w:lang w:bidi="fa-IR"/>
         </w:rPr>
-        <w:t xml:space="preserve"> دیگه ای بیاد و درخواست این شئ رو بکنه که در این صورت هر دو </w:t>
+        <w:t xml:space="preserve"> دیگه ای بیاد و درخواست این </w:t>
+      </w:r>
+      <w:proofErr w:type="spellStart"/>
+      <w:r>
+        <w:rPr>
+          <w:rFonts w:cs="B Nazanin" w:hint="cs"/>
+          <w:sz w:val="28"/>
+          <w:szCs w:val="28"/>
+          <w:rtl/>
+          <w:lang w:bidi="fa-IR"/>
+        </w:rPr>
+        <w:t>شئ</w:t>
+      </w:r>
+      <w:proofErr w:type="spellEnd"/>
+      <w:r>
+        <w:rPr>
+          <w:rFonts w:cs="B Nazanin" w:hint="cs"/>
+          <w:sz w:val="28"/>
+          <w:szCs w:val="28"/>
+          <w:rtl/>
+          <w:lang w:bidi="fa-IR"/>
+        </w:rPr>
+        <w:t xml:space="preserve"> رو بکنه که در این صورت هر دو </w:t>
       </w:r>
       <w:r>
         <w:rPr>
@@ -3304,7 +6293,29 @@
           <w:rtl/>
           <w:lang w:bidi="fa-IR"/>
         </w:rPr>
-        <w:t xml:space="preserve"> رو انجام میدن.</w:t>
+        <w:t xml:space="preserve"> رو انجام </w:t>
+      </w:r>
+      <w:proofErr w:type="spellStart"/>
+      <w:r>
+        <w:rPr>
+          <w:rFonts w:cs="B Nazanin" w:hint="cs"/>
+          <w:sz w:val="28"/>
+          <w:szCs w:val="28"/>
+          <w:rtl/>
+          <w:lang w:bidi="fa-IR"/>
+        </w:rPr>
+        <w:t>میدن</w:t>
+      </w:r>
+      <w:proofErr w:type="spellEnd"/>
+      <w:r>
+        <w:rPr>
+          <w:rFonts w:cs="B Nazanin" w:hint="cs"/>
+          <w:sz w:val="28"/>
+          <w:szCs w:val="28"/>
+          <w:rtl/>
+          <w:lang w:bidi="fa-IR"/>
+        </w:rPr>
+        <w:t>.</w:t>
       </w:r>
       <w:r>
         <w:rPr>
@@ -3324,7 +6335,29 @@
           <w:rtl/>
           <w:lang w:bidi="fa-IR"/>
         </w:rPr>
-        <w:t xml:space="preserve">برای رفع این مشکل، از یه </w:t>
+        <w:t xml:space="preserve">برای رفع این مشکل، از </w:t>
+      </w:r>
+      <w:proofErr w:type="spellStart"/>
+      <w:r>
+        <w:rPr>
+          <w:rFonts w:cs="B Nazanin" w:hint="cs"/>
+          <w:sz w:val="28"/>
+          <w:szCs w:val="28"/>
+          <w:rtl/>
+          <w:lang w:bidi="fa-IR"/>
+        </w:rPr>
+        <w:t>یه</w:t>
+      </w:r>
+      <w:proofErr w:type="spellEnd"/>
+      <w:r>
+        <w:rPr>
+          <w:rFonts w:cs="B Nazanin" w:hint="cs"/>
+          <w:sz w:val="28"/>
+          <w:szCs w:val="28"/>
+          <w:rtl/>
+          <w:lang w:bidi="fa-IR"/>
+        </w:rPr>
+        <w:t xml:space="preserve"> </w:t>
       </w:r>
       <w:r>
         <w:rPr>
@@ -3446,7 +6479,29 @@
           <w:rtl/>
           <w:lang w:bidi="fa-IR"/>
         </w:rPr>
-        <w:t xml:space="preserve">حالا یه </w:t>
+        <w:t xml:space="preserve">حالا </w:t>
+      </w:r>
+      <w:proofErr w:type="spellStart"/>
+      <w:r>
+        <w:rPr>
+          <w:rFonts w:cs="B Nazanin" w:hint="cs"/>
+          <w:sz w:val="28"/>
+          <w:szCs w:val="28"/>
+          <w:rtl/>
+          <w:lang w:bidi="fa-IR"/>
+        </w:rPr>
+        <w:t>یه</w:t>
+      </w:r>
+      <w:proofErr w:type="spellEnd"/>
+      <w:r>
+        <w:rPr>
+          <w:rFonts w:cs="B Nazanin" w:hint="cs"/>
+          <w:sz w:val="28"/>
+          <w:szCs w:val="28"/>
+          <w:rtl/>
+          <w:lang w:bidi="fa-IR"/>
+        </w:rPr>
+        <w:t xml:space="preserve"> </w:t>
       </w:r>
       <w:r>
         <w:rPr>
@@ -3505,17 +6560,61 @@
           <w:rtl/>
           <w:lang w:bidi="fa-IR"/>
         </w:rPr>
-        <w:t xml:space="preserve">که بحث پرفورمنسی ایجاد می کنه؛ </w:t>
-      </w:r>
-      <w:r>
-        <w:rPr>
-          <w:rFonts w:cs="B Nazanin" w:hint="cs"/>
-          <w:sz w:val="28"/>
-          <w:szCs w:val="28"/>
-          <w:rtl/>
-          <w:lang w:bidi="fa-IR"/>
-        </w:rPr>
-        <w:t xml:space="preserve">در حالت بالا، زمانی که برای اولین بار میخوایم </w:t>
+        <w:t xml:space="preserve">که بحث </w:t>
+      </w:r>
+      <w:proofErr w:type="spellStart"/>
+      <w:r>
+        <w:rPr>
+          <w:rFonts w:cs="B Nazanin" w:hint="cs"/>
+          <w:sz w:val="28"/>
+          <w:szCs w:val="28"/>
+          <w:rtl/>
+          <w:lang w:bidi="fa-IR"/>
+        </w:rPr>
+        <w:t>پرفورمنسی</w:t>
+      </w:r>
+      <w:proofErr w:type="spellEnd"/>
+      <w:r>
+        <w:rPr>
+          <w:rFonts w:cs="B Nazanin" w:hint="cs"/>
+          <w:sz w:val="28"/>
+          <w:szCs w:val="28"/>
+          <w:rtl/>
+          <w:lang w:bidi="fa-IR"/>
+        </w:rPr>
+        <w:t xml:space="preserve"> ایجاد می کنه؛ </w:t>
+      </w:r>
+      <w:r>
+        <w:rPr>
+          <w:rFonts w:cs="B Nazanin" w:hint="cs"/>
+          <w:sz w:val="28"/>
+          <w:szCs w:val="28"/>
+          <w:rtl/>
+          <w:lang w:bidi="fa-IR"/>
+        </w:rPr>
+        <w:t xml:space="preserve">در حالت بالا، زمانی که برای اولین بار </w:t>
+      </w:r>
+      <w:proofErr w:type="spellStart"/>
+      <w:r>
+        <w:rPr>
+          <w:rFonts w:cs="B Nazanin" w:hint="cs"/>
+          <w:sz w:val="28"/>
+          <w:szCs w:val="28"/>
+          <w:rtl/>
+          <w:lang w:bidi="fa-IR"/>
+        </w:rPr>
+        <w:t>میخوایم</w:t>
+      </w:r>
+      <w:proofErr w:type="spellEnd"/>
+      <w:r>
+        <w:rPr>
+          <w:rFonts w:cs="B Nazanin" w:hint="cs"/>
+          <w:sz w:val="28"/>
+          <w:szCs w:val="28"/>
+          <w:rtl/>
+          <w:lang w:bidi="fa-IR"/>
+        </w:rPr>
+        <w:t xml:space="preserve"> </w:t>
       </w:r>
       <w:r>
         <w:rPr>
@@ -3534,7 +6633,51 @@
           <w:rtl/>
           <w:lang w:bidi="fa-IR"/>
         </w:rPr>
-        <w:t xml:space="preserve"> اش کنیم، یهو تعداد زیادی </w:t>
+        <w:t xml:space="preserve"> </w:t>
+      </w:r>
+      <w:proofErr w:type="spellStart"/>
+      <w:r>
+        <w:rPr>
+          <w:rFonts w:cs="B Nazanin" w:hint="cs"/>
+          <w:sz w:val="28"/>
+          <w:szCs w:val="28"/>
+          <w:rtl/>
+          <w:lang w:bidi="fa-IR"/>
+        </w:rPr>
+        <w:t>اش</w:t>
+      </w:r>
+      <w:proofErr w:type="spellEnd"/>
+      <w:r>
+        <w:rPr>
+          <w:rFonts w:cs="B Nazanin" w:hint="cs"/>
+          <w:sz w:val="28"/>
+          <w:szCs w:val="28"/>
+          <w:rtl/>
+          <w:lang w:bidi="fa-IR"/>
+        </w:rPr>
+        <w:t xml:space="preserve"> کنیم، </w:t>
+      </w:r>
+      <w:proofErr w:type="spellStart"/>
+      <w:r>
+        <w:rPr>
+          <w:rFonts w:cs="B Nazanin" w:hint="cs"/>
+          <w:sz w:val="28"/>
+          <w:szCs w:val="28"/>
+          <w:rtl/>
+          <w:lang w:bidi="fa-IR"/>
+        </w:rPr>
+        <w:t>یهو</w:t>
+      </w:r>
+      <w:proofErr w:type="spellEnd"/>
+      <w:r>
+        <w:rPr>
+          <w:rFonts w:cs="B Nazanin" w:hint="cs"/>
+          <w:sz w:val="28"/>
+          <w:szCs w:val="28"/>
+          <w:rtl/>
+          <w:lang w:bidi="fa-IR"/>
+        </w:rPr>
+        <w:t xml:space="preserve"> تعداد زیادی </w:t>
       </w:r>
       <w:r>
         <w:rPr>
@@ -3553,7 +6696,29 @@
           <w:rtl/>
           <w:lang w:bidi="fa-IR"/>
         </w:rPr>
-        <w:t xml:space="preserve"> میان و یکیشون وارد </w:t>
+        <w:t xml:space="preserve"> میان و </w:t>
+      </w:r>
+      <w:proofErr w:type="spellStart"/>
+      <w:r>
+        <w:rPr>
+          <w:rFonts w:cs="B Nazanin" w:hint="cs"/>
+          <w:sz w:val="28"/>
+          <w:szCs w:val="28"/>
+          <w:rtl/>
+          <w:lang w:bidi="fa-IR"/>
+        </w:rPr>
+        <w:t>یکیشون</w:t>
+      </w:r>
+      <w:proofErr w:type="spellEnd"/>
+      <w:r>
+        <w:rPr>
+          <w:rFonts w:cs="B Nazanin" w:hint="cs"/>
+          <w:sz w:val="28"/>
+          <w:szCs w:val="28"/>
+          <w:rtl/>
+          <w:lang w:bidi="fa-IR"/>
+        </w:rPr>
+        <w:t xml:space="preserve"> وارد </w:t>
       </w:r>
       <w:r>
         <w:rPr>
@@ -3591,7 +6756,29 @@
           <w:rtl/>
           <w:lang w:bidi="fa-IR"/>
         </w:rPr>
-        <w:t xml:space="preserve"> ها پشت سرش می مونن تا این </w:t>
+        <w:t xml:space="preserve"> ها پشت سرش می </w:t>
+      </w:r>
+      <w:proofErr w:type="spellStart"/>
+      <w:r>
+        <w:rPr>
+          <w:rFonts w:cs="B Nazanin" w:hint="cs"/>
+          <w:sz w:val="28"/>
+          <w:szCs w:val="28"/>
+          <w:rtl/>
+          <w:lang w:bidi="fa-IR"/>
+        </w:rPr>
+        <w:t>مونن</w:t>
+      </w:r>
+      <w:proofErr w:type="spellEnd"/>
+      <w:r>
+        <w:rPr>
+          <w:rFonts w:cs="B Nazanin" w:hint="cs"/>
+          <w:sz w:val="28"/>
+          <w:szCs w:val="28"/>
+          <w:rtl/>
+          <w:lang w:bidi="fa-IR"/>
+        </w:rPr>
+        <w:t xml:space="preserve"> تا این </w:t>
       </w:r>
       <w:r>
         <w:rPr>
@@ -3697,7 +6884,29 @@
           <w:rtl/>
           <w:lang w:bidi="fa-IR"/>
         </w:rPr>
-        <w:t xml:space="preserve"> هم یه بار دیگه شرط </w:t>
+        <w:t xml:space="preserve"> هم </w:t>
+      </w:r>
+      <w:proofErr w:type="spellStart"/>
+      <w:r>
+        <w:rPr>
+          <w:rFonts w:cs="B Nazanin" w:hint="cs"/>
+          <w:sz w:val="28"/>
+          <w:szCs w:val="28"/>
+          <w:rtl/>
+          <w:lang w:bidi="fa-IR"/>
+        </w:rPr>
+        <w:t>یه</w:t>
+      </w:r>
+      <w:proofErr w:type="spellEnd"/>
+      <w:r>
+        <w:rPr>
+          <w:rFonts w:cs="B Nazanin" w:hint="cs"/>
+          <w:sz w:val="28"/>
+          <w:szCs w:val="28"/>
+          <w:rtl/>
+          <w:lang w:bidi="fa-IR"/>
+        </w:rPr>
+        <w:t xml:space="preserve"> بار دیگه شرط </w:t>
       </w:r>
       <w:r>
         <w:rPr>
@@ -3716,7 +6925,29 @@
           <w:rtl/>
           <w:lang w:bidi="fa-IR"/>
         </w:rPr>
-        <w:t xml:space="preserve"> بودن رو میذاریم. این باعث میشه که نهایتا به تعداد </w:t>
+        <w:t xml:space="preserve"> بودن رو </w:t>
+      </w:r>
+      <w:proofErr w:type="spellStart"/>
+      <w:r>
+        <w:rPr>
+          <w:rFonts w:cs="B Nazanin" w:hint="cs"/>
+          <w:sz w:val="28"/>
+          <w:szCs w:val="28"/>
+          <w:rtl/>
+          <w:lang w:bidi="fa-IR"/>
+        </w:rPr>
+        <w:t>میذاریم</w:t>
+      </w:r>
+      <w:proofErr w:type="spellEnd"/>
+      <w:r>
+        <w:rPr>
+          <w:rFonts w:cs="B Nazanin" w:hint="cs"/>
+          <w:sz w:val="28"/>
+          <w:szCs w:val="28"/>
+          <w:rtl/>
+          <w:lang w:bidi="fa-IR"/>
+        </w:rPr>
+        <w:t xml:space="preserve">. این باعث میشه که نهایتا به تعداد </w:t>
       </w:r>
       <w:r>
         <w:rPr>
@@ -3737,6 +6968,7 @@
         </w:rPr>
         <w:t xml:space="preserve"> های </w:t>
       </w:r>
+      <w:proofErr w:type="spellStart"/>
       <w:r>
         <w:rPr>
           <w:rFonts w:cs="B Nazanin"/>
@@ -3746,15 +6978,38 @@
         </w:rPr>
         <w:t>cpu</w:t>
       </w:r>
-      <w:r>
-        <w:rPr>
-          <w:rFonts w:cs="B Nazanin" w:hint="cs"/>
-          <w:sz w:val="28"/>
-          <w:szCs w:val="28"/>
-          <w:rtl/>
-          <w:lang w:bidi="fa-IR"/>
-        </w:rPr>
-        <w:t xml:space="preserve"> مون </w:t>
+      <w:proofErr w:type="spellEnd"/>
+      <w:r>
+        <w:rPr>
+          <w:rFonts w:cs="B Nazanin" w:hint="cs"/>
+          <w:sz w:val="28"/>
+          <w:szCs w:val="28"/>
+          <w:rtl/>
+          <w:lang w:bidi="fa-IR"/>
+        </w:rPr>
+        <w:t xml:space="preserve"> </w:t>
+      </w:r>
+      <w:proofErr w:type="spellStart"/>
+      <w:r>
+        <w:rPr>
+          <w:rFonts w:cs="B Nazanin" w:hint="cs"/>
+          <w:sz w:val="28"/>
+          <w:szCs w:val="28"/>
+          <w:rtl/>
+          <w:lang w:bidi="fa-IR"/>
+        </w:rPr>
+        <w:t>مون</w:t>
+      </w:r>
+      <w:proofErr w:type="spellEnd"/>
+      <w:r>
+        <w:rPr>
+          <w:rFonts w:cs="B Nazanin" w:hint="cs"/>
+          <w:sz w:val="28"/>
+          <w:szCs w:val="28"/>
+          <w:rtl/>
+          <w:lang w:bidi="fa-IR"/>
+        </w:rPr>
+        <w:t xml:space="preserve"> </w:t>
       </w:r>
       <w:r>
         <w:rPr>
@@ -3995,15 +7250,27 @@
         </w:rPr>
         <w:t xml:space="preserve"> میخواد انجام بشه چون دیگه بعدش </w:t>
       </w:r>
-      <w:r>
-        <w:rPr>
-          <w:rFonts w:cs="B Nazanin" w:hint="cs"/>
-          <w:sz w:val="28"/>
-          <w:szCs w:val="28"/>
-          <w:rtl/>
-          <w:lang w:bidi="fa-IR"/>
-        </w:rPr>
-        <w:t xml:space="preserve">شئ ساخته شده و نهایتا </w:t>
+      <w:proofErr w:type="spellStart"/>
+      <w:r>
+        <w:rPr>
+          <w:rFonts w:cs="B Nazanin" w:hint="cs"/>
+          <w:sz w:val="28"/>
+          <w:szCs w:val="28"/>
+          <w:rtl/>
+          <w:lang w:bidi="fa-IR"/>
+        </w:rPr>
+        <w:t>شئ</w:t>
+      </w:r>
+      <w:proofErr w:type="spellEnd"/>
+      <w:r>
+        <w:rPr>
+          <w:rFonts w:cs="B Nazanin" w:hint="cs"/>
+          <w:sz w:val="28"/>
+          <w:szCs w:val="28"/>
+          <w:rtl/>
+          <w:lang w:bidi="fa-IR"/>
+        </w:rPr>
+        <w:t xml:space="preserve"> ساخته شده و نهایتا </w:t>
       </w:r>
       <w:r>
         <w:rPr>
@@ -4041,7 +7308,29 @@
           <w:rtl/>
           <w:lang w:bidi="fa-IR"/>
         </w:rPr>
-        <w:t xml:space="preserve"> ئه و در نتیجه اصلا به </w:t>
+        <w:t xml:space="preserve"> </w:t>
+      </w:r>
+      <w:proofErr w:type="spellStart"/>
+      <w:r>
+        <w:rPr>
+          <w:rFonts w:cs="B Nazanin" w:hint="cs"/>
+          <w:sz w:val="28"/>
+          <w:szCs w:val="28"/>
+          <w:rtl/>
+          <w:lang w:bidi="fa-IR"/>
+        </w:rPr>
+        <w:t>ئه</w:t>
+      </w:r>
+      <w:proofErr w:type="spellEnd"/>
+      <w:r>
+        <w:rPr>
+          <w:rFonts w:cs="B Nazanin" w:hint="cs"/>
+          <w:sz w:val="28"/>
+          <w:szCs w:val="28"/>
+          <w:rtl/>
+          <w:lang w:bidi="fa-IR"/>
+        </w:rPr>
+        <w:t xml:space="preserve"> و در نتیجه اصلا به </w:t>
       </w:r>
       <w:r>
         <w:rPr>
@@ -4096,7 +7385,51 @@
           <w:rtl/>
           <w:lang w:bidi="fa-IR"/>
         </w:rPr>
-        <w:t xml:space="preserve">نکته مصاحبه ای: اگه بخوایم پراپرتی </w:t>
+        <w:t xml:space="preserve">نکته مصاحبه ای: اگه </w:t>
+      </w:r>
+      <w:proofErr w:type="spellStart"/>
+      <w:r>
+        <w:rPr>
+          <w:rFonts w:cs="B Nazanin" w:hint="cs"/>
+          <w:sz w:val="28"/>
+          <w:szCs w:val="28"/>
+          <w:rtl/>
+          <w:lang w:bidi="fa-IR"/>
+        </w:rPr>
+        <w:t>بخوایم</w:t>
+      </w:r>
+      <w:proofErr w:type="spellEnd"/>
+      <w:r>
+        <w:rPr>
+          <w:rFonts w:cs="B Nazanin" w:hint="cs"/>
+          <w:sz w:val="28"/>
+          <w:szCs w:val="28"/>
+          <w:rtl/>
+          <w:lang w:bidi="fa-IR"/>
+        </w:rPr>
+        <w:t xml:space="preserve"> </w:t>
+      </w:r>
+      <w:proofErr w:type="spellStart"/>
+      <w:r>
+        <w:rPr>
+          <w:rFonts w:cs="B Nazanin" w:hint="cs"/>
+          <w:sz w:val="28"/>
+          <w:szCs w:val="28"/>
+          <w:rtl/>
+          <w:lang w:bidi="fa-IR"/>
+        </w:rPr>
+        <w:t>پراپرتی</w:t>
+      </w:r>
+      <w:proofErr w:type="spellEnd"/>
+      <w:r>
+        <w:rPr>
+          <w:rFonts w:cs="B Nazanin" w:hint="cs"/>
+          <w:sz w:val="28"/>
+          <w:szCs w:val="28"/>
+          <w:rtl/>
+          <w:lang w:bidi="fa-IR"/>
+        </w:rPr>
+        <w:t xml:space="preserve"> </w:t>
       </w:r>
       <w:r>
         <w:rPr>
@@ -4266,7 +7599,29 @@
           <w:rtl/>
           <w:lang w:bidi="fa-IR"/>
         </w:rPr>
-        <w:t xml:space="preserve"> مون استفاده می کنیم.</w:t>
+        <w:t xml:space="preserve"> </w:t>
+      </w:r>
+      <w:proofErr w:type="spellStart"/>
+      <w:r>
+        <w:rPr>
+          <w:rFonts w:cs="B Nazanin" w:hint="cs"/>
+          <w:sz w:val="28"/>
+          <w:szCs w:val="28"/>
+          <w:rtl/>
+          <w:lang w:bidi="fa-IR"/>
+        </w:rPr>
+        <w:t>مون</w:t>
+      </w:r>
+      <w:proofErr w:type="spellEnd"/>
+      <w:r>
+        <w:rPr>
+          <w:rFonts w:cs="B Nazanin" w:hint="cs"/>
+          <w:sz w:val="28"/>
+          <w:szCs w:val="28"/>
+          <w:rtl/>
+          <w:lang w:bidi="fa-IR"/>
+        </w:rPr>
+        <w:t xml:space="preserve"> استفاده می کنیم.</w:t>
       </w:r>
       <w:r>
         <w:rPr>
@@ -4295,7 +7650,29 @@
           <w:rtl/>
           <w:lang w:bidi="fa-IR"/>
         </w:rPr>
-        <w:t xml:space="preserve">، یه </w:t>
+        <w:t xml:space="preserve">، </w:t>
+      </w:r>
+      <w:proofErr w:type="spellStart"/>
+      <w:r>
+        <w:rPr>
+          <w:rFonts w:cs="B Nazanin" w:hint="cs"/>
+          <w:sz w:val="28"/>
+          <w:szCs w:val="28"/>
+          <w:rtl/>
+          <w:lang w:bidi="fa-IR"/>
+        </w:rPr>
+        <w:t>یه</w:t>
+      </w:r>
+      <w:proofErr w:type="spellEnd"/>
+      <w:r>
+        <w:rPr>
+          <w:rFonts w:cs="B Nazanin" w:hint="cs"/>
+          <w:sz w:val="28"/>
+          <w:szCs w:val="28"/>
+          <w:rtl/>
+          <w:lang w:bidi="fa-IR"/>
+        </w:rPr>
+        <w:t xml:space="preserve"> </w:t>
       </w:r>
       <w:r>
         <w:rPr>
@@ -4316,6 +7693,7 @@
         </w:rPr>
         <w:t xml:space="preserve"> هست به اسم </w:t>
       </w:r>
+      <w:proofErr w:type="spellStart"/>
       <w:r>
         <w:rPr>
           <w:rFonts w:cs="B Nazanin"/>
@@ -4325,6 +7703,7 @@
         </w:rPr>
         <w:t>beforeFieldInit</w:t>
       </w:r>
+      <w:proofErr w:type="spellEnd"/>
       <w:r>
         <w:rPr>
           <w:rFonts w:cs="B Nazanin" w:hint="cs"/>
@@ -4345,6 +7724,7 @@
         </w:rPr>
         <w:t xml:space="preserve">داخل سوالات </w:t>
       </w:r>
+      <w:proofErr w:type="spellStart"/>
       <w:r>
         <w:rPr>
           <w:rFonts w:cs="B Nazanin"/>
@@ -4354,15 +7734,38 @@
         </w:rPr>
         <w:t>csharp</w:t>
       </w:r>
-      <w:r>
-        <w:rPr>
-          <w:rFonts w:cs="B Nazanin" w:hint="cs"/>
-          <w:sz w:val="28"/>
-          <w:szCs w:val="28"/>
-          <w:rtl/>
-          <w:lang w:bidi="fa-IR"/>
-        </w:rPr>
-        <w:t xml:space="preserve"> دربارش توضیح دادیم. اگه این </w:t>
+      <w:proofErr w:type="spellEnd"/>
+      <w:r>
+        <w:rPr>
+          <w:rFonts w:cs="B Nazanin" w:hint="cs"/>
+          <w:sz w:val="28"/>
+          <w:szCs w:val="28"/>
+          <w:rtl/>
+          <w:lang w:bidi="fa-IR"/>
+        </w:rPr>
+        <w:t xml:space="preserve"> </w:t>
+      </w:r>
+      <w:proofErr w:type="spellStart"/>
+      <w:r>
+        <w:rPr>
+          <w:rFonts w:cs="B Nazanin" w:hint="cs"/>
+          <w:sz w:val="28"/>
+          <w:szCs w:val="28"/>
+          <w:rtl/>
+          <w:lang w:bidi="fa-IR"/>
+        </w:rPr>
+        <w:t>دربارش</w:t>
+      </w:r>
+      <w:proofErr w:type="spellEnd"/>
+      <w:r>
+        <w:rPr>
+          <w:rFonts w:cs="B Nazanin" w:hint="cs"/>
+          <w:sz w:val="28"/>
+          <w:szCs w:val="28"/>
+          <w:rtl/>
+          <w:lang w:bidi="fa-IR"/>
+        </w:rPr>
+        <w:t xml:space="preserve"> توضیح دادیم. اگه این </w:t>
       </w:r>
       <w:r>
         <w:rPr>
@@ -4420,7 +7823,29 @@
           <w:rtl/>
           <w:lang w:bidi="fa-IR"/>
         </w:rPr>
-        <w:t xml:space="preserve">، اونوقت به محض اینکه اولین پراپرتی </w:t>
+        <w:t xml:space="preserve">، اونوقت به محض اینکه اولین </w:t>
+      </w:r>
+      <w:proofErr w:type="spellStart"/>
+      <w:r>
+        <w:rPr>
+          <w:rFonts w:cs="B Nazanin" w:hint="cs"/>
+          <w:sz w:val="28"/>
+          <w:szCs w:val="28"/>
+          <w:rtl/>
+          <w:lang w:bidi="fa-IR"/>
+        </w:rPr>
+        <w:t>پراپرتی</w:t>
+      </w:r>
+      <w:proofErr w:type="spellEnd"/>
+      <w:r>
+        <w:rPr>
+          <w:rFonts w:cs="B Nazanin" w:hint="cs"/>
+          <w:sz w:val="28"/>
+          <w:szCs w:val="28"/>
+          <w:rtl/>
+          <w:lang w:bidi="fa-IR"/>
+        </w:rPr>
+        <w:t xml:space="preserve"> </w:t>
       </w:r>
       <w:r>
         <w:rPr>
@@ -4458,7 +7883,29 @@
           <w:rtl/>
           <w:lang w:bidi="fa-IR"/>
         </w:rPr>
-        <w:t xml:space="preserve"> داده بشه، کل پراپرتی های </w:t>
+        <w:t xml:space="preserve"> داده بشه، کل </w:t>
+      </w:r>
+      <w:proofErr w:type="spellStart"/>
+      <w:r>
+        <w:rPr>
+          <w:rFonts w:cs="B Nazanin" w:hint="cs"/>
+          <w:sz w:val="28"/>
+          <w:szCs w:val="28"/>
+          <w:rtl/>
+          <w:lang w:bidi="fa-IR"/>
+        </w:rPr>
+        <w:t>پراپرتی</w:t>
+      </w:r>
+      <w:proofErr w:type="spellEnd"/>
+      <w:r>
+        <w:rPr>
+          <w:rFonts w:cs="B Nazanin" w:hint="cs"/>
+          <w:sz w:val="28"/>
+          <w:szCs w:val="28"/>
+          <w:rtl/>
+          <w:lang w:bidi="fa-IR"/>
+        </w:rPr>
+        <w:t xml:space="preserve"> های </w:t>
       </w:r>
       <w:r>
         <w:rPr>
@@ -4496,18 +7943,40 @@
           <w:rtl/>
           <w:lang w:bidi="fa-IR"/>
         </w:rPr>
-        <w:t xml:space="preserve"> میشن.</w:t>
-      </w:r>
-      <w:r>
-        <w:rPr>
-          <w:rFonts w:cs="B Nazanin" w:hint="cs"/>
-          <w:sz w:val="28"/>
-          <w:szCs w:val="28"/>
-          <w:rtl/>
-          <w:lang w:bidi="fa-IR"/>
-        </w:rPr>
         <w:t xml:space="preserve"> </w:t>
       </w:r>
+      <w:proofErr w:type="spellStart"/>
+      <w:r>
+        <w:rPr>
+          <w:rFonts w:cs="B Nazanin" w:hint="cs"/>
+          <w:sz w:val="28"/>
+          <w:szCs w:val="28"/>
+          <w:rtl/>
+          <w:lang w:bidi="fa-IR"/>
+        </w:rPr>
+        <w:t>میشن</w:t>
+      </w:r>
+      <w:proofErr w:type="spellEnd"/>
+      <w:r>
+        <w:rPr>
+          <w:rFonts w:cs="B Nazanin" w:hint="cs"/>
+          <w:sz w:val="28"/>
+          <w:szCs w:val="28"/>
+          <w:rtl/>
+          <w:lang w:bidi="fa-IR"/>
+        </w:rPr>
+        <w:t>.</w:t>
+      </w:r>
+      <w:r>
+        <w:rPr>
+          <w:rFonts w:cs="B Nazanin" w:hint="cs"/>
+          <w:sz w:val="28"/>
+          <w:szCs w:val="28"/>
+          <w:rtl/>
+          <w:lang w:bidi="fa-IR"/>
+        </w:rPr>
+        <w:t xml:space="preserve"> </w:t>
+      </w:r>
       <w:r>
         <w:rPr>
           <w:rFonts w:cs="B Nazanin"/>
@@ -4526,8 +7995,31 @@
           <w:rtl/>
           <w:lang w:bidi="fa-IR"/>
         </w:rPr>
-        <w:t xml:space="preserve">خب تا اینجا خیلی کار خاصی نکردیم. اصل ماجرا در ادامه اس. هنوزم الان اگه کسی بخواد میتونه با صدا زدن </w:t>
-      </w:r>
+        <w:t xml:space="preserve">خب تا اینجا خیلی کار خاصی نکردیم. اصل ماجرا در ادامه اس. هنوزم الان اگه کسی </w:t>
+      </w:r>
+      <w:proofErr w:type="spellStart"/>
+      <w:r>
+        <w:rPr>
+          <w:rFonts w:cs="B Nazanin" w:hint="cs"/>
+          <w:sz w:val="28"/>
+          <w:szCs w:val="28"/>
+          <w:rtl/>
+          <w:lang w:bidi="fa-IR"/>
+        </w:rPr>
+        <w:t>بخواد</w:t>
+      </w:r>
+      <w:proofErr w:type="spellEnd"/>
+      <w:r>
+        <w:rPr>
+          <w:rFonts w:cs="B Nazanin" w:hint="cs"/>
+          <w:sz w:val="28"/>
+          <w:szCs w:val="28"/>
+          <w:rtl/>
+          <w:lang w:bidi="fa-IR"/>
+        </w:rPr>
+        <w:t xml:space="preserve"> میتونه با صدا زدن </w:t>
+      </w:r>
+      <w:proofErr w:type="spellStart"/>
       <w:r>
         <w:rPr>
           <w:rFonts w:cs="B Nazanin"/>
@@ -4537,15 +8029,104 @@
         </w:rPr>
         <w:t>Singleton.Instance</w:t>
       </w:r>
-      <w:r>
-        <w:rPr>
-          <w:rFonts w:cs="B Nazanin" w:hint="cs"/>
-          <w:sz w:val="28"/>
-          <w:szCs w:val="28"/>
-          <w:rtl/>
-          <w:lang w:bidi="fa-IR"/>
-        </w:rPr>
-        <w:t xml:space="preserve">، هر بار شئ رو از اول بسازه. میایم یه کلاس </w:t>
+      <w:proofErr w:type="spellEnd"/>
+      <w:r>
+        <w:rPr>
+          <w:rFonts w:cs="B Nazanin" w:hint="cs"/>
+          <w:sz w:val="28"/>
+          <w:szCs w:val="28"/>
+          <w:rtl/>
+          <w:lang w:bidi="fa-IR"/>
+        </w:rPr>
+        <w:t xml:space="preserve">، هر بار </w:t>
+      </w:r>
+      <w:proofErr w:type="spellStart"/>
+      <w:r>
+        <w:rPr>
+          <w:rFonts w:cs="B Nazanin" w:hint="cs"/>
+          <w:sz w:val="28"/>
+          <w:szCs w:val="28"/>
+          <w:rtl/>
+          <w:lang w:bidi="fa-IR"/>
+        </w:rPr>
+        <w:t>شئ</w:t>
+      </w:r>
+      <w:proofErr w:type="spellEnd"/>
+      <w:r>
+        <w:rPr>
+          <w:rFonts w:cs="B Nazanin" w:hint="cs"/>
+          <w:sz w:val="28"/>
+          <w:szCs w:val="28"/>
+          <w:rtl/>
+          <w:lang w:bidi="fa-IR"/>
+        </w:rPr>
+        <w:t xml:space="preserve"> رو از اول </w:t>
+      </w:r>
+      <w:proofErr w:type="spellStart"/>
+      <w:r>
+        <w:rPr>
+          <w:rFonts w:cs="B Nazanin" w:hint="cs"/>
+          <w:sz w:val="28"/>
+          <w:szCs w:val="28"/>
+          <w:rtl/>
+          <w:lang w:bidi="fa-IR"/>
+        </w:rPr>
+        <w:t>بسازه</w:t>
+      </w:r>
+      <w:proofErr w:type="spellEnd"/>
+      <w:r>
+        <w:rPr>
+          <w:rFonts w:cs="B Nazanin" w:hint="cs"/>
+          <w:sz w:val="28"/>
+          <w:szCs w:val="28"/>
+          <w:rtl/>
+          <w:lang w:bidi="fa-IR"/>
+        </w:rPr>
+        <w:t xml:space="preserve">. </w:t>
+      </w:r>
+      <w:proofErr w:type="spellStart"/>
+      <w:r>
+        <w:rPr>
+          <w:rFonts w:cs="B Nazanin" w:hint="cs"/>
+          <w:sz w:val="28"/>
+          <w:szCs w:val="28"/>
+          <w:rtl/>
+          <w:lang w:bidi="fa-IR"/>
+        </w:rPr>
+        <w:t>میایم</w:t>
+      </w:r>
+      <w:proofErr w:type="spellEnd"/>
+      <w:r>
+        <w:rPr>
+          <w:rFonts w:cs="B Nazanin" w:hint="cs"/>
+          <w:sz w:val="28"/>
+          <w:szCs w:val="28"/>
+          <w:rtl/>
+          <w:lang w:bidi="fa-IR"/>
+        </w:rPr>
+        <w:t xml:space="preserve"> </w:t>
+      </w:r>
+      <w:proofErr w:type="spellStart"/>
+      <w:r>
+        <w:rPr>
+          <w:rFonts w:cs="B Nazanin" w:hint="cs"/>
+          <w:sz w:val="28"/>
+          <w:szCs w:val="28"/>
+          <w:rtl/>
+          <w:lang w:bidi="fa-IR"/>
+        </w:rPr>
+        <w:t>یه</w:t>
+      </w:r>
+      <w:proofErr w:type="spellEnd"/>
+      <w:r>
+        <w:rPr>
+          <w:rFonts w:cs="B Nazanin" w:hint="cs"/>
+          <w:sz w:val="28"/>
+          <w:szCs w:val="28"/>
+          <w:rtl/>
+          <w:lang w:bidi="fa-IR"/>
+        </w:rPr>
+        <w:t xml:space="preserve"> کلاس </w:t>
       </w:r>
       <w:r>
         <w:rPr>
@@ -4564,7 +8145,29 @@
           <w:rtl/>
           <w:lang w:bidi="fa-IR"/>
         </w:rPr>
-        <w:t xml:space="preserve"> داخل همین کلاسمون میسازیم و این خط کد رو می بریم داخل اون</w:t>
+        <w:t xml:space="preserve"> داخل همین </w:t>
+      </w:r>
+      <w:proofErr w:type="spellStart"/>
+      <w:r>
+        <w:rPr>
+          <w:rFonts w:cs="B Nazanin" w:hint="cs"/>
+          <w:sz w:val="28"/>
+          <w:szCs w:val="28"/>
+          <w:rtl/>
+          <w:lang w:bidi="fa-IR"/>
+        </w:rPr>
+        <w:t>کلاسمون</w:t>
+      </w:r>
+      <w:proofErr w:type="spellEnd"/>
+      <w:r>
+        <w:rPr>
+          <w:rFonts w:cs="B Nazanin" w:hint="cs"/>
+          <w:sz w:val="28"/>
+          <w:szCs w:val="28"/>
+          <w:rtl/>
+          <w:lang w:bidi="fa-IR"/>
+        </w:rPr>
+        <w:t xml:space="preserve"> میسازیم و این خط کد رو می بریم داخل اون</w:t>
       </w:r>
       <w:r>
         <w:rPr>
@@ -4593,36 +8196,157 @@
           <w:rtl/>
           <w:lang w:bidi="fa-IR"/>
         </w:rPr>
-        <w:t xml:space="preserve"> مون هم یه </w:t>
-      </w:r>
-      <w:r>
-        <w:rPr>
-          <w:rFonts w:cs="B Nazanin"/>
-          <w:sz w:val="28"/>
-          <w:szCs w:val="28"/>
-          <w:lang w:bidi="fa-IR"/>
-        </w:rPr>
-        <w:t>static ctor</w:t>
-      </w:r>
-      <w:r>
-        <w:rPr>
-          <w:rFonts w:cs="B Nazanin" w:hint="cs"/>
-          <w:sz w:val="28"/>
-          <w:szCs w:val="28"/>
-          <w:rtl/>
-          <w:lang w:bidi="fa-IR"/>
-        </w:rPr>
-        <w:t xml:space="preserve"> میدیم. </w:t>
-      </w:r>
-      <w:r>
-        <w:rPr>
-          <w:rFonts w:cs="B Nazanin" w:hint="cs"/>
-          <w:sz w:val="28"/>
-          <w:szCs w:val="28"/>
-          <w:rtl/>
-          <w:lang w:bidi="fa-IR"/>
-        </w:rPr>
-        <w:t xml:space="preserve">بعدش یه پراپرتی </w:t>
+        <w:t xml:space="preserve"> </w:t>
+      </w:r>
+      <w:proofErr w:type="spellStart"/>
+      <w:r>
+        <w:rPr>
+          <w:rFonts w:cs="B Nazanin" w:hint="cs"/>
+          <w:sz w:val="28"/>
+          <w:szCs w:val="28"/>
+          <w:rtl/>
+          <w:lang w:bidi="fa-IR"/>
+        </w:rPr>
+        <w:t>مون</w:t>
+      </w:r>
+      <w:proofErr w:type="spellEnd"/>
+      <w:r>
+        <w:rPr>
+          <w:rFonts w:cs="B Nazanin" w:hint="cs"/>
+          <w:sz w:val="28"/>
+          <w:szCs w:val="28"/>
+          <w:rtl/>
+          <w:lang w:bidi="fa-IR"/>
+        </w:rPr>
+        <w:t xml:space="preserve"> هم </w:t>
+      </w:r>
+      <w:proofErr w:type="spellStart"/>
+      <w:r>
+        <w:rPr>
+          <w:rFonts w:cs="B Nazanin" w:hint="cs"/>
+          <w:sz w:val="28"/>
+          <w:szCs w:val="28"/>
+          <w:rtl/>
+          <w:lang w:bidi="fa-IR"/>
+        </w:rPr>
+        <w:t>یه</w:t>
+      </w:r>
+      <w:proofErr w:type="spellEnd"/>
+      <w:r>
+        <w:rPr>
+          <w:rFonts w:cs="B Nazanin" w:hint="cs"/>
+          <w:sz w:val="28"/>
+          <w:szCs w:val="28"/>
+          <w:rtl/>
+          <w:lang w:bidi="fa-IR"/>
+        </w:rPr>
+        <w:t xml:space="preserve"> </w:t>
+      </w:r>
+      <w:r>
+        <w:rPr>
+          <w:rFonts w:cs="B Nazanin"/>
+          <w:sz w:val="28"/>
+          <w:szCs w:val="28"/>
+          <w:lang w:bidi="fa-IR"/>
+        </w:rPr>
+        <w:t xml:space="preserve">static </w:t>
+      </w:r>
+      <w:proofErr w:type="spellStart"/>
+      <w:r>
+        <w:rPr>
+          <w:rFonts w:cs="B Nazanin"/>
+          <w:sz w:val="28"/>
+          <w:szCs w:val="28"/>
+          <w:lang w:bidi="fa-IR"/>
+        </w:rPr>
+        <w:t>ctor</w:t>
+      </w:r>
+      <w:proofErr w:type="spellEnd"/>
+      <w:r>
+        <w:rPr>
+          <w:rFonts w:cs="B Nazanin" w:hint="cs"/>
+          <w:sz w:val="28"/>
+          <w:szCs w:val="28"/>
+          <w:rtl/>
+          <w:lang w:bidi="fa-IR"/>
+        </w:rPr>
+        <w:t xml:space="preserve"> </w:t>
+      </w:r>
+      <w:proofErr w:type="spellStart"/>
+      <w:r>
+        <w:rPr>
+          <w:rFonts w:cs="B Nazanin" w:hint="cs"/>
+          <w:sz w:val="28"/>
+          <w:szCs w:val="28"/>
+          <w:rtl/>
+          <w:lang w:bidi="fa-IR"/>
+        </w:rPr>
+        <w:t>میدیم</w:t>
+      </w:r>
+      <w:proofErr w:type="spellEnd"/>
+      <w:r>
+        <w:rPr>
+          <w:rFonts w:cs="B Nazanin" w:hint="cs"/>
+          <w:sz w:val="28"/>
+          <w:szCs w:val="28"/>
+          <w:rtl/>
+          <w:lang w:bidi="fa-IR"/>
+        </w:rPr>
+        <w:t xml:space="preserve">. </w:t>
+      </w:r>
+      <w:r>
+        <w:rPr>
+          <w:rFonts w:cs="B Nazanin" w:hint="cs"/>
+          <w:sz w:val="28"/>
+          <w:szCs w:val="28"/>
+          <w:rtl/>
+          <w:lang w:bidi="fa-IR"/>
+        </w:rPr>
+        <w:t xml:space="preserve">بعدش </w:t>
+      </w:r>
+      <w:proofErr w:type="spellStart"/>
+      <w:r>
+        <w:rPr>
+          <w:rFonts w:cs="B Nazanin" w:hint="cs"/>
+          <w:sz w:val="28"/>
+          <w:szCs w:val="28"/>
+          <w:rtl/>
+          <w:lang w:bidi="fa-IR"/>
+        </w:rPr>
+        <w:t>یه</w:t>
+      </w:r>
+      <w:proofErr w:type="spellEnd"/>
+      <w:r>
+        <w:rPr>
+          <w:rFonts w:cs="B Nazanin" w:hint="cs"/>
+          <w:sz w:val="28"/>
+          <w:szCs w:val="28"/>
+          <w:rtl/>
+          <w:lang w:bidi="fa-IR"/>
+        </w:rPr>
+        <w:t xml:space="preserve"> </w:t>
+      </w:r>
+      <w:proofErr w:type="spellStart"/>
+      <w:r>
+        <w:rPr>
+          <w:rFonts w:cs="B Nazanin" w:hint="cs"/>
+          <w:sz w:val="28"/>
+          <w:szCs w:val="28"/>
+          <w:rtl/>
+          <w:lang w:bidi="fa-IR"/>
+        </w:rPr>
+        <w:t>پراپرتی</w:t>
+      </w:r>
+      <w:proofErr w:type="spellEnd"/>
+      <w:r>
+        <w:rPr>
+          <w:rFonts w:cs="B Nazanin" w:hint="cs"/>
+          <w:sz w:val="28"/>
+          <w:szCs w:val="28"/>
+          <w:rtl/>
+          <w:lang w:bidi="fa-IR"/>
+        </w:rPr>
+        <w:t xml:space="preserve"> </w:t>
       </w:r>
       <w:r>
         <w:rPr>
@@ -4737,7 +8461,73 @@
           <w:rtl/>
           <w:lang w:bidi="fa-IR"/>
         </w:rPr>
-        <w:t xml:space="preserve">حالا چه اتفاقی می افته؟ وقتی برای اولین بار یه پراپرتی </w:t>
+        <w:t xml:space="preserve">حالا چه اتفاقی می </w:t>
+      </w:r>
+      <w:proofErr w:type="spellStart"/>
+      <w:r>
+        <w:rPr>
+          <w:rFonts w:cs="B Nazanin" w:hint="cs"/>
+          <w:sz w:val="28"/>
+          <w:szCs w:val="28"/>
+          <w:rtl/>
+          <w:lang w:bidi="fa-IR"/>
+        </w:rPr>
+        <w:t>افته</w:t>
+      </w:r>
+      <w:proofErr w:type="spellEnd"/>
+      <w:r>
+        <w:rPr>
+          <w:rFonts w:cs="B Nazanin" w:hint="cs"/>
+          <w:sz w:val="28"/>
+          <w:szCs w:val="28"/>
+          <w:rtl/>
+          <w:lang w:bidi="fa-IR"/>
+        </w:rPr>
+        <w:t xml:space="preserve">؟ وقتی برای اولین بار </w:t>
+      </w:r>
+      <w:proofErr w:type="spellStart"/>
+      <w:r>
+        <w:rPr>
+          <w:rFonts w:cs="B Nazanin" w:hint="cs"/>
+          <w:sz w:val="28"/>
+          <w:szCs w:val="28"/>
+          <w:rtl/>
+          <w:lang w:bidi="fa-IR"/>
+        </w:rPr>
+        <w:t>یه</w:t>
+      </w:r>
+      <w:proofErr w:type="spellEnd"/>
+      <w:r>
+        <w:rPr>
+          <w:rFonts w:cs="B Nazanin" w:hint="cs"/>
+          <w:sz w:val="28"/>
+          <w:szCs w:val="28"/>
+          <w:rtl/>
+          <w:lang w:bidi="fa-IR"/>
+        </w:rPr>
+        <w:t xml:space="preserve"> </w:t>
+      </w:r>
+      <w:proofErr w:type="spellStart"/>
+      <w:r>
+        <w:rPr>
+          <w:rFonts w:cs="B Nazanin" w:hint="cs"/>
+          <w:sz w:val="28"/>
+          <w:szCs w:val="28"/>
+          <w:rtl/>
+          <w:lang w:bidi="fa-IR"/>
+        </w:rPr>
+        <w:t>پراپرتی</w:t>
+      </w:r>
+      <w:proofErr w:type="spellEnd"/>
+      <w:r>
+        <w:rPr>
+          <w:rFonts w:cs="B Nazanin" w:hint="cs"/>
+          <w:sz w:val="28"/>
+          <w:szCs w:val="28"/>
+          <w:rtl/>
+          <w:lang w:bidi="fa-IR"/>
+        </w:rPr>
+        <w:t xml:space="preserve"> </w:t>
       </w:r>
       <w:r>
         <w:rPr>
@@ -4832,7 +8622,29 @@
           <w:rtl/>
           <w:lang w:bidi="fa-IR"/>
         </w:rPr>
-        <w:t xml:space="preserve"> میشن.</w:t>
+        <w:t xml:space="preserve"> </w:t>
+      </w:r>
+      <w:proofErr w:type="spellStart"/>
+      <w:r>
+        <w:rPr>
+          <w:rFonts w:cs="B Nazanin" w:hint="cs"/>
+          <w:sz w:val="28"/>
+          <w:szCs w:val="28"/>
+          <w:rtl/>
+          <w:lang w:bidi="fa-IR"/>
+        </w:rPr>
+        <w:t>میشن</w:t>
+      </w:r>
+      <w:proofErr w:type="spellEnd"/>
+      <w:r>
+        <w:rPr>
+          <w:rFonts w:cs="B Nazanin" w:hint="cs"/>
+          <w:sz w:val="28"/>
+          <w:szCs w:val="28"/>
+          <w:rtl/>
+          <w:lang w:bidi="fa-IR"/>
+        </w:rPr>
+        <w:t>.</w:t>
       </w:r>
       <w:r>
         <w:rPr>
@@ -4861,17 +8673,50 @@
           <w:rtl/>
           <w:lang w:bidi="fa-IR"/>
         </w:rPr>
-        <w:t xml:space="preserve"> داره </w:t>
-      </w:r>
-      <w:r>
-        <w:rPr>
-          <w:rFonts w:cs="B Nazanin"/>
-          <w:sz w:val="28"/>
-          <w:szCs w:val="28"/>
-          <w:lang w:bidi="fa-IR"/>
-        </w:rPr>
-        <w:t>static ctor</w:t>
-      </w:r>
+        <w:t xml:space="preserve"> </w:t>
+      </w:r>
+      <w:proofErr w:type="spellStart"/>
+      <w:r>
+        <w:rPr>
+          <w:rFonts w:cs="B Nazanin" w:hint="cs"/>
+          <w:sz w:val="28"/>
+          <w:szCs w:val="28"/>
+          <w:rtl/>
+          <w:lang w:bidi="fa-IR"/>
+        </w:rPr>
+        <w:t>داره</w:t>
+      </w:r>
+      <w:proofErr w:type="spellEnd"/>
+      <w:r>
+        <w:rPr>
+          <w:rFonts w:cs="B Nazanin" w:hint="cs"/>
+          <w:sz w:val="28"/>
+          <w:szCs w:val="28"/>
+          <w:rtl/>
+          <w:lang w:bidi="fa-IR"/>
+        </w:rPr>
+        <w:t xml:space="preserve"> </w:t>
+      </w:r>
+      <w:r>
+        <w:rPr>
+          <w:rFonts w:cs="B Nazanin"/>
+          <w:sz w:val="28"/>
+          <w:szCs w:val="28"/>
+          <w:lang w:bidi="fa-IR"/>
+        </w:rPr>
+        <w:t xml:space="preserve">static </w:t>
+      </w:r>
+      <w:proofErr w:type="spellStart"/>
+      <w:r>
+        <w:rPr>
+          <w:rFonts w:cs="B Nazanin"/>
+          <w:sz w:val="28"/>
+          <w:szCs w:val="28"/>
+          <w:lang w:bidi="fa-IR"/>
+        </w:rPr>
+        <w:t>ctor</w:t>
+      </w:r>
+      <w:proofErr w:type="spellEnd"/>
       <w:r>
         <w:rPr>
           <w:rFonts w:cs="B Nazanin" w:hint="cs"/>
@@ -4899,7 +8744,29 @@
           <w:rtl/>
           <w:lang w:bidi="fa-IR"/>
         </w:rPr>
-        <w:t xml:space="preserve"> رو صدا میزنه که اونم یه بار موقع </w:t>
+        <w:t xml:space="preserve"> رو صدا میزنه که اونم </w:t>
+      </w:r>
+      <w:proofErr w:type="spellStart"/>
+      <w:r>
+        <w:rPr>
+          <w:rFonts w:cs="B Nazanin" w:hint="cs"/>
+          <w:sz w:val="28"/>
+          <w:szCs w:val="28"/>
+          <w:rtl/>
+          <w:lang w:bidi="fa-IR"/>
+        </w:rPr>
+        <w:t>یه</w:t>
+      </w:r>
+      <w:proofErr w:type="spellEnd"/>
+      <w:r>
+        <w:rPr>
+          <w:rFonts w:cs="B Nazanin" w:hint="cs"/>
+          <w:sz w:val="28"/>
+          <w:szCs w:val="28"/>
+          <w:rtl/>
+          <w:lang w:bidi="fa-IR"/>
+        </w:rPr>
+        <w:t xml:space="preserve"> بار موقع </w:t>
       </w:r>
       <w:r>
         <w:rPr>
@@ -4918,7 +8785,29 @@
           <w:rtl/>
           <w:lang w:bidi="fa-IR"/>
         </w:rPr>
-        <w:t xml:space="preserve"> داره اجرا میشه.</w:t>
+        <w:t xml:space="preserve"> </w:t>
+      </w:r>
+      <w:proofErr w:type="spellStart"/>
+      <w:r>
+        <w:rPr>
+          <w:rFonts w:cs="B Nazanin" w:hint="cs"/>
+          <w:sz w:val="28"/>
+          <w:szCs w:val="28"/>
+          <w:rtl/>
+          <w:lang w:bidi="fa-IR"/>
+        </w:rPr>
+        <w:t>داره</w:t>
+      </w:r>
+      <w:proofErr w:type="spellEnd"/>
+      <w:r>
+        <w:rPr>
+          <w:rFonts w:cs="B Nazanin" w:hint="cs"/>
+          <w:sz w:val="28"/>
+          <w:szCs w:val="28"/>
+          <w:rtl/>
+          <w:lang w:bidi="fa-IR"/>
+        </w:rPr>
+        <w:t xml:space="preserve"> اجرا میشه.</w:t>
       </w:r>
       <w:r>
         <w:rPr>
@@ -4937,17 +8826,72 @@
           <w:szCs w:val="28"/>
           <w:lang w:bidi="fa-IR"/>
         </w:rPr>
-        <w:t>static ctor</w:t>
-      </w:r>
-      <w:r>
-        <w:rPr>
-          <w:rFonts w:cs="B Nazanin" w:hint="cs"/>
-          <w:sz w:val="28"/>
-          <w:szCs w:val="28"/>
-          <w:rtl/>
-          <w:lang w:bidi="fa-IR"/>
-        </w:rPr>
-        <w:t xml:space="preserve"> استفاده می کنیم که برای یه کلاس، فقط یه بار </w:t>
+        <w:t xml:space="preserve">static </w:t>
+      </w:r>
+      <w:proofErr w:type="spellStart"/>
+      <w:r>
+        <w:rPr>
+          <w:rFonts w:cs="B Nazanin"/>
+          <w:sz w:val="28"/>
+          <w:szCs w:val="28"/>
+          <w:lang w:bidi="fa-IR"/>
+        </w:rPr>
+        <w:t>ctor</w:t>
+      </w:r>
+      <w:proofErr w:type="spellEnd"/>
+      <w:r>
+        <w:rPr>
+          <w:rFonts w:cs="B Nazanin" w:hint="cs"/>
+          <w:sz w:val="28"/>
+          <w:szCs w:val="28"/>
+          <w:rtl/>
+          <w:lang w:bidi="fa-IR"/>
+        </w:rPr>
+        <w:t xml:space="preserve"> استفاده می کنیم که برای </w:t>
+      </w:r>
+      <w:proofErr w:type="spellStart"/>
+      <w:r>
+        <w:rPr>
+          <w:rFonts w:cs="B Nazanin" w:hint="cs"/>
+          <w:sz w:val="28"/>
+          <w:szCs w:val="28"/>
+          <w:rtl/>
+          <w:lang w:bidi="fa-IR"/>
+        </w:rPr>
+        <w:t>یه</w:t>
+      </w:r>
+      <w:proofErr w:type="spellEnd"/>
+      <w:r>
+        <w:rPr>
+          <w:rFonts w:cs="B Nazanin" w:hint="cs"/>
+          <w:sz w:val="28"/>
+          <w:szCs w:val="28"/>
+          <w:rtl/>
+          <w:lang w:bidi="fa-IR"/>
+        </w:rPr>
+        <w:t xml:space="preserve"> کلاس، فقط </w:t>
+      </w:r>
+      <w:proofErr w:type="spellStart"/>
+      <w:r>
+        <w:rPr>
+          <w:rFonts w:cs="B Nazanin" w:hint="cs"/>
+          <w:sz w:val="28"/>
+          <w:szCs w:val="28"/>
+          <w:rtl/>
+          <w:lang w:bidi="fa-IR"/>
+        </w:rPr>
+        <w:t>یه</w:t>
+      </w:r>
+      <w:proofErr w:type="spellEnd"/>
+      <w:r>
+        <w:rPr>
+          <w:rFonts w:cs="B Nazanin" w:hint="cs"/>
+          <w:sz w:val="28"/>
+          <w:szCs w:val="28"/>
+          <w:rtl/>
+          <w:lang w:bidi="fa-IR"/>
+        </w:rPr>
+        <w:t xml:space="preserve"> بار </w:t>
       </w:r>
       <w:r>
         <w:rPr>
@@ -5052,17 +8996,50 @@
           <w:szCs w:val="28"/>
           <w:lang w:bidi="fa-IR"/>
         </w:rPr>
-        <w:t>static ctor</w:t>
-      </w:r>
-      <w:r>
-        <w:rPr>
-          <w:rFonts w:cs="B Nazanin" w:hint="cs"/>
-          <w:sz w:val="28"/>
-          <w:szCs w:val="28"/>
-          <w:rtl/>
-          <w:lang w:bidi="fa-IR"/>
-        </w:rPr>
-        <w:t xml:space="preserve"> فقط یه بار در هر صورت </w:t>
+        <w:t xml:space="preserve">static </w:t>
+      </w:r>
+      <w:proofErr w:type="spellStart"/>
+      <w:r>
+        <w:rPr>
+          <w:rFonts w:cs="B Nazanin"/>
+          <w:sz w:val="28"/>
+          <w:szCs w:val="28"/>
+          <w:lang w:bidi="fa-IR"/>
+        </w:rPr>
+        <w:t>ctor</w:t>
+      </w:r>
+      <w:proofErr w:type="spellEnd"/>
+      <w:r>
+        <w:rPr>
+          <w:rFonts w:cs="B Nazanin" w:hint="cs"/>
+          <w:sz w:val="28"/>
+          <w:szCs w:val="28"/>
+          <w:rtl/>
+          <w:lang w:bidi="fa-IR"/>
+        </w:rPr>
+        <w:t xml:space="preserve"> فقط </w:t>
+      </w:r>
+      <w:proofErr w:type="spellStart"/>
+      <w:r>
+        <w:rPr>
+          <w:rFonts w:cs="B Nazanin" w:hint="cs"/>
+          <w:sz w:val="28"/>
+          <w:szCs w:val="28"/>
+          <w:rtl/>
+          <w:lang w:bidi="fa-IR"/>
+        </w:rPr>
+        <w:t>یه</w:t>
+      </w:r>
+      <w:proofErr w:type="spellEnd"/>
+      <w:r>
+        <w:rPr>
+          <w:rFonts w:cs="B Nazanin" w:hint="cs"/>
+          <w:sz w:val="28"/>
+          <w:szCs w:val="28"/>
+          <w:rtl/>
+          <w:lang w:bidi="fa-IR"/>
+        </w:rPr>
+        <w:t xml:space="preserve"> بار در هر صورت </w:t>
       </w:r>
       <w:r>
         <w:rPr>
@@ -5100,7 +9077,29 @@
           <w:rtl/>
           <w:lang w:bidi="fa-IR"/>
         </w:rPr>
-        <w:t xml:space="preserve"> هست و دوبار شئ ساخته نمیشه.</w:t>
+        <w:t xml:space="preserve"> هست و دوبار </w:t>
+      </w:r>
+      <w:proofErr w:type="spellStart"/>
+      <w:r>
+        <w:rPr>
+          <w:rFonts w:cs="B Nazanin" w:hint="cs"/>
+          <w:sz w:val="28"/>
+          <w:szCs w:val="28"/>
+          <w:rtl/>
+          <w:lang w:bidi="fa-IR"/>
+        </w:rPr>
+        <w:t>شئ</w:t>
+      </w:r>
+      <w:proofErr w:type="spellEnd"/>
+      <w:r>
+        <w:rPr>
+          <w:rFonts w:cs="B Nazanin" w:hint="cs"/>
+          <w:sz w:val="28"/>
+          <w:szCs w:val="28"/>
+          <w:rtl/>
+          <w:lang w:bidi="fa-IR"/>
+        </w:rPr>
+        <w:t xml:space="preserve"> ساخته نمیشه.</w:t>
       </w:r>
       <w:r>
         <w:rPr>
@@ -5139,7 +9138,51 @@
           <w:rtl/>
           <w:lang w:bidi="fa-IR"/>
         </w:rPr>
-        <w:t xml:space="preserve"> بودن و اولین بار ایجاد کردن شئ رو با این روش هندل می کنیم.</w:t>
+        <w:t xml:space="preserve"> بودن و اولین بار ایجاد کردن </w:t>
+      </w:r>
+      <w:proofErr w:type="spellStart"/>
+      <w:r>
+        <w:rPr>
+          <w:rFonts w:cs="B Nazanin" w:hint="cs"/>
+          <w:sz w:val="28"/>
+          <w:szCs w:val="28"/>
+          <w:rtl/>
+          <w:lang w:bidi="fa-IR"/>
+        </w:rPr>
+        <w:t>شئ</w:t>
+      </w:r>
+      <w:proofErr w:type="spellEnd"/>
+      <w:r>
+        <w:rPr>
+          <w:rFonts w:cs="B Nazanin" w:hint="cs"/>
+          <w:sz w:val="28"/>
+          <w:szCs w:val="28"/>
+          <w:rtl/>
+          <w:lang w:bidi="fa-IR"/>
+        </w:rPr>
+        <w:t xml:space="preserve"> رو با این روش </w:t>
+      </w:r>
+      <w:proofErr w:type="spellStart"/>
+      <w:r>
+        <w:rPr>
+          <w:rFonts w:cs="B Nazanin" w:hint="cs"/>
+          <w:sz w:val="28"/>
+          <w:szCs w:val="28"/>
+          <w:rtl/>
+          <w:lang w:bidi="fa-IR"/>
+        </w:rPr>
+        <w:t>هندل</w:t>
+      </w:r>
+      <w:proofErr w:type="spellEnd"/>
+      <w:r>
+        <w:rPr>
+          <w:rFonts w:cs="B Nazanin" w:hint="cs"/>
+          <w:sz w:val="28"/>
+          <w:szCs w:val="28"/>
+          <w:rtl/>
+          <w:lang w:bidi="fa-IR"/>
+        </w:rPr>
+        <w:t xml:space="preserve"> می کنیم.</w:t>
       </w:r>
     </w:p>
     <w:p>
@@ -5294,7 +9337,29 @@
           <w:rtl/>
           <w:lang w:bidi="fa-IR"/>
         </w:rPr>
-        <w:t xml:space="preserve"> هاس.</w:t>
+        <w:t xml:space="preserve"> </w:t>
+      </w:r>
+      <w:proofErr w:type="spellStart"/>
+      <w:r>
+        <w:rPr>
+          <w:rFonts w:cs="B Nazanin" w:hint="cs"/>
+          <w:sz w:val="28"/>
+          <w:szCs w:val="28"/>
+          <w:rtl/>
+          <w:lang w:bidi="fa-IR"/>
+        </w:rPr>
+        <w:t>هاس</w:t>
+      </w:r>
+      <w:proofErr w:type="spellEnd"/>
+      <w:r>
+        <w:rPr>
+          <w:rFonts w:cs="B Nazanin" w:hint="cs"/>
+          <w:sz w:val="28"/>
+          <w:szCs w:val="28"/>
+          <w:rtl/>
+          <w:lang w:bidi="fa-IR"/>
+        </w:rPr>
+        <w:t>.</w:t>
       </w:r>
     </w:p>
     <w:p>
@@ -5320,37 +9385,191 @@
           <w:rtl/>
           <w:lang w:bidi="fa-IR"/>
         </w:rPr>
-        <w:t>این پترن میاد و پیاده سازی های مختلف رو در یک قالب</w:t>
-      </w:r>
-      <w:r>
-        <w:rPr>
-          <w:rFonts w:cs="B Nazanin" w:hint="cs"/>
-          <w:sz w:val="28"/>
-          <w:szCs w:val="28"/>
-          <w:rtl/>
-          <w:lang w:bidi="fa-IR"/>
-        </w:rPr>
-        <w:t xml:space="preserve"> (اینترفیس)</w:t>
-      </w:r>
-      <w:r>
-        <w:rPr>
-          <w:rFonts w:cs="B Nazanin" w:hint="cs"/>
-          <w:sz w:val="28"/>
-          <w:szCs w:val="28"/>
-          <w:rtl/>
-          <w:lang w:bidi="fa-IR"/>
-        </w:rPr>
-        <w:t xml:space="preserve"> به ما عرضه میکنه. به بیان ساده تر، وقتی یه کار مشخصی رو میخوایم انجام بدیم اما روش های انجام اون کار در شرایط مختلف، فرق میکنه</w:t>
-      </w:r>
-      <w:r>
-        <w:rPr>
-          <w:rFonts w:cs="B Nazanin" w:hint="cs"/>
-          <w:sz w:val="28"/>
-          <w:szCs w:val="28"/>
-          <w:rtl/>
-          <w:lang w:bidi="fa-IR"/>
-        </w:rPr>
-        <w:t xml:space="preserve"> این پترن میاد و تمام اون ها رو تحت یه اسم واحد (اینترفیس) به ما میده و در نهایت طبق شرایط تصمیم میگیره که کدوم رو به ما بده.</w:t>
+        <w:t xml:space="preserve">این </w:t>
+      </w:r>
+      <w:proofErr w:type="spellStart"/>
+      <w:r>
+        <w:rPr>
+          <w:rFonts w:cs="B Nazanin" w:hint="cs"/>
+          <w:sz w:val="28"/>
+          <w:szCs w:val="28"/>
+          <w:rtl/>
+          <w:lang w:bidi="fa-IR"/>
+        </w:rPr>
+        <w:t>پترن</w:t>
+      </w:r>
+      <w:proofErr w:type="spellEnd"/>
+      <w:r>
+        <w:rPr>
+          <w:rFonts w:cs="B Nazanin" w:hint="cs"/>
+          <w:sz w:val="28"/>
+          <w:szCs w:val="28"/>
+          <w:rtl/>
+          <w:lang w:bidi="fa-IR"/>
+        </w:rPr>
+        <w:t xml:space="preserve"> میاد و پیاده سازی های مختلف رو در یک قالب</w:t>
+      </w:r>
+      <w:r>
+        <w:rPr>
+          <w:rFonts w:cs="B Nazanin" w:hint="cs"/>
+          <w:sz w:val="28"/>
+          <w:szCs w:val="28"/>
+          <w:rtl/>
+          <w:lang w:bidi="fa-IR"/>
+        </w:rPr>
+        <w:t xml:space="preserve"> (</w:t>
+      </w:r>
+      <w:proofErr w:type="spellStart"/>
+      <w:r>
+        <w:rPr>
+          <w:rFonts w:cs="B Nazanin" w:hint="cs"/>
+          <w:sz w:val="28"/>
+          <w:szCs w:val="28"/>
+          <w:rtl/>
+          <w:lang w:bidi="fa-IR"/>
+        </w:rPr>
+        <w:t>اینترفیس</w:t>
+      </w:r>
+      <w:proofErr w:type="spellEnd"/>
+      <w:r>
+        <w:rPr>
+          <w:rFonts w:cs="B Nazanin" w:hint="cs"/>
+          <w:sz w:val="28"/>
+          <w:szCs w:val="28"/>
+          <w:rtl/>
+          <w:lang w:bidi="fa-IR"/>
+        </w:rPr>
+        <w:t>)</w:t>
+      </w:r>
+      <w:r>
+        <w:rPr>
+          <w:rFonts w:cs="B Nazanin" w:hint="cs"/>
+          <w:sz w:val="28"/>
+          <w:szCs w:val="28"/>
+          <w:rtl/>
+          <w:lang w:bidi="fa-IR"/>
+        </w:rPr>
+        <w:t xml:space="preserve"> به ما عرضه میکنه. به بیان ساده تر، وقتی </w:t>
+      </w:r>
+      <w:proofErr w:type="spellStart"/>
+      <w:r>
+        <w:rPr>
+          <w:rFonts w:cs="B Nazanin" w:hint="cs"/>
+          <w:sz w:val="28"/>
+          <w:szCs w:val="28"/>
+          <w:rtl/>
+          <w:lang w:bidi="fa-IR"/>
+        </w:rPr>
+        <w:t>یه</w:t>
+      </w:r>
+      <w:proofErr w:type="spellEnd"/>
+      <w:r>
+        <w:rPr>
+          <w:rFonts w:cs="B Nazanin" w:hint="cs"/>
+          <w:sz w:val="28"/>
+          <w:szCs w:val="28"/>
+          <w:rtl/>
+          <w:lang w:bidi="fa-IR"/>
+        </w:rPr>
+        <w:t xml:space="preserve"> کار مشخصی رو </w:t>
+      </w:r>
+      <w:proofErr w:type="spellStart"/>
+      <w:r>
+        <w:rPr>
+          <w:rFonts w:cs="B Nazanin" w:hint="cs"/>
+          <w:sz w:val="28"/>
+          <w:szCs w:val="28"/>
+          <w:rtl/>
+          <w:lang w:bidi="fa-IR"/>
+        </w:rPr>
+        <w:t>میخوایم</w:t>
+      </w:r>
+      <w:proofErr w:type="spellEnd"/>
+      <w:r>
+        <w:rPr>
+          <w:rFonts w:cs="B Nazanin" w:hint="cs"/>
+          <w:sz w:val="28"/>
+          <w:szCs w:val="28"/>
+          <w:rtl/>
+          <w:lang w:bidi="fa-IR"/>
+        </w:rPr>
+        <w:t xml:space="preserve"> انجام بدیم اما روش های انجام اون کار در شرایط مختلف، فرق میکنه</w:t>
+      </w:r>
+      <w:r>
+        <w:rPr>
+          <w:rFonts w:cs="B Nazanin" w:hint="cs"/>
+          <w:sz w:val="28"/>
+          <w:szCs w:val="28"/>
+          <w:rtl/>
+          <w:lang w:bidi="fa-IR"/>
+        </w:rPr>
+        <w:t xml:space="preserve"> این </w:t>
+      </w:r>
+      <w:proofErr w:type="spellStart"/>
+      <w:r>
+        <w:rPr>
+          <w:rFonts w:cs="B Nazanin" w:hint="cs"/>
+          <w:sz w:val="28"/>
+          <w:szCs w:val="28"/>
+          <w:rtl/>
+          <w:lang w:bidi="fa-IR"/>
+        </w:rPr>
+        <w:t>پترن</w:t>
+      </w:r>
+      <w:proofErr w:type="spellEnd"/>
+      <w:r>
+        <w:rPr>
+          <w:rFonts w:cs="B Nazanin" w:hint="cs"/>
+          <w:sz w:val="28"/>
+          <w:szCs w:val="28"/>
+          <w:rtl/>
+          <w:lang w:bidi="fa-IR"/>
+        </w:rPr>
+        <w:t xml:space="preserve"> میاد و تمام اون ها رو تحت </w:t>
+      </w:r>
+      <w:proofErr w:type="spellStart"/>
+      <w:r>
+        <w:rPr>
+          <w:rFonts w:cs="B Nazanin" w:hint="cs"/>
+          <w:sz w:val="28"/>
+          <w:szCs w:val="28"/>
+          <w:rtl/>
+          <w:lang w:bidi="fa-IR"/>
+        </w:rPr>
+        <w:t>یه</w:t>
+      </w:r>
+      <w:proofErr w:type="spellEnd"/>
+      <w:r>
+        <w:rPr>
+          <w:rFonts w:cs="B Nazanin" w:hint="cs"/>
+          <w:sz w:val="28"/>
+          <w:szCs w:val="28"/>
+          <w:rtl/>
+          <w:lang w:bidi="fa-IR"/>
+        </w:rPr>
+        <w:t xml:space="preserve"> اسم واحد (</w:t>
+      </w:r>
+      <w:proofErr w:type="spellStart"/>
+      <w:r>
+        <w:rPr>
+          <w:rFonts w:cs="B Nazanin" w:hint="cs"/>
+          <w:sz w:val="28"/>
+          <w:szCs w:val="28"/>
+          <w:rtl/>
+          <w:lang w:bidi="fa-IR"/>
+        </w:rPr>
+        <w:t>اینترفیس</w:t>
+      </w:r>
+      <w:proofErr w:type="spellEnd"/>
+      <w:r>
+        <w:rPr>
+          <w:rFonts w:cs="B Nazanin" w:hint="cs"/>
+          <w:sz w:val="28"/>
+          <w:szCs w:val="28"/>
+          <w:rtl/>
+          <w:lang w:bidi="fa-IR"/>
+        </w:rPr>
+        <w:t>) به ما میده و در نهایت طبق شرایط تصمیم میگیره که کدوم رو به ما بده.</w:t>
       </w:r>
     </w:p>
     <w:p>
@@ -5376,7 +9595,29 @@
           <w:rtl/>
           <w:lang w:bidi="fa-IR"/>
         </w:rPr>
-        <w:t xml:space="preserve">این پترن معمولا با </w:t>
+        <w:t xml:space="preserve">این </w:t>
+      </w:r>
+      <w:proofErr w:type="spellStart"/>
+      <w:r>
+        <w:rPr>
+          <w:rFonts w:cs="B Nazanin" w:hint="cs"/>
+          <w:sz w:val="28"/>
+          <w:szCs w:val="28"/>
+          <w:rtl/>
+          <w:lang w:bidi="fa-IR"/>
+        </w:rPr>
+        <w:t>پترن</w:t>
+      </w:r>
+      <w:proofErr w:type="spellEnd"/>
+      <w:r>
+        <w:rPr>
+          <w:rFonts w:cs="B Nazanin" w:hint="cs"/>
+          <w:sz w:val="28"/>
+          <w:szCs w:val="28"/>
+          <w:rtl/>
+          <w:lang w:bidi="fa-IR"/>
+        </w:rPr>
+        <w:t xml:space="preserve"> معمولا با </w:t>
       </w:r>
       <w:r>
         <w:rPr>
@@ -5395,7 +9636,29 @@
           <w:rtl/>
           <w:lang w:bidi="fa-IR"/>
         </w:rPr>
-        <w:t xml:space="preserve"> اشتباه گرفته میشه. تفاوت اصلی شون در اینه که </w:t>
+        <w:t xml:space="preserve"> اشتباه گرفته میشه. تفاوت اصلی </w:t>
+      </w:r>
+      <w:proofErr w:type="spellStart"/>
+      <w:r>
+        <w:rPr>
+          <w:rFonts w:cs="B Nazanin" w:hint="cs"/>
+          <w:sz w:val="28"/>
+          <w:szCs w:val="28"/>
+          <w:rtl/>
+          <w:lang w:bidi="fa-IR"/>
+        </w:rPr>
+        <w:t>شون</w:t>
+      </w:r>
+      <w:proofErr w:type="spellEnd"/>
+      <w:r>
+        <w:rPr>
+          <w:rFonts w:cs="B Nazanin" w:hint="cs"/>
+          <w:sz w:val="28"/>
+          <w:szCs w:val="28"/>
+          <w:rtl/>
+          <w:lang w:bidi="fa-IR"/>
+        </w:rPr>
+        <w:t xml:space="preserve"> در اینه که </w:t>
       </w:r>
       <w:r>
         <w:rPr>
@@ -5414,7 +9677,51 @@
           <w:rtl/>
           <w:lang w:bidi="fa-IR"/>
         </w:rPr>
-        <w:t xml:space="preserve"> برای ما یه شئ جدید ایجاد میکنه در حالی که </w:t>
+        <w:t xml:space="preserve"> برای ما </w:t>
+      </w:r>
+      <w:proofErr w:type="spellStart"/>
+      <w:r>
+        <w:rPr>
+          <w:rFonts w:cs="B Nazanin" w:hint="cs"/>
+          <w:sz w:val="28"/>
+          <w:szCs w:val="28"/>
+          <w:rtl/>
+          <w:lang w:bidi="fa-IR"/>
+        </w:rPr>
+        <w:t>یه</w:t>
+      </w:r>
+      <w:proofErr w:type="spellEnd"/>
+      <w:r>
+        <w:rPr>
+          <w:rFonts w:cs="B Nazanin" w:hint="cs"/>
+          <w:sz w:val="28"/>
+          <w:szCs w:val="28"/>
+          <w:rtl/>
+          <w:lang w:bidi="fa-IR"/>
+        </w:rPr>
+        <w:t xml:space="preserve"> </w:t>
+      </w:r>
+      <w:proofErr w:type="spellStart"/>
+      <w:r>
+        <w:rPr>
+          <w:rFonts w:cs="B Nazanin" w:hint="cs"/>
+          <w:sz w:val="28"/>
+          <w:szCs w:val="28"/>
+          <w:rtl/>
+          <w:lang w:bidi="fa-IR"/>
+        </w:rPr>
+        <w:t>شئ</w:t>
+      </w:r>
+      <w:proofErr w:type="spellEnd"/>
+      <w:r>
+        <w:rPr>
+          <w:rFonts w:cs="B Nazanin" w:hint="cs"/>
+          <w:sz w:val="28"/>
+          <w:szCs w:val="28"/>
+          <w:rtl/>
+          <w:lang w:bidi="fa-IR"/>
+        </w:rPr>
+        <w:t xml:space="preserve"> جدید ایجاد میکنه در حالی که </w:t>
       </w:r>
       <w:r>
         <w:rPr>
@@ -5433,7 +9740,29 @@
           <w:rtl/>
           <w:lang w:bidi="fa-IR"/>
         </w:rPr>
-        <w:t xml:space="preserve"> یه متد متفاوتی رو به ما میده. در واقع اولی با </w:t>
+        <w:t xml:space="preserve"> </w:t>
+      </w:r>
+      <w:proofErr w:type="spellStart"/>
+      <w:r>
+        <w:rPr>
+          <w:rFonts w:cs="B Nazanin" w:hint="cs"/>
+          <w:sz w:val="28"/>
+          <w:szCs w:val="28"/>
+          <w:rtl/>
+          <w:lang w:bidi="fa-IR"/>
+        </w:rPr>
+        <w:t>یه</w:t>
+      </w:r>
+      <w:proofErr w:type="spellEnd"/>
+      <w:r>
+        <w:rPr>
+          <w:rFonts w:cs="B Nazanin" w:hint="cs"/>
+          <w:sz w:val="28"/>
+          <w:szCs w:val="28"/>
+          <w:rtl/>
+          <w:lang w:bidi="fa-IR"/>
+        </w:rPr>
+        <w:t xml:space="preserve"> متد متفاوتی رو به ما میده. در واقع اولی با </w:t>
       </w:r>
       <w:r>
         <w:rPr>
@@ -5452,7 +9781,29 @@
           <w:rtl/>
           <w:lang w:bidi="fa-IR"/>
         </w:rPr>
-        <w:t xml:space="preserve"> ها متفاوت سروکار داره و دومی با متد های متفاوت</w:t>
+        <w:t xml:space="preserve"> ها متفاوت سروکار </w:t>
+      </w:r>
+      <w:proofErr w:type="spellStart"/>
+      <w:r>
+        <w:rPr>
+          <w:rFonts w:cs="B Nazanin" w:hint="cs"/>
+          <w:sz w:val="28"/>
+          <w:szCs w:val="28"/>
+          <w:rtl/>
+          <w:lang w:bidi="fa-IR"/>
+        </w:rPr>
+        <w:t>داره</w:t>
+      </w:r>
+      <w:proofErr w:type="spellEnd"/>
+      <w:r>
+        <w:rPr>
+          <w:rFonts w:cs="B Nazanin" w:hint="cs"/>
+          <w:sz w:val="28"/>
+          <w:szCs w:val="28"/>
+          <w:rtl/>
+          <w:lang w:bidi="fa-IR"/>
+        </w:rPr>
+        <w:t xml:space="preserve"> و دومی با متد های متفاوت</w:t>
       </w:r>
       <w:r>
         <w:rPr>
@@ -5488,7 +9839,95 @@
           <w:rtl/>
           <w:lang w:bidi="fa-IR"/>
         </w:rPr>
-        <w:t xml:space="preserve">ستون اصلی این پترن، یه اینترفیس هست که یه متد به نام </w:t>
+        <w:t xml:space="preserve">ستون اصلی این </w:t>
+      </w:r>
+      <w:proofErr w:type="spellStart"/>
+      <w:r>
+        <w:rPr>
+          <w:rFonts w:cs="B Nazanin" w:hint="cs"/>
+          <w:sz w:val="28"/>
+          <w:szCs w:val="28"/>
+          <w:rtl/>
+          <w:lang w:bidi="fa-IR"/>
+        </w:rPr>
+        <w:t>پترن</w:t>
+      </w:r>
+      <w:proofErr w:type="spellEnd"/>
+      <w:r>
+        <w:rPr>
+          <w:rFonts w:cs="B Nazanin" w:hint="cs"/>
+          <w:sz w:val="28"/>
+          <w:szCs w:val="28"/>
+          <w:rtl/>
+          <w:lang w:bidi="fa-IR"/>
+        </w:rPr>
+        <w:t xml:space="preserve">، </w:t>
+      </w:r>
+      <w:proofErr w:type="spellStart"/>
+      <w:r>
+        <w:rPr>
+          <w:rFonts w:cs="B Nazanin" w:hint="cs"/>
+          <w:sz w:val="28"/>
+          <w:szCs w:val="28"/>
+          <w:rtl/>
+          <w:lang w:bidi="fa-IR"/>
+        </w:rPr>
+        <w:t>یه</w:t>
+      </w:r>
+      <w:proofErr w:type="spellEnd"/>
+      <w:r>
+        <w:rPr>
+          <w:rFonts w:cs="B Nazanin" w:hint="cs"/>
+          <w:sz w:val="28"/>
+          <w:szCs w:val="28"/>
+          <w:rtl/>
+          <w:lang w:bidi="fa-IR"/>
+        </w:rPr>
+        <w:t xml:space="preserve"> </w:t>
+      </w:r>
+      <w:proofErr w:type="spellStart"/>
+      <w:r>
+        <w:rPr>
+          <w:rFonts w:cs="B Nazanin" w:hint="cs"/>
+          <w:sz w:val="28"/>
+          <w:szCs w:val="28"/>
+          <w:rtl/>
+          <w:lang w:bidi="fa-IR"/>
+        </w:rPr>
+        <w:t>اینترفیس</w:t>
+      </w:r>
+      <w:proofErr w:type="spellEnd"/>
+      <w:r>
+        <w:rPr>
+          <w:rFonts w:cs="B Nazanin" w:hint="cs"/>
+          <w:sz w:val="28"/>
+          <w:szCs w:val="28"/>
+          <w:rtl/>
+          <w:lang w:bidi="fa-IR"/>
+        </w:rPr>
+        <w:t xml:space="preserve"> هست که </w:t>
+      </w:r>
+      <w:proofErr w:type="spellStart"/>
+      <w:r>
+        <w:rPr>
+          <w:rFonts w:cs="B Nazanin" w:hint="cs"/>
+          <w:sz w:val="28"/>
+          <w:szCs w:val="28"/>
+          <w:rtl/>
+          <w:lang w:bidi="fa-IR"/>
+        </w:rPr>
+        <w:t>یه</w:t>
+      </w:r>
+      <w:proofErr w:type="spellEnd"/>
+      <w:r>
+        <w:rPr>
+          <w:rFonts w:cs="B Nazanin" w:hint="cs"/>
+          <w:sz w:val="28"/>
+          <w:szCs w:val="28"/>
+          <w:rtl/>
+          <w:lang w:bidi="fa-IR"/>
+        </w:rPr>
+        <w:t xml:space="preserve"> متد به نام </w:t>
       </w:r>
       <w:r>
         <w:rPr>
@@ -5507,8 +9946,20 @@
           <w:rtl/>
           <w:lang w:bidi="fa-IR"/>
         </w:rPr>
-        <w:t xml:space="preserve"> داره</w:t>
-      </w:r>
+        <w:t xml:space="preserve"> </w:t>
+      </w:r>
+      <w:proofErr w:type="spellStart"/>
+      <w:r>
+        <w:rPr>
+          <w:rFonts w:cs="B Nazanin" w:hint="cs"/>
+          <w:sz w:val="28"/>
+          <w:szCs w:val="28"/>
+          <w:rtl/>
+          <w:lang w:bidi="fa-IR"/>
+        </w:rPr>
+        <w:t>داره</w:t>
+      </w:r>
+      <w:proofErr w:type="spellEnd"/>
       <w:r>
         <w:rPr>
           <w:rFonts w:cs="B Nazanin" w:hint="cs"/>
@@ -5527,17 +9978,83 @@
           <w:rtl/>
           <w:lang w:bidi="fa-IR"/>
         </w:rPr>
-        <w:t>. این متد نماینده همون کار مشخص هست که به روش های مختلف میخوایم انجامش بدیم</w:t>
-      </w:r>
-      <w:r>
-        <w:rPr>
-          <w:rFonts w:cs="B Nazanin" w:hint="cs"/>
-          <w:sz w:val="28"/>
-          <w:szCs w:val="28"/>
-          <w:rtl/>
-          <w:lang w:bidi="fa-IR"/>
-        </w:rPr>
-        <w:t xml:space="preserve"> (ممکنه که با بیشتر از یه متد هم سروکار داشته باشیم که این بسته به نیازمندی ما فرق میکنه اما به طور معمول، هر </w:t>
+        <w:t xml:space="preserve">. این متد نماینده همون کار مشخص هست که به روش های مختلف </w:t>
+      </w:r>
+      <w:proofErr w:type="spellStart"/>
+      <w:r>
+        <w:rPr>
+          <w:rFonts w:cs="B Nazanin" w:hint="cs"/>
+          <w:sz w:val="28"/>
+          <w:szCs w:val="28"/>
+          <w:rtl/>
+          <w:lang w:bidi="fa-IR"/>
+        </w:rPr>
+        <w:t>میخوایم</w:t>
+      </w:r>
+      <w:proofErr w:type="spellEnd"/>
+      <w:r>
+        <w:rPr>
+          <w:rFonts w:cs="B Nazanin" w:hint="cs"/>
+          <w:sz w:val="28"/>
+          <w:szCs w:val="28"/>
+          <w:rtl/>
+          <w:lang w:bidi="fa-IR"/>
+        </w:rPr>
+        <w:t xml:space="preserve"> </w:t>
+      </w:r>
+      <w:proofErr w:type="spellStart"/>
+      <w:r>
+        <w:rPr>
+          <w:rFonts w:cs="B Nazanin" w:hint="cs"/>
+          <w:sz w:val="28"/>
+          <w:szCs w:val="28"/>
+          <w:rtl/>
+          <w:lang w:bidi="fa-IR"/>
+        </w:rPr>
+        <w:t>انجامش</w:t>
+      </w:r>
+      <w:proofErr w:type="spellEnd"/>
+      <w:r>
+        <w:rPr>
+          <w:rFonts w:cs="B Nazanin" w:hint="cs"/>
+          <w:sz w:val="28"/>
+          <w:szCs w:val="28"/>
+          <w:rtl/>
+          <w:lang w:bidi="fa-IR"/>
+        </w:rPr>
+        <w:t xml:space="preserve"> بدیم</w:t>
+      </w:r>
+      <w:r>
+        <w:rPr>
+          <w:rFonts w:cs="B Nazanin" w:hint="cs"/>
+          <w:sz w:val="28"/>
+          <w:szCs w:val="28"/>
+          <w:rtl/>
+          <w:lang w:bidi="fa-IR"/>
+        </w:rPr>
+        <w:t xml:space="preserve"> (ممکنه که با بیشتر از </w:t>
+      </w:r>
+      <w:proofErr w:type="spellStart"/>
+      <w:r>
+        <w:rPr>
+          <w:rFonts w:cs="B Nazanin" w:hint="cs"/>
+          <w:sz w:val="28"/>
+          <w:szCs w:val="28"/>
+          <w:rtl/>
+          <w:lang w:bidi="fa-IR"/>
+        </w:rPr>
+        <w:t>یه</w:t>
+      </w:r>
+      <w:proofErr w:type="spellEnd"/>
+      <w:r>
+        <w:rPr>
+          <w:rFonts w:cs="B Nazanin" w:hint="cs"/>
+          <w:sz w:val="28"/>
+          <w:szCs w:val="28"/>
+          <w:rtl/>
+          <w:lang w:bidi="fa-IR"/>
+        </w:rPr>
+        <w:t xml:space="preserve"> متد هم سروکار داشته باشیم که این بسته به نیازمندی ما فرق میکنه اما به طور معمول، هر </w:t>
       </w:r>
       <w:r>
         <w:rPr>
@@ -5556,7 +10073,29 @@
           <w:rtl/>
           <w:lang w:bidi="fa-IR"/>
         </w:rPr>
-        <w:t xml:space="preserve"> مختص یه کار خاص هست).</w:t>
+        <w:t xml:space="preserve"> مختص </w:t>
+      </w:r>
+      <w:proofErr w:type="spellStart"/>
+      <w:r>
+        <w:rPr>
+          <w:rFonts w:cs="B Nazanin" w:hint="cs"/>
+          <w:sz w:val="28"/>
+          <w:szCs w:val="28"/>
+          <w:rtl/>
+          <w:lang w:bidi="fa-IR"/>
+        </w:rPr>
+        <w:t>یه</w:t>
+      </w:r>
+      <w:proofErr w:type="spellEnd"/>
+      <w:r>
+        <w:rPr>
+          <w:rFonts w:cs="B Nazanin" w:hint="cs"/>
+          <w:sz w:val="28"/>
+          <w:szCs w:val="28"/>
+          <w:rtl/>
+          <w:lang w:bidi="fa-IR"/>
+        </w:rPr>
+        <w:t xml:space="preserve"> کار خاص هست).</w:t>
       </w:r>
       <w:r>
         <w:rPr>
@@ -5576,7 +10115,73 @@
           <w:rtl/>
           <w:lang w:bidi="fa-IR"/>
         </w:rPr>
-        <w:t xml:space="preserve">در ادامه به ازای هر روش پیاده سازی،‌ یه کلاس میسازیم که این اینترفیس رو </w:t>
+        <w:t xml:space="preserve">در ادامه به </w:t>
+      </w:r>
+      <w:proofErr w:type="spellStart"/>
+      <w:r>
+        <w:rPr>
+          <w:rFonts w:cs="B Nazanin" w:hint="cs"/>
+          <w:sz w:val="28"/>
+          <w:szCs w:val="28"/>
+          <w:rtl/>
+          <w:lang w:bidi="fa-IR"/>
+        </w:rPr>
+        <w:t>ازای</w:t>
+      </w:r>
+      <w:proofErr w:type="spellEnd"/>
+      <w:r>
+        <w:rPr>
+          <w:rFonts w:cs="B Nazanin" w:hint="cs"/>
+          <w:sz w:val="28"/>
+          <w:szCs w:val="28"/>
+          <w:rtl/>
+          <w:lang w:bidi="fa-IR"/>
+        </w:rPr>
+        <w:t xml:space="preserve"> هر روش پیاده سازی،‌ </w:t>
+      </w:r>
+      <w:proofErr w:type="spellStart"/>
+      <w:r>
+        <w:rPr>
+          <w:rFonts w:cs="B Nazanin" w:hint="cs"/>
+          <w:sz w:val="28"/>
+          <w:szCs w:val="28"/>
+          <w:rtl/>
+          <w:lang w:bidi="fa-IR"/>
+        </w:rPr>
+        <w:t>یه</w:t>
+      </w:r>
+      <w:proofErr w:type="spellEnd"/>
+      <w:r>
+        <w:rPr>
+          <w:rFonts w:cs="B Nazanin" w:hint="cs"/>
+          <w:sz w:val="28"/>
+          <w:szCs w:val="28"/>
+          <w:rtl/>
+          <w:lang w:bidi="fa-IR"/>
+        </w:rPr>
+        <w:t xml:space="preserve"> کلاس میسازیم که این </w:t>
+      </w:r>
+      <w:proofErr w:type="spellStart"/>
+      <w:r>
+        <w:rPr>
+          <w:rFonts w:cs="B Nazanin" w:hint="cs"/>
+          <w:sz w:val="28"/>
+          <w:szCs w:val="28"/>
+          <w:rtl/>
+          <w:lang w:bidi="fa-IR"/>
+        </w:rPr>
+        <w:t>اینترفیس</w:t>
+      </w:r>
+      <w:proofErr w:type="spellEnd"/>
+      <w:r>
+        <w:rPr>
+          <w:rFonts w:cs="B Nazanin" w:hint="cs"/>
+          <w:sz w:val="28"/>
+          <w:szCs w:val="28"/>
+          <w:rtl/>
+          <w:lang w:bidi="fa-IR"/>
+        </w:rPr>
+        <w:t xml:space="preserve"> رو </w:t>
       </w:r>
       <w:r>
         <w:rPr>
@@ -5595,7 +10200,29 @@
           <w:rtl/>
           <w:lang w:bidi="fa-IR"/>
         </w:rPr>
-        <w:t xml:space="preserve"> میکنه در نتیجه همه شون شامل متد </w:t>
+        <w:t xml:space="preserve"> میکنه در نتیجه همه </w:t>
+      </w:r>
+      <w:proofErr w:type="spellStart"/>
+      <w:r>
+        <w:rPr>
+          <w:rFonts w:cs="B Nazanin" w:hint="cs"/>
+          <w:sz w:val="28"/>
+          <w:szCs w:val="28"/>
+          <w:rtl/>
+          <w:lang w:bidi="fa-IR"/>
+        </w:rPr>
+        <w:t>شون</w:t>
+      </w:r>
+      <w:proofErr w:type="spellEnd"/>
+      <w:r>
+        <w:rPr>
+          <w:rFonts w:cs="B Nazanin" w:hint="cs"/>
+          <w:sz w:val="28"/>
+          <w:szCs w:val="28"/>
+          <w:rtl/>
+          <w:lang w:bidi="fa-IR"/>
+        </w:rPr>
+        <w:t xml:space="preserve"> شامل متد </w:t>
       </w:r>
       <w:r>
         <w:rPr>
@@ -5614,7 +10241,29 @@
           <w:rtl/>
           <w:lang w:bidi="fa-IR"/>
         </w:rPr>
-        <w:t xml:space="preserve"> میشن.</w:t>
+        <w:t xml:space="preserve"> </w:t>
+      </w:r>
+      <w:proofErr w:type="spellStart"/>
+      <w:r>
+        <w:rPr>
+          <w:rFonts w:cs="B Nazanin" w:hint="cs"/>
+          <w:sz w:val="28"/>
+          <w:szCs w:val="28"/>
+          <w:rtl/>
+          <w:lang w:bidi="fa-IR"/>
+        </w:rPr>
+        <w:t>میشن</w:t>
+      </w:r>
+      <w:proofErr w:type="spellEnd"/>
+      <w:r>
+        <w:rPr>
+          <w:rFonts w:cs="B Nazanin" w:hint="cs"/>
+          <w:sz w:val="28"/>
+          <w:szCs w:val="28"/>
+          <w:rtl/>
+          <w:lang w:bidi="fa-IR"/>
+        </w:rPr>
+        <w:t>.</w:t>
       </w:r>
       <w:r>
         <w:rPr>
@@ -5626,15 +10275,27 @@
         </w:rPr>
         <w:br/>
       </w:r>
-      <w:r>
-        <w:rPr>
-          <w:rFonts w:cs="B Nazanin" w:hint="cs"/>
-          <w:sz w:val="28"/>
-          <w:szCs w:val="28"/>
-          <w:rtl/>
-          <w:lang w:bidi="fa-IR"/>
-        </w:rPr>
-        <w:t xml:space="preserve">یه کلاس </w:t>
+      <w:proofErr w:type="spellStart"/>
+      <w:r>
+        <w:rPr>
+          <w:rFonts w:cs="B Nazanin" w:hint="cs"/>
+          <w:sz w:val="28"/>
+          <w:szCs w:val="28"/>
+          <w:rtl/>
+          <w:lang w:bidi="fa-IR"/>
+        </w:rPr>
+        <w:t>یه</w:t>
+      </w:r>
+      <w:proofErr w:type="spellEnd"/>
+      <w:r>
+        <w:rPr>
+          <w:rFonts w:cs="B Nazanin" w:hint="cs"/>
+          <w:sz w:val="28"/>
+          <w:szCs w:val="28"/>
+          <w:rtl/>
+          <w:lang w:bidi="fa-IR"/>
+        </w:rPr>
+        <w:t xml:space="preserve"> کلاس </w:t>
       </w:r>
       <w:r>
         <w:rPr>
@@ -5653,8 +10314,53 @@
           <w:rtl/>
           <w:lang w:bidi="fa-IR"/>
         </w:rPr>
-        <w:t xml:space="preserve"> حالا میسازیم که وظیفه انتخاب متد مورد نظر و اجرای اون رو بر عهده. داره. یه متد </w:t>
-      </w:r>
+        <w:t xml:space="preserve"> حالا میسازیم که وظیفه انتخاب متد مورد نظر و اجرای اون رو بر عهده. </w:t>
+      </w:r>
+      <w:proofErr w:type="spellStart"/>
+      <w:r>
+        <w:rPr>
+          <w:rFonts w:cs="B Nazanin" w:hint="cs"/>
+          <w:sz w:val="28"/>
+          <w:szCs w:val="28"/>
+          <w:rtl/>
+          <w:lang w:bidi="fa-IR"/>
+        </w:rPr>
+        <w:t>داره</w:t>
+      </w:r>
+      <w:proofErr w:type="spellEnd"/>
+      <w:r>
+        <w:rPr>
+          <w:rFonts w:cs="B Nazanin" w:hint="cs"/>
+          <w:sz w:val="28"/>
+          <w:szCs w:val="28"/>
+          <w:rtl/>
+          <w:lang w:bidi="fa-IR"/>
+        </w:rPr>
+        <w:t xml:space="preserve">. </w:t>
+      </w:r>
+      <w:proofErr w:type="spellStart"/>
+      <w:r>
+        <w:rPr>
+          <w:rFonts w:cs="B Nazanin" w:hint="cs"/>
+          <w:sz w:val="28"/>
+          <w:szCs w:val="28"/>
+          <w:rtl/>
+          <w:lang w:bidi="fa-IR"/>
+        </w:rPr>
+        <w:t>یه</w:t>
+      </w:r>
+      <w:proofErr w:type="spellEnd"/>
+      <w:r>
+        <w:rPr>
+          <w:rFonts w:cs="B Nazanin" w:hint="cs"/>
+          <w:sz w:val="28"/>
+          <w:szCs w:val="28"/>
+          <w:rtl/>
+          <w:lang w:bidi="fa-IR"/>
+        </w:rPr>
+        <w:t xml:space="preserve"> متد </w:t>
+      </w:r>
+      <w:proofErr w:type="spellStart"/>
       <w:r>
         <w:rPr>
           <w:rFonts w:cs="B Nazanin"/>
@@ -5664,16 +10370,106 @@
         </w:rPr>
         <w:t>SetStrategy</w:t>
       </w:r>
-      <w:r>
-        <w:rPr>
-          <w:rFonts w:cs="B Nazanin" w:hint="cs"/>
-          <w:sz w:val="28"/>
-          <w:szCs w:val="28"/>
-          <w:rtl/>
-          <w:lang w:bidi="fa-IR"/>
-        </w:rPr>
-        <w:t xml:space="preserve"> داریم که یه ورودی از جنس اینترفیس ما رو میگیره و اون رو داخل یه پراپرتی ای از همین نوع ذخیره میکنه. متد بعدی </w:t>
-      </w:r>
+      <w:proofErr w:type="spellEnd"/>
+      <w:r>
+        <w:rPr>
+          <w:rFonts w:cs="B Nazanin" w:hint="cs"/>
+          <w:sz w:val="28"/>
+          <w:szCs w:val="28"/>
+          <w:rtl/>
+          <w:lang w:bidi="fa-IR"/>
+        </w:rPr>
+        <w:t xml:space="preserve"> داریم که </w:t>
+      </w:r>
+      <w:proofErr w:type="spellStart"/>
+      <w:r>
+        <w:rPr>
+          <w:rFonts w:cs="B Nazanin" w:hint="cs"/>
+          <w:sz w:val="28"/>
+          <w:szCs w:val="28"/>
+          <w:rtl/>
+          <w:lang w:bidi="fa-IR"/>
+        </w:rPr>
+        <w:t>یه</w:t>
+      </w:r>
+      <w:proofErr w:type="spellEnd"/>
+      <w:r>
+        <w:rPr>
+          <w:rFonts w:cs="B Nazanin" w:hint="cs"/>
+          <w:sz w:val="28"/>
+          <w:szCs w:val="28"/>
+          <w:rtl/>
+          <w:lang w:bidi="fa-IR"/>
+        </w:rPr>
+        <w:t xml:space="preserve"> ورودی از جنس </w:t>
+      </w:r>
+      <w:proofErr w:type="spellStart"/>
+      <w:r>
+        <w:rPr>
+          <w:rFonts w:cs="B Nazanin" w:hint="cs"/>
+          <w:sz w:val="28"/>
+          <w:szCs w:val="28"/>
+          <w:rtl/>
+          <w:lang w:bidi="fa-IR"/>
+        </w:rPr>
+        <w:t>اینترفیس</w:t>
+      </w:r>
+      <w:proofErr w:type="spellEnd"/>
+      <w:r>
+        <w:rPr>
+          <w:rFonts w:cs="B Nazanin" w:hint="cs"/>
+          <w:sz w:val="28"/>
+          <w:szCs w:val="28"/>
+          <w:rtl/>
+          <w:lang w:bidi="fa-IR"/>
+        </w:rPr>
+        <w:t xml:space="preserve"> ما رو میگیره و اون رو داخل </w:t>
+      </w:r>
+      <w:proofErr w:type="spellStart"/>
+      <w:r>
+        <w:rPr>
+          <w:rFonts w:cs="B Nazanin" w:hint="cs"/>
+          <w:sz w:val="28"/>
+          <w:szCs w:val="28"/>
+          <w:rtl/>
+          <w:lang w:bidi="fa-IR"/>
+        </w:rPr>
+        <w:t>یه</w:t>
+      </w:r>
+      <w:proofErr w:type="spellEnd"/>
+      <w:r>
+        <w:rPr>
+          <w:rFonts w:cs="B Nazanin" w:hint="cs"/>
+          <w:sz w:val="28"/>
+          <w:szCs w:val="28"/>
+          <w:rtl/>
+          <w:lang w:bidi="fa-IR"/>
+        </w:rPr>
+        <w:t xml:space="preserve"> </w:t>
+      </w:r>
+      <w:proofErr w:type="spellStart"/>
+      <w:r>
+        <w:rPr>
+          <w:rFonts w:cs="B Nazanin" w:hint="cs"/>
+          <w:sz w:val="28"/>
+          <w:szCs w:val="28"/>
+          <w:rtl/>
+          <w:lang w:bidi="fa-IR"/>
+        </w:rPr>
+        <w:t>پراپرتی</w:t>
+      </w:r>
+      <w:proofErr w:type="spellEnd"/>
+      <w:r>
+        <w:rPr>
+          <w:rFonts w:cs="B Nazanin" w:hint="cs"/>
+          <w:sz w:val="28"/>
+          <w:szCs w:val="28"/>
+          <w:rtl/>
+          <w:lang w:bidi="fa-IR"/>
+        </w:rPr>
+        <w:t xml:space="preserve"> ای از همین نوع ذخیره میکنه. متد بعدی </w:t>
+      </w:r>
+      <w:proofErr w:type="spellStart"/>
       <w:r>
         <w:rPr>
           <w:rFonts w:cs="B Nazanin"/>
@@ -5683,6 +10479,7 @@
         </w:rPr>
         <w:t>ExecuteStrategy</w:t>
       </w:r>
+      <w:proofErr w:type="spellEnd"/>
       <w:r>
         <w:rPr>
           <w:rFonts w:cs="B Nazanin" w:hint="cs"/>
@@ -5710,17 +10507,105 @@
           <w:rtl/>
           <w:lang w:bidi="fa-IR"/>
         </w:rPr>
-        <w:t xml:space="preserve"> ای که داخل پراپرتی از نوع اینترفیس مورد نظرمون هست رو اجرا میکنه</w:t>
-      </w:r>
-      <w:r>
-        <w:rPr>
-          <w:rFonts w:cs="B Nazanin" w:hint="cs"/>
-          <w:sz w:val="28"/>
-          <w:szCs w:val="28"/>
-          <w:rtl/>
-          <w:lang w:bidi="fa-IR"/>
-        </w:rPr>
-        <w:t xml:space="preserve"> (توی هر کدوم از این دو متد، میتونیم در صورت نیاز کد های دیگه ای هم بنویسیم اما اصل ماجرا همینه)</w:t>
+        <w:t xml:space="preserve"> ای که داخل </w:t>
+      </w:r>
+      <w:proofErr w:type="spellStart"/>
+      <w:r>
+        <w:rPr>
+          <w:rFonts w:cs="B Nazanin" w:hint="cs"/>
+          <w:sz w:val="28"/>
+          <w:szCs w:val="28"/>
+          <w:rtl/>
+          <w:lang w:bidi="fa-IR"/>
+        </w:rPr>
+        <w:t>پراپرتی</w:t>
+      </w:r>
+      <w:proofErr w:type="spellEnd"/>
+      <w:r>
+        <w:rPr>
+          <w:rFonts w:cs="B Nazanin" w:hint="cs"/>
+          <w:sz w:val="28"/>
+          <w:szCs w:val="28"/>
+          <w:rtl/>
+          <w:lang w:bidi="fa-IR"/>
+        </w:rPr>
+        <w:t xml:space="preserve"> از نوع </w:t>
+      </w:r>
+      <w:proofErr w:type="spellStart"/>
+      <w:r>
+        <w:rPr>
+          <w:rFonts w:cs="B Nazanin" w:hint="cs"/>
+          <w:sz w:val="28"/>
+          <w:szCs w:val="28"/>
+          <w:rtl/>
+          <w:lang w:bidi="fa-IR"/>
+        </w:rPr>
+        <w:t>اینترفیس</w:t>
+      </w:r>
+      <w:proofErr w:type="spellEnd"/>
+      <w:r>
+        <w:rPr>
+          <w:rFonts w:cs="B Nazanin" w:hint="cs"/>
+          <w:sz w:val="28"/>
+          <w:szCs w:val="28"/>
+          <w:rtl/>
+          <w:lang w:bidi="fa-IR"/>
+        </w:rPr>
+        <w:t xml:space="preserve"> مورد </w:t>
+      </w:r>
+      <w:proofErr w:type="spellStart"/>
+      <w:r>
+        <w:rPr>
+          <w:rFonts w:cs="B Nazanin" w:hint="cs"/>
+          <w:sz w:val="28"/>
+          <w:szCs w:val="28"/>
+          <w:rtl/>
+          <w:lang w:bidi="fa-IR"/>
+        </w:rPr>
+        <w:t>نظرمون</w:t>
+      </w:r>
+      <w:proofErr w:type="spellEnd"/>
+      <w:r>
+        <w:rPr>
+          <w:rFonts w:cs="B Nazanin" w:hint="cs"/>
+          <w:sz w:val="28"/>
+          <w:szCs w:val="28"/>
+          <w:rtl/>
+          <w:lang w:bidi="fa-IR"/>
+        </w:rPr>
+        <w:t xml:space="preserve"> هست رو اجرا میکنه</w:t>
+      </w:r>
+      <w:r>
+        <w:rPr>
+          <w:rFonts w:cs="B Nazanin" w:hint="cs"/>
+          <w:sz w:val="28"/>
+          <w:szCs w:val="28"/>
+          <w:rtl/>
+          <w:lang w:bidi="fa-IR"/>
+        </w:rPr>
+        <w:t xml:space="preserve"> (توی هر کدوم از این دو متد، </w:t>
+      </w:r>
+      <w:proofErr w:type="spellStart"/>
+      <w:r>
+        <w:rPr>
+          <w:rFonts w:cs="B Nazanin" w:hint="cs"/>
+          <w:sz w:val="28"/>
+          <w:szCs w:val="28"/>
+          <w:rtl/>
+          <w:lang w:bidi="fa-IR"/>
+        </w:rPr>
+        <w:t>میتونیم</w:t>
+      </w:r>
+      <w:proofErr w:type="spellEnd"/>
+      <w:r>
+        <w:rPr>
+          <w:rFonts w:cs="B Nazanin" w:hint="cs"/>
+          <w:sz w:val="28"/>
+          <w:szCs w:val="28"/>
+          <w:rtl/>
+          <w:lang w:bidi="fa-IR"/>
+        </w:rPr>
+        <w:t xml:space="preserve"> در صورت نیاز کد های دیگه ای هم بنویسیم اما اصل ماجرا همینه)</w:t>
       </w:r>
       <w:r>
         <w:rPr>
@@ -5813,8 +10698,20 @@
           <w:rtl/>
           <w:lang w:bidi="fa-IR"/>
         </w:rPr>
-        <w:t xml:space="preserve"> مورد نظر رو انتخاب و اعمال می کنیم و سپس اجرای اون رو انجام میدیم</w:t>
-      </w:r>
+        <w:t xml:space="preserve"> مورد نظر رو انتخاب و اعمال می کنیم و سپس اجرای اون رو انجام </w:t>
+      </w:r>
+      <w:proofErr w:type="spellStart"/>
+      <w:r>
+        <w:rPr>
+          <w:rFonts w:cs="B Nazanin" w:hint="cs"/>
+          <w:sz w:val="28"/>
+          <w:szCs w:val="28"/>
+          <w:rtl/>
+          <w:lang w:bidi="fa-IR"/>
+        </w:rPr>
+        <w:t>میدیم</w:t>
+      </w:r>
+      <w:proofErr w:type="spellEnd"/>
     </w:p>
     <w:p>
       <w:pPr>
@@ -5831,6 +10728,7 @@
           <w:lang w:bidi="fa-IR"/>
         </w:rPr>
       </w:pPr>
+      <w:proofErr w:type="spellStart"/>
       <w:r>
         <w:rPr>
           <w:rFonts w:cs="B Nazanin" w:hint="cs"/>
@@ -5840,7 +10738,18 @@
           <w:lang w:bidi="fa-IR"/>
         </w:rPr>
         <w:lastRenderedPageBreak/>
-        <w:t xml:space="preserve">یه نمونه از </w:t>
+        <w:t>یه</w:t>
+      </w:r>
+      <w:proofErr w:type="spellEnd"/>
+      <w:r>
+        <w:rPr>
+          <w:rFonts w:cs="B Nazanin" w:hint="cs"/>
+          <w:sz w:val="28"/>
+          <w:szCs w:val="28"/>
+          <w:rtl/>
+          <w:lang w:bidi="fa-IR"/>
+        </w:rPr>
+        <w:t xml:space="preserve"> نمونه از </w:t>
       </w:r>
       <w:r>
         <w:rPr>
@@ -5859,7 +10768,29 @@
           <w:rtl/>
           <w:lang w:bidi="fa-IR"/>
         </w:rPr>
-        <w:t xml:space="preserve"> این پترن رو داشته باشیم:</w:t>
+        <w:t xml:space="preserve"> این </w:t>
+      </w:r>
+      <w:proofErr w:type="spellStart"/>
+      <w:r>
+        <w:rPr>
+          <w:rFonts w:cs="B Nazanin" w:hint="cs"/>
+          <w:sz w:val="28"/>
+          <w:szCs w:val="28"/>
+          <w:rtl/>
+          <w:lang w:bidi="fa-IR"/>
+        </w:rPr>
+        <w:t>پترن</w:t>
+      </w:r>
+      <w:proofErr w:type="spellEnd"/>
+      <w:r>
+        <w:rPr>
+          <w:rFonts w:cs="B Nazanin" w:hint="cs"/>
+          <w:sz w:val="28"/>
+          <w:szCs w:val="28"/>
+          <w:rtl/>
+          <w:lang w:bidi="fa-IR"/>
+        </w:rPr>
+        <w:t xml:space="preserve"> رو داشته باشیم:</w:t>
       </w:r>
       <w:r>
         <w:rPr>
@@ -5971,7 +10902,29 @@
           <w:rtl/>
           <w:lang w:bidi="fa-IR"/>
         </w:rPr>
-        <w:t xml:space="preserve">این پترن در ترکیب با </w:t>
+        <w:t xml:space="preserve">این </w:t>
+      </w:r>
+      <w:proofErr w:type="spellStart"/>
+      <w:r>
+        <w:rPr>
+          <w:rFonts w:cs="B Nazanin" w:hint="cs"/>
+          <w:sz w:val="28"/>
+          <w:szCs w:val="28"/>
+          <w:rtl/>
+          <w:lang w:bidi="fa-IR"/>
+        </w:rPr>
+        <w:t>پترن</w:t>
+      </w:r>
+      <w:proofErr w:type="spellEnd"/>
+      <w:r>
+        <w:rPr>
+          <w:rFonts w:cs="B Nazanin" w:hint="cs"/>
+          <w:sz w:val="28"/>
+          <w:szCs w:val="28"/>
+          <w:rtl/>
+          <w:lang w:bidi="fa-IR"/>
+        </w:rPr>
+        <w:t xml:space="preserve"> در ترکیب با </w:t>
       </w:r>
       <w:r>
         <w:rPr>
@@ -6028,7 +10981,51 @@
           <w:rtl/>
           <w:lang w:bidi="fa-IR"/>
         </w:rPr>
-        <w:t xml:space="preserve"> مورد نظر یه شئ ایجاد میکنیم و بعد اون رو به </w:t>
+        <w:t xml:space="preserve"> مورد نظر </w:t>
+      </w:r>
+      <w:proofErr w:type="spellStart"/>
+      <w:r>
+        <w:rPr>
+          <w:rFonts w:cs="B Nazanin" w:hint="cs"/>
+          <w:sz w:val="28"/>
+          <w:szCs w:val="28"/>
+          <w:rtl/>
+          <w:lang w:bidi="fa-IR"/>
+        </w:rPr>
+        <w:t>یه</w:t>
+      </w:r>
+      <w:proofErr w:type="spellEnd"/>
+      <w:r>
+        <w:rPr>
+          <w:rFonts w:cs="B Nazanin" w:hint="cs"/>
+          <w:sz w:val="28"/>
+          <w:szCs w:val="28"/>
+          <w:rtl/>
+          <w:lang w:bidi="fa-IR"/>
+        </w:rPr>
+        <w:t xml:space="preserve"> </w:t>
+      </w:r>
+      <w:proofErr w:type="spellStart"/>
+      <w:r>
+        <w:rPr>
+          <w:rFonts w:cs="B Nazanin" w:hint="cs"/>
+          <w:sz w:val="28"/>
+          <w:szCs w:val="28"/>
+          <w:rtl/>
+          <w:lang w:bidi="fa-IR"/>
+        </w:rPr>
+        <w:t>شئ</w:t>
+      </w:r>
+      <w:proofErr w:type="spellEnd"/>
+      <w:r>
+        <w:rPr>
+          <w:rFonts w:cs="B Nazanin" w:hint="cs"/>
+          <w:sz w:val="28"/>
+          <w:szCs w:val="28"/>
+          <w:rtl/>
+          <w:lang w:bidi="fa-IR"/>
+        </w:rPr>
+        <w:t xml:space="preserve"> ایجاد میکنیم و بعد اون رو به </w:t>
       </w:r>
       <w:r>
         <w:rPr>
@@ -6047,7 +11044,29 @@
           <w:rtl/>
           <w:lang w:bidi="fa-IR"/>
         </w:rPr>
-        <w:t xml:space="preserve"> میدیم.</w:t>
+        <w:t xml:space="preserve"> </w:t>
+      </w:r>
+      <w:proofErr w:type="spellStart"/>
+      <w:r>
+        <w:rPr>
+          <w:rFonts w:cs="B Nazanin" w:hint="cs"/>
+          <w:sz w:val="28"/>
+          <w:szCs w:val="28"/>
+          <w:rtl/>
+          <w:lang w:bidi="fa-IR"/>
+        </w:rPr>
+        <w:t>میدیم</w:t>
+      </w:r>
+      <w:proofErr w:type="spellEnd"/>
+      <w:r>
+        <w:rPr>
+          <w:rFonts w:cs="B Nazanin" w:hint="cs"/>
+          <w:sz w:val="28"/>
+          <w:szCs w:val="28"/>
+          <w:rtl/>
+          <w:lang w:bidi="fa-IR"/>
+        </w:rPr>
+        <w:t>.</w:t>
       </w:r>
     </w:p>
     <w:p>
@@ -6073,7 +11092,29 @@
           <w:rtl/>
           <w:lang w:bidi="fa-IR"/>
         </w:rPr>
-        <w:t xml:space="preserve">قابلیت توسعه داره؛ یعنی </w:t>
+        <w:t xml:space="preserve">قابلیت توسعه </w:t>
+      </w:r>
+      <w:proofErr w:type="spellStart"/>
+      <w:r>
+        <w:rPr>
+          <w:rFonts w:cs="B Nazanin" w:hint="cs"/>
+          <w:sz w:val="28"/>
+          <w:szCs w:val="28"/>
+          <w:rtl/>
+          <w:lang w:bidi="fa-IR"/>
+        </w:rPr>
+        <w:t>داره</w:t>
+      </w:r>
+      <w:proofErr w:type="spellEnd"/>
+      <w:r>
+        <w:rPr>
+          <w:rFonts w:cs="B Nazanin" w:hint="cs"/>
+          <w:sz w:val="28"/>
+          <w:szCs w:val="28"/>
+          <w:rtl/>
+          <w:lang w:bidi="fa-IR"/>
+        </w:rPr>
+        <w:t xml:space="preserve">؛ یعنی </w:t>
       </w:r>
       <w:r>
         <w:rPr>
@@ -6121,7 +11162,29 @@
           <w:rtl/>
           <w:lang w:bidi="fa-IR"/>
         </w:rPr>
-        <w:t xml:space="preserve"> و فقط با ایجاد یه </w:t>
+        <w:t xml:space="preserve"> و فقط با ایجاد </w:t>
+      </w:r>
+      <w:proofErr w:type="spellStart"/>
+      <w:r>
+        <w:rPr>
+          <w:rFonts w:cs="B Nazanin" w:hint="cs"/>
+          <w:sz w:val="28"/>
+          <w:szCs w:val="28"/>
+          <w:rtl/>
+          <w:lang w:bidi="fa-IR"/>
+        </w:rPr>
+        <w:t>یه</w:t>
+      </w:r>
+      <w:proofErr w:type="spellEnd"/>
+      <w:r>
+        <w:rPr>
+          <w:rFonts w:cs="B Nazanin" w:hint="cs"/>
+          <w:sz w:val="28"/>
+          <w:szCs w:val="28"/>
+          <w:rtl/>
+          <w:lang w:bidi="fa-IR"/>
+        </w:rPr>
+        <w:t xml:space="preserve"> </w:t>
       </w:r>
       <w:r>
         <w:rPr>
@@ -6140,7 +11203,29 @@
           <w:rtl/>
           <w:lang w:bidi="fa-IR"/>
         </w:rPr>
-        <w:t xml:space="preserve"> دیگه میتونیم این روش جدید رو به سیستم اضافه کنیم. در نتیجه حتی انعطاف پذیری کد هم بالاتر میره چون مستقیما به </w:t>
+        <w:t xml:space="preserve"> دیگه </w:t>
+      </w:r>
+      <w:proofErr w:type="spellStart"/>
+      <w:r>
+        <w:rPr>
+          <w:rFonts w:cs="B Nazanin" w:hint="cs"/>
+          <w:sz w:val="28"/>
+          <w:szCs w:val="28"/>
+          <w:rtl/>
+          <w:lang w:bidi="fa-IR"/>
+        </w:rPr>
+        <w:t>میتونیم</w:t>
+      </w:r>
+      <w:proofErr w:type="spellEnd"/>
+      <w:r>
+        <w:rPr>
+          <w:rFonts w:cs="B Nazanin" w:hint="cs"/>
+          <w:sz w:val="28"/>
+          <w:szCs w:val="28"/>
+          <w:rtl/>
+          <w:lang w:bidi="fa-IR"/>
+        </w:rPr>
+        <w:t xml:space="preserve"> این روش جدید رو به سیستم اضافه کنیم. در نتیجه حتی انعطاف پذیری کد هم بالاتر میره چون مستقیما به </w:t>
       </w:r>
       <w:r>
         <w:rPr>
@@ -6194,7 +11279,29 @@
           <w:rtl/>
           <w:lang w:bidi="fa-IR"/>
         </w:rPr>
-        <w:t xml:space="preserve"> رو هم هندل میکنه به وضوح</w:t>
+        <w:t xml:space="preserve"> رو هم </w:t>
+      </w:r>
+      <w:proofErr w:type="spellStart"/>
+      <w:r>
+        <w:rPr>
+          <w:rFonts w:cs="B Nazanin" w:hint="cs"/>
+          <w:sz w:val="28"/>
+          <w:szCs w:val="28"/>
+          <w:rtl/>
+          <w:lang w:bidi="fa-IR"/>
+        </w:rPr>
+        <w:t>هندل</w:t>
+      </w:r>
+      <w:proofErr w:type="spellEnd"/>
+      <w:r>
+        <w:rPr>
+          <w:rFonts w:cs="B Nazanin" w:hint="cs"/>
+          <w:sz w:val="28"/>
+          <w:szCs w:val="28"/>
+          <w:rtl/>
+          <w:lang w:bidi="fa-IR"/>
+        </w:rPr>
+        <w:t xml:space="preserve"> میکنه به وضوح</w:t>
       </w:r>
     </w:p>
     <w:p>
@@ -6291,7 +11398,29 @@
           <w:rtl/>
           <w:lang w:bidi="fa-IR"/>
         </w:rPr>
-        <w:t xml:space="preserve">معمولا در مواردی که </w:t>
+        <w:t xml:space="preserve">معمولا در </w:t>
+      </w:r>
+      <w:proofErr w:type="spellStart"/>
+      <w:r>
+        <w:rPr>
+          <w:rFonts w:cs="B Nazanin" w:hint="cs"/>
+          <w:sz w:val="28"/>
+          <w:szCs w:val="28"/>
+          <w:rtl/>
+          <w:lang w:bidi="fa-IR"/>
+        </w:rPr>
+        <w:t>مواردی</w:t>
+      </w:r>
+      <w:proofErr w:type="spellEnd"/>
+      <w:r>
+        <w:rPr>
+          <w:rFonts w:cs="B Nazanin" w:hint="cs"/>
+          <w:sz w:val="28"/>
+          <w:szCs w:val="28"/>
+          <w:rtl/>
+          <w:lang w:bidi="fa-IR"/>
+        </w:rPr>
+        <w:t xml:space="preserve"> که </w:t>
       </w:r>
       <w:r>
         <w:rPr>
@@ -6310,7 +11439,29 @@
           <w:rtl/>
           <w:lang w:bidi="fa-IR"/>
         </w:rPr>
-        <w:t xml:space="preserve"> هامون زیاد پیچیده نیستن، تعداد </w:t>
+        <w:t xml:space="preserve"> هامون زیاد پیچیده </w:t>
+      </w:r>
+      <w:proofErr w:type="spellStart"/>
+      <w:r>
+        <w:rPr>
+          <w:rFonts w:cs="B Nazanin" w:hint="cs"/>
+          <w:sz w:val="28"/>
+          <w:szCs w:val="28"/>
+          <w:rtl/>
+          <w:lang w:bidi="fa-IR"/>
+        </w:rPr>
+        <w:t>نیستن</w:t>
+      </w:r>
+      <w:proofErr w:type="spellEnd"/>
+      <w:r>
+        <w:rPr>
+          <w:rFonts w:cs="B Nazanin" w:hint="cs"/>
+          <w:sz w:val="28"/>
+          <w:szCs w:val="28"/>
+          <w:rtl/>
+          <w:lang w:bidi="fa-IR"/>
+        </w:rPr>
+        <w:t xml:space="preserve">، تعداد </w:t>
       </w:r>
       <w:r>
         <w:rPr>
@@ -6329,7 +11480,51 @@
           <w:rtl/>
           <w:lang w:bidi="fa-IR"/>
         </w:rPr>
-        <w:t xml:space="preserve"> ها بیشتره در نتیجه تعداد زیادی کلاس داریم تولید میکنیم. در چنین وضعیتی ما به راحتی میتونیم از یه </w:t>
+        <w:t xml:space="preserve"> ها بیشتره در نتیجه تعداد زیادی کلاس داریم تولید میکنیم. در چنین وضعیتی ما به راحتی </w:t>
+      </w:r>
+      <w:proofErr w:type="spellStart"/>
+      <w:r>
+        <w:rPr>
+          <w:rFonts w:cs="B Nazanin" w:hint="cs"/>
+          <w:sz w:val="28"/>
+          <w:szCs w:val="28"/>
+          <w:rtl/>
+          <w:lang w:bidi="fa-IR"/>
+        </w:rPr>
+        <w:t>میتونیم</w:t>
+      </w:r>
+      <w:proofErr w:type="spellEnd"/>
+      <w:r>
+        <w:rPr>
+          <w:rFonts w:cs="B Nazanin" w:hint="cs"/>
+          <w:sz w:val="28"/>
+          <w:szCs w:val="28"/>
+          <w:rtl/>
+          <w:lang w:bidi="fa-IR"/>
+        </w:rPr>
+        <w:t xml:space="preserve"> از </w:t>
+      </w:r>
+      <w:proofErr w:type="spellStart"/>
+      <w:r>
+        <w:rPr>
+          <w:rFonts w:cs="B Nazanin" w:hint="cs"/>
+          <w:sz w:val="28"/>
+          <w:szCs w:val="28"/>
+          <w:rtl/>
+          <w:lang w:bidi="fa-IR"/>
+        </w:rPr>
+        <w:t>یه</w:t>
+      </w:r>
+      <w:proofErr w:type="spellEnd"/>
+      <w:r>
+        <w:rPr>
+          <w:rFonts w:cs="B Nazanin" w:hint="cs"/>
+          <w:sz w:val="28"/>
+          <w:szCs w:val="28"/>
+          <w:rtl/>
+          <w:lang w:bidi="fa-IR"/>
+        </w:rPr>
+        <w:t xml:space="preserve"> </w:t>
       </w:r>
       <w:r>
         <w:rPr>
@@ -6358,8 +11553,20 @@
           <w:rtl/>
           <w:lang w:bidi="fa-IR"/>
         </w:rPr>
-        <w:t xml:space="preserve">به جای این پترن </w:t>
-      </w:r>
+        <w:t xml:space="preserve">به جای این </w:t>
+      </w:r>
+      <w:proofErr w:type="spellStart"/>
+      <w:r>
+        <w:rPr>
+          <w:rFonts w:cs="B Nazanin" w:hint="cs"/>
+          <w:sz w:val="28"/>
+          <w:szCs w:val="28"/>
+          <w:rtl/>
+          <w:lang w:bidi="fa-IR"/>
+        </w:rPr>
+        <w:t>پترن</w:t>
+      </w:r>
+      <w:proofErr w:type="spellEnd"/>
       <w:r>
         <w:rPr>
           <w:rFonts w:cs="B Nazanin" w:hint="cs"/>
@@ -6378,6 +11585,16 @@
           <w:rtl/>
           <w:lang w:bidi="fa-IR"/>
         </w:rPr>
+        <w:t xml:space="preserve"> </w:t>
+      </w:r>
+      <w:r>
+        <w:rPr>
+          <w:rFonts w:cs="B Nazanin" w:hint="cs"/>
+          <w:sz w:val="28"/>
+          <w:szCs w:val="28"/>
+          <w:rtl/>
+          <w:lang w:bidi="fa-IR"/>
+        </w:rPr>
         <w:t>استفاده کنیم.</w:t>
       </w:r>
       <w:r>
@@ -6407,7 +11624,29 @@
           <w:rtl/>
           <w:lang w:bidi="fa-IR"/>
         </w:rPr>
-        <w:t xml:space="preserve"> ها پیچیده تر باشن،‌ استفاده از این پترن منطقی تر هست.</w:t>
+        <w:t xml:space="preserve"> ها پیچیده تر باشن،‌ استفاده از این </w:t>
+      </w:r>
+      <w:proofErr w:type="spellStart"/>
+      <w:r>
+        <w:rPr>
+          <w:rFonts w:cs="B Nazanin" w:hint="cs"/>
+          <w:sz w:val="28"/>
+          <w:szCs w:val="28"/>
+          <w:rtl/>
+          <w:lang w:bidi="fa-IR"/>
+        </w:rPr>
+        <w:t>پترن</w:t>
+      </w:r>
+      <w:proofErr w:type="spellEnd"/>
+      <w:r>
+        <w:rPr>
+          <w:rFonts w:cs="B Nazanin" w:hint="cs"/>
+          <w:sz w:val="28"/>
+          <w:szCs w:val="28"/>
+          <w:rtl/>
+          <w:lang w:bidi="fa-IR"/>
+        </w:rPr>
+        <w:t xml:space="preserve"> منطقی تر هست.</w:t>
       </w:r>
     </w:p>
     <w:p>
@@ -6433,7 +11672,73 @@
           <w:rtl/>
           <w:lang w:bidi="fa-IR"/>
         </w:rPr>
-        <w:t>مدت زمان توسعه اولیه برای زدن این پترن بیشتره. چیزی که معمولا خودم به کار میبرم اینه که اول کد رو بدون این پترن میزنم و بعد شرایط استفاده از این پترن رو ارزیابی می کنم که اگه به صرفه بود اونوقت جایگزین کد فعلی کنم.</w:t>
+        <w:t xml:space="preserve">مدت زمان توسعه اولیه برای زدن این </w:t>
+      </w:r>
+      <w:proofErr w:type="spellStart"/>
+      <w:r>
+        <w:rPr>
+          <w:rFonts w:cs="B Nazanin" w:hint="cs"/>
+          <w:sz w:val="28"/>
+          <w:szCs w:val="28"/>
+          <w:rtl/>
+          <w:lang w:bidi="fa-IR"/>
+        </w:rPr>
+        <w:t>پترن</w:t>
+      </w:r>
+      <w:proofErr w:type="spellEnd"/>
+      <w:r>
+        <w:rPr>
+          <w:rFonts w:cs="B Nazanin" w:hint="cs"/>
+          <w:sz w:val="28"/>
+          <w:szCs w:val="28"/>
+          <w:rtl/>
+          <w:lang w:bidi="fa-IR"/>
+        </w:rPr>
+        <w:t xml:space="preserve"> بیشتره. چیزی که معمولا خودم به کار میبرم اینه که اول کد رو بدون این </w:t>
+      </w:r>
+      <w:proofErr w:type="spellStart"/>
+      <w:r>
+        <w:rPr>
+          <w:rFonts w:cs="B Nazanin" w:hint="cs"/>
+          <w:sz w:val="28"/>
+          <w:szCs w:val="28"/>
+          <w:rtl/>
+          <w:lang w:bidi="fa-IR"/>
+        </w:rPr>
+        <w:t>پترن</w:t>
+      </w:r>
+      <w:proofErr w:type="spellEnd"/>
+      <w:r>
+        <w:rPr>
+          <w:rFonts w:cs="B Nazanin" w:hint="cs"/>
+          <w:sz w:val="28"/>
+          <w:szCs w:val="28"/>
+          <w:rtl/>
+          <w:lang w:bidi="fa-IR"/>
+        </w:rPr>
+        <w:t xml:space="preserve"> میزنم و بعد شرایط استفاده از این </w:t>
+      </w:r>
+      <w:proofErr w:type="spellStart"/>
+      <w:r>
+        <w:rPr>
+          <w:rFonts w:cs="B Nazanin" w:hint="cs"/>
+          <w:sz w:val="28"/>
+          <w:szCs w:val="28"/>
+          <w:rtl/>
+          <w:lang w:bidi="fa-IR"/>
+        </w:rPr>
+        <w:t>پترن</w:t>
+      </w:r>
+      <w:proofErr w:type="spellEnd"/>
+      <w:r>
+        <w:rPr>
+          <w:rFonts w:cs="B Nazanin" w:hint="cs"/>
+          <w:sz w:val="28"/>
+          <w:szCs w:val="28"/>
+          <w:rtl/>
+          <w:lang w:bidi="fa-IR"/>
+        </w:rPr>
+        <w:t xml:space="preserve"> رو ارزیابی می کنم که اگه به صرفه بود اونوقت جایگزین کد فعلی کنم.</w:t>
       </w:r>
     </w:p>
     <w:p>
@@ -6461,6 +11766,7 @@
         </w:rPr>
         <w:t xml:space="preserve">خود </w:t>
       </w:r>
+      <w:proofErr w:type="spellStart"/>
       <w:r>
         <w:rPr>
           <w:rFonts w:cs="B Nazanin"/>
@@ -6470,6 +11776,7 @@
         </w:rPr>
         <w:t>usecase</w:t>
       </w:r>
+      <w:proofErr w:type="spellEnd"/>
       <w:r>
         <w:rPr>
           <w:rFonts w:cs="B Nazanin" w:hint="cs"/>
@@ -6497,7 +11804,73 @@
           <w:rtl/>
           <w:lang w:bidi="fa-IR"/>
         </w:rPr>
-        <w:t xml:space="preserve"> ها اگه به اندازه کافی پیچیده نباشن،‌استفاده از این پترن یه مقدار به پیچیدگی کد میتونه اضافه کنه.</w:t>
+        <w:t xml:space="preserve"> ها اگه به اندازه کافی پیچیده </w:t>
+      </w:r>
+      <w:proofErr w:type="spellStart"/>
+      <w:r>
+        <w:rPr>
+          <w:rFonts w:cs="B Nazanin" w:hint="cs"/>
+          <w:sz w:val="28"/>
+          <w:szCs w:val="28"/>
+          <w:rtl/>
+          <w:lang w:bidi="fa-IR"/>
+        </w:rPr>
+        <w:t>نباشن</w:t>
+      </w:r>
+      <w:proofErr w:type="spellEnd"/>
+      <w:r>
+        <w:rPr>
+          <w:rFonts w:cs="B Nazanin" w:hint="cs"/>
+          <w:sz w:val="28"/>
+          <w:szCs w:val="28"/>
+          <w:rtl/>
+          <w:lang w:bidi="fa-IR"/>
+        </w:rPr>
+        <w:t xml:space="preserve">،‌استفاده از این </w:t>
+      </w:r>
+      <w:proofErr w:type="spellStart"/>
+      <w:r>
+        <w:rPr>
+          <w:rFonts w:cs="B Nazanin" w:hint="cs"/>
+          <w:sz w:val="28"/>
+          <w:szCs w:val="28"/>
+          <w:rtl/>
+          <w:lang w:bidi="fa-IR"/>
+        </w:rPr>
+        <w:t>پترن</w:t>
+      </w:r>
+      <w:proofErr w:type="spellEnd"/>
+      <w:r>
+        <w:rPr>
+          <w:rFonts w:cs="B Nazanin" w:hint="cs"/>
+          <w:sz w:val="28"/>
+          <w:szCs w:val="28"/>
+          <w:rtl/>
+          <w:lang w:bidi="fa-IR"/>
+        </w:rPr>
+        <w:t xml:space="preserve"> </w:t>
+      </w:r>
+      <w:proofErr w:type="spellStart"/>
+      <w:r>
+        <w:rPr>
+          <w:rFonts w:cs="B Nazanin" w:hint="cs"/>
+          <w:sz w:val="28"/>
+          <w:szCs w:val="28"/>
+          <w:rtl/>
+          <w:lang w:bidi="fa-IR"/>
+        </w:rPr>
+        <w:t>یه</w:t>
+      </w:r>
+      <w:proofErr w:type="spellEnd"/>
+      <w:r>
+        <w:rPr>
+          <w:rFonts w:cs="B Nazanin" w:hint="cs"/>
+          <w:sz w:val="28"/>
+          <w:szCs w:val="28"/>
+          <w:rtl/>
+          <w:lang w:bidi="fa-IR"/>
+        </w:rPr>
+        <w:t xml:space="preserve"> مقدار به پیچیدگی کد میتونه اضافه کنه.</w:t>
       </w:r>
     </w:p>
     <w:p>
@@ -6622,24 +11995,47 @@
           <w:lang w:bidi="fa-IR"/>
         </w:rPr>
       </w:pPr>
-      <w:r>
-        <w:rPr>
-          <w:rFonts w:cs="B Nazanin" w:hint="cs"/>
-          <w:sz w:val="28"/>
-          <w:szCs w:val="28"/>
-          <w:rtl/>
-          <w:lang w:bidi="fa-IR"/>
-        </w:rPr>
-        <w:t xml:space="preserve">یه </w:t>
-      </w:r>
-      <w:r>
-        <w:rPr>
-          <w:rFonts w:cs="B Nazanin"/>
-          <w:sz w:val="28"/>
-          <w:szCs w:val="28"/>
-          <w:lang w:bidi="fa-IR"/>
-        </w:rPr>
-        <w:t>behavioural pattern</w:t>
+      <w:proofErr w:type="spellStart"/>
+      <w:r>
+        <w:rPr>
+          <w:rFonts w:cs="B Nazanin" w:hint="cs"/>
+          <w:sz w:val="28"/>
+          <w:szCs w:val="28"/>
+          <w:rtl/>
+          <w:lang w:bidi="fa-IR"/>
+        </w:rPr>
+        <w:t>یه</w:t>
+      </w:r>
+      <w:proofErr w:type="spellEnd"/>
+      <w:r>
+        <w:rPr>
+          <w:rFonts w:cs="B Nazanin" w:hint="cs"/>
+          <w:sz w:val="28"/>
+          <w:szCs w:val="28"/>
+          <w:rtl/>
+          <w:lang w:bidi="fa-IR"/>
+        </w:rPr>
+        <w:t xml:space="preserve"> </w:t>
+      </w:r>
+      <w:proofErr w:type="spellStart"/>
+      <w:r>
+        <w:rPr>
+          <w:rFonts w:cs="B Nazanin"/>
+          <w:sz w:val="28"/>
+          <w:szCs w:val="28"/>
+          <w:lang w:bidi="fa-IR"/>
+        </w:rPr>
+        <w:t>behavioural</w:t>
+      </w:r>
+      <w:proofErr w:type="spellEnd"/>
+      <w:r>
+        <w:rPr>
+          <w:rFonts w:cs="B Nazanin"/>
+          <w:sz w:val="28"/>
+          <w:szCs w:val="28"/>
+          <w:lang w:bidi="fa-IR"/>
+        </w:rPr>
+        <w:t xml:space="preserve"> pattern</w:t>
       </w:r>
       <w:r>
         <w:rPr>
@@ -6659,7 +12055,161 @@
           <w:rtl/>
           <w:lang w:bidi="fa-IR"/>
         </w:rPr>
-        <w:t>تعریف کلی این پترن میگه که یه آبجکت زمانی که وضعیت درونی اش تغییر میکنه میتونه رفتارشو تغییر بده. مثلا دکمه پاور یه گوشی رو در نظر بگیریم؛ اگه گوشی در وضعیت روشن باشه این دکمه کار خاموش/لاک کردن رو انجام میده و اگه خاموش باشه، کار روشن کردن رو.</w:t>
+        <w:t xml:space="preserve">تعریف کلی این </w:t>
+      </w:r>
+      <w:proofErr w:type="spellStart"/>
+      <w:r>
+        <w:rPr>
+          <w:rFonts w:cs="B Nazanin" w:hint="cs"/>
+          <w:sz w:val="28"/>
+          <w:szCs w:val="28"/>
+          <w:rtl/>
+          <w:lang w:bidi="fa-IR"/>
+        </w:rPr>
+        <w:t>پترن</w:t>
+      </w:r>
+      <w:proofErr w:type="spellEnd"/>
+      <w:r>
+        <w:rPr>
+          <w:rFonts w:cs="B Nazanin" w:hint="cs"/>
+          <w:sz w:val="28"/>
+          <w:szCs w:val="28"/>
+          <w:rtl/>
+          <w:lang w:bidi="fa-IR"/>
+        </w:rPr>
+        <w:t xml:space="preserve"> میگه که </w:t>
+      </w:r>
+      <w:proofErr w:type="spellStart"/>
+      <w:r>
+        <w:rPr>
+          <w:rFonts w:cs="B Nazanin" w:hint="cs"/>
+          <w:sz w:val="28"/>
+          <w:szCs w:val="28"/>
+          <w:rtl/>
+          <w:lang w:bidi="fa-IR"/>
+        </w:rPr>
+        <w:t>یه</w:t>
+      </w:r>
+      <w:proofErr w:type="spellEnd"/>
+      <w:r>
+        <w:rPr>
+          <w:rFonts w:cs="B Nazanin" w:hint="cs"/>
+          <w:sz w:val="28"/>
+          <w:szCs w:val="28"/>
+          <w:rtl/>
+          <w:lang w:bidi="fa-IR"/>
+        </w:rPr>
+        <w:t xml:space="preserve"> </w:t>
+      </w:r>
+      <w:proofErr w:type="spellStart"/>
+      <w:r>
+        <w:rPr>
+          <w:rFonts w:cs="B Nazanin" w:hint="cs"/>
+          <w:sz w:val="28"/>
+          <w:szCs w:val="28"/>
+          <w:rtl/>
+          <w:lang w:bidi="fa-IR"/>
+        </w:rPr>
+        <w:t>آبجکت</w:t>
+      </w:r>
+      <w:proofErr w:type="spellEnd"/>
+      <w:r>
+        <w:rPr>
+          <w:rFonts w:cs="B Nazanin" w:hint="cs"/>
+          <w:sz w:val="28"/>
+          <w:szCs w:val="28"/>
+          <w:rtl/>
+          <w:lang w:bidi="fa-IR"/>
+        </w:rPr>
+        <w:t xml:space="preserve"> زمانی که وضعیت درونی </w:t>
+      </w:r>
+      <w:proofErr w:type="spellStart"/>
+      <w:r>
+        <w:rPr>
+          <w:rFonts w:cs="B Nazanin" w:hint="cs"/>
+          <w:sz w:val="28"/>
+          <w:szCs w:val="28"/>
+          <w:rtl/>
+          <w:lang w:bidi="fa-IR"/>
+        </w:rPr>
+        <w:t>اش</w:t>
+      </w:r>
+      <w:proofErr w:type="spellEnd"/>
+      <w:r>
+        <w:rPr>
+          <w:rFonts w:cs="B Nazanin" w:hint="cs"/>
+          <w:sz w:val="28"/>
+          <w:szCs w:val="28"/>
+          <w:rtl/>
+          <w:lang w:bidi="fa-IR"/>
+        </w:rPr>
+        <w:t xml:space="preserve"> تغییر میکنه میتونه </w:t>
+      </w:r>
+      <w:proofErr w:type="spellStart"/>
+      <w:r>
+        <w:rPr>
+          <w:rFonts w:cs="B Nazanin" w:hint="cs"/>
+          <w:sz w:val="28"/>
+          <w:szCs w:val="28"/>
+          <w:rtl/>
+          <w:lang w:bidi="fa-IR"/>
+        </w:rPr>
+        <w:t>رفتارشو</w:t>
+      </w:r>
+      <w:proofErr w:type="spellEnd"/>
+      <w:r>
+        <w:rPr>
+          <w:rFonts w:cs="B Nazanin" w:hint="cs"/>
+          <w:sz w:val="28"/>
+          <w:szCs w:val="28"/>
+          <w:rtl/>
+          <w:lang w:bidi="fa-IR"/>
+        </w:rPr>
+        <w:t xml:space="preserve"> تغییر بده. مثلا دکمه </w:t>
+      </w:r>
+      <w:proofErr w:type="spellStart"/>
+      <w:r>
+        <w:rPr>
+          <w:rFonts w:cs="B Nazanin" w:hint="cs"/>
+          <w:sz w:val="28"/>
+          <w:szCs w:val="28"/>
+          <w:rtl/>
+          <w:lang w:bidi="fa-IR"/>
+        </w:rPr>
+        <w:t>پاور</w:t>
+      </w:r>
+      <w:proofErr w:type="spellEnd"/>
+      <w:r>
+        <w:rPr>
+          <w:rFonts w:cs="B Nazanin" w:hint="cs"/>
+          <w:sz w:val="28"/>
+          <w:szCs w:val="28"/>
+          <w:rtl/>
+          <w:lang w:bidi="fa-IR"/>
+        </w:rPr>
+        <w:t xml:space="preserve"> </w:t>
+      </w:r>
+      <w:proofErr w:type="spellStart"/>
+      <w:r>
+        <w:rPr>
+          <w:rFonts w:cs="B Nazanin" w:hint="cs"/>
+          <w:sz w:val="28"/>
+          <w:szCs w:val="28"/>
+          <w:rtl/>
+          <w:lang w:bidi="fa-IR"/>
+        </w:rPr>
+        <w:t>یه</w:t>
+      </w:r>
+      <w:proofErr w:type="spellEnd"/>
+      <w:r>
+        <w:rPr>
+          <w:rFonts w:cs="B Nazanin" w:hint="cs"/>
+          <w:sz w:val="28"/>
+          <w:szCs w:val="28"/>
+          <w:rtl/>
+          <w:lang w:bidi="fa-IR"/>
+        </w:rPr>
+        <w:t xml:space="preserve"> گوشی رو در نظر بگیریم؛ اگه گوشی در وضعیت روشن باشه این دکمه کار خاموش/لاک کردن رو انجام میده و اگه خاموش باشه، کار روشن کردن رو.</w:t>
       </w:r>
       <w:r>
         <w:rPr>
@@ -6679,27 +12229,127 @@
           <w:rtl/>
           <w:lang w:bidi="fa-IR"/>
         </w:rPr>
-        <w:t>دقت کنیم که در هر حال، اینترفیس ما که همون دکمه هه باشه یکسانه</w:t>
-      </w:r>
-      <w:r>
-        <w:rPr>
-          <w:rFonts w:cs="B Nazanin" w:hint="cs"/>
-          <w:sz w:val="28"/>
-          <w:szCs w:val="28"/>
-          <w:rtl/>
-          <w:lang w:bidi="fa-IR"/>
-        </w:rPr>
-        <w:t>؛ چیزی که داره تغییر میکنه رفتار گوشی هست</w:t>
-      </w:r>
-      <w:r>
-        <w:rPr>
-          <w:rFonts w:cs="B Nazanin" w:hint="cs"/>
-          <w:sz w:val="28"/>
-          <w:szCs w:val="28"/>
-          <w:rtl/>
-          <w:lang w:bidi="fa-IR"/>
-        </w:rPr>
-        <w:t xml:space="preserve"> (که در این حالت داره وضعیت رو هم تغییر میده)</w:t>
+        <w:t xml:space="preserve">دقت کنیم که در هر حال، </w:t>
+      </w:r>
+      <w:proofErr w:type="spellStart"/>
+      <w:r>
+        <w:rPr>
+          <w:rFonts w:cs="B Nazanin" w:hint="cs"/>
+          <w:sz w:val="28"/>
+          <w:szCs w:val="28"/>
+          <w:rtl/>
+          <w:lang w:bidi="fa-IR"/>
+        </w:rPr>
+        <w:t>اینترفیس</w:t>
+      </w:r>
+      <w:proofErr w:type="spellEnd"/>
+      <w:r>
+        <w:rPr>
+          <w:rFonts w:cs="B Nazanin" w:hint="cs"/>
+          <w:sz w:val="28"/>
+          <w:szCs w:val="28"/>
+          <w:rtl/>
+          <w:lang w:bidi="fa-IR"/>
+        </w:rPr>
+        <w:t xml:space="preserve"> ما که همون دکمه </w:t>
+      </w:r>
+      <w:proofErr w:type="spellStart"/>
+      <w:r>
+        <w:rPr>
+          <w:rFonts w:cs="B Nazanin" w:hint="cs"/>
+          <w:sz w:val="28"/>
+          <w:szCs w:val="28"/>
+          <w:rtl/>
+          <w:lang w:bidi="fa-IR"/>
+        </w:rPr>
+        <w:t>هه</w:t>
+      </w:r>
+      <w:proofErr w:type="spellEnd"/>
+      <w:r>
+        <w:rPr>
+          <w:rFonts w:cs="B Nazanin" w:hint="cs"/>
+          <w:sz w:val="28"/>
+          <w:szCs w:val="28"/>
+          <w:rtl/>
+          <w:lang w:bidi="fa-IR"/>
+        </w:rPr>
+        <w:t xml:space="preserve"> باشه </w:t>
+      </w:r>
+      <w:proofErr w:type="spellStart"/>
+      <w:r>
+        <w:rPr>
+          <w:rFonts w:cs="B Nazanin" w:hint="cs"/>
+          <w:sz w:val="28"/>
+          <w:szCs w:val="28"/>
+          <w:rtl/>
+          <w:lang w:bidi="fa-IR"/>
+        </w:rPr>
+        <w:t>یکسانه</w:t>
+      </w:r>
+      <w:proofErr w:type="spellEnd"/>
+      <w:r>
+        <w:rPr>
+          <w:rFonts w:cs="B Nazanin" w:hint="cs"/>
+          <w:sz w:val="28"/>
+          <w:szCs w:val="28"/>
+          <w:rtl/>
+          <w:lang w:bidi="fa-IR"/>
+        </w:rPr>
+        <w:t xml:space="preserve">؛ چیزی که </w:t>
+      </w:r>
+      <w:proofErr w:type="spellStart"/>
+      <w:r>
+        <w:rPr>
+          <w:rFonts w:cs="B Nazanin" w:hint="cs"/>
+          <w:sz w:val="28"/>
+          <w:szCs w:val="28"/>
+          <w:rtl/>
+          <w:lang w:bidi="fa-IR"/>
+        </w:rPr>
+        <w:t>داره</w:t>
+      </w:r>
+      <w:proofErr w:type="spellEnd"/>
+      <w:r>
+        <w:rPr>
+          <w:rFonts w:cs="B Nazanin" w:hint="cs"/>
+          <w:sz w:val="28"/>
+          <w:szCs w:val="28"/>
+          <w:rtl/>
+          <w:lang w:bidi="fa-IR"/>
+        </w:rPr>
+        <w:t xml:space="preserve"> تغییر میکنه رفتار گوشی هست</w:t>
+      </w:r>
+      <w:r>
+        <w:rPr>
+          <w:rFonts w:cs="B Nazanin" w:hint="cs"/>
+          <w:sz w:val="28"/>
+          <w:szCs w:val="28"/>
+          <w:rtl/>
+          <w:lang w:bidi="fa-IR"/>
+        </w:rPr>
+        <w:t xml:space="preserve"> (که در این حالت </w:t>
+      </w:r>
+      <w:proofErr w:type="spellStart"/>
+      <w:r>
+        <w:rPr>
+          <w:rFonts w:cs="B Nazanin" w:hint="cs"/>
+          <w:sz w:val="28"/>
+          <w:szCs w:val="28"/>
+          <w:rtl/>
+          <w:lang w:bidi="fa-IR"/>
+        </w:rPr>
+        <w:t>داره</w:t>
+      </w:r>
+      <w:proofErr w:type="spellEnd"/>
+      <w:r>
+        <w:rPr>
+          <w:rFonts w:cs="B Nazanin" w:hint="cs"/>
+          <w:sz w:val="28"/>
+          <w:szCs w:val="28"/>
+          <w:rtl/>
+          <w:lang w:bidi="fa-IR"/>
+        </w:rPr>
+        <w:t xml:space="preserve"> وضعیت رو هم تغییر میده)</w:t>
       </w:r>
     </w:p>
     <w:p>
@@ -6717,15 +12367,27 @@
           <w:lang w:bidi="fa-IR"/>
         </w:rPr>
       </w:pPr>
-      <w:r>
-        <w:rPr>
-          <w:rFonts w:cs="B Nazanin" w:hint="cs"/>
-          <w:sz w:val="28"/>
-          <w:szCs w:val="28"/>
-          <w:rtl/>
-          <w:lang w:bidi="fa-IR"/>
-        </w:rPr>
-        <w:t xml:space="preserve">یه نمونه از </w:t>
+      <w:proofErr w:type="spellStart"/>
+      <w:r>
+        <w:rPr>
+          <w:rFonts w:cs="B Nazanin" w:hint="cs"/>
+          <w:sz w:val="28"/>
+          <w:szCs w:val="28"/>
+          <w:rtl/>
+          <w:lang w:bidi="fa-IR"/>
+        </w:rPr>
+        <w:t>یه</w:t>
+      </w:r>
+      <w:proofErr w:type="spellEnd"/>
+      <w:r>
+        <w:rPr>
+          <w:rFonts w:cs="B Nazanin" w:hint="cs"/>
+          <w:sz w:val="28"/>
+          <w:szCs w:val="28"/>
+          <w:rtl/>
+          <w:lang w:bidi="fa-IR"/>
+        </w:rPr>
+        <w:t xml:space="preserve"> نمونه از </w:t>
       </w:r>
       <w:r>
         <w:rPr>
@@ -6744,7 +12406,29 @@
           <w:rtl/>
           <w:lang w:bidi="fa-IR"/>
         </w:rPr>
-        <w:t xml:space="preserve"> این پترن رو داشته باشیم:</w:t>
+        <w:t xml:space="preserve"> این </w:t>
+      </w:r>
+      <w:proofErr w:type="spellStart"/>
+      <w:r>
+        <w:rPr>
+          <w:rFonts w:cs="B Nazanin" w:hint="cs"/>
+          <w:sz w:val="28"/>
+          <w:szCs w:val="28"/>
+          <w:rtl/>
+          <w:lang w:bidi="fa-IR"/>
+        </w:rPr>
+        <w:t>پترن</w:t>
+      </w:r>
+      <w:proofErr w:type="spellEnd"/>
+      <w:r>
+        <w:rPr>
+          <w:rFonts w:cs="B Nazanin" w:hint="cs"/>
+          <w:sz w:val="28"/>
+          <w:szCs w:val="28"/>
+          <w:rtl/>
+          <w:lang w:bidi="fa-IR"/>
+        </w:rPr>
+        <w:t xml:space="preserve"> رو داشته باشیم:</w:t>
       </w:r>
       <w:r>
         <w:rPr>
@@ -6825,7 +12509,29 @@
           <w:rtl/>
           <w:lang w:bidi="fa-IR"/>
         </w:rPr>
-        <w:t xml:space="preserve">این پترن شباهت های زیادی به </w:t>
+        <w:t xml:space="preserve">این </w:t>
+      </w:r>
+      <w:proofErr w:type="spellStart"/>
+      <w:r>
+        <w:rPr>
+          <w:rFonts w:cs="B Nazanin" w:hint="cs"/>
+          <w:sz w:val="28"/>
+          <w:szCs w:val="28"/>
+          <w:rtl/>
+          <w:lang w:bidi="fa-IR"/>
+        </w:rPr>
+        <w:t>پترن</w:t>
+      </w:r>
+      <w:proofErr w:type="spellEnd"/>
+      <w:r>
+        <w:rPr>
+          <w:rFonts w:cs="B Nazanin" w:hint="cs"/>
+          <w:sz w:val="28"/>
+          <w:szCs w:val="28"/>
+          <w:rtl/>
+          <w:lang w:bidi="fa-IR"/>
+        </w:rPr>
+        <w:t xml:space="preserve"> شباهت های زیادی به </w:t>
       </w:r>
       <w:r>
         <w:rPr>
@@ -6844,7 +12550,29 @@
           <w:rtl/>
           <w:lang w:bidi="fa-IR"/>
         </w:rPr>
-        <w:t xml:space="preserve"> داره. در واقع انگار عین همدیگه ان اما تفاوتی هم دارن. در </w:t>
+        <w:t xml:space="preserve"> </w:t>
+      </w:r>
+      <w:proofErr w:type="spellStart"/>
+      <w:r>
+        <w:rPr>
+          <w:rFonts w:cs="B Nazanin" w:hint="cs"/>
+          <w:sz w:val="28"/>
+          <w:szCs w:val="28"/>
+          <w:rtl/>
+          <w:lang w:bidi="fa-IR"/>
+        </w:rPr>
+        <w:t>داره</w:t>
+      </w:r>
+      <w:proofErr w:type="spellEnd"/>
+      <w:r>
+        <w:rPr>
+          <w:rFonts w:cs="B Nazanin" w:hint="cs"/>
+          <w:sz w:val="28"/>
+          <w:szCs w:val="28"/>
+          <w:rtl/>
+          <w:lang w:bidi="fa-IR"/>
+        </w:rPr>
+        <w:t xml:space="preserve">. در واقع انگار عین همدیگه ان اما تفاوتی هم دارن. در </w:t>
       </w:r>
       <w:r>
         <w:rPr>
@@ -6863,7 +12591,73 @@
           <w:rtl/>
           <w:lang w:bidi="fa-IR"/>
         </w:rPr>
-        <w:t xml:space="preserve">، متد داخل اینترفیس یه شئ از نوع </w:t>
+        <w:t xml:space="preserve">، متد داخل </w:t>
+      </w:r>
+      <w:proofErr w:type="spellStart"/>
+      <w:r>
+        <w:rPr>
+          <w:rFonts w:cs="B Nazanin" w:hint="cs"/>
+          <w:sz w:val="28"/>
+          <w:szCs w:val="28"/>
+          <w:rtl/>
+          <w:lang w:bidi="fa-IR"/>
+        </w:rPr>
+        <w:t>اینترفیس</w:t>
+      </w:r>
+      <w:proofErr w:type="spellEnd"/>
+      <w:r>
+        <w:rPr>
+          <w:rFonts w:cs="B Nazanin" w:hint="cs"/>
+          <w:sz w:val="28"/>
+          <w:szCs w:val="28"/>
+          <w:rtl/>
+          <w:lang w:bidi="fa-IR"/>
+        </w:rPr>
+        <w:t xml:space="preserve"> </w:t>
+      </w:r>
+      <w:proofErr w:type="spellStart"/>
+      <w:r>
+        <w:rPr>
+          <w:rFonts w:cs="B Nazanin" w:hint="cs"/>
+          <w:sz w:val="28"/>
+          <w:szCs w:val="28"/>
+          <w:rtl/>
+          <w:lang w:bidi="fa-IR"/>
+        </w:rPr>
+        <w:t>یه</w:t>
+      </w:r>
+      <w:proofErr w:type="spellEnd"/>
+      <w:r>
+        <w:rPr>
+          <w:rFonts w:cs="B Nazanin" w:hint="cs"/>
+          <w:sz w:val="28"/>
+          <w:szCs w:val="28"/>
+          <w:rtl/>
+          <w:lang w:bidi="fa-IR"/>
+        </w:rPr>
+        <w:t xml:space="preserve"> </w:t>
+      </w:r>
+      <w:proofErr w:type="spellStart"/>
+      <w:r>
+        <w:rPr>
+          <w:rFonts w:cs="B Nazanin" w:hint="cs"/>
+          <w:sz w:val="28"/>
+          <w:szCs w:val="28"/>
+          <w:rtl/>
+          <w:lang w:bidi="fa-IR"/>
+        </w:rPr>
+        <w:t>شئ</w:t>
+      </w:r>
+      <w:proofErr w:type="spellEnd"/>
+      <w:r>
+        <w:rPr>
+          <w:rFonts w:cs="B Nazanin" w:hint="cs"/>
+          <w:sz w:val="28"/>
+          <w:szCs w:val="28"/>
+          <w:rtl/>
+          <w:lang w:bidi="fa-IR"/>
+        </w:rPr>
+        <w:t xml:space="preserve"> از نوع </w:t>
       </w:r>
       <w:r>
         <w:rPr>
@@ -6882,7 +12676,29 @@
           <w:rtl/>
           <w:lang w:bidi="fa-IR"/>
         </w:rPr>
-        <w:t xml:space="preserve"> رو داره میگیره. در حالی که داخل </w:t>
+        <w:t xml:space="preserve"> رو </w:t>
+      </w:r>
+      <w:proofErr w:type="spellStart"/>
+      <w:r>
+        <w:rPr>
+          <w:rFonts w:cs="B Nazanin" w:hint="cs"/>
+          <w:sz w:val="28"/>
+          <w:szCs w:val="28"/>
+          <w:rtl/>
+          <w:lang w:bidi="fa-IR"/>
+        </w:rPr>
+        <w:t>داره</w:t>
+      </w:r>
+      <w:proofErr w:type="spellEnd"/>
+      <w:r>
+        <w:rPr>
+          <w:rFonts w:cs="B Nazanin" w:hint="cs"/>
+          <w:sz w:val="28"/>
+          <w:szCs w:val="28"/>
+          <w:rtl/>
+          <w:lang w:bidi="fa-IR"/>
+        </w:rPr>
+        <w:t xml:space="preserve"> میگیره. در حالی که داخل </w:t>
       </w:r>
       <w:r>
         <w:rPr>
@@ -6922,6 +12738,7 @@
         </w:rPr>
         <w:t xml:space="preserve">، هر </w:t>
       </w:r>
+      <w:proofErr w:type="spellStart"/>
       <w:r>
         <w:rPr>
           <w:rFonts w:cs="B Nazanin"/>
@@ -6940,6 +12757,7 @@
         </w:rPr>
         <w:t>State</w:t>
       </w:r>
+      <w:proofErr w:type="spellEnd"/>
       <w:r>
         <w:rPr>
           <w:rFonts w:cs="B Nazanin" w:hint="cs"/>
@@ -6986,8 +12804,31 @@
           <w:rtl/>
           <w:lang w:bidi="fa-IR"/>
         </w:rPr>
-        <w:t xml:space="preserve"> اینطوری نیست و هر </w:t>
-      </w:r>
+        <w:t xml:space="preserve"> </w:t>
+      </w:r>
+      <w:proofErr w:type="spellStart"/>
+      <w:r>
+        <w:rPr>
+          <w:rFonts w:cs="B Nazanin" w:hint="cs"/>
+          <w:sz w:val="28"/>
+          <w:szCs w:val="28"/>
+          <w:rtl/>
+          <w:lang w:bidi="fa-IR"/>
+        </w:rPr>
+        <w:t>اینطوری</w:t>
+      </w:r>
+      <w:proofErr w:type="spellEnd"/>
+      <w:r>
+        <w:rPr>
+          <w:rFonts w:cs="B Nazanin" w:hint="cs"/>
+          <w:sz w:val="28"/>
+          <w:szCs w:val="28"/>
+          <w:rtl/>
+          <w:lang w:bidi="fa-IR"/>
+        </w:rPr>
+        <w:t xml:space="preserve"> نیست و هر </w:t>
+      </w:r>
+      <w:proofErr w:type="spellStart"/>
       <w:r>
         <w:rPr>
           <w:rFonts w:cs="B Nazanin"/>
@@ -7006,6 +12847,7 @@
         </w:rPr>
         <w:t>Strategy</w:t>
       </w:r>
+      <w:proofErr w:type="spellEnd"/>
       <w:r>
         <w:rPr>
           <w:rFonts w:cs="B Nazanin" w:hint="cs"/>
@@ -7024,7 +12866,29 @@
           <w:rtl/>
           <w:lang w:bidi="fa-IR"/>
         </w:rPr>
-        <w:t xml:space="preserve"> داره به صورت مستقل عمل می کنه.</w:t>
+        <w:t xml:space="preserve"> </w:t>
+      </w:r>
+      <w:proofErr w:type="spellStart"/>
+      <w:r>
+        <w:rPr>
+          <w:rFonts w:cs="B Nazanin" w:hint="cs"/>
+          <w:sz w:val="28"/>
+          <w:szCs w:val="28"/>
+          <w:rtl/>
+          <w:lang w:bidi="fa-IR"/>
+        </w:rPr>
+        <w:t>داره</w:t>
+      </w:r>
+      <w:proofErr w:type="spellEnd"/>
+      <w:r>
+        <w:rPr>
+          <w:rFonts w:cs="B Nazanin" w:hint="cs"/>
+          <w:sz w:val="28"/>
+          <w:szCs w:val="28"/>
+          <w:rtl/>
+          <w:lang w:bidi="fa-IR"/>
+        </w:rPr>
+        <w:t xml:space="preserve"> به صورت مستقل عمل می کنه.</w:t>
       </w:r>
       <w:r>
         <w:rPr>
@@ -7063,7 +12927,73 @@
           <w:rtl/>
           <w:lang w:bidi="fa-IR"/>
         </w:rPr>
-        <w:t xml:space="preserve"> داره میگه یه عمل با چه روش ها و مدل هایی میتونه انجام بشه اما </w:t>
+        <w:t xml:space="preserve"> </w:t>
+      </w:r>
+      <w:proofErr w:type="spellStart"/>
+      <w:r>
+        <w:rPr>
+          <w:rFonts w:cs="B Nazanin" w:hint="cs"/>
+          <w:sz w:val="28"/>
+          <w:szCs w:val="28"/>
+          <w:rtl/>
+          <w:lang w:bidi="fa-IR"/>
+        </w:rPr>
+        <w:t>داره</w:t>
+      </w:r>
+      <w:proofErr w:type="spellEnd"/>
+      <w:r>
+        <w:rPr>
+          <w:rFonts w:cs="B Nazanin" w:hint="cs"/>
+          <w:sz w:val="28"/>
+          <w:szCs w:val="28"/>
+          <w:rtl/>
+          <w:lang w:bidi="fa-IR"/>
+        </w:rPr>
+        <w:t xml:space="preserve"> میگه </w:t>
+      </w:r>
+      <w:proofErr w:type="spellStart"/>
+      <w:r>
+        <w:rPr>
+          <w:rFonts w:cs="B Nazanin" w:hint="cs"/>
+          <w:sz w:val="28"/>
+          <w:szCs w:val="28"/>
+          <w:rtl/>
+          <w:lang w:bidi="fa-IR"/>
+        </w:rPr>
+        <w:t>یه</w:t>
+      </w:r>
+      <w:proofErr w:type="spellEnd"/>
+      <w:r>
+        <w:rPr>
+          <w:rFonts w:cs="B Nazanin" w:hint="cs"/>
+          <w:sz w:val="28"/>
+          <w:szCs w:val="28"/>
+          <w:rtl/>
+          <w:lang w:bidi="fa-IR"/>
+        </w:rPr>
+        <w:t xml:space="preserve"> عمل با چه روش ها و مدل </w:t>
+      </w:r>
+      <w:proofErr w:type="spellStart"/>
+      <w:r>
+        <w:rPr>
+          <w:rFonts w:cs="B Nazanin" w:hint="cs"/>
+          <w:sz w:val="28"/>
+          <w:szCs w:val="28"/>
+          <w:rtl/>
+          <w:lang w:bidi="fa-IR"/>
+        </w:rPr>
+        <w:t>هایی</w:t>
+      </w:r>
+      <w:proofErr w:type="spellEnd"/>
+      <w:r>
+        <w:rPr>
+          <w:rFonts w:cs="B Nazanin" w:hint="cs"/>
+          <w:sz w:val="28"/>
+          <w:szCs w:val="28"/>
+          <w:rtl/>
+          <w:lang w:bidi="fa-IR"/>
+        </w:rPr>
+        <w:t xml:space="preserve"> میتونه انجام بشه اما </w:t>
       </w:r>
       <w:r>
         <w:rPr>
@@ -7082,7 +13012,117 @@
           <w:rtl/>
           <w:lang w:bidi="fa-IR"/>
         </w:rPr>
-        <w:t xml:space="preserve"> میگه چطور میتونم از یه وضعیت به یه وضعیت دیگه برم و در هر وضعیت چه کار هایی میتونم انجام بدم.</w:t>
+        <w:t xml:space="preserve"> میگه چطور </w:t>
+      </w:r>
+      <w:proofErr w:type="spellStart"/>
+      <w:r>
+        <w:rPr>
+          <w:rFonts w:cs="B Nazanin" w:hint="cs"/>
+          <w:sz w:val="28"/>
+          <w:szCs w:val="28"/>
+          <w:rtl/>
+          <w:lang w:bidi="fa-IR"/>
+        </w:rPr>
+        <w:t>میتونم</w:t>
+      </w:r>
+      <w:proofErr w:type="spellEnd"/>
+      <w:r>
+        <w:rPr>
+          <w:rFonts w:cs="B Nazanin" w:hint="cs"/>
+          <w:sz w:val="28"/>
+          <w:szCs w:val="28"/>
+          <w:rtl/>
+          <w:lang w:bidi="fa-IR"/>
+        </w:rPr>
+        <w:t xml:space="preserve"> از </w:t>
+      </w:r>
+      <w:proofErr w:type="spellStart"/>
+      <w:r>
+        <w:rPr>
+          <w:rFonts w:cs="B Nazanin" w:hint="cs"/>
+          <w:sz w:val="28"/>
+          <w:szCs w:val="28"/>
+          <w:rtl/>
+          <w:lang w:bidi="fa-IR"/>
+        </w:rPr>
+        <w:t>یه</w:t>
+      </w:r>
+      <w:proofErr w:type="spellEnd"/>
+      <w:r>
+        <w:rPr>
+          <w:rFonts w:cs="B Nazanin" w:hint="cs"/>
+          <w:sz w:val="28"/>
+          <w:szCs w:val="28"/>
+          <w:rtl/>
+          <w:lang w:bidi="fa-IR"/>
+        </w:rPr>
+        <w:t xml:space="preserve"> وضعیت به </w:t>
+      </w:r>
+      <w:proofErr w:type="spellStart"/>
+      <w:r>
+        <w:rPr>
+          <w:rFonts w:cs="B Nazanin" w:hint="cs"/>
+          <w:sz w:val="28"/>
+          <w:szCs w:val="28"/>
+          <w:rtl/>
+          <w:lang w:bidi="fa-IR"/>
+        </w:rPr>
+        <w:t>یه</w:t>
+      </w:r>
+      <w:proofErr w:type="spellEnd"/>
+      <w:r>
+        <w:rPr>
+          <w:rFonts w:cs="B Nazanin" w:hint="cs"/>
+          <w:sz w:val="28"/>
+          <w:szCs w:val="28"/>
+          <w:rtl/>
+          <w:lang w:bidi="fa-IR"/>
+        </w:rPr>
+        <w:t xml:space="preserve"> وضعیت دیگه برم و در هر وضعیت چه کار </w:t>
+      </w:r>
+      <w:proofErr w:type="spellStart"/>
+      <w:r>
+        <w:rPr>
+          <w:rFonts w:cs="B Nazanin" w:hint="cs"/>
+          <w:sz w:val="28"/>
+          <w:szCs w:val="28"/>
+          <w:rtl/>
+          <w:lang w:bidi="fa-IR"/>
+        </w:rPr>
+        <w:t>هایی</w:t>
+      </w:r>
+      <w:proofErr w:type="spellEnd"/>
+      <w:r>
+        <w:rPr>
+          <w:rFonts w:cs="B Nazanin" w:hint="cs"/>
+          <w:sz w:val="28"/>
+          <w:szCs w:val="28"/>
+          <w:rtl/>
+          <w:lang w:bidi="fa-IR"/>
+        </w:rPr>
+        <w:t xml:space="preserve"> </w:t>
+      </w:r>
+      <w:proofErr w:type="spellStart"/>
+      <w:r>
+        <w:rPr>
+          <w:rFonts w:cs="B Nazanin" w:hint="cs"/>
+          <w:sz w:val="28"/>
+          <w:szCs w:val="28"/>
+          <w:rtl/>
+          <w:lang w:bidi="fa-IR"/>
+        </w:rPr>
+        <w:t>میتونم</w:t>
+      </w:r>
+      <w:proofErr w:type="spellEnd"/>
+      <w:r>
+        <w:rPr>
+          <w:rFonts w:cs="B Nazanin" w:hint="cs"/>
+          <w:sz w:val="28"/>
+          <w:szCs w:val="28"/>
+          <w:rtl/>
+          <w:lang w:bidi="fa-IR"/>
+        </w:rPr>
+        <w:t xml:space="preserve"> انجام بدم.</w:t>
       </w:r>
       <w:r>
         <w:rPr>
@@ -7131,7 +13171,29 @@
           <w:rtl/>
           <w:lang w:bidi="fa-IR"/>
         </w:rPr>
-        <w:t xml:space="preserve">بیشتر داره </w:t>
+        <w:t xml:space="preserve">بیشتر </w:t>
+      </w:r>
+      <w:proofErr w:type="spellStart"/>
+      <w:r>
+        <w:rPr>
+          <w:rFonts w:cs="B Nazanin" w:hint="cs"/>
+          <w:sz w:val="28"/>
+          <w:szCs w:val="28"/>
+          <w:rtl/>
+          <w:lang w:bidi="fa-IR"/>
+        </w:rPr>
+        <w:t>داره</w:t>
+      </w:r>
+      <w:proofErr w:type="spellEnd"/>
+      <w:r>
+        <w:rPr>
+          <w:rFonts w:cs="B Nazanin" w:hint="cs"/>
+          <w:sz w:val="28"/>
+          <w:szCs w:val="28"/>
+          <w:rtl/>
+          <w:lang w:bidi="fa-IR"/>
+        </w:rPr>
+        <w:t xml:space="preserve"> </w:t>
       </w:r>
       <w:r>
         <w:rPr>
@@ -7150,17 +13212,61 @@
           <w:rtl/>
           <w:lang w:bidi="fa-IR"/>
         </w:rPr>
-        <w:t xml:space="preserve"> رو هندل می کنه</w:t>
-      </w:r>
-      <w:r>
-        <w:rPr>
-          <w:rFonts w:cs="B Nazanin" w:hint="cs"/>
-          <w:sz w:val="28"/>
-          <w:szCs w:val="28"/>
-          <w:rtl/>
-          <w:lang w:bidi="fa-IR"/>
-        </w:rPr>
-        <w:t xml:space="preserve"> (مثلا کاربر میخواد یه کاری رو به شکل های مختلف انجام بده)</w:t>
+        <w:t xml:space="preserve"> رو </w:t>
+      </w:r>
+      <w:proofErr w:type="spellStart"/>
+      <w:r>
+        <w:rPr>
+          <w:rFonts w:cs="B Nazanin" w:hint="cs"/>
+          <w:sz w:val="28"/>
+          <w:szCs w:val="28"/>
+          <w:rtl/>
+          <w:lang w:bidi="fa-IR"/>
+        </w:rPr>
+        <w:t>هندل</w:t>
+      </w:r>
+      <w:proofErr w:type="spellEnd"/>
+      <w:r>
+        <w:rPr>
+          <w:rFonts w:cs="B Nazanin" w:hint="cs"/>
+          <w:sz w:val="28"/>
+          <w:szCs w:val="28"/>
+          <w:rtl/>
+          <w:lang w:bidi="fa-IR"/>
+        </w:rPr>
+        <w:t xml:space="preserve"> می کنه</w:t>
+      </w:r>
+      <w:r>
+        <w:rPr>
+          <w:rFonts w:cs="B Nazanin" w:hint="cs"/>
+          <w:sz w:val="28"/>
+          <w:szCs w:val="28"/>
+          <w:rtl/>
+          <w:lang w:bidi="fa-IR"/>
+        </w:rPr>
+        <w:t xml:space="preserve"> (مثلا کاربر میخواد </w:t>
+      </w:r>
+      <w:proofErr w:type="spellStart"/>
+      <w:r>
+        <w:rPr>
+          <w:rFonts w:cs="B Nazanin" w:hint="cs"/>
+          <w:sz w:val="28"/>
+          <w:szCs w:val="28"/>
+          <w:rtl/>
+          <w:lang w:bidi="fa-IR"/>
+        </w:rPr>
+        <w:t>یه</w:t>
+      </w:r>
+      <w:proofErr w:type="spellEnd"/>
+      <w:r>
+        <w:rPr>
+          <w:rFonts w:cs="B Nazanin" w:hint="cs"/>
+          <w:sz w:val="28"/>
+          <w:szCs w:val="28"/>
+          <w:rtl/>
+          <w:lang w:bidi="fa-IR"/>
+        </w:rPr>
+        <w:t xml:space="preserve"> کاری رو به شکل های مختلف انجام بده)</w:t>
       </w:r>
       <w:r>
         <w:rPr>
@@ -7218,7 +13324,29 @@
           <w:rtl/>
           <w:lang w:bidi="fa-IR"/>
         </w:rPr>
-        <w:t xml:space="preserve"> (یه درخواست در چه مرحله ای از </w:t>
+        <w:t xml:space="preserve"> (</w:t>
+      </w:r>
+      <w:proofErr w:type="spellStart"/>
+      <w:r>
+        <w:rPr>
+          <w:rFonts w:cs="B Nazanin" w:hint="cs"/>
+          <w:sz w:val="28"/>
+          <w:szCs w:val="28"/>
+          <w:rtl/>
+          <w:lang w:bidi="fa-IR"/>
+        </w:rPr>
+        <w:t>یه</w:t>
+      </w:r>
+      <w:proofErr w:type="spellEnd"/>
+      <w:r>
+        <w:rPr>
+          <w:rFonts w:cs="B Nazanin" w:hint="cs"/>
+          <w:sz w:val="28"/>
+          <w:szCs w:val="28"/>
+          <w:rtl/>
+          <w:lang w:bidi="fa-IR"/>
+        </w:rPr>
+        <w:t xml:space="preserve"> درخواست در چه مرحله ای از </w:t>
       </w:r>
       <w:r>
         <w:rPr>
@@ -7337,7 +13465,95 @@
           <w:rtl/>
           <w:lang w:bidi="fa-IR"/>
         </w:rPr>
-        <w:t>، خودش داره کار های مربوط به خودشو هندل می کنه. کس دیگه ای کارای اونو براش انجام نمیده.</w:t>
+        <w:t xml:space="preserve">، خودش </w:t>
+      </w:r>
+      <w:proofErr w:type="spellStart"/>
+      <w:r>
+        <w:rPr>
+          <w:rFonts w:cs="B Nazanin" w:hint="cs"/>
+          <w:sz w:val="28"/>
+          <w:szCs w:val="28"/>
+          <w:rtl/>
+          <w:lang w:bidi="fa-IR"/>
+        </w:rPr>
+        <w:t>داره</w:t>
+      </w:r>
+      <w:proofErr w:type="spellEnd"/>
+      <w:r>
+        <w:rPr>
+          <w:rFonts w:cs="B Nazanin" w:hint="cs"/>
+          <w:sz w:val="28"/>
+          <w:szCs w:val="28"/>
+          <w:rtl/>
+          <w:lang w:bidi="fa-IR"/>
+        </w:rPr>
+        <w:t xml:space="preserve"> کار های مربوط به </w:t>
+      </w:r>
+      <w:proofErr w:type="spellStart"/>
+      <w:r>
+        <w:rPr>
+          <w:rFonts w:cs="B Nazanin" w:hint="cs"/>
+          <w:sz w:val="28"/>
+          <w:szCs w:val="28"/>
+          <w:rtl/>
+          <w:lang w:bidi="fa-IR"/>
+        </w:rPr>
+        <w:t>خودشو</w:t>
+      </w:r>
+      <w:proofErr w:type="spellEnd"/>
+      <w:r>
+        <w:rPr>
+          <w:rFonts w:cs="B Nazanin" w:hint="cs"/>
+          <w:sz w:val="28"/>
+          <w:szCs w:val="28"/>
+          <w:rtl/>
+          <w:lang w:bidi="fa-IR"/>
+        </w:rPr>
+        <w:t xml:space="preserve"> </w:t>
+      </w:r>
+      <w:proofErr w:type="spellStart"/>
+      <w:r>
+        <w:rPr>
+          <w:rFonts w:cs="B Nazanin" w:hint="cs"/>
+          <w:sz w:val="28"/>
+          <w:szCs w:val="28"/>
+          <w:rtl/>
+          <w:lang w:bidi="fa-IR"/>
+        </w:rPr>
+        <w:t>هندل</w:t>
+      </w:r>
+      <w:proofErr w:type="spellEnd"/>
+      <w:r>
+        <w:rPr>
+          <w:rFonts w:cs="B Nazanin" w:hint="cs"/>
+          <w:sz w:val="28"/>
+          <w:szCs w:val="28"/>
+          <w:rtl/>
+          <w:lang w:bidi="fa-IR"/>
+        </w:rPr>
+        <w:t xml:space="preserve"> می کنه. کس دیگه ای کارای اونو براش انجام </w:t>
+      </w:r>
+      <w:proofErr w:type="spellStart"/>
+      <w:r>
+        <w:rPr>
+          <w:rFonts w:cs="B Nazanin" w:hint="cs"/>
+          <w:sz w:val="28"/>
+          <w:szCs w:val="28"/>
+          <w:rtl/>
+          <w:lang w:bidi="fa-IR"/>
+        </w:rPr>
+        <w:t>نمیده</w:t>
+      </w:r>
+      <w:proofErr w:type="spellEnd"/>
+      <w:r>
+        <w:rPr>
+          <w:rFonts w:cs="B Nazanin" w:hint="cs"/>
+          <w:sz w:val="28"/>
+          <w:szCs w:val="28"/>
+          <w:rtl/>
+          <w:lang w:bidi="fa-IR"/>
+        </w:rPr>
+        <w:t>.</w:t>
       </w:r>
     </w:p>
     <w:p>
@@ -7428,7 +13644,51 @@
           <w:rtl/>
           <w:lang w:bidi="fa-IR"/>
         </w:rPr>
-        <w:t xml:space="preserve"> (یک حالت داخل خودش یه حالت دیگه صدا کنه و اونم دوباره به همین شکل و تمام این کار ها داخل یه </w:t>
+        <w:t xml:space="preserve"> (یک حالت داخل خودش </w:t>
+      </w:r>
+      <w:proofErr w:type="spellStart"/>
+      <w:r>
+        <w:rPr>
+          <w:rFonts w:cs="B Nazanin" w:hint="cs"/>
+          <w:sz w:val="28"/>
+          <w:szCs w:val="28"/>
+          <w:rtl/>
+          <w:lang w:bidi="fa-IR"/>
+        </w:rPr>
+        <w:t>یه</w:t>
+      </w:r>
+      <w:proofErr w:type="spellEnd"/>
+      <w:r>
+        <w:rPr>
+          <w:rFonts w:cs="B Nazanin" w:hint="cs"/>
+          <w:sz w:val="28"/>
+          <w:szCs w:val="28"/>
+          <w:rtl/>
+          <w:lang w:bidi="fa-IR"/>
+        </w:rPr>
+        <w:t xml:space="preserve"> حالت دیگه صدا کنه و اونم دوباره به همین شکل و تمام این کار ها داخل </w:t>
+      </w:r>
+      <w:proofErr w:type="spellStart"/>
+      <w:r>
+        <w:rPr>
+          <w:rFonts w:cs="B Nazanin" w:hint="cs"/>
+          <w:sz w:val="28"/>
+          <w:szCs w:val="28"/>
+          <w:rtl/>
+          <w:lang w:bidi="fa-IR"/>
+        </w:rPr>
+        <w:t>یه</w:t>
+      </w:r>
+      <w:proofErr w:type="spellEnd"/>
+      <w:r>
+        <w:rPr>
+          <w:rFonts w:cs="B Nazanin" w:hint="cs"/>
+          <w:sz w:val="28"/>
+          <w:szCs w:val="28"/>
+          <w:rtl/>
+          <w:lang w:bidi="fa-IR"/>
+        </w:rPr>
+        <w:t xml:space="preserve"> </w:t>
       </w:r>
       <w:r>
         <w:rPr>
@@ -7447,7 +13707,51 @@
           <w:rtl/>
           <w:lang w:bidi="fa-IR"/>
         </w:rPr>
-        <w:t xml:space="preserve"> اتفاق بیفته در صورتی که راحت میشه هر کدوم رو جداگونه توی کلاس خودش نوشت)</w:t>
+        <w:t xml:space="preserve"> اتفاق </w:t>
+      </w:r>
+      <w:proofErr w:type="spellStart"/>
+      <w:r>
+        <w:rPr>
+          <w:rFonts w:cs="B Nazanin" w:hint="cs"/>
+          <w:sz w:val="28"/>
+          <w:szCs w:val="28"/>
+          <w:rtl/>
+          <w:lang w:bidi="fa-IR"/>
+        </w:rPr>
+        <w:t>بیفته</w:t>
+      </w:r>
+      <w:proofErr w:type="spellEnd"/>
+      <w:r>
+        <w:rPr>
+          <w:rFonts w:cs="B Nazanin" w:hint="cs"/>
+          <w:sz w:val="28"/>
+          <w:szCs w:val="28"/>
+          <w:rtl/>
+          <w:lang w:bidi="fa-IR"/>
+        </w:rPr>
+        <w:t xml:space="preserve"> در صورتی که راحت میشه هر کدوم رو </w:t>
+      </w:r>
+      <w:proofErr w:type="spellStart"/>
+      <w:r>
+        <w:rPr>
+          <w:rFonts w:cs="B Nazanin" w:hint="cs"/>
+          <w:sz w:val="28"/>
+          <w:szCs w:val="28"/>
+          <w:rtl/>
+          <w:lang w:bidi="fa-IR"/>
+        </w:rPr>
+        <w:t>جداگونه</w:t>
+      </w:r>
+      <w:proofErr w:type="spellEnd"/>
+      <w:r>
+        <w:rPr>
+          <w:rFonts w:cs="B Nazanin" w:hint="cs"/>
+          <w:sz w:val="28"/>
+          <w:szCs w:val="28"/>
+          <w:rtl/>
+          <w:lang w:bidi="fa-IR"/>
+        </w:rPr>
+        <w:t xml:space="preserve"> توی کلاس خودش نوشت)</w:t>
       </w:r>
     </w:p>
     <w:p>
@@ -7473,7 +13777,29 @@
           <w:rtl/>
           <w:lang w:bidi="fa-IR"/>
         </w:rPr>
-        <w:t>به مرور زمان، سمت کلاینت تغییری ایجاد نمیشه. تنها جایی که تغییر می</w:t>
+        <w:t xml:space="preserve">به مرور زمان، سمت </w:t>
+      </w:r>
+      <w:proofErr w:type="spellStart"/>
+      <w:r>
+        <w:rPr>
+          <w:rFonts w:cs="B Nazanin" w:hint="cs"/>
+          <w:sz w:val="28"/>
+          <w:szCs w:val="28"/>
+          <w:rtl/>
+          <w:lang w:bidi="fa-IR"/>
+        </w:rPr>
+        <w:t>کلاینت</w:t>
+      </w:r>
+      <w:proofErr w:type="spellEnd"/>
+      <w:r>
+        <w:rPr>
+          <w:rFonts w:cs="B Nazanin" w:hint="cs"/>
+          <w:sz w:val="28"/>
+          <w:szCs w:val="28"/>
+          <w:rtl/>
+          <w:lang w:bidi="fa-IR"/>
+        </w:rPr>
+        <w:t xml:space="preserve"> تغییری ایجاد نمیشه. تنها جایی که تغییر می</w:t>
       </w:r>
       <w:r>
         <w:rPr>
@@ -7515,6 +13841,7 @@
         </w:rPr>
         <w:t xml:space="preserve">کنه </w:t>
       </w:r>
+      <w:proofErr w:type="spellStart"/>
       <w:r>
         <w:rPr>
           <w:rFonts w:cs="B Nazanin"/>
@@ -7524,6 +13851,7 @@
         </w:rPr>
         <w:t>ConcreteState</w:t>
       </w:r>
+      <w:proofErr w:type="spellEnd"/>
       <w:r>
         <w:rPr>
           <w:rFonts w:cs="B Nazanin" w:hint="cs"/>
@@ -7561,7 +13889,73 @@
           <w:rtl/>
           <w:lang w:bidi="fa-IR"/>
         </w:rPr>
-        <w:t xml:space="preserve"> های جدید اضافه میشه اما سمت کلاینت دست نخورده میمونه و حتی اینترفیسمون هم احتمال پایینی داره که تغییر کنه.</w:t>
+        <w:t xml:space="preserve"> های جدید اضافه میشه اما سمت </w:t>
+      </w:r>
+      <w:proofErr w:type="spellStart"/>
+      <w:r>
+        <w:rPr>
+          <w:rFonts w:cs="B Nazanin" w:hint="cs"/>
+          <w:sz w:val="28"/>
+          <w:szCs w:val="28"/>
+          <w:rtl/>
+          <w:lang w:bidi="fa-IR"/>
+        </w:rPr>
+        <w:t>کلاینت</w:t>
+      </w:r>
+      <w:proofErr w:type="spellEnd"/>
+      <w:r>
+        <w:rPr>
+          <w:rFonts w:cs="B Nazanin" w:hint="cs"/>
+          <w:sz w:val="28"/>
+          <w:szCs w:val="28"/>
+          <w:rtl/>
+          <w:lang w:bidi="fa-IR"/>
+        </w:rPr>
+        <w:t xml:space="preserve"> دست نخورده میمونه و حتی </w:t>
+      </w:r>
+      <w:proofErr w:type="spellStart"/>
+      <w:r>
+        <w:rPr>
+          <w:rFonts w:cs="B Nazanin" w:hint="cs"/>
+          <w:sz w:val="28"/>
+          <w:szCs w:val="28"/>
+          <w:rtl/>
+          <w:lang w:bidi="fa-IR"/>
+        </w:rPr>
+        <w:t>اینترفیسمون</w:t>
+      </w:r>
+      <w:proofErr w:type="spellEnd"/>
+      <w:r>
+        <w:rPr>
+          <w:rFonts w:cs="B Nazanin" w:hint="cs"/>
+          <w:sz w:val="28"/>
+          <w:szCs w:val="28"/>
+          <w:rtl/>
+          <w:lang w:bidi="fa-IR"/>
+        </w:rPr>
+        <w:t xml:space="preserve"> هم احتمال پایینی </w:t>
+      </w:r>
+      <w:proofErr w:type="spellStart"/>
+      <w:r>
+        <w:rPr>
+          <w:rFonts w:cs="B Nazanin" w:hint="cs"/>
+          <w:sz w:val="28"/>
+          <w:szCs w:val="28"/>
+          <w:rtl/>
+          <w:lang w:bidi="fa-IR"/>
+        </w:rPr>
+        <w:t>داره</w:t>
+      </w:r>
+      <w:proofErr w:type="spellEnd"/>
+      <w:r>
+        <w:rPr>
+          <w:rFonts w:cs="B Nazanin" w:hint="cs"/>
+          <w:sz w:val="28"/>
+          <w:szCs w:val="28"/>
+          <w:rtl/>
+          <w:lang w:bidi="fa-IR"/>
+        </w:rPr>
+        <w:t xml:space="preserve"> که تغییر کنه.</w:t>
       </w:r>
     </w:p>
     <w:p>
@@ -7642,7 +14036,29 @@
           <w:rtl/>
           <w:lang w:bidi="fa-IR"/>
         </w:rPr>
-        <w:t xml:space="preserve"> یه کلاس تعریف میشه)</w:t>
+        <w:t xml:space="preserve"> </w:t>
+      </w:r>
+      <w:proofErr w:type="spellStart"/>
+      <w:r>
+        <w:rPr>
+          <w:rFonts w:cs="B Nazanin" w:hint="cs"/>
+          <w:sz w:val="28"/>
+          <w:szCs w:val="28"/>
+          <w:rtl/>
+          <w:lang w:bidi="fa-IR"/>
+        </w:rPr>
+        <w:t>یه</w:t>
+      </w:r>
+      <w:proofErr w:type="spellEnd"/>
+      <w:r>
+        <w:rPr>
+          <w:rFonts w:cs="B Nazanin" w:hint="cs"/>
+          <w:sz w:val="28"/>
+          <w:szCs w:val="28"/>
+          <w:rtl/>
+          <w:lang w:bidi="fa-IR"/>
+        </w:rPr>
+        <w:t xml:space="preserve"> کلاس تعریف میشه)</w:t>
       </w:r>
     </w:p>
     <w:p>
@@ -7668,7 +14084,51 @@
           <w:rtl/>
           <w:lang w:bidi="fa-IR"/>
         </w:rPr>
-        <w:t>در سناریو های ساده، استفاده از این پترن پیچیدگی کد رو افزایش میده.</w:t>
+        <w:t xml:space="preserve">در </w:t>
+      </w:r>
+      <w:proofErr w:type="spellStart"/>
+      <w:r>
+        <w:rPr>
+          <w:rFonts w:cs="B Nazanin" w:hint="cs"/>
+          <w:sz w:val="28"/>
+          <w:szCs w:val="28"/>
+          <w:rtl/>
+          <w:lang w:bidi="fa-IR"/>
+        </w:rPr>
+        <w:t>سناریو</w:t>
+      </w:r>
+      <w:proofErr w:type="spellEnd"/>
+      <w:r>
+        <w:rPr>
+          <w:rFonts w:cs="B Nazanin" w:hint="cs"/>
+          <w:sz w:val="28"/>
+          <w:szCs w:val="28"/>
+          <w:rtl/>
+          <w:lang w:bidi="fa-IR"/>
+        </w:rPr>
+        <w:t xml:space="preserve"> های ساده، استفاده از این </w:t>
+      </w:r>
+      <w:proofErr w:type="spellStart"/>
+      <w:r>
+        <w:rPr>
+          <w:rFonts w:cs="B Nazanin" w:hint="cs"/>
+          <w:sz w:val="28"/>
+          <w:szCs w:val="28"/>
+          <w:rtl/>
+          <w:lang w:bidi="fa-IR"/>
+        </w:rPr>
+        <w:t>پترن</w:t>
+      </w:r>
+      <w:proofErr w:type="spellEnd"/>
+      <w:r>
+        <w:rPr>
+          <w:rFonts w:cs="B Nazanin" w:hint="cs"/>
+          <w:sz w:val="28"/>
+          <w:szCs w:val="28"/>
+          <w:rtl/>
+          <w:lang w:bidi="fa-IR"/>
+        </w:rPr>
+        <w:t xml:space="preserve"> پیچیدگی کد رو افزایش میده.</w:t>
       </w:r>
     </w:p>
     <w:p>
@@ -7723,7 +14183,51 @@
           <w:rtl/>
           <w:lang w:bidi="fa-IR"/>
         </w:rPr>
-        <w:t xml:space="preserve">سختی هایی ایجاد کنه (که البته من مخالفم چون وقتی تمام کار های یه </w:t>
+        <w:t xml:space="preserve">سختی </w:t>
+      </w:r>
+      <w:proofErr w:type="spellStart"/>
+      <w:r>
+        <w:rPr>
+          <w:rFonts w:cs="B Nazanin" w:hint="cs"/>
+          <w:sz w:val="28"/>
+          <w:szCs w:val="28"/>
+          <w:rtl/>
+          <w:lang w:bidi="fa-IR"/>
+        </w:rPr>
+        <w:t>هایی</w:t>
+      </w:r>
+      <w:proofErr w:type="spellEnd"/>
+      <w:r>
+        <w:rPr>
+          <w:rFonts w:cs="B Nazanin" w:hint="cs"/>
+          <w:sz w:val="28"/>
+          <w:szCs w:val="28"/>
+          <w:rtl/>
+          <w:lang w:bidi="fa-IR"/>
+        </w:rPr>
+        <w:t xml:space="preserve"> ایجاد کنه (که البته من مخالفم چون وقتی تمام کار های </w:t>
+      </w:r>
+      <w:proofErr w:type="spellStart"/>
+      <w:r>
+        <w:rPr>
+          <w:rFonts w:cs="B Nazanin" w:hint="cs"/>
+          <w:sz w:val="28"/>
+          <w:szCs w:val="28"/>
+          <w:rtl/>
+          <w:lang w:bidi="fa-IR"/>
+        </w:rPr>
+        <w:t>یه</w:t>
+      </w:r>
+      <w:proofErr w:type="spellEnd"/>
+      <w:r>
+        <w:rPr>
+          <w:rFonts w:cs="B Nazanin" w:hint="cs"/>
+          <w:sz w:val="28"/>
+          <w:szCs w:val="28"/>
+          <w:rtl/>
+          <w:lang w:bidi="fa-IR"/>
+        </w:rPr>
+        <w:t xml:space="preserve"> </w:t>
       </w:r>
       <w:r>
         <w:rPr>
@@ -7742,17 +14246,183 @@
           <w:rtl/>
           <w:lang w:bidi="fa-IR"/>
         </w:rPr>
-        <w:t xml:space="preserve"> خاص داره توی یه جا انجام میشه، کار ما راحتتره و اگه اشتباهی هم پیش میاد یا چیزی جا می مونه دیگه این تقصیر برنامه نویسه نه پترن</w:t>
-      </w:r>
-      <w:r>
-        <w:rPr>
-          <w:rFonts w:cs="B Nazanin" w:hint="cs"/>
-          <w:sz w:val="28"/>
-          <w:szCs w:val="28"/>
-          <w:rtl/>
-          <w:lang w:bidi="fa-IR"/>
-        </w:rPr>
-        <w:t>. در واقع یا بیزنس مشکل داره یا رعایت نشده یا نکته فنی ای رو برنامه نویس از قلم انداخته</w:t>
+        <w:t xml:space="preserve"> خاص </w:t>
+      </w:r>
+      <w:proofErr w:type="spellStart"/>
+      <w:r>
+        <w:rPr>
+          <w:rFonts w:cs="B Nazanin" w:hint="cs"/>
+          <w:sz w:val="28"/>
+          <w:szCs w:val="28"/>
+          <w:rtl/>
+          <w:lang w:bidi="fa-IR"/>
+        </w:rPr>
+        <w:t>داره</w:t>
+      </w:r>
+      <w:proofErr w:type="spellEnd"/>
+      <w:r>
+        <w:rPr>
+          <w:rFonts w:cs="B Nazanin" w:hint="cs"/>
+          <w:sz w:val="28"/>
+          <w:szCs w:val="28"/>
+          <w:rtl/>
+          <w:lang w:bidi="fa-IR"/>
+        </w:rPr>
+        <w:t xml:space="preserve"> توی </w:t>
+      </w:r>
+      <w:proofErr w:type="spellStart"/>
+      <w:r>
+        <w:rPr>
+          <w:rFonts w:cs="B Nazanin" w:hint="cs"/>
+          <w:sz w:val="28"/>
+          <w:szCs w:val="28"/>
+          <w:rtl/>
+          <w:lang w:bidi="fa-IR"/>
+        </w:rPr>
+        <w:t>یه</w:t>
+      </w:r>
+      <w:proofErr w:type="spellEnd"/>
+      <w:r>
+        <w:rPr>
+          <w:rFonts w:cs="B Nazanin" w:hint="cs"/>
+          <w:sz w:val="28"/>
+          <w:szCs w:val="28"/>
+          <w:rtl/>
+          <w:lang w:bidi="fa-IR"/>
+        </w:rPr>
+        <w:t xml:space="preserve"> جا انجام میشه، کار ما </w:t>
+      </w:r>
+      <w:proofErr w:type="spellStart"/>
+      <w:r>
+        <w:rPr>
+          <w:rFonts w:cs="B Nazanin" w:hint="cs"/>
+          <w:sz w:val="28"/>
+          <w:szCs w:val="28"/>
+          <w:rtl/>
+          <w:lang w:bidi="fa-IR"/>
+        </w:rPr>
+        <w:t>راحتتره</w:t>
+      </w:r>
+      <w:proofErr w:type="spellEnd"/>
+      <w:r>
+        <w:rPr>
+          <w:rFonts w:cs="B Nazanin" w:hint="cs"/>
+          <w:sz w:val="28"/>
+          <w:szCs w:val="28"/>
+          <w:rtl/>
+          <w:lang w:bidi="fa-IR"/>
+        </w:rPr>
+        <w:t xml:space="preserve"> و اگه اشتباهی هم پیش میاد یا چیزی جا می مونه دیگه این تقصیر برنامه </w:t>
+      </w:r>
+      <w:proofErr w:type="spellStart"/>
+      <w:r>
+        <w:rPr>
+          <w:rFonts w:cs="B Nazanin" w:hint="cs"/>
+          <w:sz w:val="28"/>
+          <w:szCs w:val="28"/>
+          <w:rtl/>
+          <w:lang w:bidi="fa-IR"/>
+        </w:rPr>
+        <w:t>نویسه</w:t>
+      </w:r>
+      <w:proofErr w:type="spellEnd"/>
+      <w:r>
+        <w:rPr>
+          <w:rFonts w:cs="B Nazanin" w:hint="cs"/>
+          <w:sz w:val="28"/>
+          <w:szCs w:val="28"/>
+          <w:rtl/>
+          <w:lang w:bidi="fa-IR"/>
+        </w:rPr>
+        <w:t xml:space="preserve"> نه </w:t>
+      </w:r>
+      <w:proofErr w:type="spellStart"/>
+      <w:r>
+        <w:rPr>
+          <w:rFonts w:cs="B Nazanin" w:hint="cs"/>
+          <w:sz w:val="28"/>
+          <w:szCs w:val="28"/>
+          <w:rtl/>
+          <w:lang w:bidi="fa-IR"/>
+        </w:rPr>
+        <w:t>پترن</w:t>
+      </w:r>
+      <w:proofErr w:type="spellEnd"/>
+      <w:r>
+        <w:rPr>
+          <w:rFonts w:cs="B Nazanin" w:hint="cs"/>
+          <w:sz w:val="28"/>
+          <w:szCs w:val="28"/>
+          <w:rtl/>
+          <w:lang w:bidi="fa-IR"/>
+        </w:rPr>
+        <w:t xml:space="preserve">. در واقع یا </w:t>
+      </w:r>
+      <w:proofErr w:type="spellStart"/>
+      <w:r>
+        <w:rPr>
+          <w:rFonts w:cs="B Nazanin" w:hint="cs"/>
+          <w:sz w:val="28"/>
+          <w:szCs w:val="28"/>
+          <w:rtl/>
+          <w:lang w:bidi="fa-IR"/>
+        </w:rPr>
+        <w:t>بیزنس</w:t>
+      </w:r>
+      <w:proofErr w:type="spellEnd"/>
+      <w:r>
+        <w:rPr>
+          <w:rFonts w:cs="B Nazanin" w:hint="cs"/>
+          <w:sz w:val="28"/>
+          <w:szCs w:val="28"/>
+          <w:rtl/>
+          <w:lang w:bidi="fa-IR"/>
+        </w:rPr>
+        <w:t xml:space="preserve"> مشکل </w:t>
+      </w:r>
+      <w:proofErr w:type="spellStart"/>
+      <w:r>
+        <w:rPr>
+          <w:rFonts w:cs="B Nazanin" w:hint="cs"/>
+          <w:sz w:val="28"/>
+          <w:szCs w:val="28"/>
+          <w:rtl/>
+          <w:lang w:bidi="fa-IR"/>
+        </w:rPr>
+        <w:t>داره</w:t>
+      </w:r>
+      <w:proofErr w:type="spellEnd"/>
+      <w:r>
+        <w:rPr>
+          <w:rFonts w:cs="B Nazanin" w:hint="cs"/>
+          <w:sz w:val="28"/>
+          <w:szCs w:val="28"/>
+          <w:rtl/>
+          <w:lang w:bidi="fa-IR"/>
+        </w:rPr>
+        <w:t xml:space="preserve"> یا رعایت نشده یا نکته فنی ای رو برنامه </w:t>
+      </w:r>
+      <w:proofErr w:type="spellStart"/>
+      <w:r>
+        <w:rPr>
+          <w:rFonts w:cs="B Nazanin" w:hint="cs"/>
+          <w:sz w:val="28"/>
+          <w:szCs w:val="28"/>
+          <w:rtl/>
+          <w:lang w:bidi="fa-IR"/>
+        </w:rPr>
+        <w:t>نویس</w:t>
+      </w:r>
+      <w:proofErr w:type="spellEnd"/>
+      <w:r>
+        <w:rPr>
+          <w:rFonts w:cs="B Nazanin" w:hint="cs"/>
+          <w:sz w:val="28"/>
+          <w:szCs w:val="28"/>
+          <w:rtl/>
+          <w:lang w:bidi="fa-IR"/>
+        </w:rPr>
+        <w:t xml:space="preserve"> از قلم انداخته</w:t>
       </w:r>
       <w:r>
         <w:rPr>
@@ -7788,7 +14458,29 @@
           <w:rtl/>
           <w:lang w:bidi="fa-IR"/>
         </w:rPr>
-        <w:t xml:space="preserve">با بزرگتر شدن پروژه هم ممکنه پیچیدگی بالا بره؛ مثلا یه سری </w:t>
+        <w:t xml:space="preserve">با بزرگتر شدن پروژه هم ممکنه پیچیدگی بالا بره؛ مثلا </w:t>
+      </w:r>
+      <w:proofErr w:type="spellStart"/>
+      <w:r>
+        <w:rPr>
+          <w:rFonts w:cs="B Nazanin" w:hint="cs"/>
+          <w:sz w:val="28"/>
+          <w:szCs w:val="28"/>
+          <w:rtl/>
+          <w:lang w:bidi="fa-IR"/>
+        </w:rPr>
+        <w:t>یه</w:t>
+      </w:r>
+      <w:proofErr w:type="spellEnd"/>
+      <w:r>
+        <w:rPr>
+          <w:rFonts w:cs="B Nazanin" w:hint="cs"/>
+          <w:sz w:val="28"/>
+          <w:szCs w:val="28"/>
+          <w:rtl/>
+          <w:lang w:bidi="fa-IR"/>
+        </w:rPr>
+        <w:t xml:space="preserve"> سری </w:t>
       </w:r>
       <w:r>
         <w:rPr>
@@ -7852,7 +14544,29 @@
           <w:rtl/>
           <w:lang w:bidi="fa-IR"/>
         </w:rPr>
-        <w:t>تست کردنش میتونه سخت باشه چون سناریو های زیادی رو ممکنه نیاز باشه بررسی کنیم.</w:t>
+        <w:t xml:space="preserve">تست کردنش میتونه سخت باشه چون </w:t>
+      </w:r>
+      <w:proofErr w:type="spellStart"/>
+      <w:r>
+        <w:rPr>
+          <w:rFonts w:cs="B Nazanin" w:hint="cs"/>
+          <w:sz w:val="28"/>
+          <w:szCs w:val="28"/>
+          <w:rtl/>
+          <w:lang w:bidi="fa-IR"/>
+        </w:rPr>
+        <w:t>سناریو</w:t>
+      </w:r>
+      <w:proofErr w:type="spellEnd"/>
+      <w:r>
+        <w:rPr>
+          <w:rFonts w:cs="B Nazanin" w:hint="cs"/>
+          <w:sz w:val="28"/>
+          <w:szCs w:val="28"/>
+          <w:rtl/>
+          <w:lang w:bidi="fa-IR"/>
+        </w:rPr>
+        <w:t xml:space="preserve"> های زیادی رو ممکنه نیاز باشه بررسی کنیم.</w:t>
       </w:r>
     </w:p>
     <w:p>
